--- a/Game Dev Doc.docx
+++ b/Game Dev Doc.docx
@@ -14882,13 +14882,7 @@
               <w:rPr>
                 <w:rFonts w:ascii="Georgia" w:hAnsi="Georgia"/>
               </w:rPr>
-              <w:t xml:space="preserve"> politics, </w:t>
-            </w:r>
-            <w:r>
-              <w:rPr>
-                <w:rFonts w:ascii="Georgia" w:hAnsi="Georgia"/>
-              </w:rPr>
-              <w:t xml:space="preserve">celestial </w:t>
+              <w:t xml:space="preserve"> politics, celestial </w:t>
             </w:r>
             <w:proofErr w:type="spellStart"/>
             <w:r>
@@ -25563,6 +25557,727 @@
       <w:pPr>
         <w:pStyle w:val="Heading2"/>
         <w:rPr>
+          <w:kern w:val="2"/>
+          <w14:ligatures w14:val="standardContextual"/>
+        </w:rPr>
+      </w:pPr>
+      <w:r>
+        <w:rPr>
+          <w:rFonts w:ascii="Georgia" w:hAnsi="Georgia"/>
+        </w:rPr>
+        <w:t>6.4B Starter Gameplay Loops</w:t>
+      </w:r>
+    </w:p>
+    <w:p>
+      <w:pPr>
+        <w:spacing w:line="384" w:lineRule="auto"/>
+        <w:rPr>
+          <w:kern w:val="2"/>
+          <w14:ligatures w14:val="standardContextual"/>
+        </w:rPr>
+      </w:pPr>
+      <w:r>
+        <w:rPr>
+          <w:rFonts w:ascii="Georgia" w:hAnsi="Georgia"/>
+        </w:rPr>
+        <w:t>Starter gameplay loops are the first repeatable actions that teach the player how MIRAVERSEOSX works. Each loop starts small, gives a clear reward, and connects into larger systems so the player feels like they are building a real digital life from nothing.</w:t>
+      </w:r>
+    </w:p>
+    <w:tbl>
+      <w:tblPr>
+        <w:tblStyle w:val="GridTable4-Accent1"/>
+        <w:tblW w:w="5000" w:type="pct"/>
+        <w:tblLook w:val="04A0" w:firstRow="1" w:lastRow="0" w:firstColumn="1" w:lastColumn="0" w:noHBand="0" w:noVBand="1"/>
+      </w:tblPr>
+      <w:tblGrid>
+        <w:gridCol w:w="1299"/>
+        <w:gridCol w:w="4120"/>
+        <w:gridCol w:w="3921"/>
+      </w:tblGrid>
+      <w:tr>
+        <w:trPr>
+          <w:cnfStyle w:val="100000000000" w:firstRow="1" w:lastRow="0" w:firstColumn="0" w:lastColumn="0" w:oddVBand="0" w:evenVBand="0" w:oddHBand="0" w:evenHBand="0" w:firstRowFirstColumn="0" w:firstRowLastColumn="0" w:lastRowFirstColumn="0" w:lastRowLastColumn="0"/>
+        </w:trPr>
+        <w:tc>
+          <w:tcPr>
+            <w:cnfStyle w:val="001000000000" w:firstRow="0" w:lastRow="0" w:firstColumn="1" w:lastColumn="0" w:oddVBand="0" w:evenVBand="0" w:oddHBand="0" w:evenHBand="0" w:firstRowFirstColumn="0" w:firstRowLastColumn="0" w:lastRowFirstColumn="0" w:lastRowLastColumn="0"/>
+            <w:tcW w:w="0" w:type="auto"/>
+            <w:tcBorders>
+              <w:top w:val="single" w:sz="8" w:space="0" w:color="156082"/>
+              <w:left w:val="single" w:sz="8" w:space="0" w:color="156082"/>
+              <w:bottom w:val="single" w:sz="8" w:space="0" w:color="156082"/>
+            </w:tcBorders>
+            <w:shd w:val="clear" w:color="auto" w:fill="2A0A5E"/>
+            <w:tcMar>
+              <w:top w:w="100" w:type="dxa"/>
+              <w:left w:w="160" w:type="dxa"/>
+              <w:bottom w:w="100" w:type="dxa"/>
+              <w:right w:w="160" w:type="dxa"/>
+            </w:tcMar>
+            <w:hideMark/>
+          </w:tcPr>
+          <w:p>
+            <w:pPr>
+              <w:spacing w:before="0"/>
+              <w:rPr>
+                <w:kern w:val="2"/>
+                <w14:ligatures w14:val="standardContextual"/>
+              </w:rPr>
+            </w:pPr>
+            <w:r>
+              <w:rPr>
+                <w:rFonts w:ascii="Georgia" w:hAnsi="Georgia"/>
+                <w:color w:val="F0ECFF"/>
+              </w:rPr>
+              <w:t>Loop</w:t>
+            </w:r>
+          </w:p>
+        </w:tc>
+        <w:tc>
+          <w:tcPr>
+            <w:tcW w:w="0" w:type="auto"/>
+            <w:tcBorders>
+              <w:top w:val="single" w:sz="8" w:space="0" w:color="156082"/>
+              <w:bottom w:val="single" w:sz="8" w:space="0" w:color="156082"/>
+            </w:tcBorders>
+            <w:shd w:val="clear" w:color="auto" w:fill="2A0A5E"/>
+            <w:tcMar>
+              <w:top w:w="100" w:type="dxa"/>
+              <w:left w:w="160" w:type="dxa"/>
+              <w:bottom w:w="100" w:type="dxa"/>
+              <w:right w:w="160" w:type="dxa"/>
+            </w:tcMar>
+            <w:hideMark/>
+          </w:tcPr>
+          <w:p>
+            <w:pPr>
+              <w:spacing w:before="0"/>
+              <w:cnfStyle w:val="100000000000" w:firstRow="1" w:lastRow="0" w:firstColumn="0" w:lastColumn="0" w:oddVBand="0" w:evenVBand="0" w:oddHBand="0" w:evenHBand="0" w:firstRowFirstColumn="0" w:firstRowLastColumn="0" w:lastRowFirstColumn="0" w:lastRowLastColumn="0"/>
+            </w:pPr>
+            <w:r>
+              <w:rPr>
+                <w:rFonts w:ascii="Georgia" w:hAnsi="Georgia"/>
+                <w:color w:val="F0ECFF"/>
+              </w:rPr>
+              <w:t>Repeatable Actions</w:t>
+            </w:r>
+          </w:p>
+        </w:tc>
+        <w:tc>
+          <w:tcPr>
+            <w:tcW w:w="0" w:type="auto"/>
+            <w:tcBorders>
+              <w:top w:val="single" w:sz="8" w:space="0" w:color="156082"/>
+              <w:bottom w:val="single" w:sz="8" w:space="0" w:color="156082"/>
+              <w:right w:val="single" w:sz="8" w:space="0" w:color="156082"/>
+            </w:tcBorders>
+            <w:shd w:val="clear" w:color="auto" w:fill="2A0A5E"/>
+            <w:tcMar>
+              <w:top w:w="100" w:type="dxa"/>
+              <w:left w:w="160" w:type="dxa"/>
+              <w:bottom w:w="100" w:type="dxa"/>
+              <w:right w:w="160" w:type="dxa"/>
+            </w:tcMar>
+            <w:hideMark/>
+          </w:tcPr>
+          <w:p>
+            <w:pPr>
+              <w:spacing w:before="0"/>
+              <w:cnfStyle w:val="100000000000" w:firstRow="1" w:lastRow="0" w:firstColumn="0" w:lastColumn="0" w:oddVBand="0" w:evenVBand="0" w:oddHBand="0" w:evenHBand="0" w:firstRowFirstColumn="0" w:firstRowLastColumn="0" w:lastRowFirstColumn="0" w:lastRowLastColumn="0"/>
+            </w:pPr>
+            <w:r>
+              <w:rPr>
+                <w:rFonts w:ascii="Georgia" w:hAnsi="Georgia"/>
+                <w:color w:val="F0ECFF"/>
+              </w:rPr>
+              <w:t>Starter Rewards</w:t>
+            </w:r>
+          </w:p>
+        </w:tc>
+      </w:tr>
+      <w:tr>
+        <w:trPr>
+          <w:cnfStyle w:val="000000100000" w:firstRow="0" w:lastRow="0" w:firstColumn="0" w:lastColumn="0" w:oddVBand="0" w:evenVBand="0" w:oddHBand="1" w:evenHBand="0" w:firstRowFirstColumn="0" w:firstRowLastColumn="0" w:lastRowFirstColumn="0" w:lastRowLastColumn="0"/>
+        </w:trPr>
+        <w:tc>
+          <w:tcPr>
+            <w:cnfStyle w:val="001000000000" w:firstRow="0" w:lastRow="0" w:firstColumn="1" w:lastColumn="0" w:oddVBand="0" w:evenVBand="0" w:oddHBand="0" w:evenHBand="0" w:firstRowFirstColumn="0" w:firstRowLastColumn="0" w:lastRowFirstColumn="0" w:lastRowLastColumn="0"/>
+            <w:tcW w:w="0" w:type="auto"/>
+            <w:tcBorders>
+              <w:top w:val="nil"/>
+              <w:left w:val="single" w:sz="8" w:space="0" w:color="45B0E1"/>
+              <w:bottom w:val="single" w:sz="8" w:space="0" w:color="45B0E1"/>
+              <w:right w:val="single" w:sz="8" w:space="0" w:color="45B0E1"/>
+            </w:tcBorders>
+            <w:shd w:val="clear" w:color="auto" w:fill="C1E4F5"/>
+            <w:hideMark/>
+          </w:tcPr>
+          <w:p>
+            <w:pPr>
+              <w:spacing w:before="0"/>
+            </w:pPr>
+            <w:r>
+              <w:rPr>
+                <w:rFonts w:ascii="Georgia" w:hAnsi="Georgia"/>
+                <w:b w:val="0"/>
+                <w:bCs w:val="0"/>
+              </w:rPr>
+              <w:t>Identity Loop</w:t>
+            </w:r>
+          </w:p>
+        </w:tc>
+        <w:tc>
+          <w:tcPr>
+            <w:tcW w:w="0" w:type="auto"/>
+            <w:tcBorders>
+              <w:top w:val="nil"/>
+              <w:left w:val="nil"/>
+              <w:bottom w:val="single" w:sz="8" w:space="0" w:color="45B0E1"/>
+              <w:right w:val="single" w:sz="8" w:space="0" w:color="45B0E1"/>
+            </w:tcBorders>
+            <w:shd w:val="clear" w:color="auto" w:fill="C1E4F5"/>
+            <w:hideMark/>
+          </w:tcPr>
+          <w:p>
+            <w:pPr>
+              <w:spacing w:before="0"/>
+              <w:cnfStyle w:val="000000100000" w:firstRow="0" w:lastRow="0" w:firstColumn="0" w:lastColumn="0" w:oddVBand="0" w:evenVBand="0" w:oddHBand="1" w:evenHBand="0" w:firstRowFirstColumn="0" w:firstRowLastColumn="0" w:lastRowFirstColumn="0" w:lastRowLastColumn="0"/>
+            </w:pPr>
+            <w:r>
+              <w:rPr>
+                <w:rFonts w:ascii="Georgia" w:hAnsi="Georgia"/>
+              </w:rPr>
+              <w:t>Review registration, update profile fields, confirm House placement, check Aura Passport status, and respond to onboarding notices.</w:t>
+            </w:r>
+          </w:p>
+        </w:tc>
+        <w:tc>
+          <w:tcPr>
+            <w:tcW w:w="0" w:type="auto"/>
+            <w:tcBorders>
+              <w:top w:val="nil"/>
+              <w:left w:val="nil"/>
+              <w:bottom w:val="single" w:sz="8" w:space="0" w:color="45B0E1"/>
+              <w:right w:val="single" w:sz="8" w:space="0" w:color="45B0E1"/>
+            </w:tcBorders>
+            <w:shd w:val="clear" w:color="auto" w:fill="C1E4F5"/>
+            <w:hideMark/>
+          </w:tcPr>
+          <w:p>
+            <w:pPr>
+              <w:spacing w:before="0"/>
+              <w:cnfStyle w:val="000000100000" w:firstRow="0" w:lastRow="0" w:firstColumn="0" w:lastColumn="0" w:oddVBand="0" w:evenVBand="0" w:oddHBand="1" w:evenHBand="0" w:firstRowFirstColumn="0" w:firstRowLastColumn="0" w:lastRowFirstColumn="0" w:lastRowLastColumn="0"/>
+            </w:pPr>
+            <w:r>
+              <w:rPr>
+                <w:rFonts w:ascii="Georgia" w:hAnsi="Georgia"/>
+              </w:rPr>
+              <w:t>System trust, basic clearance, first reputation flags, Notice Board access, and small XP.</w:t>
+            </w:r>
+          </w:p>
+        </w:tc>
+      </w:tr>
+      <w:tr>
+        <w:tc>
+          <w:tcPr>
+            <w:cnfStyle w:val="001000000000" w:firstRow="0" w:lastRow="0" w:firstColumn="1" w:lastColumn="0" w:oddVBand="0" w:evenVBand="0" w:oddHBand="0" w:evenHBand="0" w:firstRowFirstColumn="0" w:firstRowLastColumn="0" w:lastRowFirstColumn="0" w:lastRowLastColumn="0"/>
+            <w:tcW w:w="0" w:type="auto"/>
+            <w:tcBorders>
+              <w:top w:val="nil"/>
+              <w:left w:val="single" w:sz="8" w:space="0" w:color="45B0E1"/>
+              <w:bottom w:val="single" w:sz="8" w:space="0" w:color="45B0E1"/>
+              <w:right w:val="single" w:sz="8" w:space="0" w:color="45B0E1"/>
+            </w:tcBorders>
+            <w:hideMark/>
+          </w:tcPr>
+          <w:p>
+            <w:pPr>
+              <w:spacing w:before="0"/>
+            </w:pPr>
+            <w:r>
+              <w:rPr>
+                <w:rFonts w:ascii="Georgia" w:hAnsi="Georgia"/>
+                <w:b w:val="0"/>
+                <w:bCs w:val="0"/>
+              </w:rPr>
+              <w:t>Dorm Loop</w:t>
+            </w:r>
+          </w:p>
+        </w:tc>
+        <w:tc>
+          <w:tcPr>
+            <w:tcW w:w="0" w:type="auto"/>
+            <w:tcBorders>
+              <w:top w:val="nil"/>
+              <w:left w:val="nil"/>
+              <w:bottom w:val="single" w:sz="8" w:space="0" w:color="45B0E1"/>
+              <w:right w:val="single" w:sz="8" w:space="0" w:color="45B0E1"/>
+            </w:tcBorders>
+            <w:hideMark/>
+          </w:tcPr>
+          <w:p>
+            <w:pPr>
+              <w:spacing w:before="0"/>
+              <w:cnfStyle w:val="000000000000" w:firstRow="0" w:lastRow="0" w:firstColumn="0" w:lastColumn="0" w:oddVBand="0" w:evenVBand="0" w:oddHBand="0" w:evenHBand="0" w:firstRowFirstColumn="0" w:firstRowLastColumn="0" w:lastRowFirstColumn="0" w:lastRowLastColumn="0"/>
+            </w:pPr>
+            <w:r>
+              <w:rPr>
+                <w:rFonts w:ascii="Georgia" w:hAnsi="Georgia"/>
+              </w:rPr>
+              <w:t>Unpack starter items, clean the room, check the Room Board, decorate, rest, and trigger dorm events or visitor scenes.</w:t>
+            </w:r>
+          </w:p>
+        </w:tc>
+        <w:tc>
+          <w:tcPr>
+            <w:tcW w:w="0" w:type="auto"/>
+            <w:tcBorders>
+              <w:top w:val="nil"/>
+              <w:left w:val="nil"/>
+              <w:bottom w:val="single" w:sz="8" w:space="0" w:color="45B0E1"/>
+              <w:right w:val="single" w:sz="8" w:space="0" w:color="45B0E1"/>
+            </w:tcBorders>
+            <w:hideMark/>
+          </w:tcPr>
+          <w:p>
+            <w:pPr>
+              <w:spacing w:before="0"/>
+              <w:cnfStyle w:val="000000000000" w:firstRow="0" w:lastRow="0" w:firstColumn="0" w:lastColumn="0" w:oddVBand="0" w:evenVBand="0" w:oddHBand="0" w:evenHBand="0" w:firstRowFirstColumn="0" w:firstRowLastColumn="0" w:lastRowFirstColumn="0" w:lastRowLastColumn="0"/>
+            </w:pPr>
+            <w:r>
+              <w:rPr>
+                <w:rFonts w:ascii="Georgia" w:hAnsi="Georgia"/>
+              </w:rPr>
+              <w:t>Comfort, stamina recovery, storage access, dorm tasks, mood bonuses, and early relationship opportunities.</w:t>
+            </w:r>
+          </w:p>
+        </w:tc>
+      </w:tr>
+      <w:tr>
+        <w:trPr>
+          <w:cnfStyle w:val="000000100000" w:firstRow="0" w:lastRow="0" w:firstColumn="0" w:lastColumn="0" w:oddVBand="0" w:evenVBand="0" w:oddHBand="1" w:evenHBand="0" w:firstRowFirstColumn="0" w:firstRowLastColumn="0" w:lastRowFirstColumn="0" w:lastRowLastColumn="0"/>
+        </w:trPr>
+        <w:tc>
+          <w:tcPr>
+            <w:cnfStyle w:val="001000000000" w:firstRow="0" w:lastRow="0" w:firstColumn="1" w:lastColumn="0" w:oddVBand="0" w:evenVBand="0" w:oddHBand="0" w:evenHBand="0" w:firstRowFirstColumn="0" w:firstRowLastColumn="0" w:lastRowFirstColumn="0" w:lastRowLastColumn="0"/>
+            <w:tcW w:w="0" w:type="auto"/>
+            <w:tcBorders>
+              <w:top w:val="nil"/>
+              <w:left w:val="single" w:sz="8" w:space="0" w:color="45B0E1"/>
+              <w:bottom w:val="single" w:sz="8" w:space="0" w:color="45B0E1"/>
+              <w:right w:val="single" w:sz="8" w:space="0" w:color="45B0E1"/>
+            </w:tcBorders>
+            <w:shd w:val="clear" w:color="auto" w:fill="C1E4F5"/>
+            <w:hideMark/>
+          </w:tcPr>
+          <w:p>
+            <w:pPr>
+              <w:spacing w:before="0"/>
+            </w:pPr>
+            <w:r>
+              <w:rPr>
+                <w:rFonts w:ascii="Georgia" w:hAnsi="Georgia"/>
+                <w:b w:val="0"/>
+                <w:bCs w:val="0"/>
+              </w:rPr>
+              <w:t>Phone &amp; Comms Loop</w:t>
+            </w:r>
+          </w:p>
+        </w:tc>
+        <w:tc>
+          <w:tcPr>
+            <w:tcW w:w="0" w:type="auto"/>
+            <w:tcBorders>
+              <w:top w:val="nil"/>
+              <w:left w:val="nil"/>
+              <w:bottom w:val="single" w:sz="8" w:space="0" w:color="45B0E1"/>
+              <w:right w:val="single" w:sz="8" w:space="0" w:color="45B0E1"/>
+            </w:tcBorders>
+            <w:shd w:val="clear" w:color="auto" w:fill="C1E4F5"/>
+            <w:hideMark/>
+          </w:tcPr>
+          <w:p>
+            <w:pPr>
+              <w:spacing w:before="0"/>
+              <w:cnfStyle w:val="000000100000" w:firstRow="0" w:lastRow="0" w:firstColumn="0" w:lastColumn="0" w:oddVBand="0" w:evenVBand="0" w:oddHBand="1" w:evenHBand="0" w:firstRowFirstColumn="0" w:firstRowLastColumn="0" w:lastRowFirstColumn="0" w:lastRowLastColumn="0"/>
+            </w:pPr>
+            <w:r>
+              <w:rPr>
+                <w:rFonts w:ascii="Georgia" w:hAnsi="Georgia"/>
+              </w:rPr>
+              <w:t xml:space="preserve">Activate phone </w:t>
+            </w:r>
+            <w:proofErr w:type="gramStart"/>
+            <w:r>
+              <w:rPr>
+                <w:rFonts w:ascii="Georgia" w:hAnsi="Georgia"/>
+              </w:rPr>
+              <w:t>number</w:t>
+            </w:r>
+            <w:proofErr w:type="gramEnd"/>
+            <w:r>
+              <w:rPr>
+                <w:rFonts w:ascii="Georgia" w:hAnsi="Georgia"/>
+              </w:rPr>
+              <w:t xml:space="preserve">, add contacts, reply to messages, join first channels, </w:t>
+            </w:r>
+            <w:r>
+              <w:rPr>
+                <w:rFonts w:ascii="Georgia" w:hAnsi="Georgia"/>
+              </w:rPr>
+              <w:lastRenderedPageBreak/>
+              <w:t>answer missed calls, and follow social prompts.</w:t>
+            </w:r>
+          </w:p>
+        </w:tc>
+        <w:tc>
+          <w:tcPr>
+            <w:tcW w:w="0" w:type="auto"/>
+            <w:tcBorders>
+              <w:top w:val="nil"/>
+              <w:left w:val="nil"/>
+              <w:bottom w:val="single" w:sz="8" w:space="0" w:color="45B0E1"/>
+              <w:right w:val="single" w:sz="8" w:space="0" w:color="45B0E1"/>
+            </w:tcBorders>
+            <w:shd w:val="clear" w:color="auto" w:fill="C1E4F5"/>
+            <w:hideMark/>
+          </w:tcPr>
+          <w:p>
+            <w:pPr>
+              <w:spacing w:before="0"/>
+              <w:cnfStyle w:val="000000100000" w:firstRow="0" w:lastRow="0" w:firstColumn="0" w:lastColumn="0" w:oddVBand="0" w:evenVBand="0" w:oddHBand="1" w:evenHBand="0" w:firstRowFirstColumn="0" w:firstRowLastColumn="0" w:lastRowFirstColumn="0" w:lastRowLastColumn="0"/>
+            </w:pPr>
+            <w:r>
+              <w:rPr>
+                <w:rFonts w:ascii="Georgia" w:hAnsi="Georgia"/>
+              </w:rPr>
+              <w:lastRenderedPageBreak/>
+              <w:t>Contacts, relationship vectors, rumor leads, first hangouts, emergency routing, and social tutorial rewards.</w:t>
+            </w:r>
+          </w:p>
+        </w:tc>
+      </w:tr>
+      <w:tr>
+        <w:tc>
+          <w:tcPr>
+            <w:cnfStyle w:val="001000000000" w:firstRow="0" w:lastRow="0" w:firstColumn="1" w:lastColumn="0" w:oddVBand="0" w:evenVBand="0" w:oddHBand="0" w:evenHBand="0" w:firstRowFirstColumn="0" w:firstRowLastColumn="0" w:lastRowFirstColumn="0" w:lastRowLastColumn="0"/>
+            <w:tcW w:w="0" w:type="auto"/>
+            <w:tcBorders>
+              <w:top w:val="nil"/>
+              <w:left w:val="single" w:sz="8" w:space="0" w:color="45B0E1"/>
+              <w:bottom w:val="single" w:sz="8" w:space="0" w:color="45B0E1"/>
+              <w:right w:val="single" w:sz="8" w:space="0" w:color="45B0E1"/>
+            </w:tcBorders>
+            <w:hideMark/>
+          </w:tcPr>
+          <w:p>
+            <w:pPr>
+              <w:spacing w:before="0"/>
+            </w:pPr>
+            <w:r>
+              <w:rPr>
+                <w:rFonts w:ascii="Georgia" w:hAnsi="Georgia"/>
+                <w:b w:val="0"/>
+                <w:bCs w:val="0"/>
+              </w:rPr>
+              <w:t>Faith Medical Loop</w:t>
+            </w:r>
+          </w:p>
+        </w:tc>
+        <w:tc>
+          <w:tcPr>
+            <w:tcW w:w="0" w:type="auto"/>
+            <w:tcBorders>
+              <w:top w:val="nil"/>
+              <w:left w:val="nil"/>
+              <w:bottom w:val="single" w:sz="8" w:space="0" w:color="45B0E1"/>
+              <w:right w:val="single" w:sz="8" w:space="0" w:color="45B0E1"/>
+            </w:tcBorders>
+            <w:hideMark/>
+          </w:tcPr>
+          <w:p>
+            <w:pPr>
+              <w:spacing w:before="0"/>
+              <w:cnfStyle w:val="000000000000" w:firstRow="0" w:lastRow="0" w:firstColumn="0" w:lastColumn="0" w:oddVBand="0" w:evenVBand="0" w:oddHBand="0" w:evenHBand="0" w:firstRowFirstColumn="0" w:firstRowLastColumn="0" w:lastRowFirstColumn="0" w:lastRowLastColumn="0"/>
+            </w:pPr>
+            <w:r>
+              <w:rPr>
+                <w:rFonts w:ascii="Georgia" w:hAnsi="Georgia"/>
+              </w:rPr>
+              <w:t>Open the Faith Medical portal, complete intake, schedule scans, review aura results, follow treatment tasks, and monitor symptoms.</w:t>
+            </w:r>
+          </w:p>
+        </w:tc>
+        <w:tc>
+          <w:tcPr>
+            <w:tcW w:w="0" w:type="auto"/>
+            <w:tcBorders>
+              <w:top w:val="nil"/>
+              <w:left w:val="nil"/>
+              <w:bottom w:val="single" w:sz="8" w:space="0" w:color="45B0E1"/>
+              <w:right w:val="single" w:sz="8" w:space="0" w:color="45B0E1"/>
+            </w:tcBorders>
+            <w:hideMark/>
+          </w:tcPr>
+          <w:p>
+            <w:pPr>
+              <w:spacing w:before="0"/>
+              <w:cnfStyle w:val="000000000000" w:firstRow="0" w:lastRow="0" w:firstColumn="0" w:lastColumn="0" w:oddVBand="0" w:evenVBand="0" w:oddHBand="0" w:evenHBand="0" w:firstRowFirstColumn="0" w:firstRowLastColumn="0" w:lastRowFirstColumn="0" w:lastRowLastColumn="0"/>
+            </w:pPr>
+            <w:r>
+              <w:rPr>
+                <w:rFonts w:ascii="Georgia" w:hAnsi="Georgia"/>
+              </w:rPr>
+              <w:t>Basic medical record, aura baseline, recovery options, Faith Medical reputation, and first hints of unusual lineage data.</w:t>
+            </w:r>
+          </w:p>
+        </w:tc>
+      </w:tr>
+      <w:tr>
+        <w:trPr>
+          <w:cnfStyle w:val="000000100000" w:firstRow="0" w:lastRow="0" w:firstColumn="0" w:lastColumn="0" w:oddVBand="0" w:evenVBand="0" w:oddHBand="1" w:evenHBand="0" w:firstRowFirstColumn="0" w:firstRowLastColumn="0" w:lastRowFirstColumn="0" w:lastRowLastColumn="0"/>
+        </w:trPr>
+        <w:tc>
+          <w:tcPr>
+            <w:cnfStyle w:val="001000000000" w:firstRow="0" w:lastRow="0" w:firstColumn="1" w:lastColumn="0" w:oddVBand="0" w:evenVBand="0" w:oddHBand="0" w:evenHBand="0" w:firstRowFirstColumn="0" w:firstRowLastColumn="0" w:lastRowFirstColumn="0" w:lastRowLastColumn="0"/>
+            <w:tcW w:w="0" w:type="auto"/>
+            <w:tcBorders>
+              <w:top w:val="nil"/>
+              <w:left w:val="single" w:sz="8" w:space="0" w:color="45B0E1"/>
+              <w:bottom w:val="single" w:sz="8" w:space="0" w:color="45B0E1"/>
+              <w:right w:val="single" w:sz="8" w:space="0" w:color="45B0E1"/>
+            </w:tcBorders>
+            <w:shd w:val="clear" w:color="auto" w:fill="C1E4F5"/>
+            <w:hideMark/>
+          </w:tcPr>
+          <w:p>
+            <w:pPr>
+              <w:spacing w:before="0"/>
+            </w:pPr>
+            <w:r>
+              <w:rPr>
+                <w:rFonts w:ascii="Georgia" w:hAnsi="Georgia"/>
+                <w:b w:val="0"/>
+                <w:bCs w:val="0"/>
+              </w:rPr>
+              <w:t>Starter Credit Loop</w:t>
+            </w:r>
+          </w:p>
+        </w:tc>
+        <w:tc>
+          <w:tcPr>
+            <w:tcW w:w="0" w:type="auto"/>
+            <w:tcBorders>
+              <w:top w:val="nil"/>
+              <w:left w:val="nil"/>
+              <w:bottom w:val="single" w:sz="8" w:space="0" w:color="45B0E1"/>
+              <w:right w:val="single" w:sz="8" w:space="0" w:color="45B0E1"/>
+            </w:tcBorders>
+            <w:shd w:val="clear" w:color="auto" w:fill="C1E4F5"/>
+            <w:hideMark/>
+          </w:tcPr>
+          <w:p>
+            <w:pPr>
+              <w:spacing w:before="0"/>
+              <w:cnfStyle w:val="000000100000" w:firstRow="0" w:lastRow="0" w:firstColumn="0" w:lastColumn="0" w:oddVBand="0" w:evenVBand="0" w:oddHBand="1" w:evenHBand="0" w:firstRowFirstColumn="0" w:firstRowLastColumn="0" w:lastRowFirstColumn="0" w:lastRowLastColumn="0"/>
+            </w:pPr>
+            <w:r>
+              <w:rPr>
+                <w:rFonts w:ascii="Georgia" w:hAnsi="Georgia"/>
+              </w:rPr>
+              <w:t>Accept small Notice Board tasks, complete chores, assist NPCs, submit reports, and claim starter stipends or micro-payments.</w:t>
+            </w:r>
+          </w:p>
+        </w:tc>
+        <w:tc>
+          <w:tcPr>
+            <w:tcW w:w="0" w:type="auto"/>
+            <w:tcBorders>
+              <w:top w:val="nil"/>
+              <w:left w:val="nil"/>
+              <w:bottom w:val="single" w:sz="8" w:space="0" w:color="45B0E1"/>
+              <w:right w:val="single" w:sz="8" w:space="0" w:color="45B0E1"/>
+            </w:tcBorders>
+            <w:shd w:val="clear" w:color="auto" w:fill="C1E4F5"/>
+            <w:hideMark/>
+          </w:tcPr>
+          <w:p>
+            <w:pPr>
+              <w:spacing w:before="0"/>
+              <w:cnfStyle w:val="000000100000" w:firstRow="0" w:lastRow="0" w:firstColumn="0" w:lastColumn="0" w:oddVBand="0" w:evenVBand="0" w:oddHBand="1" w:evenHBand="0" w:firstRowFirstColumn="0" w:firstRowLastColumn="0" w:lastRowFirstColumn="0" w:lastRowLastColumn="0"/>
+            </w:pPr>
+            <w:r>
+              <w:rPr>
+                <w:rFonts w:ascii="Georgia" w:hAnsi="Georgia"/>
+              </w:rPr>
+              <w:t>Credits, task XP, early purchases, dorm upgrades, phone add-ons, and low-level reputation gains.</w:t>
+            </w:r>
+          </w:p>
+        </w:tc>
+      </w:tr>
+      <w:tr>
+        <w:tc>
+          <w:tcPr>
+            <w:cnfStyle w:val="001000000000" w:firstRow="0" w:lastRow="0" w:firstColumn="1" w:lastColumn="0" w:oddVBand="0" w:evenVBand="0" w:oddHBand="0" w:evenHBand="0" w:firstRowFirstColumn="0" w:firstRowLastColumn="0" w:lastRowFirstColumn="0" w:lastRowLastColumn="0"/>
+            <w:tcW w:w="0" w:type="auto"/>
+            <w:tcBorders>
+              <w:top w:val="nil"/>
+              <w:left w:val="single" w:sz="8" w:space="0" w:color="45B0E1"/>
+              <w:bottom w:val="single" w:sz="8" w:space="0" w:color="45B0E1"/>
+              <w:right w:val="single" w:sz="8" w:space="0" w:color="45B0E1"/>
+            </w:tcBorders>
+            <w:hideMark/>
+          </w:tcPr>
+          <w:p>
+            <w:pPr>
+              <w:spacing w:before="0"/>
+            </w:pPr>
+            <w:r>
+              <w:rPr>
+                <w:rFonts w:ascii="Georgia" w:hAnsi="Georgia"/>
+                <w:b w:val="0"/>
+                <w:bCs w:val="0"/>
+              </w:rPr>
+              <w:t>Pulse Loop</w:t>
+            </w:r>
+          </w:p>
+        </w:tc>
+        <w:tc>
+          <w:tcPr>
+            <w:tcW w:w="0" w:type="auto"/>
+            <w:tcBorders>
+              <w:top w:val="nil"/>
+              <w:left w:val="nil"/>
+              <w:bottom w:val="single" w:sz="8" w:space="0" w:color="45B0E1"/>
+              <w:right w:val="single" w:sz="8" w:space="0" w:color="45B0E1"/>
+            </w:tcBorders>
+            <w:hideMark/>
+          </w:tcPr>
+          <w:p>
+            <w:pPr>
+              <w:spacing w:before="0"/>
+              <w:cnfStyle w:val="000000000000" w:firstRow="0" w:lastRow="0" w:firstColumn="0" w:lastColumn="0" w:oddVBand="0" w:evenVBand="0" w:oddHBand="0" w:evenHBand="0" w:firstRowFirstColumn="0" w:firstRowLastColumn="0" w:lastRowFirstColumn="0" w:lastRowLastColumn="0"/>
+            </w:pPr>
+            <w:r>
+              <w:rPr>
+                <w:rFonts w:ascii="Georgia" w:hAnsi="Georgia"/>
+              </w:rPr>
+              <w:t>Create a profile, follow classmates, react to posts, share safe updates, track trends, and notice suspicious social anomalies.</w:t>
+            </w:r>
+          </w:p>
+        </w:tc>
+        <w:tc>
+          <w:tcPr>
+            <w:tcW w:w="0" w:type="auto"/>
+            <w:tcBorders>
+              <w:top w:val="nil"/>
+              <w:left w:val="nil"/>
+              <w:bottom w:val="single" w:sz="8" w:space="0" w:color="45B0E1"/>
+              <w:right w:val="single" w:sz="8" w:space="0" w:color="45B0E1"/>
+            </w:tcBorders>
+            <w:hideMark/>
+          </w:tcPr>
+          <w:p>
+            <w:pPr>
+              <w:spacing w:before="0"/>
+              <w:cnfStyle w:val="000000000000" w:firstRow="0" w:lastRow="0" w:firstColumn="0" w:lastColumn="0" w:oddVBand="0" w:evenVBand="0" w:oddHBand="0" w:evenHBand="0" w:firstRowFirstColumn="0" w:firstRowLastColumn="0" w:lastRowFirstColumn="0" w:lastRowLastColumn="0"/>
+            </w:pPr>
+            <w:r>
+              <w:rPr>
+                <w:rFonts w:ascii="Georgia" w:hAnsi="Georgia"/>
+              </w:rPr>
+              <w:t>Followers, Campus Reputation, rumor visibility, social event invites, and early PRISM hijack foreshadowing.</w:t>
+            </w:r>
+          </w:p>
+        </w:tc>
+      </w:tr>
+      <w:tr>
+        <w:trPr>
+          <w:cnfStyle w:val="000000100000" w:firstRow="0" w:lastRow="0" w:firstColumn="0" w:lastColumn="0" w:oddVBand="0" w:evenVBand="0" w:oddHBand="1" w:evenHBand="0" w:firstRowFirstColumn="0" w:firstRowLastColumn="0" w:lastRowFirstColumn="0" w:lastRowLastColumn="0"/>
+        </w:trPr>
+        <w:tc>
+          <w:tcPr>
+            <w:cnfStyle w:val="001000000000" w:firstRow="0" w:lastRow="0" w:firstColumn="1" w:lastColumn="0" w:oddVBand="0" w:evenVBand="0" w:oddHBand="0" w:evenHBand="0" w:firstRowFirstColumn="0" w:firstRowLastColumn="0" w:lastRowFirstColumn="0" w:lastRowLastColumn="0"/>
+            <w:tcW w:w="0" w:type="auto"/>
+            <w:tcBorders>
+              <w:top w:val="nil"/>
+              <w:left w:val="single" w:sz="8" w:space="0" w:color="45B0E1"/>
+              <w:bottom w:val="single" w:sz="8" w:space="0" w:color="45B0E1"/>
+              <w:right w:val="single" w:sz="8" w:space="0" w:color="45B0E1"/>
+            </w:tcBorders>
+            <w:shd w:val="clear" w:color="auto" w:fill="C1E4F5"/>
+            <w:hideMark/>
+          </w:tcPr>
+          <w:p>
+            <w:pPr>
+              <w:spacing w:before="0"/>
+            </w:pPr>
+            <w:r>
+              <w:rPr>
+                <w:rFonts w:ascii="Georgia" w:hAnsi="Georgia"/>
+                <w:b w:val="0"/>
+                <w:bCs w:val="0"/>
+              </w:rPr>
+              <w:t>First Quest Loop</w:t>
+            </w:r>
+          </w:p>
+        </w:tc>
+        <w:tc>
+          <w:tcPr>
+            <w:tcW w:w="0" w:type="auto"/>
+            <w:tcBorders>
+              <w:top w:val="nil"/>
+              <w:left w:val="nil"/>
+              <w:bottom w:val="single" w:sz="8" w:space="0" w:color="45B0E1"/>
+              <w:right w:val="single" w:sz="8" w:space="0" w:color="45B0E1"/>
+            </w:tcBorders>
+            <w:shd w:val="clear" w:color="auto" w:fill="C1E4F5"/>
+            <w:hideMark/>
+          </w:tcPr>
+          <w:p>
+            <w:pPr>
+              <w:spacing w:before="0"/>
+              <w:cnfStyle w:val="000000100000" w:firstRow="0" w:lastRow="0" w:firstColumn="0" w:lastColumn="0" w:oddVBand="0" w:evenVBand="0" w:oddHBand="1" w:evenHBand="0" w:firstRowFirstColumn="0" w:firstRowLastColumn="0" w:lastRowFirstColumn="0" w:lastRowLastColumn="0"/>
+            </w:pPr>
+            <w:r>
+              <w:rPr>
+                <w:rFonts w:ascii="Georgia" w:hAnsi="Georgia"/>
+              </w:rPr>
+              <w:t>Choose a lead, investigate files or locations, talk to NPCs, use an app mechanic, resolve the objective, and receive a follow-up hook.</w:t>
+            </w:r>
+          </w:p>
+        </w:tc>
+        <w:tc>
+          <w:tcPr>
+            <w:tcW w:w="0" w:type="auto"/>
+            <w:tcBorders>
+              <w:top w:val="nil"/>
+              <w:left w:val="nil"/>
+              <w:bottom w:val="single" w:sz="8" w:space="0" w:color="45B0E1"/>
+              <w:right w:val="single" w:sz="8" w:space="0" w:color="45B0E1"/>
+            </w:tcBorders>
+            <w:shd w:val="clear" w:color="auto" w:fill="C1E4F5"/>
+            <w:hideMark/>
+          </w:tcPr>
+          <w:p>
+            <w:pPr>
+              <w:spacing w:before="0"/>
+              <w:cnfStyle w:val="000000100000" w:firstRow="0" w:lastRow="0" w:firstColumn="0" w:lastColumn="0" w:oddVBand="0" w:evenVBand="0" w:oddHBand="1" w:evenHBand="0" w:firstRowFirstColumn="0" w:firstRowLastColumn="0" w:lastRowFirstColumn="0" w:lastRowLastColumn="0"/>
+            </w:pPr>
+            <w:r>
+              <w:rPr>
+                <w:rFonts w:ascii="Georgia" w:hAnsi="Georgia"/>
+              </w:rPr>
+              <w:t>Quest XP, lore clues, relationship progress, app practice, credits, and branching early-life direction.</w:t>
+            </w:r>
+          </w:p>
+        </w:tc>
+      </w:tr>
+    </w:tbl>
+    <w:p>
+      <w:pPr>
+        <w:pStyle w:val="Heading2"/>
+        <w:rPr>
           <w:rFonts w:ascii="Georgia" w:hAnsi="Georgia"/>
           <w:kern w:val="2"/>
           <w14:ligatures w14:val="standardContextual"/>
@@ -26035,7 +26750,6 @@
               <w:rPr>
                 <w:rFonts w:ascii="Georgia" w:hAnsi="Georgia"/>
               </w:rPr>
-              <w:lastRenderedPageBreak/>
               <w:t>Browser</w:t>
             </w:r>
           </w:p>
@@ -26826,7 +27540,15 @@
           <w:rFonts w:ascii="Georgia" w:hAnsi="Georgia"/>
           <w:szCs w:val="22"/>
         </w:rPr>
-        <w:t>Process Monitor lets players inspect active system processes, suspicious background tasks, hidden malware, and PRISM-influenced services. Normal processes may include classroom apps, communication services, and city transit feeds. Dangerous entries appear as unstable names, missing signatures, or processes that change when observed.</w:t>
+        <w:t xml:space="preserve">Process Monitor lets players inspect active system processes, suspicious background tasks, hidden malware, and PRISM-influenced services. Normal processes may include classroom </w:t>
+      </w:r>
+      <w:r>
+        <w:rPr>
+          <w:rFonts w:ascii="Georgia" w:hAnsi="Georgia"/>
+          <w:szCs w:val="22"/>
+        </w:rPr>
+        <w:lastRenderedPageBreak/>
+        <w:t>apps, communication services, and city transit feeds. Dangerous entries appear as unstable names, missing signatures, or processes that change when observed.</w:t>
       </w:r>
     </w:p>
     <w:p>
@@ -26929,35 +27651,7 @@
           <w:rFonts w:ascii="Georgia" w:hAnsi="Georgia"/>
           <w:szCs w:val="22"/>
         </w:rPr>
-        <w:t xml:space="preserve"> is the core spell-coding system. Players build spells by combining coded modules such as Firewall, Routing, Compression, Encryption, Echo, Anchor, Pulse, and Null. A spell is not simply learned; it is </w:t>
-      </w:r>
-      <w:r>
-        <w:rPr>
-          <w:rFonts w:ascii="Georgia" w:hAnsi="Georgia"/>
-          <w:szCs w:val="22"/>
-        </w:rPr>
-        <w:t>forged</w:t>
-      </w:r>
-      <w:r>
-        <w:rPr>
-          <w:rFonts w:ascii="Georgia" w:hAnsi="Georgia"/>
-          <w:szCs w:val="22"/>
-        </w:rPr>
-        <w:t>, tested, debugged, and stabilized</w:t>
-      </w:r>
-      <w:r>
-        <w:rPr>
-          <w:rFonts w:ascii="Georgia" w:hAnsi="Georgia"/>
-          <w:szCs w:val="22"/>
-        </w:rPr>
-        <w:t xml:space="preserve"> before it can safely affect the Veil</w:t>
-      </w:r>
-      <w:r>
-        <w:rPr>
-          <w:rFonts w:ascii="Georgia" w:hAnsi="Georgia"/>
-          <w:szCs w:val="22"/>
-        </w:rPr>
-        <w:t>.</w:t>
+        <w:t xml:space="preserve"> is the core spell-coding system. Players build spells by combining coded modules such as Firewall, Routing, Compression, Encryption, Echo, Anchor, Pulse, and Null. A spell is not simply learned; it is forged, tested, debugged, and stabilized before it can safely affect the Veil.</w:t>
       </w:r>
     </w:p>
     <w:tbl>
@@ -27444,7 +28138,6 @@
                 <w:bCs w:val="0"/>
                 <w:color w:val="F0ECFF"/>
               </w:rPr>
-              <w:lastRenderedPageBreak/>
               <w:t>Module Family</w:t>
             </w:r>
           </w:p>
@@ -27759,6 +28452,7 @@
               <w:rPr>
                 <w:rFonts w:ascii="Georgia" w:hAnsi="Georgia"/>
               </w:rPr>
+              <w:lastRenderedPageBreak/>
               <w:t>Air / Autumn</w:t>
             </w:r>
           </w:p>
@@ -28460,7 +29154,6 @@
           <w:rFonts w:ascii="Georgia" w:hAnsi="Georgia"/>
           <w:szCs w:val="28"/>
         </w:rPr>
-        <w:lastRenderedPageBreak/>
         <w:t>APP 5B — Mail</w:t>
       </w:r>
       <w:bookmarkEnd w:id="49"/>
@@ -28566,6 +29259,7 @@
           <w:spacing w:val="20"/>
           <w:szCs w:val="22"/>
         </w:rPr>
+        <w:lastRenderedPageBreak/>
         <w:t>STARTING EMAIL PACKET</w:t>
       </w:r>
       <w:bookmarkEnd w:id="50"/>
@@ -29312,7 +30006,6 @@
           <w:rFonts w:ascii="Georgia" w:hAnsi="Georgia"/>
           <w:szCs w:val="22"/>
         </w:rPr>
-        <w:lastRenderedPageBreak/>
         <w:t>The welcome packet is not one single message. It arrives as a set of official emails, each with its own attachments, forms, links, and unlock flags. These attachments teach the player systems naturally while reinforcing that the player begins with nothing and must activate every part of their life manually.</w:t>
       </w:r>
     </w:p>
@@ -29449,6 +30142,7 @@
               <w:rPr>
                 <w:rFonts w:ascii="Georgia" w:hAnsi="Georgia"/>
               </w:rPr>
+              <w:lastRenderedPageBreak/>
               <w:t>CYACADEMY_REGISTRATION_FORM.osform</w:t>
             </w:r>
             <w:proofErr w:type="spellEnd"/>
@@ -30017,7 +30711,6 @@
               <w:rPr>
                 <w:rFonts w:ascii="Georgia" w:hAnsi="Georgia"/>
               </w:rPr>
-              <w:lastRenderedPageBreak/>
               <w:t>HOUSE_PLACEMENT_SURVEY.osform</w:t>
             </w:r>
             <w:proofErr w:type="spellEnd"/>
@@ -30126,7 +30819,14 @@
               <w:rPr>
                 <w:rFonts w:ascii="Georgia" w:hAnsi="Georgia"/>
               </w:rPr>
-              <w:t>Confirms the player begins with no credits and must earn income through tasks, quests, or jobs.</w:t>
+              <w:t xml:space="preserve">Confirms the player begins with no credits and </w:t>
+            </w:r>
+            <w:r>
+              <w:rPr>
+                <w:rFonts w:ascii="Georgia" w:hAnsi="Georgia"/>
+              </w:rPr>
+              <w:lastRenderedPageBreak/>
+              <w:t>must earn income through tasks, quests, or jobs.</w:t>
             </w:r>
           </w:p>
         </w:tc>
@@ -30557,7 +31257,6 @@
           <w:bCs/>
           <w:szCs w:val="22"/>
         </w:rPr>
-        <w:lastRenderedPageBreak/>
         <w:t>Attachments:</w:t>
       </w:r>
       <w:r>
@@ -30623,6 +31322,7 @@
           <w:bCs/>
           <w:szCs w:val="22"/>
         </w:rPr>
+        <w:lastRenderedPageBreak/>
         <w:t>Subject:</w:t>
       </w:r>
       <w:r>
@@ -31060,7 +31760,6 @@
           <w:bCs/>
           <w:szCs w:val="22"/>
         </w:rPr>
-        <w:lastRenderedPageBreak/>
         <w:t>Subject:</w:t>
       </w:r>
       <w:r>
@@ -31238,6 +31937,7 @@
           <w:spacing w:val="20"/>
           <w:szCs w:val="22"/>
         </w:rPr>
+        <w:lastRenderedPageBreak/>
         <w:t>FORM TEMPLATES</w:t>
       </w:r>
       <w:bookmarkEnd w:id="53"/>
@@ -31945,15 +32645,7 @@
           <w:rFonts w:ascii="Georgia" w:hAnsi="Georgia"/>
           <w:szCs w:val="22"/>
         </w:rPr>
-        <w:t xml:space="preserve"> Welcome, player. Your provisional Cyacademy registration has been received. Your record currently contains no verified credits, no active contacts, no declared career track, no reputation standing, and no confirmed housing beyond temporary placement. This is expected. </w:t>
-      </w:r>
-      <w:r>
-        <w:rPr>
-          <w:rFonts w:ascii="Georgia" w:hAnsi="Georgia"/>
-          <w:szCs w:val="22"/>
-        </w:rPr>
-        <w:lastRenderedPageBreak/>
-        <w:t xml:space="preserve">MIRAVERSEOSX begins from a clean </w:t>
+        <w:t xml:space="preserve"> Welcome, player. Your provisional Cyacademy registration has been received. Your record currently contains no verified credits, no active contacts, no declared career track, no reputation standing, and no confirmed housing beyond temporary placement. This is expected. MIRAVERSEOSX begins from a clean </w:t>
       </w:r>
       <w:proofErr w:type="gramStart"/>
       <w:r>
@@ -32041,7 +32733,15 @@
           <w:rFonts w:ascii="Georgia" w:hAnsi="Georgia"/>
           <w:szCs w:val="22"/>
         </w:rPr>
-        <w:t xml:space="preserve"> Temporary access has been generated for player. Initial permissions include Mail, File Explorer, Settings, and limited desktop navigation. Additional applications, folders, websites, and communication channels will unlock as player completes orientation tasks and earns system trust.</w:t>
+        <w:t xml:space="preserve"> Temporary access has been generated for player. Initial permissions include Mail, File Explorer, Settings, and limited desktop navigation. Additional applications, folders, websites, </w:t>
+      </w:r>
+      <w:r>
+        <w:rPr>
+          <w:rFonts w:ascii="Georgia" w:hAnsi="Georgia"/>
+          <w:szCs w:val="22"/>
+        </w:rPr>
+        <w:lastRenderedPageBreak/>
+        <w:t>and communication channels will unlock as player completes orientation tasks and earns system trust.</w:t>
       </w:r>
     </w:p>
     <w:p>
@@ -32414,7 +33114,6 @@
           <w:bCs/>
           <w:szCs w:val="22"/>
         </w:rPr>
-        <w:lastRenderedPageBreak/>
         <w:t>Subject:</w:t>
       </w:r>
       <w:r>
@@ -32487,6 +33186,7 @@
           <w:bCs/>
           <w:szCs w:val="22"/>
         </w:rPr>
+        <w:lastRenderedPageBreak/>
         <w:t>Subject:</w:t>
       </w:r>
       <w:r>
@@ -33187,7 +33887,6 @@
           <w:rFonts w:ascii="Georgia" w:eastAsia="Cambria" w:hAnsi="Georgia" w:cs="Cambria"/>
           <w:szCs w:val="22"/>
         </w:rPr>
-        <w:lastRenderedPageBreak/>
         <w:t>A full-screen in-game browser with multiple tabs. Serves as an in-world internet simulation with its own websites, search engine, and lore content. Also serves as a discovery mechanism for NPC unlocks.</w:t>
       </w:r>
     </w:p>
@@ -33226,6 +33925,7 @@
           <w:rFonts w:ascii="Georgia" w:hAnsi="Georgia"/>
           <w:szCs w:val="22"/>
         </w:rPr>
+        <w:lastRenderedPageBreak/>
         <w:t xml:space="preserve">Faith Medical Group is accessed through the Browser rather than as a standalone app. The portal site, </w:t>
       </w:r>
       <w:proofErr w:type="spellStart"/>
@@ -33700,7 +34400,6 @@
         <w:rPr>
           <w:rFonts w:ascii="Georgia" w:hAnsi="Georgia"/>
           <w:kern w:val="2"/>
-          <w:lang w:val="fr-FR"/>
           <w14:ligatures w14:val="standardContextual"/>
         </w:rPr>
       </w:pPr>
@@ -33709,7 +34408,6 @@
         <w:rPr>
           <w:rFonts w:ascii="Georgia" w:hAnsi="Georgia"/>
           <w:szCs w:val="28"/>
-          <w:lang w:val="fr-FR"/>
         </w:rPr>
         <w:t>APP 6B — Pulse</w:t>
       </w:r>
@@ -33958,7 +34656,6 @@
               <w:rPr>
                 <w:rFonts w:ascii="Georgia" w:hAnsi="Georgia"/>
               </w:rPr>
-              <w:lastRenderedPageBreak/>
               <w:t>Reputation Driver</w:t>
             </w:r>
           </w:p>
@@ -34094,6 +34791,7 @@
               <w:rPr>
                 <w:rFonts w:ascii="Georgia" w:hAnsi="Georgia"/>
               </w:rPr>
+              <w:lastRenderedPageBreak/>
               <w:t>PRISM Hijacks</w:t>
             </w:r>
           </w:p>
@@ -34137,7 +34835,6 @@
         <w:rPr>
           <w:rFonts w:ascii="Georgia" w:hAnsi="Georgia"/>
           <w:kern w:val="2"/>
-          <w:lang w:val="fr-FR"/>
           <w14:ligatures w14:val="standardContextual"/>
         </w:rPr>
       </w:pPr>
@@ -34146,21 +34843,10 @@
         <w:rPr>
           <w:rFonts w:ascii="Georgia" w:hAnsi="Georgia"/>
           <w:szCs w:val="28"/>
-          <w:lang w:val="fr-FR"/>
-        </w:rPr>
-        <w:t xml:space="preserve">APP 7 — Aura </w:t>
-      </w:r>
-      <w:proofErr w:type="spellStart"/>
-      <w:r>
-        <w:rPr>
-          <w:rFonts w:ascii="Georgia" w:hAnsi="Georgia"/>
-          <w:szCs w:val="28"/>
-          <w:lang w:val="fr-FR"/>
-        </w:rPr>
-        <w:t>Passport</w:t>
+        </w:rPr>
+        <w:t>APP 7 — Aura Passport</w:t>
       </w:r>
       <w:bookmarkEnd w:id="59"/>
-      <w:proofErr w:type="spellEnd"/>
     </w:p>
     <w:p>
       <w:pPr>
@@ -34168,7 +34854,6 @@
         <w:rPr>
           <w:rFonts w:ascii="Georgia" w:hAnsi="Georgia"/>
           <w:kern w:val="2"/>
-          <w:lang w:val="fr-FR"/>
           <w14:ligatures w14:val="standardContextual"/>
         </w:rPr>
       </w:pPr>
@@ -34178,42 +34863,25 @@
           <w:b/>
           <w:bCs/>
           <w:szCs w:val="22"/>
-          <w:lang w:val="fr-FR"/>
-        </w:rPr>
-        <w:t xml:space="preserve">App </w:t>
-      </w:r>
-      <w:proofErr w:type="gramStart"/>
-      <w:r>
-        <w:rPr>
-          <w:rFonts w:ascii="Georgia" w:hAnsi="Georgia"/>
-          <w:b/>
-          <w:bCs/>
+        </w:rPr>
+        <w:t>App ID:</w:t>
+      </w:r>
+      <w:r>
+        <w:rPr>
+          <w:rFonts w:ascii="Georgia" w:hAnsi="Georgia"/>
           <w:szCs w:val="22"/>
-          <w:lang w:val="fr-FR"/>
-        </w:rPr>
-        <w:t>ID:</w:t>
-      </w:r>
-      <w:proofErr w:type="gramEnd"/>
-      <w:r>
-        <w:rPr>
-          <w:rFonts w:ascii="Georgia" w:hAnsi="Georgia"/>
-          <w:szCs w:val="22"/>
-          <w:lang w:val="fr-FR"/>
         </w:rPr>
         <w:t xml:space="preserve"> </w:t>
       </w:r>
-      <w:proofErr w:type="spellStart"/>
       <w:r>
         <w:rPr>
           <w:rFonts w:ascii="Georgia" w:hAnsi="Georgia" w:cs="Courier New"/>
           <w:sz w:val="20"/>
           <w:szCs w:val="20"/>
           <w:shd w:val="clear" w:color="auto" w:fill="F3F4F6"/>
-          <w:lang w:val="fr-FR"/>
         </w:rPr>
         <w:t>passport</w:t>
       </w:r>
-      <w:proofErr w:type="spellEnd"/>
     </w:p>
     <w:p>
       <w:pPr>
@@ -34951,7 +35619,6 @@
           <w:rFonts w:ascii="Georgia" w:eastAsia="Cambria" w:hAnsi="Georgia" w:cs="Cambria"/>
           <w:szCs w:val="22"/>
         </w:rPr>
-        <w:lastRenderedPageBreak/>
         <w:t>The player's primary customization and configuration hub. Multiple sections control both cosmetic and narrative elements</w:t>
       </w:r>
       <w:r>
@@ -35028,6 +35695,7 @@
           <w:spacing w:val="20"/>
           <w:szCs w:val="22"/>
         </w:rPr>
+        <w:lastRenderedPageBreak/>
         <w:t>SHELL COMMAND REFERENCE</w:t>
       </w:r>
       <w:bookmarkEnd w:id="62"/>
@@ -35734,7 +36402,6 @@
                 <w:color w:val="F0ECFF"/>
                 <w:szCs w:val="22"/>
               </w:rPr>
-              <w:lastRenderedPageBreak/>
               <w:t>Subject</w:t>
             </w:r>
           </w:p>
@@ -35895,6 +36562,7 @@
                 <w:rFonts w:ascii="Georgia" w:eastAsia="Cambria" w:hAnsi="Georgia" w:cs="Cambria"/>
                 <w:szCs w:val="22"/>
               </w:rPr>
+              <w:lastRenderedPageBreak/>
               <w:t>Data Hygiene</w:t>
             </w:r>
           </w:p>
@@ -36587,7 +37255,6 @@
                 <w:rFonts w:ascii="Georgia" w:eastAsia="Cambria" w:hAnsi="Georgia" w:cs="Cambria"/>
                 <w:szCs w:val="22"/>
               </w:rPr>
-              <w:lastRenderedPageBreak/>
               <w:t>Research</w:t>
             </w:r>
           </w:p>
@@ -36641,6 +37308,7 @@
           <w:rFonts w:ascii="Georgia" w:eastAsia="Candara" w:hAnsi="Georgia" w:cs="Candara"/>
           <w:szCs w:val="28"/>
         </w:rPr>
+        <w:lastRenderedPageBreak/>
         <w:t>11.2 Daily Sys-Cycle Schedule</w:t>
       </w:r>
       <w:bookmarkEnd w:id="67"/>
@@ -37477,7 +38145,6 @@
                 <w:rFonts w:ascii="Georgia" w:eastAsia="Cambria" w:hAnsi="Georgia" w:cs="Cambria"/>
                 <w:szCs w:val="22"/>
               </w:rPr>
-              <w:lastRenderedPageBreak/>
               <w:t>Spell Society</w:t>
             </w:r>
           </w:p>
@@ -37725,6 +38392,7 @@
                 <w:rFonts w:ascii="Georgia" w:eastAsia="Cambria" w:hAnsi="Georgia" w:cs="Cambria"/>
                 <w:szCs w:val="22"/>
               </w:rPr>
+              <w:lastRenderedPageBreak/>
               <w:t>Art Club</w:t>
             </w:r>
           </w:p>
@@ -38208,7 +38876,6 @@
                 <w:rFonts w:ascii="Georgia" w:eastAsia="Cambria" w:hAnsi="Georgia" w:cs="Cambria"/>
                 <w:szCs w:val="22"/>
               </w:rPr>
-              <w:lastRenderedPageBreak/>
               <w:t>Worms</w:t>
             </w:r>
           </w:p>
@@ -38519,6 +39186,7 @@
                 <w:szCs w:val="22"/>
                 <w:lang w:val="it-IT"/>
               </w:rPr>
+              <w:lastRenderedPageBreak/>
               <w:t xml:space="preserve">Rogue </w:t>
             </w:r>
             <w:r>
@@ -39283,7 +39951,6 @@
                 <w:bCs w:val="0"/>
                 <w:color w:val="F0ECFF"/>
               </w:rPr>
-              <w:lastRenderedPageBreak/>
               <w:t>Condition</w:t>
             </w:r>
           </w:p>
@@ -39603,6 +40270,7 @@
               <w:rPr>
                 <w:rFonts w:ascii="Georgia" w:hAnsi="Georgia"/>
               </w:rPr>
+              <w:lastRenderedPageBreak/>
               <w:t>Riftspine</w:t>
             </w:r>
             <w:proofErr w:type="spellEnd"/>
@@ -39967,7 +40635,6 @@
                 <w:color w:val="F0ECFF"/>
                 <w:szCs w:val="22"/>
               </w:rPr>
-              <w:lastRenderedPageBreak/>
               <w:t>Segment</w:t>
             </w:r>
           </w:p>
@@ -40223,6 +40890,7 @@
                 <w:rFonts w:ascii="Georgia" w:eastAsia="Cambria" w:hAnsi="Georgia" w:cs="Cambria"/>
                 <w:szCs w:val="22"/>
               </w:rPr>
+              <w:lastRenderedPageBreak/>
               <w:t>Evening</w:t>
             </w:r>
           </w:p>
@@ -41098,7 +41766,6 @@
               <w:rPr>
                 <w:rFonts w:ascii="Georgia" w:hAnsi="Georgia"/>
               </w:rPr>
-              <w:lastRenderedPageBreak/>
               <w:t>July</w:t>
             </w:r>
           </w:p>
@@ -41452,6 +42119,7 @@
               <w:rPr>
                 <w:rFonts w:ascii="Georgia" w:hAnsi="Georgia"/>
               </w:rPr>
+              <w:lastRenderedPageBreak/>
               <w:t>December</w:t>
             </w:r>
           </w:p>
@@ -42287,7 +42955,6 @@
                 <w:rFonts w:ascii="Georgia" w:eastAsia="Cambria" w:hAnsi="Georgia" w:cs="Cambria"/>
                 <w:szCs w:val="22"/>
               </w:rPr>
-              <w:lastRenderedPageBreak/>
               <w:t>DGA Field Operations</w:t>
             </w:r>
           </w:p>
@@ -42389,6 +43056,7 @@
           <w:sz w:val="22"/>
           <w:szCs w:val="22"/>
         </w:rPr>
+        <w:lastRenderedPageBreak/>
         <w:t xml:space="preserve">Notice Board </w:t>
       </w:r>
       <w:proofErr w:type="gramStart"/>
@@ -43290,6 +43958,7 @@
                 <w:rFonts w:ascii="Georgia" w:eastAsia="Cambria" w:hAnsi="Georgia" w:cs="Cambria"/>
                 <w:szCs w:val="22"/>
               </w:rPr>
+              <w:lastRenderedPageBreak/>
               <w:t>Spell Books</w:t>
             </w:r>
           </w:p>
@@ -44208,7 +44877,6 @@
           <w:rFonts w:ascii="Georgia" w:eastAsia="Candara" w:hAnsi="Georgia" w:cs="Candara"/>
           <w:szCs w:val="28"/>
         </w:rPr>
-        <w:lastRenderedPageBreak/>
         <w:t>17.2 Core Skills</w:t>
       </w:r>
       <w:bookmarkEnd w:id="87"/>
@@ -44273,6 +44941,7 @@
                 <w:color w:val="F0ECFF"/>
                 <w:szCs w:val="22"/>
               </w:rPr>
+              <w:lastRenderedPageBreak/>
               <w:t>#</w:t>
             </w:r>
           </w:p>
@@ -45366,7 +46035,6 @@
           <w:sz w:val="22"/>
           <w:szCs w:val="22"/>
         </w:rPr>
-        <w:lastRenderedPageBreak/>
         <w:t>Glassmorphism</w:t>
       </w:r>
       <w:proofErr w:type="spellEnd"/>
@@ -45412,6 +46080,7 @@
           <w:sz w:val="22"/>
           <w:szCs w:val="22"/>
         </w:rPr>
+        <w:lastRenderedPageBreak/>
         <w:t>Glitter Diamond Particles:</w:t>
       </w:r>
       <w:r>

--- a/Game Dev Doc.docx
+++ b/Game Dev Doc.docx
@@ -1,6 +1,6 @@
 
 <file path=word/document.xml><?xml version="1.0" encoding="utf-8"?>
-<w:document xmlns:wpc="http://schemas.microsoft.com/office/word/2010/wordprocessingCanvas" xmlns:cx="http://schemas.microsoft.com/office/drawing/2014/chartex" xmlns:cx1="http://schemas.microsoft.com/office/drawing/2015/9/8/chartex" xmlns:cx2="http://schemas.microsoft.com/office/drawing/2015/10/21/chartex" xmlns:cx3="http://schemas.microsoft.com/office/drawing/2016/5/9/chartex" xmlns:cx4="http://schemas.microsoft.com/office/drawing/2016/5/10/chartex" xmlns:cx5="http://schemas.microsoft.com/office/drawing/2016/5/11/chartex" xmlns:cx6="http://schemas.microsoft.com/office/drawing/2016/5/12/chartex" xmlns:cx7="http://schemas.microsoft.com/office/drawing/2016/5/13/chartex" xmlns:cx8="http://schemas.microsoft.com/office/drawing/2016/5/14/chartex" xmlns:mc="http://schemas.openxmlformats.org/markup-compatibility/2006" xmlns:aink="http://schemas.microsoft.com/office/drawing/2016/ink" xmlns:am3d="http://schemas.microsoft.com/office/drawing/2017/model3d" xmlns:o="urn:schemas-microsoft-com:office:office" xmlns:oel="http://schemas.microsoft.com/office/2019/extlst" xmlns:r="http://schemas.openxmlformats.org/officeDocument/2006/relationships" xmlns:m="http://schemas.openxmlformats.org/officeDocument/2006/math" xmlns:v="urn:schemas-microsoft-com:vml" xmlns:wp14="http://schemas.microsoft.com/office/word/2010/wordprocessingDrawing" xmlns:wp="http://schemas.openxmlformats.org/drawingml/2006/wordprocessingDrawing" xmlns:w10="urn:schemas-microsoft-com:office:word" xmlns:w="http://schemas.openxmlformats.org/wordprocessingml/2006/main" xmlns:w14="http://schemas.microsoft.com/office/word/2010/wordml" xmlns:w15="http://schemas.microsoft.com/office/word/2012/wordml" xmlns:w16cex="http://schemas.microsoft.com/office/word/2018/wordml/cex" xmlns:w16cid="http://schemas.microsoft.com/office/word/2016/wordml/cid" xmlns:w16="http://schemas.microsoft.com/office/word/2018/wordml" xmlns:w16du="http://schemas.microsoft.com/office/word/2023/wordml/word16du" xmlns:w16sdtdh="http://schemas.microsoft.com/office/word/2020/wordml/sdtdatahash" xmlns:w16sdtfl="http://schemas.microsoft.com/office/word/2024/wordml/sdtformatlock" xmlns:w16se="http://schemas.microsoft.com/office/word/2015/wordml/symex" xmlns:wpg="http://schemas.microsoft.com/office/word/2010/wordprocessingGroup" xmlns:wpi="http://schemas.microsoft.com/office/word/2010/wordprocessingInk" xmlns:wne="http://schemas.microsoft.com/office/word/2006/wordml" xmlns:wps="http://schemas.microsoft.com/office/word/2010/wordprocessingShape" mc:Ignorable="w14 w15 w16se w16cid w16 w16cex w16sdtdh w16sdtfl w16du wp14">
+<w:document xmlns:wpc="http://schemas.microsoft.com/office/word/2010/wordprocessingCanvas" xmlns:cx="http://schemas.microsoft.com/office/drawing/2014/chartex" xmlns:cx1="http://schemas.microsoft.com/office/drawing/2015/9/8/chartex" xmlns:cx2="http://schemas.microsoft.com/office/drawing/2015/10/21/chartex" xmlns:cx3="http://schemas.microsoft.com/office/drawing/2016/5/9/chartex" xmlns:cx4="http://schemas.microsoft.com/office/drawing/2016/5/10/chartex" xmlns:cx5="http://schemas.microsoft.com/office/drawing/2016/5/11/chartex" xmlns:cx6="http://schemas.microsoft.com/office/drawing/2016/5/12/chartex" xmlns:cx7="http://schemas.microsoft.com/office/drawing/2016/5/13/chartex" xmlns:cx8="http://schemas.microsoft.com/office/drawing/2016/5/14/chartex" xmlns:mc="http://schemas.openxmlformats.org/markup-compatibility/2006" xmlns:aink="http://schemas.microsoft.com/office/drawing/2016/ink" xmlns:am3d="http://schemas.microsoft.com/office/drawing/2017/model3d" xmlns:o="urn:schemas-microsoft-com:office:office" xmlns:oel="http://schemas.microsoft.com/office/2019/extlst" xmlns:r="http://schemas.openxmlformats.org/officeDocument/2006/relationships" xmlns:m="http://schemas.openxmlformats.org/officeDocument/2006/math" xmlns:v="urn:schemas-microsoft-com:vml" xmlns:wp14="http://schemas.microsoft.com/office/word/2010/wordprocessingDrawing" xmlns:wp="http://schemas.openxmlformats.org/drawingml/2006/wordprocessingDrawing" xmlns:w10="urn:schemas-microsoft-com:office:word" xmlns:w="http://schemas.openxmlformats.org/wordprocessingml/2006/main" xmlns:w14="http://schemas.microsoft.com/office/word/2010/wordml" xmlns:w15="http://schemas.microsoft.com/office/word/2012/wordml" xmlns:w16cei="http://schemas.microsoft.com/office/word/2026/wordml/cei" xmlns:w16cex="http://schemas.microsoft.com/office/word/2018/wordml/cex" xmlns:w16cid="http://schemas.microsoft.com/office/word/2016/wordml/cid" xmlns:w16="http://schemas.microsoft.com/office/word/2018/wordml" xmlns:w16du="http://schemas.microsoft.com/office/word/2023/wordml/word16du" xmlns:w16sdtdh="http://schemas.microsoft.com/office/word/2020/wordml/sdtdatahash" xmlns:w16sdtfl="http://schemas.microsoft.com/office/word/2024/wordml/sdtformatlock" xmlns:w16se="http://schemas.microsoft.com/office/word/2015/wordml/symex" xmlns:wpg="http://schemas.microsoft.com/office/word/2010/wordprocessingGroup" xmlns:wpi="http://schemas.microsoft.com/office/word/2010/wordprocessingInk" xmlns:wne="http://schemas.microsoft.com/office/word/2006/wordml" xmlns:wps="http://schemas.microsoft.com/office/word/2010/wordprocessingShape" mc:Ignorable="w14 w15 w16se w16cid w16 w16cex w16sdtdh w16sdtfl w16du wp14">
   <w:body>
     <w:p>
       <w:pPr>
@@ -12052,23 +12052,7 @@
           <w:rFonts w:ascii="Georgia" w:hAnsi="Georgia"/>
           <w:szCs w:val="22"/>
         </w:rPr>
-        <w:t xml:space="preserve">Relationships are not a single friendship meter. Every important NPC </w:t>
-      </w:r>
-      <w:proofErr w:type="gramStart"/>
-      <w:r>
-        <w:rPr>
-          <w:rFonts w:ascii="Georgia" w:hAnsi="Georgia"/>
-          <w:szCs w:val="22"/>
-        </w:rPr>
-        <w:t>tracks</w:t>
-      </w:r>
-      <w:proofErr w:type="gramEnd"/>
-      <w:r>
-        <w:rPr>
-          <w:rFonts w:ascii="Georgia" w:hAnsi="Georgia"/>
-          <w:szCs w:val="22"/>
-        </w:rPr>
-        <w:t xml:space="preserve"> multiple social vectors, allowing bonds to become warm, tense, secretive, competitive, or </w:t>
+        <w:t xml:space="preserve">Relationships are not a single friendship meter. Every important NPC tracks multiple social vectors, allowing bonds to become warm, tense, secretive, competitive, or </w:t>
       </w:r>
       <w:proofErr w:type="gramStart"/>
       <w:r>
@@ -12598,9 +12582,9 @@
       </w:tblPr>
       <w:tblGrid>
         <w:gridCol w:w="1140"/>
-        <w:gridCol w:w="1852"/>
-        <w:gridCol w:w="3364"/>
-        <w:gridCol w:w="2994"/>
+        <w:gridCol w:w="1845"/>
+        <w:gridCol w:w="3343"/>
+        <w:gridCol w:w="3012"/>
       </w:tblGrid>
       <w:tr>
         <w:trPr>
@@ -12610,6 +12594,11 @@
           <w:tcPr>
             <w:cnfStyle w:val="001000000000" w:firstRow="0" w:lastRow="0" w:firstColumn="1" w:lastColumn="0" w:oddVBand="0" w:evenVBand="0" w:oddHBand="0" w:evenHBand="0" w:firstRowFirstColumn="0" w:firstRowLastColumn="0" w:lastRowFirstColumn="0" w:lastRowLastColumn="0"/>
             <w:tcW w:w="0" w:type="auto"/>
+            <w:tcBorders>
+              <w:top w:val="single" w:sz="8" w:space="0" w:color="156082"/>
+              <w:left w:val="single" w:sz="8" w:space="0" w:color="156082"/>
+              <w:bottom w:val="single" w:sz="8" w:space="0" w:color="156082"/>
+            </w:tcBorders>
             <w:shd w:val="clear" w:color="auto" w:fill="2A0A5E"/>
             <w:tcMar>
               <w:top w:w="100" w:type="dxa"/>
@@ -12623,7 +12612,6 @@
             <w:pPr>
               <w:spacing w:before="0"/>
               <w:rPr>
-                <w:rFonts w:ascii="Georgia" w:hAnsi="Georgia"/>
                 <w:kern w:val="2"/>
                 <w14:ligatures w14:val="standardContextual"/>
               </w:rPr>
@@ -12631,8 +12619,6 @@
             <w:r>
               <w:rPr>
                 <w:rFonts w:ascii="Georgia" w:hAnsi="Georgia"/>
-                <w:b w:val="0"/>
-                <w:bCs w:val="0"/>
                 <w:color w:val="F0ECFF"/>
               </w:rPr>
               <w:t>NPC</w:t>
@@ -12642,6 +12628,10 @@
         <w:tc>
           <w:tcPr>
             <w:tcW w:w="0" w:type="auto"/>
+            <w:tcBorders>
+              <w:top w:val="single" w:sz="8" w:space="0" w:color="156082"/>
+              <w:bottom w:val="single" w:sz="8" w:space="0" w:color="156082"/>
+            </w:tcBorders>
             <w:shd w:val="clear" w:color="auto" w:fill="2A0A5E"/>
             <w:tcMar>
               <w:top w:w="100" w:type="dxa"/>
@@ -12655,15 +12645,10 @@
             <w:pPr>
               <w:spacing w:before="0"/>
               <w:cnfStyle w:val="100000000000" w:firstRow="1" w:lastRow="0" w:firstColumn="0" w:lastColumn="0" w:oddVBand="0" w:evenVBand="0" w:oddHBand="0" w:evenHBand="0" w:firstRowFirstColumn="0" w:firstRowLastColumn="0" w:lastRowFirstColumn="0" w:lastRowLastColumn="0"/>
-              <w:rPr>
-                <w:rFonts w:ascii="Georgia" w:hAnsi="Georgia"/>
-              </w:rPr>
-            </w:pPr>
-            <w:r>
-              <w:rPr>
-                <w:rFonts w:ascii="Georgia" w:hAnsi="Georgia"/>
-                <w:b w:val="0"/>
-                <w:bCs w:val="0"/>
+            </w:pPr>
+            <w:r>
+              <w:rPr>
+                <w:rFonts w:ascii="Georgia" w:hAnsi="Georgia"/>
                 <w:color w:val="F0ECFF"/>
               </w:rPr>
               <w:t>Role</w:t>
@@ -12673,6 +12658,10 @@
         <w:tc>
           <w:tcPr>
             <w:tcW w:w="0" w:type="auto"/>
+            <w:tcBorders>
+              <w:top w:val="single" w:sz="8" w:space="0" w:color="156082"/>
+              <w:bottom w:val="single" w:sz="8" w:space="0" w:color="156082"/>
+            </w:tcBorders>
             <w:shd w:val="clear" w:color="auto" w:fill="2A0A5E"/>
             <w:tcMar>
               <w:top w:w="100" w:type="dxa"/>
@@ -12686,15 +12675,10 @@
             <w:pPr>
               <w:spacing w:before="0"/>
               <w:cnfStyle w:val="100000000000" w:firstRow="1" w:lastRow="0" w:firstColumn="0" w:lastColumn="0" w:oddVBand="0" w:evenVBand="0" w:oddHBand="0" w:evenHBand="0" w:firstRowFirstColumn="0" w:firstRowLastColumn="0" w:lastRowFirstColumn="0" w:lastRowLastColumn="0"/>
-              <w:rPr>
-                <w:rFonts w:ascii="Georgia" w:hAnsi="Georgia"/>
-              </w:rPr>
-            </w:pPr>
-            <w:r>
-              <w:rPr>
-                <w:rFonts w:ascii="Georgia" w:hAnsi="Georgia"/>
-                <w:b w:val="0"/>
-                <w:bCs w:val="0"/>
+            </w:pPr>
+            <w:r>
+              <w:rPr>
+                <w:rFonts w:ascii="Georgia" w:hAnsi="Georgia"/>
                 <w:color w:val="F0ECFF"/>
               </w:rPr>
               <w:t>Personality / Function</w:t>
@@ -12704,6 +12688,11 @@
         <w:tc>
           <w:tcPr>
             <w:tcW w:w="0" w:type="auto"/>
+            <w:tcBorders>
+              <w:top w:val="single" w:sz="8" w:space="0" w:color="156082"/>
+              <w:bottom w:val="single" w:sz="8" w:space="0" w:color="156082"/>
+              <w:right w:val="single" w:sz="8" w:space="0" w:color="156082"/>
+            </w:tcBorders>
             <w:shd w:val="clear" w:color="auto" w:fill="2A0A5E"/>
             <w:tcMar>
               <w:top w:w="100" w:type="dxa"/>
@@ -12717,15 +12706,10 @@
             <w:pPr>
               <w:spacing w:before="0"/>
               <w:cnfStyle w:val="100000000000" w:firstRow="1" w:lastRow="0" w:firstColumn="0" w:lastColumn="0" w:oddVBand="0" w:evenVBand="0" w:oddHBand="0" w:evenHBand="0" w:firstRowFirstColumn="0" w:firstRowLastColumn="0" w:lastRowFirstColumn="0" w:lastRowLastColumn="0"/>
-              <w:rPr>
-                <w:rFonts w:ascii="Georgia" w:hAnsi="Georgia"/>
-              </w:rPr>
-            </w:pPr>
-            <w:r>
-              <w:rPr>
-                <w:rFonts w:ascii="Georgia" w:hAnsi="Georgia"/>
-                <w:b w:val="0"/>
-                <w:bCs w:val="0"/>
+            </w:pPr>
+            <w:r>
+              <w:rPr>
+                <w:rFonts w:ascii="Georgia" w:hAnsi="Georgia"/>
                 <w:color w:val="F0ECFF"/>
               </w:rPr>
               <w:t>Relationship Hook</w:t>
@@ -12741,14 +12725,18 @@
           <w:tcPr>
             <w:cnfStyle w:val="001000000000" w:firstRow="0" w:lastRow="0" w:firstColumn="1" w:lastColumn="0" w:oddVBand="0" w:evenVBand="0" w:oddHBand="0" w:evenHBand="0" w:firstRowFirstColumn="0" w:firstRowLastColumn="0" w:lastRowFirstColumn="0" w:lastRowLastColumn="0"/>
             <w:tcW w:w="0" w:type="auto"/>
-            <w:hideMark/>
-          </w:tcPr>
-          <w:p>
-            <w:pPr>
-              <w:spacing w:before="0"/>
-              <w:rPr>
-                <w:rFonts w:ascii="Georgia" w:hAnsi="Georgia"/>
-              </w:rPr>
+            <w:tcBorders>
+              <w:top w:val="nil"/>
+              <w:left w:val="single" w:sz="8" w:space="0" w:color="45B0E1"/>
+              <w:bottom w:val="single" w:sz="8" w:space="0" w:color="45B0E1"/>
+              <w:right w:val="single" w:sz="8" w:space="0" w:color="45B0E1"/>
+            </w:tcBorders>
+            <w:shd w:val="clear" w:color="auto" w:fill="C1E4F5"/>
+            <w:hideMark/>
+          </w:tcPr>
+          <w:p>
+            <w:pPr>
+              <w:spacing w:before="0"/>
             </w:pPr>
             <w:r>
               <w:rPr>
@@ -12762,15 +12750,19 @@
         <w:tc>
           <w:tcPr>
             <w:tcW w:w="0" w:type="auto"/>
+            <w:tcBorders>
+              <w:top w:val="nil"/>
+              <w:left w:val="nil"/>
+              <w:bottom w:val="single" w:sz="8" w:space="0" w:color="45B0E1"/>
+              <w:right w:val="single" w:sz="8" w:space="0" w:color="45B0E1"/>
+            </w:tcBorders>
+            <w:shd w:val="clear" w:color="auto" w:fill="C1E4F5"/>
             <w:hideMark/>
           </w:tcPr>
           <w:p>
             <w:pPr>
               <w:spacing w:before="0"/>
               <w:cnfStyle w:val="000000100000" w:firstRow="0" w:lastRow="0" w:firstColumn="0" w:lastColumn="0" w:oddVBand="0" w:evenVBand="0" w:oddHBand="1" w:evenHBand="0" w:firstRowFirstColumn="0" w:firstRowLastColumn="0" w:lastRowFirstColumn="0" w:lastRowLastColumn="0"/>
-              <w:rPr>
-                <w:rFonts w:ascii="Georgia" w:hAnsi="Georgia"/>
-              </w:rPr>
             </w:pPr>
             <w:r>
               <w:rPr>
@@ -12783,15 +12775,19 @@
         <w:tc>
           <w:tcPr>
             <w:tcW w:w="0" w:type="auto"/>
+            <w:tcBorders>
+              <w:top w:val="nil"/>
+              <w:left w:val="nil"/>
+              <w:bottom w:val="single" w:sz="8" w:space="0" w:color="45B0E1"/>
+              <w:right w:val="single" w:sz="8" w:space="0" w:color="45B0E1"/>
+            </w:tcBorders>
+            <w:shd w:val="clear" w:color="auto" w:fill="C1E4F5"/>
             <w:hideMark/>
           </w:tcPr>
           <w:p>
             <w:pPr>
               <w:spacing w:before="0"/>
               <w:cnfStyle w:val="000000100000" w:firstRow="0" w:lastRow="0" w:firstColumn="0" w:lastColumn="0" w:oddVBand="0" w:evenVBand="0" w:oddHBand="1" w:evenHBand="0" w:firstRowFirstColumn="0" w:firstRowLastColumn="0" w:lastRowFirstColumn="0" w:lastRowLastColumn="0"/>
-              <w:rPr>
-                <w:rFonts w:ascii="Georgia" w:hAnsi="Georgia"/>
-              </w:rPr>
             </w:pPr>
             <w:r>
               <w:rPr>
@@ -12804,15 +12800,19 @@
         <w:tc>
           <w:tcPr>
             <w:tcW w:w="0" w:type="auto"/>
+            <w:tcBorders>
+              <w:top w:val="nil"/>
+              <w:left w:val="nil"/>
+              <w:bottom w:val="single" w:sz="8" w:space="0" w:color="45B0E1"/>
+              <w:right w:val="single" w:sz="8" w:space="0" w:color="45B0E1"/>
+            </w:tcBorders>
+            <w:shd w:val="clear" w:color="auto" w:fill="C1E4F5"/>
             <w:hideMark/>
           </w:tcPr>
           <w:p>
             <w:pPr>
               <w:spacing w:before="0"/>
               <w:cnfStyle w:val="000000100000" w:firstRow="0" w:lastRow="0" w:firstColumn="0" w:lastColumn="0" w:oddVBand="0" w:evenVBand="0" w:oddHBand="1" w:evenHBand="0" w:firstRowFirstColumn="0" w:firstRowLastColumn="0" w:lastRowFirstColumn="0" w:lastRowLastColumn="0"/>
-              <w:rPr>
-                <w:rFonts w:ascii="Georgia" w:hAnsi="Georgia"/>
-              </w:rPr>
             </w:pPr>
             <w:r>
               <w:rPr>
@@ -12828,14 +12828,17 @@
           <w:tcPr>
             <w:cnfStyle w:val="001000000000" w:firstRow="0" w:lastRow="0" w:firstColumn="1" w:lastColumn="0" w:oddVBand="0" w:evenVBand="0" w:oddHBand="0" w:evenHBand="0" w:firstRowFirstColumn="0" w:firstRowLastColumn="0" w:lastRowFirstColumn="0" w:lastRowLastColumn="0"/>
             <w:tcW w:w="0" w:type="auto"/>
-            <w:hideMark/>
-          </w:tcPr>
-          <w:p>
-            <w:pPr>
-              <w:spacing w:before="0"/>
-              <w:rPr>
-                <w:rFonts w:ascii="Georgia" w:hAnsi="Georgia"/>
-              </w:rPr>
+            <w:tcBorders>
+              <w:top w:val="nil"/>
+              <w:left w:val="single" w:sz="8" w:space="0" w:color="45B0E1"/>
+              <w:bottom w:val="single" w:sz="8" w:space="0" w:color="45B0E1"/>
+              <w:right w:val="single" w:sz="8" w:space="0" w:color="45B0E1"/>
+            </w:tcBorders>
+            <w:hideMark/>
+          </w:tcPr>
+          <w:p>
+            <w:pPr>
+              <w:spacing w:before="0"/>
             </w:pPr>
             <w:r>
               <w:rPr>
@@ -12848,15 +12851,18 @@
         <w:tc>
           <w:tcPr>
             <w:tcW w:w="0" w:type="auto"/>
+            <w:tcBorders>
+              <w:top w:val="nil"/>
+              <w:left w:val="nil"/>
+              <w:bottom w:val="single" w:sz="8" w:space="0" w:color="45B0E1"/>
+              <w:right w:val="single" w:sz="8" w:space="0" w:color="45B0E1"/>
+            </w:tcBorders>
             <w:hideMark/>
           </w:tcPr>
           <w:p>
             <w:pPr>
               <w:spacing w:before="0"/>
               <w:cnfStyle w:val="000000000000" w:firstRow="0" w:lastRow="0" w:firstColumn="0" w:lastColumn="0" w:oddVBand="0" w:evenVBand="0" w:oddHBand="0" w:evenHBand="0" w:firstRowFirstColumn="0" w:firstRowLastColumn="0" w:lastRowFirstColumn="0" w:lastRowLastColumn="0"/>
-              <w:rPr>
-                <w:rFonts w:ascii="Georgia" w:hAnsi="Georgia"/>
-              </w:rPr>
             </w:pPr>
             <w:r>
               <w:rPr>
@@ -12869,15 +12875,18 @@
         <w:tc>
           <w:tcPr>
             <w:tcW w:w="0" w:type="auto"/>
+            <w:tcBorders>
+              <w:top w:val="nil"/>
+              <w:left w:val="nil"/>
+              <w:bottom w:val="single" w:sz="8" w:space="0" w:color="45B0E1"/>
+              <w:right w:val="single" w:sz="8" w:space="0" w:color="45B0E1"/>
+            </w:tcBorders>
             <w:hideMark/>
           </w:tcPr>
           <w:p>
             <w:pPr>
               <w:spacing w:before="0"/>
               <w:cnfStyle w:val="000000000000" w:firstRow="0" w:lastRow="0" w:firstColumn="0" w:lastColumn="0" w:oddVBand="0" w:evenVBand="0" w:oddHBand="0" w:evenHBand="0" w:firstRowFirstColumn="0" w:firstRowLastColumn="0" w:lastRowFirstColumn="0" w:lastRowLastColumn="0"/>
-              <w:rPr>
-                <w:rFonts w:ascii="Georgia" w:hAnsi="Georgia"/>
-              </w:rPr>
             </w:pPr>
             <w:r>
               <w:rPr>
@@ -12890,15 +12899,18 @@
         <w:tc>
           <w:tcPr>
             <w:tcW w:w="0" w:type="auto"/>
+            <w:tcBorders>
+              <w:top w:val="nil"/>
+              <w:left w:val="nil"/>
+              <w:bottom w:val="single" w:sz="8" w:space="0" w:color="45B0E1"/>
+              <w:right w:val="single" w:sz="8" w:space="0" w:color="45B0E1"/>
+            </w:tcBorders>
             <w:hideMark/>
           </w:tcPr>
           <w:p>
             <w:pPr>
               <w:spacing w:before="0"/>
               <w:cnfStyle w:val="000000000000" w:firstRow="0" w:lastRow="0" w:firstColumn="0" w:lastColumn="0" w:oddVBand="0" w:evenVBand="0" w:oddHBand="0" w:evenHBand="0" w:firstRowFirstColumn="0" w:firstRowLastColumn="0" w:lastRowFirstColumn="0" w:lastRowLastColumn="0"/>
-              <w:rPr>
-                <w:rFonts w:ascii="Georgia" w:hAnsi="Georgia"/>
-              </w:rPr>
             </w:pPr>
             <w:r>
               <w:rPr>
@@ -12917,14 +12929,18 @@
           <w:tcPr>
             <w:cnfStyle w:val="001000000000" w:firstRow="0" w:lastRow="0" w:firstColumn="1" w:lastColumn="0" w:oddVBand="0" w:evenVBand="0" w:oddHBand="0" w:evenHBand="0" w:firstRowFirstColumn="0" w:firstRowLastColumn="0" w:lastRowFirstColumn="0" w:lastRowLastColumn="0"/>
             <w:tcW w:w="0" w:type="auto"/>
-            <w:hideMark/>
-          </w:tcPr>
-          <w:p>
-            <w:pPr>
-              <w:spacing w:before="0"/>
-              <w:rPr>
-                <w:rFonts w:ascii="Georgia" w:hAnsi="Georgia"/>
-              </w:rPr>
+            <w:tcBorders>
+              <w:top w:val="nil"/>
+              <w:left w:val="single" w:sz="8" w:space="0" w:color="45B0E1"/>
+              <w:bottom w:val="single" w:sz="8" w:space="0" w:color="45B0E1"/>
+              <w:right w:val="single" w:sz="8" w:space="0" w:color="45B0E1"/>
+            </w:tcBorders>
+            <w:shd w:val="clear" w:color="auto" w:fill="C1E4F5"/>
+            <w:hideMark/>
+          </w:tcPr>
+          <w:p>
+            <w:pPr>
+              <w:spacing w:before="0"/>
             </w:pPr>
             <w:r>
               <w:rPr>
@@ -12937,15 +12953,19 @@
         <w:tc>
           <w:tcPr>
             <w:tcW w:w="0" w:type="auto"/>
+            <w:tcBorders>
+              <w:top w:val="nil"/>
+              <w:left w:val="nil"/>
+              <w:bottom w:val="single" w:sz="8" w:space="0" w:color="45B0E1"/>
+              <w:right w:val="single" w:sz="8" w:space="0" w:color="45B0E1"/>
+            </w:tcBorders>
+            <w:shd w:val="clear" w:color="auto" w:fill="C1E4F5"/>
             <w:hideMark/>
           </w:tcPr>
           <w:p>
             <w:pPr>
               <w:spacing w:before="0"/>
               <w:cnfStyle w:val="000000100000" w:firstRow="0" w:lastRow="0" w:firstColumn="0" w:lastColumn="0" w:oddVBand="0" w:evenVBand="0" w:oddHBand="1" w:evenHBand="0" w:firstRowFirstColumn="0" w:firstRowLastColumn="0" w:lastRowFirstColumn="0" w:lastRowLastColumn="0"/>
-              <w:rPr>
-                <w:rFonts w:ascii="Georgia" w:hAnsi="Georgia"/>
-              </w:rPr>
             </w:pPr>
             <w:r>
               <w:rPr>
@@ -12958,15 +12978,19 @@
         <w:tc>
           <w:tcPr>
             <w:tcW w:w="0" w:type="auto"/>
+            <w:tcBorders>
+              <w:top w:val="nil"/>
+              <w:left w:val="nil"/>
+              <w:bottom w:val="single" w:sz="8" w:space="0" w:color="45B0E1"/>
+              <w:right w:val="single" w:sz="8" w:space="0" w:color="45B0E1"/>
+            </w:tcBorders>
+            <w:shd w:val="clear" w:color="auto" w:fill="C1E4F5"/>
             <w:hideMark/>
           </w:tcPr>
           <w:p>
             <w:pPr>
               <w:spacing w:before="0"/>
               <w:cnfStyle w:val="000000100000" w:firstRow="0" w:lastRow="0" w:firstColumn="0" w:lastColumn="0" w:oddVBand="0" w:evenVBand="0" w:oddHBand="1" w:evenHBand="0" w:firstRowFirstColumn="0" w:firstRowLastColumn="0" w:lastRowFirstColumn="0" w:lastRowLastColumn="0"/>
-              <w:rPr>
-                <w:rFonts w:ascii="Georgia" w:hAnsi="Georgia"/>
-              </w:rPr>
             </w:pPr>
             <w:r>
               <w:rPr>
@@ -12979,15 +13003,19 @@
         <w:tc>
           <w:tcPr>
             <w:tcW w:w="0" w:type="auto"/>
+            <w:tcBorders>
+              <w:top w:val="nil"/>
+              <w:left w:val="nil"/>
+              <w:bottom w:val="single" w:sz="8" w:space="0" w:color="45B0E1"/>
+              <w:right w:val="single" w:sz="8" w:space="0" w:color="45B0E1"/>
+            </w:tcBorders>
+            <w:shd w:val="clear" w:color="auto" w:fill="C1E4F5"/>
             <w:hideMark/>
           </w:tcPr>
           <w:p>
             <w:pPr>
               <w:spacing w:before="0"/>
               <w:cnfStyle w:val="000000100000" w:firstRow="0" w:lastRow="0" w:firstColumn="0" w:lastColumn="0" w:oddVBand="0" w:evenVBand="0" w:oddHBand="1" w:evenHBand="0" w:firstRowFirstColumn="0" w:firstRowLastColumn="0" w:lastRowFirstColumn="0" w:lastRowLastColumn="0"/>
-              <w:rPr>
-                <w:rFonts w:ascii="Georgia" w:hAnsi="Georgia"/>
-              </w:rPr>
             </w:pPr>
             <w:r>
               <w:rPr>
@@ -13003,14 +13031,17 @@
           <w:tcPr>
             <w:cnfStyle w:val="001000000000" w:firstRow="0" w:lastRow="0" w:firstColumn="1" w:lastColumn="0" w:oddVBand="0" w:evenVBand="0" w:oddHBand="0" w:evenHBand="0" w:firstRowFirstColumn="0" w:firstRowLastColumn="0" w:lastRowFirstColumn="0" w:lastRowLastColumn="0"/>
             <w:tcW w:w="0" w:type="auto"/>
-            <w:hideMark/>
-          </w:tcPr>
-          <w:p>
-            <w:pPr>
-              <w:spacing w:before="0"/>
-              <w:rPr>
-                <w:rFonts w:ascii="Georgia" w:hAnsi="Georgia"/>
-              </w:rPr>
+            <w:tcBorders>
+              <w:top w:val="nil"/>
+              <w:left w:val="single" w:sz="8" w:space="0" w:color="45B0E1"/>
+              <w:bottom w:val="single" w:sz="8" w:space="0" w:color="45B0E1"/>
+              <w:right w:val="single" w:sz="8" w:space="0" w:color="45B0E1"/>
+            </w:tcBorders>
+            <w:hideMark/>
+          </w:tcPr>
+          <w:p>
+            <w:pPr>
+              <w:spacing w:before="0"/>
             </w:pPr>
             <w:r>
               <w:rPr>
@@ -13023,15 +13054,18 @@
         <w:tc>
           <w:tcPr>
             <w:tcW w:w="0" w:type="auto"/>
+            <w:tcBorders>
+              <w:top w:val="nil"/>
+              <w:left w:val="nil"/>
+              <w:bottom w:val="single" w:sz="8" w:space="0" w:color="45B0E1"/>
+              <w:right w:val="single" w:sz="8" w:space="0" w:color="45B0E1"/>
+            </w:tcBorders>
             <w:hideMark/>
           </w:tcPr>
           <w:p>
             <w:pPr>
               <w:spacing w:before="0"/>
               <w:cnfStyle w:val="000000000000" w:firstRow="0" w:lastRow="0" w:firstColumn="0" w:lastColumn="0" w:oddVBand="0" w:evenVBand="0" w:oddHBand="0" w:evenHBand="0" w:firstRowFirstColumn="0" w:firstRowLastColumn="0" w:lastRowFirstColumn="0" w:lastRowLastColumn="0"/>
-              <w:rPr>
-                <w:rFonts w:ascii="Georgia" w:hAnsi="Georgia"/>
-              </w:rPr>
             </w:pPr>
             <w:r>
               <w:rPr>
@@ -13044,15 +13078,18 @@
         <w:tc>
           <w:tcPr>
             <w:tcW w:w="0" w:type="auto"/>
+            <w:tcBorders>
+              <w:top w:val="nil"/>
+              <w:left w:val="nil"/>
+              <w:bottom w:val="single" w:sz="8" w:space="0" w:color="45B0E1"/>
+              <w:right w:val="single" w:sz="8" w:space="0" w:color="45B0E1"/>
+            </w:tcBorders>
             <w:hideMark/>
           </w:tcPr>
           <w:p>
             <w:pPr>
               <w:spacing w:before="0"/>
               <w:cnfStyle w:val="000000000000" w:firstRow="0" w:lastRow="0" w:firstColumn="0" w:lastColumn="0" w:oddVBand="0" w:evenVBand="0" w:oddHBand="0" w:evenHBand="0" w:firstRowFirstColumn="0" w:firstRowLastColumn="0" w:lastRowFirstColumn="0" w:lastRowLastColumn="0"/>
-              <w:rPr>
-                <w:rFonts w:ascii="Georgia" w:hAnsi="Georgia"/>
-              </w:rPr>
             </w:pPr>
             <w:r>
               <w:rPr>
@@ -13065,15 +13102,18 @@
         <w:tc>
           <w:tcPr>
             <w:tcW w:w="0" w:type="auto"/>
+            <w:tcBorders>
+              <w:top w:val="nil"/>
+              <w:left w:val="nil"/>
+              <w:bottom w:val="single" w:sz="8" w:space="0" w:color="45B0E1"/>
+              <w:right w:val="single" w:sz="8" w:space="0" w:color="45B0E1"/>
+            </w:tcBorders>
             <w:hideMark/>
           </w:tcPr>
           <w:p>
             <w:pPr>
               <w:spacing w:before="0"/>
               <w:cnfStyle w:val="000000000000" w:firstRow="0" w:lastRow="0" w:firstColumn="0" w:lastColumn="0" w:oddVBand="0" w:evenVBand="0" w:oddHBand="0" w:evenHBand="0" w:firstRowFirstColumn="0" w:firstRowLastColumn="0" w:lastRowFirstColumn="0" w:lastRowLastColumn="0"/>
-              <w:rPr>
-                <w:rFonts w:ascii="Georgia" w:hAnsi="Georgia"/>
-              </w:rPr>
             </w:pPr>
             <w:r>
               <w:rPr>
@@ -13092,14 +13132,18 @@
           <w:tcPr>
             <w:cnfStyle w:val="001000000000" w:firstRow="0" w:lastRow="0" w:firstColumn="1" w:lastColumn="0" w:oddVBand="0" w:evenVBand="0" w:oddHBand="0" w:evenHBand="0" w:firstRowFirstColumn="0" w:firstRowLastColumn="0" w:lastRowFirstColumn="0" w:lastRowLastColumn="0"/>
             <w:tcW w:w="0" w:type="auto"/>
-            <w:hideMark/>
-          </w:tcPr>
-          <w:p>
-            <w:pPr>
-              <w:spacing w:before="0"/>
-              <w:rPr>
-                <w:rFonts w:ascii="Georgia" w:hAnsi="Georgia"/>
-              </w:rPr>
+            <w:tcBorders>
+              <w:top w:val="nil"/>
+              <w:left w:val="single" w:sz="8" w:space="0" w:color="45B0E1"/>
+              <w:bottom w:val="single" w:sz="8" w:space="0" w:color="45B0E1"/>
+              <w:right w:val="single" w:sz="8" w:space="0" w:color="45B0E1"/>
+            </w:tcBorders>
+            <w:shd w:val="clear" w:color="auto" w:fill="C1E4F5"/>
+            <w:hideMark/>
+          </w:tcPr>
+          <w:p>
+            <w:pPr>
+              <w:spacing w:before="0"/>
             </w:pPr>
             <w:r>
               <w:rPr>
@@ -13112,15 +13156,19 @@
         <w:tc>
           <w:tcPr>
             <w:tcW w:w="0" w:type="auto"/>
+            <w:tcBorders>
+              <w:top w:val="nil"/>
+              <w:left w:val="nil"/>
+              <w:bottom w:val="single" w:sz="8" w:space="0" w:color="45B0E1"/>
+              <w:right w:val="single" w:sz="8" w:space="0" w:color="45B0E1"/>
+            </w:tcBorders>
+            <w:shd w:val="clear" w:color="auto" w:fill="C1E4F5"/>
             <w:hideMark/>
           </w:tcPr>
           <w:p>
             <w:pPr>
               <w:spacing w:before="0"/>
               <w:cnfStyle w:val="000000100000" w:firstRow="0" w:lastRow="0" w:firstColumn="0" w:lastColumn="0" w:oddVBand="0" w:evenVBand="0" w:oddHBand="1" w:evenHBand="0" w:firstRowFirstColumn="0" w:firstRowLastColumn="0" w:lastRowFirstColumn="0" w:lastRowLastColumn="0"/>
-              <w:rPr>
-                <w:rFonts w:ascii="Georgia" w:hAnsi="Georgia"/>
-              </w:rPr>
             </w:pPr>
             <w:r>
               <w:rPr>
@@ -13133,15 +13181,19 @@
         <w:tc>
           <w:tcPr>
             <w:tcW w:w="0" w:type="auto"/>
+            <w:tcBorders>
+              <w:top w:val="nil"/>
+              <w:left w:val="nil"/>
+              <w:bottom w:val="single" w:sz="8" w:space="0" w:color="45B0E1"/>
+              <w:right w:val="single" w:sz="8" w:space="0" w:color="45B0E1"/>
+            </w:tcBorders>
+            <w:shd w:val="clear" w:color="auto" w:fill="C1E4F5"/>
             <w:hideMark/>
           </w:tcPr>
           <w:p>
             <w:pPr>
               <w:spacing w:before="0"/>
               <w:cnfStyle w:val="000000100000" w:firstRow="0" w:lastRow="0" w:firstColumn="0" w:lastColumn="0" w:oddVBand="0" w:evenVBand="0" w:oddHBand="1" w:evenHBand="0" w:firstRowFirstColumn="0" w:firstRowLastColumn="0" w:lastRowFirstColumn="0" w:lastRowLastColumn="0"/>
-              <w:rPr>
-                <w:rFonts w:ascii="Georgia" w:hAnsi="Georgia"/>
-              </w:rPr>
             </w:pPr>
             <w:r>
               <w:rPr>
@@ -13154,15 +13206,19 @@
         <w:tc>
           <w:tcPr>
             <w:tcW w:w="0" w:type="auto"/>
+            <w:tcBorders>
+              <w:top w:val="nil"/>
+              <w:left w:val="nil"/>
+              <w:bottom w:val="single" w:sz="8" w:space="0" w:color="45B0E1"/>
+              <w:right w:val="single" w:sz="8" w:space="0" w:color="45B0E1"/>
+            </w:tcBorders>
+            <w:shd w:val="clear" w:color="auto" w:fill="C1E4F5"/>
             <w:hideMark/>
           </w:tcPr>
           <w:p>
             <w:pPr>
               <w:spacing w:before="0"/>
               <w:cnfStyle w:val="000000100000" w:firstRow="0" w:lastRow="0" w:firstColumn="0" w:lastColumn="0" w:oddVBand="0" w:evenVBand="0" w:oddHBand="1" w:evenHBand="0" w:firstRowFirstColumn="0" w:firstRowLastColumn="0" w:lastRowFirstColumn="0" w:lastRowLastColumn="0"/>
-              <w:rPr>
-                <w:rFonts w:ascii="Georgia" w:hAnsi="Georgia"/>
-              </w:rPr>
             </w:pPr>
             <w:r>
               <w:rPr>
@@ -13178,14 +13234,17 @@
           <w:tcPr>
             <w:cnfStyle w:val="001000000000" w:firstRow="0" w:lastRow="0" w:firstColumn="1" w:lastColumn="0" w:oddVBand="0" w:evenVBand="0" w:oddHBand="0" w:evenHBand="0" w:firstRowFirstColumn="0" w:firstRowLastColumn="0" w:lastRowFirstColumn="0" w:lastRowLastColumn="0"/>
             <w:tcW w:w="0" w:type="auto"/>
-            <w:hideMark/>
-          </w:tcPr>
-          <w:p>
-            <w:pPr>
-              <w:spacing w:before="0"/>
-              <w:rPr>
-                <w:rFonts w:ascii="Georgia" w:hAnsi="Georgia"/>
-              </w:rPr>
+            <w:tcBorders>
+              <w:top w:val="nil"/>
+              <w:left w:val="single" w:sz="8" w:space="0" w:color="45B0E1"/>
+              <w:bottom w:val="single" w:sz="8" w:space="0" w:color="45B0E1"/>
+              <w:right w:val="single" w:sz="8" w:space="0" w:color="45B0E1"/>
+            </w:tcBorders>
+            <w:hideMark/>
+          </w:tcPr>
+          <w:p>
+            <w:pPr>
+              <w:spacing w:before="0"/>
             </w:pPr>
             <w:r>
               <w:rPr>
@@ -13198,15 +13257,18 @@
         <w:tc>
           <w:tcPr>
             <w:tcW w:w="0" w:type="auto"/>
+            <w:tcBorders>
+              <w:top w:val="nil"/>
+              <w:left w:val="nil"/>
+              <w:bottom w:val="single" w:sz="8" w:space="0" w:color="45B0E1"/>
+              <w:right w:val="single" w:sz="8" w:space="0" w:color="45B0E1"/>
+            </w:tcBorders>
             <w:hideMark/>
           </w:tcPr>
           <w:p>
             <w:pPr>
               <w:spacing w:before="0"/>
               <w:cnfStyle w:val="000000000000" w:firstRow="0" w:lastRow="0" w:firstColumn="0" w:lastColumn="0" w:oddVBand="0" w:evenVBand="0" w:oddHBand="0" w:evenHBand="0" w:firstRowFirstColumn="0" w:firstRowLastColumn="0" w:lastRowFirstColumn="0" w:lastRowLastColumn="0"/>
-              <w:rPr>
-                <w:rFonts w:ascii="Georgia" w:hAnsi="Georgia"/>
-              </w:rPr>
             </w:pPr>
             <w:r>
               <w:rPr>
@@ -13219,15 +13281,18 @@
         <w:tc>
           <w:tcPr>
             <w:tcW w:w="0" w:type="auto"/>
+            <w:tcBorders>
+              <w:top w:val="nil"/>
+              <w:left w:val="nil"/>
+              <w:bottom w:val="single" w:sz="8" w:space="0" w:color="45B0E1"/>
+              <w:right w:val="single" w:sz="8" w:space="0" w:color="45B0E1"/>
+            </w:tcBorders>
             <w:hideMark/>
           </w:tcPr>
           <w:p>
             <w:pPr>
               <w:spacing w:before="0"/>
               <w:cnfStyle w:val="000000000000" w:firstRow="0" w:lastRow="0" w:firstColumn="0" w:lastColumn="0" w:oddVBand="0" w:evenVBand="0" w:oddHBand="0" w:evenHBand="0" w:firstRowFirstColumn="0" w:firstRowLastColumn="0" w:lastRowFirstColumn="0" w:lastRowLastColumn="0"/>
-              <w:rPr>
-                <w:rFonts w:ascii="Georgia" w:hAnsi="Georgia"/>
-              </w:rPr>
             </w:pPr>
             <w:r>
               <w:rPr>
@@ -13240,15 +13305,18 @@
         <w:tc>
           <w:tcPr>
             <w:tcW w:w="0" w:type="auto"/>
+            <w:tcBorders>
+              <w:top w:val="nil"/>
+              <w:left w:val="nil"/>
+              <w:bottom w:val="single" w:sz="8" w:space="0" w:color="45B0E1"/>
+              <w:right w:val="single" w:sz="8" w:space="0" w:color="45B0E1"/>
+            </w:tcBorders>
             <w:hideMark/>
           </w:tcPr>
           <w:p>
             <w:pPr>
               <w:spacing w:before="0"/>
               <w:cnfStyle w:val="000000000000" w:firstRow="0" w:lastRow="0" w:firstColumn="0" w:lastColumn="0" w:oddVBand="0" w:evenVBand="0" w:oddHBand="0" w:evenHBand="0" w:firstRowFirstColumn="0" w:firstRowLastColumn="0" w:lastRowFirstColumn="0" w:lastRowLastColumn="0"/>
-              <w:rPr>
-                <w:rFonts w:ascii="Georgia" w:hAnsi="Georgia"/>
-              </w:rPr>
             </w:pPr>
             <w:r>
               <w:rPr>
@@ -13297,9 +13365,9 @@
       </w:tblPr>
       <w:tblGrid>
         <w:gridCol w:w="1526"/>
-        <w:gridCol w:w="1887"/>
-        <w:gridCol w:w="2875"/>
-        <w:gridCol w:w="3062"/>
+        <w:gridCol w:w="1886"/>
+        <w:gridCol w:w="2871"/>
+        <w:gridCol w:w="3057"/>
       </w:tblGrid>
       <w:tr>
         <w:trPr>
@@ -13309,6 +13377,11 @@
           <w:tcPr>
             <w:cnfStyle w:val="001000000000" w:firstRow="0" w:lastRow="0" w:firstColumn="1" w:lastColumn="0" w:oddVBand="0" w:evenVBand="0" w:oddHBand="0" w:evenHBand="0" w:firstRowFirstColumn="0" w:firstRowLastColumn="0" w:lastRowFirstColumn="0" w:lastRowLastColumn="0"/>
             <w:tcW w:w="0" w:type="auto"/>
+            <w:tcBorders>
+              <w:top w:val="single" w:sz="8" w:space="0" w:color="156082"/>
+              <w:left w:val="single" w:sz="8" w:space="0" w:color="156082"/>
+              <w:bottom w:val="single" w:sz="8" w:space="0" w:color="156082"/>
+            </w:tcBorders>
             <w:shd w:val="clear" w:color="auto" w:fill="2A0A5E"/>
             <w:tcMar>
               <w:top w:w="100" w:type="dxa"/>
@@ -13322,7 +13395,6 @@
             <w:pPr>
               <w:spacing w:before="0"/>
               <w:rPr>
-                <w:rFonts w:ascii="Georgia" w:hAnsi="Georgia"/>
                 <w:kern w:val="2"/>
                 <w14:ligatures w14:val="standardContextual"/>
               </w:rPr>
@@ -13330,8 +13402,6 @@
             <w:r>
               <w:rPr>
                 <w:rFonts w:ascii="Georgia" w:hAnsi="Georgia"/>
-                <w:b w:val="0"/>
-                <w:bCs w:val="0"/>
                 <w:color w:val="F0ECFF"/>
               </w:rPr>
               <w:t>NPC</w:t>
@@ -13341,6 +13411,10 @@
         <w:tc>
           <w:tcPr>
             <w:tcW w:w="0" w:type="auto"/>
+            <w:tcBorders>
+              <w:top w:val="single" w:sz="8" w:space="0" w:color="156082"/>
+              <w:bottom w:val="single" w:sz="8" w:space="0" w:color="156082"/>
+            </w:tcBorders>
             <w:shd w:val="clear" w:color="auto" w:fill="2A0A5E"/>
             <w:tcMar>
               <w:top w:w="100" w:type="dxa"/>
@@ -13354,15 +13428,10 @@
             <w:pPr>
               <w:spacing w:before="0"/>
               <w:cnfStyle w:val="100000000000" w:firstRow="1" w:lastRow="0" w:firstColumn="0" w:lastColumn="0" w:oddVBand="0" w:evenVBand="0" w:oddHBand="0" w:evenHBand="0" w:firstRowFirstColumn="0" w:firstRowLastColumn="0" w:lastRowFirstColumn="0" w:lastRowLastColumn="0"/>
-              <w:rPr>
-                <w:rFonts w:ascii="Georgia" w:hAnsi="Georgia"/>
-              </w:rPr>
-            </w:pPr>
-            <w:r>
-              <w:rPr>
-                <w:rFonts w:ascii="Georgia" w:hAnsi="Georgia"/>
-                <w:b w:val="0"/>
-                <w:bCs w:val="0"/>
+            </w:pPr>
+            <w:r>
+              <w:rPr>
+                <w:rFonts w:ascii="Georgia" w:hAnsi="Georgia"/>
                 <w:color w:val="F0ECFF"/>
               </w:rPr>
               <w:t>Role</w:t>
@@ -13372,6 +13441,10 @@
         <w:tc>
           <w:tcPr>
             <w:tcW w:w="0" w:type="auto"/>
+            <w:tcBorders>
+              <w:top w:val="single" w:sz="8" w:space="0" w:color="156082"/>
+              <w:bottom w:val="single" w:sz="8" w:space="0" w:color="156082"/>
+            </w:tcBorders>
             <w:shd w:val="clear" w:color="auto" w:fill="2A0A5E"/>
             <w:tcMar>
               <w:top w:w="100" w:type="dxa"/>
@@ -13385,15 +13458,10 @@
             <w:pPr>
               <w:spacing w:before="0"/>
               <w:cnfStyle w:val="100000000000" w:firstRow="1" w:lastRow="0" w:firstColumn="0" w:lastColumn="0" w:oddVBand="0" w:evenVBand="0" w:oddHBand="0" w:evenHBand="0" w:firstRowFirstColumn="0" w:firstRowLastColumn="0" w:lastRowFirstColumn="0" w:lastRowLastColumn="0"/>
-              <w:rPr>
-                <w:rFonts w:ascii="Georgia" w:hAnsi="Georgia"/>
-              </w:rPr>
-            </w:pPr>
-            <w:r>
-              <w:rPr>
-                <w:rFonts w:ascii="Georgia" w:hAnsi="Georgia"/>
-                <w:b w:val="0"/>
-                <w:bCs w:val="0"/>
+            </w:pPr>
+            <w:r>
+              <w:rPr>
+                <w:rFonts w:ascii="Georgia" w:hAnsi="Georgia"/>
                 <w:color w:val="F0ECFF"/>
               </w:rPr>
               <w:t>Function</w:t>
@@ -13403,6 +13471,11 @@
         <w:tc>
           <w:tcPr>
             <w:tcW w:w="0" w:type="auto"/>
+            <w:tcBorders>
+              <w:top w:val="single" w:sz="8" w:space="0" w:color="156082"/>
+              <w:bottom w:val="single" w:sz="8" w:space="0" w:color="156082"/>
+              <w:right w:val="single" w:sz="8" w:space="0" w:color="156082"/>
+            </w:tcBorders>
             <w:shd w:val="clear" w:color="auto" w:fill="2A0A5E"/>
             <w:tcMar>
               <w:top w:w="100" w:type="dxa"/>
@@ -13416,15 +13489,10 @@
             <w:pPr>
               <w:spacing w:before="0"/>
               <w:cnfStyle w:val="100000000000" w:firstRow="1" w:lastRow="0" w:firstColumn="0" w:lastColumn="0" w:oddVBand="0" w:evenVBand="0" w:oddHBand="0" w:evenHBand="0" w:firstRowFirstColumn="0" w:firstRowLastColumn="0" w:lastRowFirstColumn="0" w:lastRowLastColumn="0"/>
-              <w:rPr>
-                <w:rFonts w:ascii="Georgia" w:hAnsi="Georgia"/>
-              </w:rPr>
-            </w:pPr>
-            <w:r>
-              <w:rPr>
-                <w:rFonts w:ascii="Georgia" w:hAnsi="Georgia"/>
-                <w:b w:val="0"/>
-                <w:bCs w:val="0"/>
+            </w:pPr>
+            <w:r>
+              <w:rPr>
+                <w:rFonts w:ascii="Georgia" w:hAnsi="Georgia"/>
                 <w:color w:val="F0ECFF"/>
               </w:rPr>
               <w:t>Hidden Lore Hook</w:t>
@@ -13440,14 +13508,18 @@
           <w:tcPr>
             <w:cnfStyle w:val="001000000000" w:firstRow="0" w:lastRow="0" w:firstColumn="1" w:lastColumn="0" w:oddVBand="0" w:evenVBand="0" w:oddHBand="0" w:evenHBand="0" w:firstRowFirstColumn="0" w:firstRowLastColumn="0" w:lastRowFirstColumn="0" w:lastRowLastColumn="0"/>
             <w:tcW w:w="0" w:type="auto"/>
-            <w:hideMark/>
-          </w:tcPr>
-          <w:p>
-            <w:pPr>
-              <w:spacing w:before="0"/>
-              <w:rPr>
-                <w:rFonts w:ascii="Georgia" w:hAnsi="Georgia"/>
-              </w:rPr>
+            <w:tcBorders>
+              <w:top w:val="nil"/>
+              <w:left w:val="single" w:sz="8" w:space="0" w:color="45B0E1"/>
+              <w:bottom w:val="single" w:sz="8" w:space="0" w:color="45B0E1"/>
+              <w:right w:val="single" w:sz="8" w:space="0" w:color="45B0E1"/>
+            </w:tcBorders>
+            <w:shd w:val="clear" w:color="auto" w:fill="C1E4F5"/>
+            <w:hideMark/>
+          </w:tcPr>
+          <w:p>
+            <w:pPr>
+              <w:spacing w:before="0"/>
             </w:pPr>
             <w:r>
               <w:rPr>
@@ -13460,15 +13532,19 @@
         <w:tc>
           <w:tcPr>
             <w:tcW w:w="0" w:type="auto"/>
+            <w:tcBorders>
+              <w:top w:val="nil"/>
+              <w:left w:val="nil"/>
+              <w:bottom w:val="single" w:sz="8" w:space="0" w:color="45B0E1"/>
+              <w:right w:val="single" w:sz="8" w:space="0" w:color="45B0E1"/>
+            </w:tcBorders>
+            <w:shd w:val="clear" w:color="auto" w:fill="C1E4F5"/>
             <w:hideMark/>
           </w:tcPr>
           <w:p>
             <w:pPr>
               <w:spacing w:before="0"/>
               <w:cnfStyle w:val="000000100000" w:firstRow="0" w:lastRow="0" w:firstColumn="0" w:lastColumn="0" w:oddVBand="0" w:evenVBand="0" w:oddHBand="1" w:evenHBand="0" w:firstRowFirstColumn="0" w:firstRowLastColumn="0" w:lastRowFirstColumn="0" w:lastRowLastColumn="0"/>
-              <w:rPr>
-                <w:rFonts w:ascii="Georgia" w:hAnsi="Georgia"/>
-              </w:rPr>
             </w:pPr>
             <w:r>
               <w:rPr>
@@ -13481,15 +13557,19 @@
         <w:tc>
           <w:tcPr>
             <w:tcW w:w="0" w:type="auto"/>
+            <w:tcBorders>
+              <w:top w:val="nil"/>
+              <w:left w:val="nil"/>
+              <w:bottom w:val="single" w:sz="8" w:space="0" w:color="45B0E1"/>
+              <w:right w:val="single" w:sz="8" w:space="0" w:color="45B0E1"/>
+            </w:tcBorders>
+            <w:shd w:val="clear" w:color="auto" w:fill="C1E4F5"/>
             <w:hideMark/>
           </w:tcPr>
           <w:p>
             <w:pPr>
               <w:spacing w:before="0"/>
               <w:cnfStyle w:val="000000100000" w:firstRow="0" w:lastRow="0" w:firstColumn="0" w:lastColumn="0" w:oddVBand="0" w:evenVBand="0" w:oddHBand="1" w:evenHBand="0" w:firstRowFirstColumn="0" w:firstRowLastColumn="0" w:lastRowFirstColumn="0" w:lastRowLastColumn="0"/>
-              <w:rPr>
-                <w:rFonts w:ascii="Georgia" w:hAnsi="Georgia"/>
-              </w:rPr>
             </w:pPr>
             <w:r>
               <w:rPr>
@@ -13502,15 +13582,19 @@
         <w:tc>
           <w:tcPr>
             <w:tcW w:w="0" w:type="auto"/>
+            <w:tcBorders>
+              <w:top w:val="nil"/>
+              <w:left w:val="nil"/>
+              <w:bottom w:val="single" w:sz="8" w:space="0" w:color="45B0E1"/>
+              <w:right w:val="single" w:sz="8" w:space="0" w:color="45B0E1"/>
+            </w:tcBorders>
+            <w:shd w:val="clear" w:color="auto" w:fill="C1E4F5"/>
             <w:hideMark/>
           </w:tcPr>
           <w:p>
             <w:pPr>
               <w:spacing w:before="0"/>
               <w:cnfStyle w:val="000000100000" w:firstRow="0" w:lastRow="0" w:firstColumn="0" w:lastColumn="0" w:oddVBand="0" w:evenVBand="0" w:oddHBand="1" w:evenHBand="0" w:firstRowFirstColumn="0" w:firstRowLastColumn="0" w:lastRowFirstColumn="0" w:lastRowLastColumn="0"/>
-              <w:rPr>
-                <w:rFonts w:ascii="Georgia" w:hAnsi="Georgia"/>
-              </w:rPr>
             </w:pPr>
             <w:r>
               <w:rPr>
@@ -13526,14 +13610,17 @@
           <w:tcPr>
             <w:cnfStyle w:val="001000000000" w:firstRow="0" w:lastRow="0" w:firstColumn="1" w:lastColumn="0" w:oddVBand="0" w:evenVBand="0" w:oddHBand="0" w:evenHBand="0" w:firstRowFirstColumn="0" w:firstRowLastColumn="0" w:lastRowFirstColumn="0" w:lastRowLastColumn="0"/>
             <w:tcW w:w="0" w:type="auto"/>
-            <w:hideMark/>
-          </w:tcPr>
-          <w:p>
-            <w:pPr>
-              <w:spacing w:before="0"/>
-              <w:rPr>
-                <w:rFonts w:ascii="Georgia" w:hAnsi="Georgia"/>
-              </w:rPr>
+            <w:tcBorders>
+              <w:top w:val="nil"/>
+              <w:left w:val="single" w:sz="8" w:space="0" w:color="45B0E1"/>
+              <w:bottom w:val="single" w:sz="8" w:space="0" w:color="45B0E1"/>
+              <w:right w:val="single" w:sz="8" w:space="0" w:color="45B0E1"/>
+            </w:tcBorders>
+            <w:hideMark/>
+          </w:tcPr>
+          <w:p>
+            <w:pPr>
+              <w:spacing w:before="0"/>
             </w:pPr>
             <w:r>
               <w:rPr>
@@ -13546,15 +13633,18 @@
         <w:tc>
           <w:tcPr>
             <w:tcW w:w="0" w:type="auto"/>
+            <w:tcBorders>
+              <w:top w:val="nil"/>
+              <w:left w:val="nil"/>
+              <w:bottom w:val="single" w:sz="8" w:space="0" w:color="45B0E1"/>
+              <w:right w:val="single" w:sz="8" w:space="0" w:color="45B0E1"/>
+            </w:tcBorders>
             <w:hideMark/>
           </w:tcPr>
           <w:p>
             <w:pPr>
               <w:spacing w:before="0"/>
               <w:cnfStyle w:val="000000000000" w:firstRow="0" w:lastRow="0" w:firstColumn="0" w:lastColumn="0" w:oddVBand="0" w:evenVBand="0" w:oddHBand="0" w:evenHBand="0" w:firstRowFirstColumn="0" w:firstRowLastColumn="0" w:lastRowFirstColumn="0" w:lastRowLastColumn="0"/>
-              <w:rPr>
-                <w:rFonts w:ascii="Georgia" w:hAnsi="Georgia"/>
-              </w:rPr>
             </w:pPr>
             <w:r>
               <w:rPr>
@@ -13567,15 +13657,18 @@
         <w:tc>
           <w:tcPr>
             <w:tcW w:w="0" w:type="auto"/>
+            <w:tcBorders>
+              <w:top w:val="nil"/>
+              <w:left w:val="nil"/>
+              <w:bottom w:val="single" w:sz="8" w:space="0" w:color="45B0E1"/>
+              <w:right w:val="single" w:sz="8" w:space="0" w:color="45B0E1"/>
+            </w:tcBorders>
             <w:hideMark/>
           </w:tcPr>
           <w:p>
             <w:pPr>
               <w:spacing w:before="0"/>
               <w:cnfStyle w:val="000000000000" w:firstRow="0" w:lastRow="0" w:firstColumn="0" w:lastColumn="0" w:oddVBand="0" w:evenVBand="0" w:oddHBand="0" w:evenHBand="0" w:firstRowFirstColumn="0" w:firstRowLastColumn="0" w:lastRowFirstColumn="0" w:lastRowLastColumn="0"/>
-              <w:rPr>
-                <w:rFonts w:ascii="Georgia" w:hAnsi="Georgia"/>
-              </w:rPr>
             </w:pPr>
             <w:r>
               <w:rPr>
@@ -13588,15 +13681,18 @@
         <w:tc>
           <w:tcPr>
             <w:tcW w:w="0" w:type="auto"/>
+            <w:tcBorders>
+              <w:top w:val="nil"/>
+              <w:left w:val="nil"/>
+              <w:bottom w:val="single" w:sz="8" w:space="0" w:color="45B0E1"/>
+              <w:right w:val="single" w:sz="8" w:space="0" w:color="45B0E1"/>
+            </w:tcBorders>
             <w:hideMark/>
           </w:tcPr>
           <w:p>
             <w:pPr>
               <w:spacing w:before="0"/>
               <w:cnfStyle w:val="000000000000" w:firstRow="0" w:lastRow="0" w:firstColumn="0" w:lastColumn="0" w:oddVBand="0" w:evenVBand="0" w:oddHBand="0" w:evenHBand="0" w:firstRowFirstColumn="0" w:firstRowLastColumn="0" w:lastRowFirstColumn="0" w:lastRowLastColumn="0"/>
-              <w:rPr>
-                <w:rFonts w:ascii="Georgia" w:hAnsi="Georgia"/>
-              </w:rPr>
             </w:pPr>
             <w:r>
               <w:rPr>
@@ -13629,14 +13725,18 @@
           <w:tcPr>
             <w:cnfStyle w:val="001000000000" w:firstRow="0" w:lastRow="0" w:firstColumn="1" w:lastColumn="0" w:oddVBand="0" w:evenVBand="0" w:oddHBand="0" w:evenHBand="0" w:firstRowFirstColumn="0" w:firstRowLastColumn="0" w:lastRowFirstColumn="0" w:lastRowLastColumn="0"/>
             <w:tcW w:w="0" w:type="auto"/>
-            <w:hideMark/>
-          </w:tcPr>
-          <w:p>
-            <w:pPr>
-              <w:spacing w:before="0"/>
-              <w:rPr>
-                <w:rFonts w:ascii="Georgia" w:hAnsi="Georgia"/>
-              </w:rPr>
+            <w:tcBorders>
+              <w:top w:val="nil"/>
+              <w:left w:val="single" w:sz="8" w:space="0" w:color="45B0E1"/>
+              <w:bottom w:val="single" w:sz="8" w:space="0" w:color="45B0E1"/>
+              <w:right w:val="single" w:sz="8" w:space="0" w:color="45B0E1"/>
+            </w:tcBorders>
+            <w:shd w:val="clear" w:color="auto" w:fill="C1E4F5"/>
+            <w:hideMark/>
+          </w:tcPr>
+          <w:p>
+            <w:pPr>
+              <w:spacing w:before="0"/>
             </w:pPr>
             <w:r>
               <w:rPr>
@@ -13649,15 +13749,19 @@
         <w:tc>
           <w:tcPr>
             <w:tcW w:w="0" w:type="auto"/>
+            <w:tcBorders>
+              <w:top w:val="nil"/>
+              <w:left w:val="nil"/>
+              <w:bottom w:val="single" w:sz="8" w:space="0" w:color="45B0E1"/>
+              <w:right w:val="single" w:sz="8" w:space="0" w:color="45B0E1"/>
+            </w:tcBorders>
+            <w:shd w:val="clear" w:color="auto" w:fill="C1E4F5"/>
             <w:hideMark/>
           </w:tcPr>
           <w:p>
             <w:pPr>
               <w:spacing w:before="0"/>
               <w:cnfStyle w:val="000000100000" w:firstRow="0" w:lastRow="0" w:firstColumn="0" w:lastColumn="0" w:oddVBand="0" w:evenVBand="0" w:oddHBand="1" w:evenHBand="0" w:firstRowFirstColumn="0" w:firstRowLastColumn="0" w:lastRowFirstColumn="0" w:lastRowLastColumn="0"/>
-              <w:rPr>
-                <w:rFonts w:ascii="Georgia" w:hAnsi="Georgia"/>
-              </w:rPr>
             </w:pPr>
             <w:r>
               <w:rPr>
@@ -13670,15 +13774,19 @@
         <w:tc>
           <w:tcPr>
             <w:tcW w:w="0" w:type="auto"/>
+            <w:tcBorders>
+              <w:top w:val="nil"/>
+              <w:left w:val="nil"/>
+              <w:bottom w:val="single" w:sz="8" w:space="0" w:color="45B0E1"/>
+              <w:right w:val="single" w:sz="8" w:space="0" w:color="45B0E1"/>
+            </w:tcBorders>
+            <w:shd w:val="clear" w:color="auto" w:fill="C1E4F5"/>
             <w:hideMark/>
           </w:tcPr>
           <w:p>
             <w:pPr>
               <w:spacing w:before="0"/>
               <w:cnfStyle w:val="000000100000" w:firstRow="0" w:lastRow="0" w:firstColumn="0" w:lastColumn="0" w:oddVBand="0" w:evenVBand="0" w:oddHBand="1" w:evenHBand="0" w:firstRowFirstColumn="0" w:firstRowLastColumn="0" w:lastRowFirstColumn="0" w:lastRowLastColumn="0"/>
-              <w:rPr>
-                <w:rFonts w:ascii="Georgia" w:hAnsi="Georgia"/>
-              </w:rPr>
             </w:pPr>
             <w:r>
               <w:rPr>
@@ -13691,15 +13799,19 @@
         <w:tc>
           <w:tcPr>
             <w:tcW w:w="0" w:type="auto"/>
+            <w:tcBorders>
+              <w:top w:val="nil"/>
+              <w:left w:val="nil"/>
+              <w:bottom w:val="single" w:sz="8" w:space="0" w:color="45B0E1"/>
+              <w:right w:val="single" w:sz="8" w:space="0" w:color="45B0E1"/>
+            </w:tcBorders>
+            <w:shd w:val="clear" w:color="auto" w:fill="C1E4F5"/>
             <w:hideMark/>
           </w:tcPr>
           <w:p>
             <w:pPr>
               <w:spacing w:before="0"/>
               <w:cnfStyle w:val="000000100000" w:firstRow="0" w:lastRow="0" w:firstColumn="0" w:lastColumn="0" w:oddVBand="0" w:evenVBand="0" w:oddHBand="1" w:evenHBand="0" w:firstRowFirstColumn="0" w:firstRowLastColumn="0" w:lastRowFirstColumn="0" w:lastRowLastColumn="0"/>
-              <w:rPr>
-                <w:rFonts w:ascii="Georgia" w:hAnsi="Georgia"/>
-              </w:rPr>
             </w:pPr>
             <w:r>
               <w:rPr>
@@ -13715,14 +13827,17 @@
           <w:tcPr>
             <w:cnfStyle w:val="001000000000" w:firstRow="0" w:lastRow="0" w:firstColumn="1" w:lastColumn="0" w:oddVBand="0" w:evenVBand="0" w:oddHBand="0" w:evenHBand="0" w:firstRowFirstColumn="0" w:firstRowLastColumn="0" w:lastRowFirstColumn="0" w:lastRowLastColumn="0"/>
             <w:tcW w:w="0" w:type="auto"/>
-            <w:hideMark/>
-          </w:tcPr>
-          <w:p>
-            <w:pPr>
-              <w:spacing w:before="0"/>
-              <w:rPr>
-                <w:rFonts w:ascii="Georgia" w:hAnsi="Georgia"/>
-              </w:rPr>
+            <w:tcBorders>
+              <w:top w:val="nil"/>
+              <w:left w:val="single" w:sz="8" w:space="0" w:color="45B0E1"/>
+              <w:bottom w:val="single" w:sz="8" w:space="0" w:color="45B0E1"/>
+              <w:right w:val="single" w:sz="8" w:space="0" w:color="45B0E1"/>
+            </w:tcBorders>
+            <w:hideMark/>
+          </w:tcPr>
+          <w:p>
+            <w:pPr>
+              <w:spacing w:before="0"/>
             </w:pPr>
             <w:r>
               <w:rPr>
@@ -13735,15 +13850,18 @@
         <w:tc>
           <w:tcPr>
             <w:tcW w:w="0" w:type="auto"/>
+            <w:tcBorders>
+              <w:top w:val="nil"/>
+              <w:left w:val="nil"/>
+              <w:bottom w:val="single" w:sz="8" w:space="0" w:color="45B0E1"/>
+              <w:right w:val="single" w:sz="8" w:space="0" w:color="45B0E1"/>
+            </w:tcBorders>
             <w:hideMark/>
           </w:tcPr>
           <w:p>
             <w:pPr>
               <w:spacing w:before="0"/>
               <w:cnfStyle w:val="000000000000" w:firstRow="0" w:lastRow="0" w:firstColumn="0" w:lastColumn="0" w:oddVBand="0" w:evenVBand="0" w:oddHBand="0" w:evenHBand="0" w:firstRowFirstColumn="0" w:firstRowLastColumn="0" w:lastRowFirstColumn="0" w:lastRowLastColumn="0"/>
-              <w:rPr>
-                <w:rFonts w:ascii="Georgia" w:hAnsi="Georgia"/>
-              </w:rPr>
             </w:pPr>
             <w:r>
               <w:rPr>
@@ -13763,22 +13881,25 @@
               <w:rPr>
                 <w:rFonts w:ascii="Georgia" w:hAnsi="Georgia"/>
               </w:rPr>
-              <w:t xml:space="preserve"> contact</w:t>
-            </w:r>
-          </w:p>
-        </w:tc>
-        <w:tc>
-          <w:tcPr>
-            <w:tcW w:w="0" w:type="auto"/>
+              <w:t xml:space="preserve"> mentor</w:t>
+            </w:r>
+          </w:p>
+        </w:tc>
+        <w:tc>
+          <w:tcPr>
+            <w:tcW w:w="0" w:type="auto"/>
+            <w:tcBorders>
+              <w:top w:val="nil"/>
+              <w:left w:val="nil"/>
+              <w:bottom w:val="single" w:sz="8" w:space="0" w:color="45B0E1"/>
+              <w:right w:val="single" w:sz="8" w:space="0" w:color="45B0E1"/>
+            </w:tcBorders>
             <w:hideMark/>
           </w:tcPr>
           <w:p>
             <w:pPr>
               <w:spacing w:before="0"/>
               <w:cnfStyle w:val="000000000000" w:firstRow="0" w:lastRow="0" w:firstColumn="0" w:lastColumn="0" w:oddVBand="0" w:evenVBand="0" w:oddHBand="0" w:evenHBand="0" w:firstRowFirstColumn="0" w:firstRowLastColumn="0" w:lastRowFirstColumn="0" w:lastRowLastColumn="0"/>
-              <w:rPr>
-                <w:rFonts w:ascii="Georgia" w:hAnsi="Georgia"/>
-              </w:rPr>
             </w:pPr>
             <w:r>
               <w:rPr>
@@ -13791,15 +13912,18 @@
         <w:tc>
           <w:tcPr>
             <w:tcW w:w="0" w:type="auto"/>
+            <w:tcBorders>
+              <w:top w:val="nil"/>
+              <w:left w:val="nil"/>
+              <w:bottom w:val="single" w:sz="8" w:space="0" w:color="45B0E1"/>
+              <w:right w:val="single" w:sz="8" w:space="0" w:color="45B0E1"/>
+            </w:tcBorders>
             <w:hideMark/>
           </w:tcPr>
           <w:p>
             <w:pPr>
               <w:spacing w:before="0"/>
               <w:cnfStyle w:val="000000000000" w:firstRow="0" w:lastRow="0" w:firstColumn="0" w:lastColumn="0" w:oddVBand="0" w:evenVBand="0" w:oddHBand="0" w:evenHBand="0" w:firstRowFirstColumn="0" w:firstRowLastColumn="0" w:lastRowFirstColumn="0" w:lastRowLastColumn="0"/>
-              <w:rPr>
-                <w:rFonts w:ascii="Georgia" w:hAnsi="Georgia"/>
-              </w:rPr>
             </w:pPr>
             <w:r>
               <w:rPr>
@@ -13818,14 +13942,18 @@
           <w:tcPr>
             <w:cnfStyle w:val="001000000000" w:firstRow="0" w:lastRow="0" w:firstColumn="1" w:lastColumn="0" w:oddVBand="0" w:evenVBand="0" w:oddHBand="0" w:evenHBand="0" w:firstRowFirstColumn="0" w:firstRowLastColumn="0" w:lastRowFirstColumn="0" w:lastRowLastColumn="0"/>
             <w:tcW w:w="0" w:type="auto"/>
-            <w:hideMark/>
-          </w:tcPr>
-          <w:p>
-            <w:pPr>
-              <w:spacing w:before="0"/>
-              <w:rPr>
-                <w:rFonts w:ascii="Georgia" w:hAnsi="Georgia"/>
-              </w:rPr>
+            <w:tcBorders>
+              <w:top w:val="nil"/>
+              <w:left w:val="single" w:sz="8" w:space="0" w:color="45B0E1"/>
+              <w:bottom w:val="single" w:sz="8" w:space="0" w:color="45B0E1"/>
+              <w:right w:val="single" w:sz="8" w:space="0" w:color="45B0E1"/>
+            </w:tcBorders>
+            <w:shd w:val="clear" w:color="auto" w:fill="C1E4F5"/>
+            <w:hideMark/>
+          </w:tcPr>
+          <w:p>
+            <w:pPr>
+              <w:spacing w:before="0"/>
             </w:pPr>
             <w:r>
               <w:rPr>
@@ -13839,15 +13967,19 @@
         <w:tc>
           <w:tcPr>
             <w:tcW w:w="0" w:type="auto"/>
+            <w:tcBorders>
+              <w:top w:val="nil"/>
+              <w:left w:val="nil"/>
+              <w:bottom w:val="single" w:sz="8" w:space="0" w:color="45B0E1"/>
+              <w:right w:val="single" w:sz="8" w:space="0" w:color="45B0E1"/>
+            </w:tcBorders>
+            <w:shd w:val="clear" w:color="auto" w:fill="C1E4F5"/>
             <w:hideMark/>
           </w:tcPr>
           <w:p>
             <w:pPr>
               <w:spacing w:before="0"/>
               <w:cnfStyle w:val="000000100000" w:firstRow="0" w:lastRow="0" w:firstColumn="0" w:lastColumn="0" w:oddVBand="0" w:evenVBand="0" w:oddHBand="1" w:evenHBand="0" w:firstRowFirstColumn="0" w:firstRowLastColumn="0" w:lastRowFirstColumn="0" w:lastRowLastColumn="0"/>
-              <w:rPr>
-                <w:rFonts w:ascii="Georgia" w:hAnsi="Georgia"/>
-              </w:rPr>
             </w:pPr>
             <w:r>
               <w:rPr>
@@ -13860,15 +13992,19 @@
         <w:tc>
           <w:tcPr>
             <w:tcW w:w="0" w:type="auto"/>
+            <w:tcBorders>
+              <w:top w:val="nil"/>
+              <w:left w:val="nil"/>
+              <w:bottom w:val="single" w:sz="8" w:space="0" w:color="45B0E1"/>
+              <w:right w:val="single" w:sz="8" w:space="0" w:color="45B0E1"/>
+            </w:tcBorders>
+            <w:shd w:val="clear" w:color="auto" w:fill="C1E4F5"/>
             <w:hideMark/>
           </w:tcPr>
           <w:p>
             <w:pPr>
               <w:spacing w:before="0"/>
               <w:cnfStyle w:val="000000100000" w:firstRow="0" w:lastRow="0" w:firstColumn="0" w:lastColumn="0" w:oddVBand="0" w:evenVBand="0" w:oddHBand="1" w:evenHBand="0" w:firstRowFirstColumn="0" w:firstRowLastColumn="0" w:lastRowFirstColumn="0" w:lastRowLastColumn="0"/>
-              <w:rPr>
-                <w:rFonts w:ascii="Georgia" w:hAnsi="Georgia"/>
-              </w:rPr>
             </w:pPr>
             <w:r>
               <w:rPr>
@@ -13881,15 +14017,19 @@
         <w:tc>
           <w:tcPr>
             <w:tcW w:w="0" w:type="auto"/>
+            <w:tcBorders>
+              <w:top w:val="nil"/>
+              <w:left w:val="nil"/>
+              <w:bottom w:val="single" w:sz="8" w:space="0" w:color="45B0E1"/>
+              <w:right w:val="single" w:sz="8" w:space="0" w:color="45B0E1"/>
+            </w:tcBorders>
+            <w:shd w:val="clear" w:color="auto" w:fill="C1E4F5"/>
             <w:hideMark/>
           </w:tcPr>
           <w:p>
             <w:pPr>
               <w:spacing w:before="0"/>
               <w:cnfStyle w:val="000000100000" w:firstRow="0" w:lastRow="0" w:firstColumn="0" w:lastColumn="0" w:oddVBand="0" w:evenVBand="0" w:oddHBand="1" w:evenHBand="0" w:firstRowFirstColumn="0" w:firstRowLastColumn="0" w:lastRowFirstColumn="0" w:lastRowLastColumn="0"/>
-              <w:rPr>
-                <w:rFonts w:ascii="Georgia" w:hAnsi="Georgia"/>
-              </w:rPr>
             </w:pPr>
             <w:r>
               <w:rPr>
@@ -13953,10 +14093,10 @@
         <w:tblLook w:val="04A0" w:firstRow="1" w:lastRow="0" w:firstColumn="1" w:lastColumn="0" w:noHBand="0" w:noVBand="1"/>
       </w:tblPr>
       <w:tblGrid>
-        <w:gridCol w:w="1407"/>
-        <w:gridCol w:w="1441"/>
-        <w:gridCol w:w="3574"/>
-        <w:gridCol w:w="2928"/>
+        <w:gridCol w:w="1527"/>
+        <w:gridCol w:w="1380"/>
+        <w:gridCol w:w="3850"/>
+        <w:gridCol w:w="2583"/>
       </w:tblGrid>
       <w:tr>
         <w:trPr>
@@ -13966,6 +14106,11 @@
           <w:tcPr>
             <w:cnfStyle w:val="001000000000" w:firstRow="0" w:lastRow="0" w:firstColumn="1" w:lastColumn="0" w:oddVBand="0" w:evenVBand="0" w:oddHBand="0" w:evenHBand="0" w:firstRowFirstColumn="0" w:firstRowLastColumn="0" w:lastRowFirstColumn="0" w:lastRowLastColumn="0"/>
             <w:tcW w:w="0" w:type="auto"/>
+            <w:tcBorders>
+              <w:top w:val="single" w:sz="8" w:space="0" w:color="156082"/>
+              <w:left w:val="single" w:sz="8" w:space="0" w:color="156082"/>
+              <w:bottom w:val="single" w:sz="8" w:space="0" w:color="156082"/>
+            </w:tcBorders>
             <w:shd w:val="clear" w:color="auto" w:fill="2A0A5E"/>
             <w:tcMar>
               <w:top w:w="100" w:type="dxa"/>
@@ -13979,7 +14124,6 @@
             <w:pPr>
               <w:spacing w:before="0"/>
               <w:rPr>
-                <w:rFonts w:ascii="Georgia" w:hAnsi="Georgia"/>
                 <w:kern w:val="2"/>
                 <w14:ligatures w14:val="standardContextual"/>
               </w:rPr>
@@ -13987,8 +14131,6 @@
             <w:r>
               <w:rPr>
                 <w:rFonts w:ascii="Georgia" w:hAnsi="Georgia"/>
-                <w:b w:val="0"/>
-                <w:bCs w:val="0"/>
                 <w:color w:val="F0ECFF"/>
               </w:rPr>
               <w:t>NPC</w:t>
@@ -13998,6 +14140,10 @@
         <w:tc>
           <w:tcPr>
             <w:tcW w:w="0" w:type="auto"/>
+            <w:tcBorders>
+              <w:top w:val="single" w:sz="8" w:space="0" w:color="156082"/>
+              <w:bottom w:val="single" w:sz="8" w:space="0" w:color="156082"/>
+            </w:tcBorders>
             <w:shd w:val="clear" w:color="auto" w:fill="2A0A5E"/>
             <w:tcMar>
               <w:top w:w="100" w:type="dxa"/>
@@ -14011,15 +14157,10 @@
             <w:pPr>
               <w:spacing w:before="0"/>
               <w:cnfStyle w:val="100000000000" w:firstRow="1" w:lastRow="0" w:firstColumn="0" w:lastColumn="0" w:oddVBand="0" w:evenVBand="0" w:oddHBand="0" w:evenHBand="0" w:firstRowFirstColumn="0" w:firstRowLastColumn="0" w:lastRowFirstColumn="0" w:lastRowLastColumn="0"/>
-              <w:rPr>
-                <w:rFonts w:ascii="Georgia" w:hAnsi="Georgia"/>
-              </w:rPr>
-            </w:pPr>
-            <w:r>
-              <w:rPr>
-                <w:rFonts w:ascii="Georgia" w:hAnsi="Georgia"/>
-                <w:b w:val="0"/>
-                <w:bCs w:val="0"/>
+            </w:pPr>
+            <w:r>
+              <w:rPr>
+                <w:rFonts w:ascii="Georgia" w:hAnsi="Georgia"/>
                 <w:color w:val="F0ECFF"/>
               </w:rPr>
               <w:t>Faction</w:t>
@@ -14029,6 +14170,10 @@
         <w:tc>
           <w:tcPr>
             <w:tcW w:w="0" w:type="auto"/>
+            <w:tcBorders>
+              <w:top w:val="single" w:sz="8" w:space="0" w:color="156082"/>
+              <w:bottom w:val="single" w:sz="8" w:space="0" w:color="156082"/>
+            </w:tcBorders>
             <w:shd w:val="clear" w:color="auto" w:fill="2A0A5E"/>
             <w:tcMar>
               <w:top w:w="100" w:type="dxa"/>
@@ -14042,15 +14187,10 @@
             <w:pPr>
               <w:spacing w:before="0"/>
               <w:cnfStyle w:val="100000000000" w:firstRow="1" w:lastRow="0" w:firstColumn="0" w:lastColumn="0" w:oddVBand="0" w:evenVBand="0" w:oddHBand="0" w:evenHBand="0" w:firstRowFirstColumn="0" w:firstRowLastColumn="0" w:lastRowFirstColumn="0" w:lastRowLastColumn="0"/>
-              <w:rPr>
-                <w:rFonts w:ascii="Georgia" w:hAnsi="Georgia"/>
-              </w:rPr>
-            </w:pPr>
-            <w:r>
-              <w:rPr>
-                <w:rFonts w:ascii="Georgia" w:hAnsi="Georgia"/>
-                <w:b w:val="0"/>
-                <w:bCs w:val="0"/>
+            </w:pPr>
+            <w:r>
+              <w:rPr>
+                <w:rFonts w:ascii="Georgia" w:hAnsi="Georgia"/>
                 <w:color w:val="F0ECFF"/>
               </w:rPr>
               <w:t>Role in Gameplay</w:t>
@@ -14060,6 +14200,11 @@
         <w:tc>
           <w:tcPr>
             <w:tcW w:w="0" w:type="auto"/>
+            <w:tcBorders>
+              <w:top w:val="single" w:sz="8" w:space="0" w:color="156082"/>
+              <w:bottom w:val="single" w:sz="8" w:space="0" w:color="156082"/>
+              <w:right w:val="single" w:sz="8" w:space="0" w:color="156082"/>
+            </w:tcBorders>
             <w:shd w:val="clear" w:color="auto" w:fill="2A0A5E"/>
             <w:tcMar>
               <w:top w:w="100" w:type="dxa"/>
@@ -14073,15 +14218,10 @@
             <w:pPr>
               <w:spacing w:before="0"/>
               <w:cnfStyle w:val="100000000000" w:firstRow="1" w:lastRow="0" w:firstColumn="0" w:lastColumn="0" w:oddVBand="0" w:evenVBand="0" w:oddHBand="0" w:evenHBand="0" w:firstRowFirstColumn="0" w:firstRowLastColumn="0" w:lastRowFirstColumn="0" w:lastRowLastColumn="0"/>
-              <w:rPr>
-                <w:rFonts w:ascii="Georgia" w:hAnsi="Georgia"/>
-              </w:rPr>
-            </w:pPr>
-            <w:r>
-              <w:rPr>
-                <w:rFonts w:ascii="Georgia" w:hAnsi="Georgia"/>
-                <w:b w:val="0"/>
-                <w:bCs w:val="0"/>
+            </w:pPr>
+            <w:r>
+              <w:rPr>
+                <w:rFonts w:ascii="Georgia" w:hAnsi="Georgia"/>
                 <w:color w:val="F0ECFF"/>
               </w:rPr>
               <w:t>Quest Flavor</w:t>
@@ -14097,14 +14237,18 @@
           <w:tcPr>
             <w:cnfStyle w:val="001000000000" w:firstRow="0" w:lastRow="0" w:firstColumn="1" w:lastColumn="0" w:oddVBand="0" w:evenVBand="0" w:oddHBand="0" w:evenHBand="0" w:firstRowFirstColumn="0" w:firstRowLastColumn="0" w:lastRowFirstColumn="0" w:lastRowLastColumn="0"/>
             <w:tcW w:w="0" w:type="auto"/>
-            <w:hideMark/>
-          </w:tcPr>
-          <w:p>
-            <w:pPr>
-              <w:spacing w:before="0"/>
-              <w:rPr>
-                <w:rFonts w:ascii="Georgia" w:hAnsi="Georgia"/>
-              </w:rPr>
+            <w:tcBorders>
+              <w:top w:val="nil"/>
+              <w:left w:val="single" w:sz="8" w:space="0" w:color="45B0E1"/>
+              <w:bottom w:val="single" w:sz="8" w:space="0" w:color="45B0E1"/>
+              <w:right w:val="single" w:sz="8" w:space="0" w:color="45B0E1"/>
+            </w:tcBorders>
+            <w:shd w:val="clear" w:color="auto" w:fill="C1E4F5"/>
+            <w:hideMark/>
+          </w:tcPr>
+          <w:p>
+            <w:pPr>
+              <w:spacing w:before="0"/>
             </w:pPr>
             <w:r>
               <w:rPr>
@@ -14117,15 +14261,19 @@
         <w:tc>
           <w:tcPr>
             <w:tcW w:w="0" w:type="auto"/>
+            <w:tcBorders>
+              <w:top w:val="nil"/>
+              <w:left w:val="nil"/>
+              <w:bottom w:val="single" w:sz="8" w:space="0" w:color="45B0E1"/>
+              <w:right w:val="single" w:sz="8" w:space="0" w:color="45B0E1"/>
+            </w:tcBorders>
+            <w:shd w:val="clear" w:color="auto" w:fill="C1E4F5"/>
             <w:hideMark/>
           </w:tcPr>
           <w:p>
             <w:pPr>
               <w:spacing w:before="0"/>
               <w:cnfStyle w:val="000000100000" w:firstRow="0" w:lastRow="0" w:firstColumn="0" w:lastColumn="0" w:oddVBand="0" w:evenVBand="0" w:oddHBand="1" w:evenHBand="0" w:firstRowFirstColumn="0" w:firstRowLastColumn="0" w:lastRowFirstColumn="0" w:lastRowLastColumn="0"/>
-              <w:rPr>
-                <w:rFonts w:ascii="Georgia" w:hAnsi="Georgia"/>
-              </w:rPr>
             </w:pPr>
             <w:r>
               <w:rPr>
@@ -14138,15 +14286,19 @@
         <w:tc>
           <w:tcPr>
             <w:tcW w:w="0" w:type="auto"/>
+            <w:tcBorders>
+              <w:top w:val="nil"/>
+              <w:left w:val="nil"/>
+              <w:bottom w:val="single" w:sz="8" w:space="0" w:color="45B0E1"/>
+              <w:right w:val="single" w:sz="8" w:space="0" w:color="45B0E1"/>
+            </w:tcBorders>
+            <w:shd w:val="clear" w:color="auto" w:fill="C1E4F5"/>
             <w:hideMark/>
           </w:tcPr>
           <w:p>
             <w:pPr>
               <w:spacing w:before="0"/>
               <w:cnfStyle w:val="000000100000" w:firstRow="0" w:lastRow="0" w:firstColumn="0" w:lastColumn="0" w:oddVBand="0" w:evenVBand="0" w:oddHBand="1" w:evenHBand="0" w:firstRowFirstColumn="0" w:firstRowLastColumn="0" w:lastRowFirstColumn="0" w:lastRowLastColumn="0"/>
-              <w:rPr>
-                <w:rFonts w:ascii="Georgia" w:hAnsi="Georgia"/>
-              </w:rPr>
             </w:pPr>
             <w:r>
               <w:rPr>
@@ -14159,15 +14311,19 @@
         <w:tc>
           <w:tcPr>
             <w:tcW w:w="0" w:type="auto"/>
+            <w:tcBorders>
+              <w:top w:val="nil"/>
+              <w:left w:val="nil"/>
+              <w:bottom w:val="single" w:sz="8" w:space="0" w:color="45B0E1"/>
+              <w:right w:val="single" w:sz="8" w:space="0" w:color="45B0E1"/>
+            </w:tcBorders>
+            <w:shd w:val="clear" w:color="auto" w:fill="C1E4F5"/>
             <w:hideMark/>
           </w:tcPr>
           <w:p>
             <w:pPr>
               <w:spacing w:before="0"/>
               <w:cnfStyle w:val="000000100000" w:firstRow="0" w:lastRow="0" w:firstColumn="0" w:lastColumn="0" w:oddVBand="0" w:evenVBand="0" w:oddHBand="1" w:evenHBand="0" w:firstRowFirstColumn="0" w:firstRowLastColumn="0" w:lastRowFirstColumn="0" w:lastRowLastColumn="0"/>
-              <w:rPr>
-                <w:rFonts w:ascii="Georgia" w:hAnsi="Georgia"/>
-              </w:rPr>
             </w:pPr>
             <w:r>
               <w:rPr>
@@ -14183,14 +14339,17 @@
           <w:tcPr>
             <w:cnfStyle w:val="001000000000" w:firstRow="0" w:lastRow="0" w:firstColumn="1" w:lastColumn="0" w:oddVBand="0" w:evenVBand="0" w:oddHBand="0" w:evenHBand="0" w:firstRowFirstColumn="0" w:firstRowLastColumn="0" w:lastRowFirstColumn="0" w:lastRowLastColumn="0"/>
             <w:tcW w:w="0" w:type="auto"/>
-            <w:hideMark/>
-          </w:tcPr>
-          <w:p>
-            <w:pPr>
-              <w:spacing w:before="0"/>
-              <w:rPr>
-                <w:rFonts w:ascii="Georgia" w:hAnsi="Georgia"/>
-              </w:rPr>
+            <w:tcBorders>
+              <w:top w:val="nil"/>
+              <w:left w:val="single" w:sz="8" w:space="0" w:color="45B0E1"/>
+              <w:bottom w:val="single" w:sz="8" w:space="0" w:color="45B0E1"/>
+              <w:right w:val="single" w:sz="8" w:space="0" w:color="45B0E1"/>
+            </w:tcBorders>
+            <w:hideMark/>
+          </w:tcPr>
+          <w:p>
+            <w:pPr>
+              <w:spacing w:before="0"/>
             </w:pPr>
             <w:r>
               <w:rPr>
@@ -14203,15 +14362,18 @@
         <w:tc>
           <w:tcPr>
             <w:tcW w:w="0" w:type="auto"/>
+            <w:tcBorders>
+              <w:top w:val="nil"/>
+              <w:left w:val="nil"/>
+              <w:bottom w:val="single" w:sz="8" w:space="0" w:color="45B0E1"/>
+              <w:right w:val="single" w:sz="8" w:space="0" w:color="45B0E1"/>
+            </w:tcBorders>
             <w:hideMark/>
           </w:tcPr>
           <w:p>
             <w:pPr>
               <w:spacing w:before="0"/>
               <w:cnfStyle w:val="000000000000" w:firstRow="0" w:lastRow="0" w:firstColumn="0" w:lastColumn="0" w:oddVBand="0" w:evenVBand="0" w:oddHBand="0" w:evenHBand="0" w:firstRowFirstColumn="0" w:firstRowLastColumn="0" w:lastRowFirstColumn="0" w:lastRowLastColumn="0"/>
-              <w:rPr>
-                <w:rFonts w:ascii="Georgia" w:hAnsi="Georgia"/>
-              </w:rPr>
             </w:pPr>
             <w:r>
               <w:rPr>
@@ -14224,15 +14386,18 @@
         <w:tc>
           <w:tcPr>
             <w:tcW w:w="0" w:type="auto"/>
+            <w:tcBorders>
+              <w:top w:val="nil"/>
+              <w:left w:val="nil"/>
+              <w:bottom w:val="single" w:sz="8" w:space="0" w:color="45B0E1"/>
+              <w:right w:val="single" w:sz="8" w:space="0" w:color="45B0E1"/>
+            </w:tcBorders>
             <w:hideMark/>
           </w:tcPr>
           <w:p>
             <w:pPr>
               <w:spacing w:before="0"/>
               <w:cnfStyle w:val="000000000000" w:firstRow="0" w:lastRow="0" w:firstColumn="0" w:lastColumn="0" w:oddVBand="0" w:evenVBand="0" w:oddHBand="0" w:evenHBand="0" w:firstRowFirstColumn="0" w:firstRowLastColumn="0" w:lastRowFirstColumn="0" w:lastRowLastColumn="0"/>
-              <w:rPr>
-                <w:rFonts w:ascii="Georgia" w:hAnsi="Georgia"/>
-              </w:rPr>
             </w:pPr>
             <w:r>
               <w:rPr>
@@ -14245,15 +14410,18 @@
         <w:tc>
           <w:tcPr>
             <w:tcW w:w="0" w:type="auto"/>
+            <w:tcBorders>
+              <w:top w:val="nil"/>
+              <w:left w:val="nil"/>
+              <w:bottom w:val="single" w:sz="8" w:space="0" w:color="45B0E1"/>
+              <w:right w:val="single" w:sz="8" w:space="0" w:color="45B0E1"/>
+            </w:tcBorders>
             <w:hideMark/>
           </w:tcPr>
           <w:p>
             <w:pPr>
               <w:spacing w:before="0"/>
               <w:cnfStyle w:val="000000000000" w:firstRow="0" w:lastRow="0" w:firstColumn="0" w:lastColumn="0" w:oddVBand="0" w:evenVBand="0" w:oddHBand="0" w:evenHBand="0" w:firstRowFirstColumn="0" w:firstRowLastColumn="0" w:lastRowFirstColumn="0" w:lastRowLastColumn="0"/>
-              <w:rPr>
-                <w:rFonts w:ascii="Georgia" w:hAnsi="Georgia"/>
-              </w:rPr>
             </w:pPr>
             <w:r>
               <w:rPr>
@@ -14272,35 +14440,43 @@
           <w:tcPr>
             <w:cnfStyle w:val="001000000000" w:firstRow="0" w:lastRow="0" w:firstColumn="1" w:lastColumn="0" w:oddVBand="0" w:evenVBand="0" w:oddHBand="0" w:evenHBand="0" w:firstRowFirstColumn="0" w:firstRowLastColumn="0" w:lastRowFirstColumn="0" w:lastRowLastColumn="0"/>
             <w:tcW w:w="0" w:type="auto"/>
-            <w:hideMark/>
-          </w:tcPr>
-          <w:p>
-            <w:pPr>
-              <w:spacing w:before="0"/>
-              <w:rPr>
-                <w:rFonts w:ascii="Georgia" w:hAnsi="Georgia"/>
-              </w:rPr>
-            </w:pPr>
-            <w:r>
-              <w:rPr>
-                <w:rFonts w:ascii="Georgia" w:hAnsi="Georgia"/>
-              </w:rPr>
-              <w:t>Selene Arclight</w:t>
-            </w:r>
-          </w:p>
-        </w:tc>
-        <w:tc>
-          <w:tcPr>
-            <w:tcW w:w="0" w:type="auto"/>
+            <w:tcBorders>
+              <w:top w:val="nil"/>
+              <w:left w:val="single" w:sz="8" w:space="0" w:color="45B0E1"/>
+              <w:bottom w:val="single" w:sz="8" w:space="0" w:color="45B0E1"/>
+              <w:right w:val="single" w:sz="8" w:space="0" w:color="45B0E1"/>
+            </w:tcBorders>
+            <w:shd w:val="clear" w:color="auto" w:fill="C1E4F5"/>
+            <w:hideMark/>
+          </w:tcPr>
+          <w:p>
+            <w:pPr>
+              <w:spacing w:before="0"/>
+            </w:pPr>
+            <w:r>
+              <w:rPr>
+                <w:rFonts w:ascii="Georgia" w:hAnsi="Georgia"/>
+              </w:rPr>
+              <w:t>Archivist Rowan Lark</w:t>
+            </w:r>
+          </w:p>
+        </w:tc>
+        <w:tc>
+          <w:tcPr>
+            <w:tcW w:w="0" w:type="auto"/>
+            <w:tcBorders>
+              <w:top w:val="nil"/>
+              <w:left w:val="nil"/>
+              <w:bottom w:val="single" w:sz="8" w:space="0" w:color="45B0E1"/>
+              <w:right w:val="single" w:sz="8" w:space="0" w:color="45B0E1"/>
+            </w:tcBorders>
+            <w:shd w:val="clear" w:color="auto" w:fill="C1E4F5"/>
             <w:hideMark/>
           </w:tcPr>
           <w:p>
             <w:pPr>
               <w:spacing w:before="0"/>
               <w:cnfStyle w:val="000000100000" w:firstRow="0" w:lastRow="0" w:firstColumn="0" w:lastColumn="0" w:oddVBand="0" w:evenVBand="0" w:oddHBand="1" w:evenHBand="0" w:firstRowFirstColumn="0" w:firstRowLastColumn="0" w:lastRowFirstColumn="0" w:lastRowLastColumn="0"/>
-              <w:rPr>
-                <w:rFonts w:ascii="Georgia" w:hAnsi="Georgia"/>
-              </w:rPr>
             </w:pPr>
             <w:r>
               <w:rPr>
@@ -14313,50 +14489,44 @@
         <w:tc>
           <w:tcPr>
             <w:tcW w:w="0" w:type="auto"/>
+            <w:tcBorders>
+              <w:top w:val="nil"/>
+              <w:left w:val="nil"/>
+              <w:bottom w:val="single" w:sz="8" w:space="0" w:color="45B0E1"/>
+              <w:right w:val="single" w:sz="8" w:space="0" w:color="45B0E1"/>
+            </w:tcBorders>
+            <w:shd w:val="clear" w:color="auto" w:fill="C1E4F5"/>
             <w:hideMark/>
           </w:tcPr>
           <w:p>
             <w:pPr>
               <w:spacing w:before="0"/>
               <w:cnfStyle w:val="000000100000" w:firstRow="0" w:lastRow="0" w:firstColumn="0" w:lastColumn="0" w:oddVBand="0" w:evenVBand="0" w:oddHBand="1" w:evenHBand="0" w:firstRowFirstColumn="0" w:firstRowLastColumn="0" w:lastRowFirstColumn="0" w:lastRowLastColumn="0"/>
-              <w:rPr>
-                <w:rFonts w:ascii="Georgia" w:hAnsi="Georgia"/>
-              </w:rPr>
-            </w:pPr>
-            <w:r>
-              <w:rPr>
-                <w:rFonts w:ascii="Georgia" w:hAnsi="Georgia"/>
-              </w:rPr>
-              <w:t xml:space="preserve">Archive </w:t>
-            </w:r>
-            <w:proofErr w:type="spellStart"/>
-            <w:r>
-              <w:rPr>
-                <w:rFonts w:ascii="Georgia" w:hAnsi="Georgia"/>
-              </w:rPr>
-              <w:t>questgiver</w:t>
-            </w:r>
-            <w:proofErr w:type="spellEnd"/>
-            <w:r>
-              <w:rPr>
-                <w:rFonts w:ascii="Georgia" w:hAnsi="Georgia"/>
-              </w:rPr>
-              <w:t xml:space="preserve"> who rewards research, cryptography, and historical reconstruction.</w:t>
-            </w:r>
-          </w:p>
-        </w:tc>
-        <w:tc>
-          <w:tcPr>
-            <w:tcW w:w="0" w:type="auto"/>
+            </w:pPr>
+            <w:r>
+              <w:rPr>
+                <w:rFonts w:ascii="Georgia" w:hAnsi="Georgia"/>
+              </w:rPr>
+              <w:t>Archive representative who rewards research, cryptography, and historical reconstruction without duplicating Selene’s faculty role.</w:t>
+            </w:r>
+          </w:p>
+        </w:tc>
+        <w:tc>
+          <w:tcPr>
+            <w:tcW w:w="0" w:type="auto"/>
+            <w:tcBorders>
+              <w:top w:val="nil"/>
+              <w:left w:val="nil"/>
+              <w:bottom w:val="single" w:sz="8" w:space="0" w:color="45B0E1"/>
+              <w:right w:val="single" w:sz="8" w:space="0" w:color="45B0E1"/>
+            </w:tcBorders>
+            <w:shd w:val="clear" w:color="auto" w:fill="C1E4F5"/>
             <w:hideMark/>
           </w:tcPr>
           <w:p>
             <w:pPr>
               <w:spacing w:before="0"/>
               <w:cnfStyle w:val="000000100000" w:firstRow="0" w:lastRow="0" w:firstColumn="0" w:lastColumn="0" w:oddVBand="0" w:evenVBand="0" w:oddHBand="1" w:evenHBand="0" w:firstRowFirstColumn="0" w:firstRowLastColumn="0" w:lastRowFirstColumn="0" w:lastRowLastColumn="0"/>
-              <w:rPr>
-                <w:rFonts w:ascii="Georgia" w:hAnsi="Georgia"/>
-              </w:rPr>
             </w:pPr>
             <w:r>
               <w:rPr>
@@ -14372,14 +14542,17 @@
           <w:tcPr>
             <w:cnfStyle w:val="001000000000" w:firstRow="0" w:lastRow="0" w:firstColumn="1" w:lastColumn="0" w:oddVBand="0" w:evenVBand="0" w:oddHBand="0" w:evenHBand="0" w:firstRowFirstColumn="0" w:firstRowLastColumn="0" w:lastRowFirstColumn="0" w:lastRowLastColumn="0"/>
             <w:tcW w:w="0" w:type="auto"/>
-            <w:hideMark/>
-          </w:tcPr>
-          <w:p>
-            <w:pPr>
-              <w:spacing w:before="0"/>
-              <w:rPr>
-                <w:rFonts w:ascii="Georgia" w:hAnsi="Georgia"/>
-              </w:rPr>
+            <w:tcBorders>
+              <w:top w:val="nil"/>
+              <w:left w:val="single" w:sz="8" w:space="0" w:color="45B0E1"/>
+              <w:bottom w:val="single" w:sz="8" w:space="0" w:color="45B0E1"/>
+              <w:right w:val="single" w:sz="8" w:space="0" w:color="45B0E1"/>
+            </w:tcBorders>
+            <w:hideMark/>
+          </w:tcPr>
+          <w:p>
+            <w:pPr>
+              <w:spacing w:before="0"/>
             </w:pPr>
             <w:r>
               <w:rPr>
@@ -14406,15 +14579,18 @@
         <w:tc>
           <w:tcPr>
             <w:tcW w:w="0" w:type="auto"/>
+            <w:tcBorders>
+              <w:top w:val="nil"/>
+              <w:left w:val="nil"/>
+              <w:bottom w:val="single" w:sz="8" w:space="0" w:color="45B0E1"/>
+              <w:right w:val="single" w:sz="8" w:space="0" w:color="45B0E1"/>
+            </w:tcBorders>
             <w:hideMark/>
           </w:tcPr>
           <w:p>
             <w:pPr>
               <w:spacing w:before="0"/>
               <w:cnfStyle w:val="000000000000" w:firstRow="0" w:lastRow="0" w:firstColumn="0" w:lastColumn="0" w:oddVBand="0" w:evenVBand="0" w:oddHBand="0" w:evenHBand="0" w:firstRowFirstColumn="0" w:firstRowLastColumn="0" w:lastRowFirstColumn="0" w:lastRowLastColumn="0"/>
-              <w:rPr>
-                <w:rFonts w:ascii="Georgia" w:hAnsi="Georgia"/>
-              </w:rPr>
             </w:pPr>
             <w:r>
               <w:rPr>
@@ -14427,15 +14603,18 @@
         <w:tc>
           <w:tcPr>
             <w:tcW w:w="0" w:type="auto"/>
+            <w:tcBorders>
+              <w:top w:val="nil"/>
+              <w:left w:val="nil"/>
+              <w:bottom w:val="single" w:sz="8" w:space="0" w:color="45B0E1"/>
+              <w:right w:val="single" w:sz="8" w:space="0" w:color="45B0E1"/>
+            </w:tcBorders>
             <w:hideMark/>
           </w:tcPr>
           <w:p>
             <w:pPr>
               <w:spacing w:before="0"/>
               <w:cnfStyle w:val="000000000000" w:firstRow="0" w:lastRow="0" w:firstColumn="0" w:lastColumn="0" w:oddVBand="0" w:evenVBand="0" w:oddHBand="0" w:evenHBand="0" w:firstRowFirstColumn="0" w:firstRowLastColumn="0" w:lastRowFirstColumn="0" w:lastRowLastColumn="0"/>
-              <w:rPr>
-                <w:rFonts w:ascii="Georgia" w:hAnsi="Georgia"/>
-              </w:rPr>
             </w:pPr>
             <w:r>
               <w:rPr>
@@ -14448,15 +14627,18 @@
         <w:tc>
           <w:tcPr>
             <w:tcW w:w="0" w:type="auto"/>
+            <w:tcBorders>
+              <w:top w:val="nil"/>
+              <w:left w:val="nil"/>
+              <w:bottom w:val="single" w:sz="8" w:space="0" w:color="45B0E1"/>
+              <w:right w:val="single" w:sz="8" w:space="0" w:color="45B0E1"/>
+            </w:tcBorders>
             <w:hideMark/>
           </w:tcPr>
           <w:p>
             <w:pPr>
               <w:spacing w:before="0"/>
               <w:cnfStyle w:val="000000000000" w:firstRow="0" w:lastRow="0" w:firstColumn="0" w:lastColumn="0" w:oddVBand="0" w:evenVBand="0" w:oddHBand="0" w:evenHBand="0" w:firstRowFirstColumn="0" w:firstRowLastColumn="0" w:lastRowFirstColumn="0" w:lastRowLastColumn="0"/>
-              <w:rPr>
-                <w:rFonts w:ascii="Georgia" w:hAnsi="Georgia"/>
-              </w:rPr>
             </w:pPr>
             <w:r>
               <w:rPr>
@@ -14475,35 +14657,43 @@
           <w:tcPr>
             <w:cnfStyle w:val="001000000000" w:firstRow="0" w:lastRow="0" w:firstColumn="1" w:lastColumn="0" w:oddVBand="0" w:evenVBand="0" w:oddHBand="0" w:evenHBand="0" w:firstRowFirstColumn="0" w:firstRowLastColumn="0" w:lastRowFirstColumn="0" w:lastRowLastColumn="0"/>
             <w:tcW w:w="0" w:type="auto"/>
-            <w:hideMark/>
-          </w:tcPr>
-          <w:p>
-            <w:pPr>
-              <w:spacing w:before="0"/>
-              <w:rPr>
-                <w:rFonts w:ascii="Georgia" w:hAnsi="Georgia"/>
-              </w:rPr>
-            </w:pPr>
-            <w:r>
-              <w:rPr>
-                <w:rFonts w:ascii="Georgia" w:hAnsi="Georgia"/>
-              </w:rPr>
-              <w:t>Null Choir</w:t>
-            </w:r>
-          </w:p>
-        </w:tc>
-        <w:tc>
-          <w:tcPr>
-            <w:tcW w:w="0" w:type="auto"/>
+            <w:tcBorders>
+              <w:top w:val="nil"/>
+              <w:left w:val="single" w:sz="8" w:space="0" w:color="45B0E1"/>
+              <w:bottom w:val="single" w:sz="8" w:space="0" w:color="45B0E1"/>
+              <w:right w:val="single" w:sz="8" w:space="0" w:color="45B0E1"/>
+            </w:tcBorders>
+            <w:shd w:val="clear" w:color="auto" w:fill="C1E4F5"/>
+            <w:hideMark/>
+          </w:tcPr>
+          <w:p>
+            <w:pPr>
+              <w:spacing w:before="0"/>
+            </w:pPr>
+            <w:r>
+              <w:rPr>
+                <w:rFonts w:ascii="Georgia" w:hAnsi="Georgia"/>
+              </w:rPr>
+              <w:t>Null Cantor</w:t>
+            </w:r>
+          </w:p>
+        </w:tc>
+        <w:tc>
+          <w:tcPr>
+            <w:tcW w:w="0" w:type="auto"/>
+            <w:tcBorders>
+              <w:top w:val="nil"/>
+              <w:left w:val="nil"/>
+              <w:bottom w:val="single" w:sz="8" w:space="0" w:color="45B0E1"/>
+              <w:right w:val="single" w:sz="8" w:space="0" w:color="45B0E1"/>
+            </w:tcBorders>
+            <w:shd w:val="clear" w:color="auto" w:fill="C1E4F5"/>
             <w:hideMark/>
           </w:tcPr>
           <w:p>
             <w:pPr>
               <w:spacing w:before="0"/>
               <w:cnfStyle w:val="000000100000" w:firstRow="0" w:lastRow="0" w:firstColumn="0" w:lastColumn="0" w:oddVBand="0" w:evenVBand="0" w:oddHBand="1" w:evenHBand="0" w:firstRowFirstColumn="0" w:firstRowLastColumn="0" w:lastRowFirstColumn="0" w:lastRowLastColumn="0"/>
-              <w:rPr>
-                <w:rFonts w:ascii="Georgia" w:hAnsi="Georgia"/>
-              </w:rPr>
             </w:pPr>
             <w:r>
               <w:rPr>
@@ -14516,15 +14706,19 @@
         <w:tc>
           <w:tcPr>
             <w:tcW w:w="0" w:type="auto"/>
+            <w:tcBorders>
+              <w:top w:val="nil"/>
+              <w:left w:val="nil"/>
+              <w:bottom w:val="single" w:sz="8" w:space="0" w:color="45B0E1"/>
+              <w:right w:val="single" w:sz="8" w:space="0" w:color="45B0E1"/>
+            </w:tcBorders>
+            <w:shd w:val="clear" w:color="auto" w:fill="C1E4F5"/>
             <w:hideMark/>
           </w:tcPr>
           <w:p>
             <w:pPr>
               <w:spacing w:before="0"/>
               <w:cnfStyle w:val="000000100000" w:firstRow="0" w:lastRow="0" w:firstColumn="0" w:lastColumn="0" w:oddVBand="0" w:evenVBand="0" w:oddHBand="1" w:evenHBand="0" w:firstRowFirstColumn="0" w:firstRowLastColumn="0" w:lastRowFirstColumn="0" w:lastRowLastColumn="0"/>
-              <w:rPr>
-                <w:rFonts w:ascii="Georgia" w:hAnsi="Georgia"/>
-              </w:rPr>
             </w:pPr>
             <w:r>
               <w:rPr>
@@ -14537,15 +14731,19 @@
         <w:tc>
           <w:tcPr>
             <w:tcW w:w="0" w:type="auto"/>
+            <w:tcBorders>
+              <w:top w:val="nil"/>
+              <w:left w:val="nil"/>
+              <w:bottom w:val="single" w:sz="8" w:space="0" w:color="45B0E1"/>
+              <w:right w:val="single" w:sz="8" w:space="0" w:color="45B0E1"/>
+            </w:tcBorders>
+            <w:shd w:val="clear" w:color="auto" w:fill="C1E4F5"/>
             <w:hideMark/>
           </w:tcPr>
           <w:p>
             <w:pPr>
               <w:spacing w:before="0"/>
               <w:cnfStyle w:val="000000100000" w:firstRow="0" w:lastRow="0" w:firstColumn="0" w:lastColumn="0" w:oddVBand="0" w:evenVBand="0" w:oddHBand="1" w:evenHBand="0" w:firstRowFirstColumn="0" w:firstRowLastColumn="0" w:lastRowFirstColumn="0" w:lastRowLastColumn="0"/>
-              <w:rPr>
-                <w:rFonts w:ascii="Georgia" w:hAnsi="Georgia"/>
-              </w:rPr>
             </w:pPr>
             <w:r>
               <w:rPr>
@@ -14593,10 +14791,10 @@
         <w:tblLook w:val="04A0" w:firstRow="1" w:lastRow="0" w:firstColumn="1" w:lastColumn="0" w:noHBand="0" w:noVBand="1"/>
       </w:tblPr>
       <w:tblGrid>
-        <w:gridCol w:w="1211"/>
-        <w:gridCol w:w="1950"/>
-        <w:gridCol w:w="3437"/>
-        <w:gridCol w:w="2752"/>
+        <w:gridCol w:w="1706"/>
+        <w:gridCol w:w="1889"/>
+        <w:gridCol w:w="3110"/>
+        <w:gridCol w:w="2635"/>
       </w:tblGrid>
       <w:tr>
         <w:trPr>
@@ -14606,22 +14804,26 @@
           <w:tcPr>
             <w:cnfStyle w:val="001000000000" w:firstRow="0" w:lastRow="0" w:firstColumn="1" w:lastColumn="0" w:oddVBand="0" w:evenVBand="0" w:oddHBand="0" w:evenHBand="0" w:firstRowFirstColumn="0" w:firstRowLastColumn="0" w:lastRowFirstColumn="0" w:lastRowLastColumn="0"/>
             <w:tcW w:w="0" w:type="auto"/>
-            <w:hideMark/>
-          </w:tcPr>
-          <w:p>
-            <w:pPr>
-              <w:spacing w:before="0"/>
-              <w:rPr>
-                <w:rFonts w:ascii="Georgia" w:hAnsi="Georgia"/>
+            <w:tcBorders>
+              <w:top w:val="single" w:sz="8" w:space="0" w:color="156082"/>
+              <w:left w:val="single" w:sz="8" w:space="0" w:color="156082"/>
+              <w:bottom w:val="single" w:sz="8" w:space="0" w:color="156082"/>
+            </w:tcBorders>
+            <w:shd w:val="clear" w:color="auto" w:fill="156082"/>
+            <w:hideMark/>
+          </w:tcPr>
+          <w:p>
+            <w:pPr>
+              <w:spacing w:before="0"/>
+              <w:rPr>
                 <w:kern w:val="2"/>
                 <w14:ligatures w14:val="standardContextual"/>
               </w:rPr>
             </w:pPr>
-            <w:r>
-              <w:rPr>
-                <w:rFonts w:ascii="Georgia" w:hAnsi="Georgia"/>
-                <w:b w:val="0"/>
-                <w:bCs w:val="0"/>
+            <w:bookmarkStart w:id="26" w:name="_Toc235864172"/>
+            <w:r>
+              <w:rPr>
+                <w:rFonts w:ascii="Georgia" w:hAnsi="Georgia"/>
                 <w:color w:val="F0ECFF"/>
               </w:rPr>
               <w:t>NPC</w:t>
@@ -14631,21 +14833,21 @@
         <w:tc>
           <w:tcPr>
             <w:tcW w:w="0" w:type="auto"/>
+            <w:tcBorders>
+              <w:top w:val="single" w:sz="8" w:space="0" w:color="156082"/>
+              <w:bottom w:val="single" w:sz="8" w:space="0" w:color="156082"/>
+            </w:tcBorders>
+            <w:shd w:val="clear" w:color="auto" w:fill="156082"/>
             <w:hideMark/>
           </w:tcPr>
           <w:p>
             <w:pPr>
               <w:spacing w:before="0"/>
               <w:cnfStyle w:val="100000000000" w:firstRow="1" w:lastRow="0" w:firstColumn="0" w:lastColumn="0" w:oddVBand="0" w:evenVBand="0" w:oddHBand="0" w:evenHBand="0" w:firstRowFirstColumn="0" w:firstRowLastColumn="0" w:lastRowFirstColumn="0" w:lastRowLastColumn="0"/>
-              <w:rPr>
-                <w:rFonts w:ascii="Georgia" w:hAnsi="Georgia"/>
-              </w:rPr>
-            </w:pPr>
-            <w:r>
-              <w:rPr>
-                <w:rFonts w:ascii="Georgia" w:hAnsi="Georgia"/>
-                <w:b w:val="0"/>
-                <w:bCs w:val="0"/>
+            </w:pPr>
+            <w:r>
+              <w:rPr>
+                <w:rFonts w:ascii="Georgia" w:hAnsi="Georgia"/>
                 <w:color w:val="F0ECFF"/>
               </w:rPr>
               <w:t>Role</w:t>
@@ -14655,21 +14857,21 @@
         <w:tc>
           <w:tcPr>
             <w:tcW w:w="0" w:type="auto"/>
+            <w:tcBorders>
+              <w:top w:val="single" w:sz="8" w:space="0" w:color="156082"/>
+              <w:bottom w:val="single" w:sz="8" w:space="0" w:color="156082"/>
+            </w:tcBorders>
+            <w:shd w:val="clear" w:color="auto" w:fill="156082"/>
             <w:hideMark/>
           </w:tcPr>
           <w:p>
             <w:pPr>
               <w:spacing w:before="0"/>
               <w:cnfStyle w:val="100000000000" w:firstRow="1" w:lastRow="0" w:firstColumn="0" w:lastColumn="0" w:oddVBand="0" w:evenVBand="0" w:oddHBand="0" w:evenHBand="0" w:firstRowFirstColumn="0" w:firstRowLastColumn="0" w:lastRowFirstColumn="0" w:lastRowLastColumn="0"/>
-              <w:rPr>
-                <w:rFonts w:ascii="Georgia" w:hAnsi="Georgia"/>
-              </w:rPr>
-            </w:pPr>
-            <w:r>
-              <w:rPr>
-                <w:rFonts w:ascii="Georgia" w:hAnsi="Georgia"/>
-                <w:b w:val="0"/>
-                <w:bCs w:val="0"/>
+            </w:pPr>
+            <w:r>
+              <w:rPr>
+                <w:rFonts w:ascii="Georgia" w:hAnsi="Georgia"/>
                 <w:color w:val="F0ECFF"/>
               </w:rPr>
               <w:t>Personality</w:t>
@@ -14679,21 +14881,22 @@
         <w:tc>
           <w:tcPr>
             <w:tcW w:w="0" w:type="auto"/>
+            <w:tcBorders>
+              <w:top w:val="single" w:sz="8" w:space="0" w:color="156082"/>
+              <w:bottom w:val="single" w:sz="8" w:space="0" w:color="156082"/>
+              <w:right w:val="single" w:sz="8" w:space="0" w:color="156082"/>
+            </w:tcBorders>
+            <w:shd w:val="clear" w:color="auto" w:fill="156082"/>
             <w:hideMark/>
           </w:tcPr>
           <w:p>
             <w:pPr>
               <w:spacing w:before="0"/>
               <w:cnfStyle w:val="100000000000" w:firstRow="1" w:lastRow="0" w:firstColumn="0" w:lastColumn="0" w:oddVBand="0" w:evenVBand="0" w:oddHBand="0" w:evenHBand="0" w:firstRowFirstColumn="0" w:firstRowLastColumn="0" w:lastRowFirstColumn="0" w:lastRowLastColumn="0"/>
-              <w:rPr>
-                <w:rFonts w:ascii="Georgia" w:hAnsi="Georgia"/>
-              </w:rPr>
-            </w:pPr>
-            <w:r>
-              <w:rPr>
-                <w:rFonts w:ascii="Georgia" w:hAnsi="Georgia"/>
-                <w:b w:val="0"/>
-                <w:bCs w:val="0"/>
+            </w:pPr>
+            <w:r>
+              <w:rPr>
+                <w:rFonts w:ascii="Georgia" w:hAnsi="Georgia"/>
                 <w:color w:val="F0ECFF"/>
               </w:rPr>
               <w:t>Gameplay Purpose</w:t>
@@ -14709,42 +14912,39 @@
           <w:tcPr>
             <w:cnfStyle w:val="001000000000" w:firstRow="0" w:lastRow="0" w:firstColumn="1" w:lastColumn="0" w:oddVBand="0" w:evenVBand="0" w:oddHBand="0" w:evenHBand="0" w:firstRowFirstColumn="0" w:firstRowLastColumn="0" w:lastRowFirstColumn="0" w:lastRowLastColumn="0"/>
             <w:tcW w:w="0" w:type="auto"/>
-            <w:hideMark/>
-          </w:tcPr>
-          <w:p>
-            <w:pPr>
-              <w:rPr>
-                <w:rFonts w:ascii="Georgia" w:hAnsi="Georgia"/>
-              </w:rPr>
-            </w:pPr>
-            <w:r>
-              <w:rPr>
-                <w:rFonts w:ascii="Georgia" w:hAnsi="Georgia"/>
-                <w:b w:val="0"/>
-                <w:bCs w:val="0"/>
-                <w:color w:val="000000"/>
-              </w:rPr>
-              <w:t>Nerya</w:t>
-            </w:r>
-            <w:r>
-              <w:rPr>
-                <w:rFonts w:ascii="Georgia" w:hAnsi="Georgia"/>
-              </w:rPr>
-              <w:t xml:space="preserve"> Solenne</w:t>
-            </w:r>
-          </w:p>
-        </w:tc>
-        <w:tc>
-          <w:tcPr>
-            <w:tcW w:w="0" w:type="auto"/>
+            <w:tcBorders>
+              <w:top w:val="nil"/>
+              <w:left w:val="single" w:sz="8" w:space="0" w:color="45B0E1"/>
+              <w:bottom w:val="single" w:sz="8" w:space="0" w:color="45B0E1"/>
+              <w:right w:val="single" w:sz="8" w:space="0" w:color="45B0E1"/>
+            </w:tcBorders>
+            <w:shd w:val="clear" w:color="auto" w:fill="C1E4F5"/>
+            <w:hideMark/>
+          </w:tcPr>
+          <w:p>
+            <w:r>
+              <w:rPr>
+                <w:rFonts w:ascii="Georgia" w:hAnsi="Georgia"/>
+              </w:rPr>
+              <w:t>Nerya Solenne</w:t>
+            </w:r>
+          </w:p>
+        </w:tc>
+        <w:tc>
+          <w:tcPr>
+            <w:tcW w:w="0" w:type="auto"/>
+            <w:tcBorders>
+              <w:top w:val="nil"/>
+              <w:left w:val="nil"/>
+              <w:bottom w:val="single" w:sz="8" w:space="0" w:color="45B0E1"/>
+              <w:right w:val="single" w:sz="8" w:space="0" w:color="45B0E1"/>
+            </w:tcBorders>
+            <w:shd w:val="clear" w:color="auto" w:fill="C1E4F5"/>
             <w:hideMark/>
           </w:tcPr>
           <w:p>
             <w:pPr>
               <w:cnfStyle w:val="000000100000" w:firstRow="0" w:lastRow="0" w:firstColumn="0" w:lastColumn="0" w:oddVBand="0" w:evenVBand="0" w:oddHBand="1" w:evenHBand="0" w:firstRowFirstColumn="0" w:firstRowLastColumn="0" w:lastRowFirstColumn="0" w:lastRowLastColumn="0"/>
-              <w:rPr>
-                <w:rFonts w:ascii="Georgia" w:hAnsi="Georgia"/>
-              </w:rPr>
             </w:pPr>
             <w:proofErr w:type="spellStart"/>
             <w:r>
@@ -14758,20 +14958,7 @@
               <w:rPr>
                 <w:rFonts w:ascii="Georgia" w:hAnsi="Georgia"/>
               </w:rPr>
-              <w:t xml:space="preserve"> </w:t>
-            </w:r>
-            <w:r>
-              <w:rPr>
-                <w:rFonts w:ascii="Georgia" w:hAnsi="Georgia"/>
-                <w:color w:val="000000"/>
-              </w:rPr>
-              <w:t>court ward</w:t>
-            </w:r>
-            <w:r>
-              <w:rPr>
-                <w:rFonts w:ascii="Georgia" w:hAnsi="Georgia"/>
-              </w:rPr>
-              <w:t xml:space="preserve"> from </w:t>
+              <w:t xml:space="preserve"> court ward from </w:t>
             </w:r>
             <w:proofErr w:type="spellStart"/>
             <w:r>
@@ -14784,7 +14971,6 @@
             <w:r>
               <w:rPr>
                 <w:rFonts w:ascii="Georgia" w:hAnsi="Georgia"/>
-                <w:color w:val="000000"/>
               </w:rPr>
               <w:t xml:space="preserve"> / royal-history contact</w:t>
             </w:r>
@@ -14793,123 +14979,90 @@
         <w:tc>
           <w:tcPr>
             <w:tcW w:w="0" w:type="auto"/>
+            <w:tcBorders>
+              <w:top w:val="nil"/>
+              <w:left w:val="nil"/>
+              <w:bottom w:val="single" w:sz="8" w:space="0" w:color="45B0E1"/>
+              <w:right w:val="single" w:sz="8" w:space="0" w:color="45B0E1"/>
+            </w:tcBorders>
+            <w:shd w:val="clear" w:color="auto" w:fill="C1E4F5"/>
             <w:hideMark/>
           </w:tcPr>
           <w:p>
             <w:pPr>
               <w:cnfStyle w:val="000000100000" w:firstRow="0" w:lastRow="0" w:firstColumn="0" w:lastColumn="0" w:oddVBand="0" w:evenVBand="0" w:oddHBand="1" w:evenHBand="0" w:firstRowFirstColumn="0" w:firstRowLastColumn="0" w:lastRowFirstColumn="0" w:lastRowLastColumn="0"/>
-              <w:rPr>
-                <w:rFonts w:ascii="Georgia" w:hAnsi="Georgia"/>
-              </w:rPr>
-            </w:pPr>
-            <w:r>
-              <w:rPr>
-                <w:rFonts w:ascii="Georgia" w:hAnsi="Georgia"/>
-              </w:rPr>
-              <w:t>Warm, diplomatic, guarded, and quietly powerful.</w:t>
-            </w:r>
-          </w:p>
+            </w:pPr>
+            <w:r>
+              <w:rPr>
+                <w:rFonts w:ascii="Georgia" w:hAnsi="Georgia"/>
+              </w:rPr>
+              <w:t xml:space="preserve">Warm, diplomatic, guarded, and quietly powerful. Nerya is not the heir to Orynvell; she notices signs of the player’s hidden </w:t>
+            </w:r>
+            <w:proofErr w:type="spellStart"/>
+            <w:r>
+              <w:rPr>
+                <w:rFonts w:ascii="Georgia" w:hAnsi="Georgia"/>
+              </w:rPr>
+              <w:t>Lightborn</w:t>
+            </w:r>
+            <w:proofErr w:type="spellEnd"/>
+            <w:r>
+              <w:rPr>
+                <w:rFonts w:ascii="Georgia" w:hAnsi="Georgia"/>
+              </w:rPr>
+              <w:t xml:space="preserve"> inheritance.</w:t>
+            </w:r>
+          </w:p>
+        </w:tc>
+        <w:tc>
+          <w:tcPr>
+            <w:tcW w:w="0" w:type="auto"/>
+            <w:tcBorders>
+              <w:top w:val="nil"/>
+              <w:left w:val="nil"/>
+              <w:bottom w:val="single" w:sz="8" w:space="0" w:color="45B0E1"/>
+              <w:right w:val="single" w:sz="8" w:space="0" w:color="45B0E1"/>
+            </w:tcBorders>
+            <w:shd w:val="clear" w:color="auto" w:fill="C1E4F5"/>
+            <w:hideMark/>
+          </w:tcPr>
           <w:p>
             <w:pPr>
               <w:cnfStyle w:val="000000100000" w:firstRow="0" w:lastRow="0" w:firstColumn="0" w:lastColumn="0" w:oddVBand="0" w:evenVBand="0" w:oddHBand="1" w:evenHBand="0" w:firstRowFirstColumn="0" w:firstRowLastColumn="0" w:lastRowFirstColumn="0" w:lastRowLastColumn="0"/>
-              <w:rPr>
-                <w:rFonts w:ascii="Georgia" w:hAnsi="Georgia"/>
-                <w:kern w:val="2"/>
-                <w14:ligatures w14:val="standardContextual"/>
-              </w:rPr>
-            </w:pPr>
-            <w:r>
-              <w:rPr>
-                <w:rFonts w:ascii="Georgia" w:hAnsi="Georgia"/>
-                <w:color w:val="000000"/>
-              </w:rPr>
-              <w:t xml:space="preserve">Nerya is not the heir to Orynvell. Her deeper role is to recognize signs of the player’s hidden </w:t>
+            </w:pPr>
+            <w:r>
+              <w:rPr>
+                <w:rFonts w:ascii="Georgia" w:hAnsi="Georgia"/>
+              </w:rPr>
+              <w:t xml:space="preserve">Introduces Lineage Keys, </w:t>
             </w:r>
             <w:proofErr w:type="spellStart"/>
             <w:r>
               <w:rPr>
                 <w:rFonts w:ascii="Georgia" w:hAnsi="Georgia"/>
-                <w:color w:val="000000"/>
-              </w:rPr>
-              <w:t>Lightborn</w:t>
+              </w:rPr>
+              <w:t>Orynvell</w:t>
             </w:r>
             <w:proofErr w:type="spellEnd"/>
             <w:r>
               <w:rPr>
                 <w:rFonts w:ascii="Georgia" w:hAnsi="Georgia"/>
-                <w:color w:val="000000"/>
-              </w:rPr>
-              <w:t xml:space="preserve"> inheritance before the player understands it themselves.</w:t>
-            </w:r>
-          </w:p>
-          <w:p>
-            <w:pPr>
-              <w:spacing w:before="0"/>
-              <w:cnfStyle w:val="000000100000" w:firstRow="0" w:lastRow="0" w:firstColumn="0" w:lastColumn="0" w:oddVBand="0" w:evenVBand="0" w:oddHBand="1" w:evenHBand="0" w:firstRowFirstColumn="0" w:firstRowLastColumn="0" w:lastRowFirstColumn="0" w:lastRowLastColumn="0"/>
-              <w:rPr>
-                <w:rFonts w:ascii="Georgia" w:hAnsi="Georgia"/>
-              </w:rPr>
-            </w:pPr>
-          </w:p>
-        </w:tc>
-        <w:tc>
-          <w:tcPr>
-            <w:tcW w:w="0" w:type="auto"/>
-            <w:hideMark/>
-          </w:tcPr>
-          <w:p>
-            <w:pPr>
-              <w:cnfStyle w:val="000000100000" w:firstRow="0" w:lastRow="0" w:firstColumn="0" w:lastColumn="0" w:oddVBand="0" w:evenVBand="0" w:oddHBand="1" w:evenHBand="0" w:firstRowFirstColumn="0" w:firstRowLastColumn="0" w:lastRowFirstColumn="0" w:lastRowLastColumn="0"/>
-              <w:rPr>
-                <w:rFonts w:ascii="Georgia" w:hAnsi="Georgia"/>
-              </w:rPr>
-            </w:pPr>
-            <w:r>
-              <w:rPr>
-                <w:rFonts w:ascii="Georgia" w:hAnsi="Georgia"/>
-              </w:rPr>
-              <w:t xml:space="preserve">Introduces Lineage Keys, </w:t>
+              </w:rPr>
+              <w:t xml:space="preserve"> politics, celestial </w:t>
             </w:r>
             <w:proofErr w:type="spellStart"/>
             <w:r>
               <w:rPr>
                 <w:rFonts w:ascii="Georgia" w:hAnsi="Georgia"/>
               </w:rPr>
-              <w:t>Orynvell</w:t>
+              <w:t>SpellForge</w:t>
             </w:r>
             <w:proofErr w:type="spellEnd"/>
             <w:r>
               <w:rPr>
                 <w:rFonts w:ascii="Georgia" w:hAnsi="Georgia"/>
               </w:rPr>
-              <w:t xml:space="preserve"> politics, celestial </w:t>
-            </w:r>
-            <w:proofErr w:type="spellStart"/>
-            <w:r>
-              <w:rPr>
-                <w:rFonts w:ascii="Georgia" w:hAnsi="Georgia"/>
-              </w:rPr>
-              <w:t>SpellForge</w:t>
-            </w:r>
-            <w:proofErr w:type="spellEnd"/>
-            <w:r>
-              <w:rPr>
-                <w:rFonts w:ascii="Georgia" w:hAnsi="Georgia"/>
-              </w:rPr>
-              <w:t xml:space="preserve"> modules</w:t>
-            </w:r>
-            <w:r>
-              <w:rPr>
-                <w:rFonts w:ascii="Georgia" w:hAnsi="Georgia"/>
-                <w:color w:val="000000"/>
-              </w:rPr>
-              <w:t>, and clues about the missing heir</w:t>
-            </w:r>
-            <w:r>
-              <w:rPr>
-                <w:rFonts w:ascii="Georgia" w:hAnsi="Georgia"/>
-              </w:rPr>
-              <w:t>.</w:t>
+              <w:t xml:space="preserve"> modules, and clues about the missing heir.</w:t>
             </w:r>
           </w:p>
         </w:tc>
@@ -14919,35 +15072,49 @@
           <w:tcPr>
             <w:cnfStyle w:val="001000000000" w:firstRow="0" w:lastRow="0" w:firstColumn="1" w:lastColumn="0" w:oddVBand="0" w:evenVBand="0" w:oddHBand="0" w:evenHBand="0" w:firstRowFirstColumn="0" w:firstRowLastColumn="0" w:lastRowFirstColumn="0" w:lastRowLastColumn="0"/>
             <w:tcW w:w="0" w:type="auto"/>
-            <w:hideMark/>
-          </w:tcPr>
-          <w:p>
-            <w:pPr>
-              <w:spacing w:before="0"/>
-              <w:rPr>
-                <w:rFonts w:ascii="Georgia" w:hAnsi="Georgia"/>
-              </w:rPr>
-            </w:pPr>
-            <w:r>
-              <w:rPr>
-                <w:rFonts w:ascii="Georgia" w:hAnsi="Georgia"/>
-              </w:rPr>
-              <w:t>Kael Frost</w:t>
-            </w:r>
-          </w:p>
-        </w:tc>
-        <w:tc>
-          <w:tcPr>
-            <w:tcW w:w="0" w:type="auto"/>
+            <w:tcBorders>
+              <w:top w:val="nil"/>
+              <w:left w:val="single" w:sz="8" w:space="0" w:color="45B0E1"/>
+              <w:bottom w:val="single" w:sz="8" w:space="0" w:color="45B0E1"/>
+              <w:right w:val="single" w:sz="8" w:space="0" w:color="45B0E1"/>
+            </w:tcBorders>
+            <w:hideMark/>
+          </w:tcPr>
+          <w:p>
+            <w:pPr>
+              <w:spacing w:before="0"/>
+            </w:pPr>
+            <w:r>
+              <w:rPr>
+                <w:rFonts w:ascii="Georgia" w:hAnsi="Georgia"/>
+              </w:rPr>
+              <w:t xml:space="preserve">Kael </w:t>
+            </w:r>
+            <w:proofErr w:type="spellStart"/>
+            <w:r>
+              <w:rPr>
+                <w:rFonts w:ascii="Georgia" w:hAnsi="Georgia"/>
+              </w:rPr>
+              <w:t>Frostbourne</w:t>
+            </w:r>
+            <w:proofErr w:type="spellEnd"/>
+          </w:p>
+        </w:tc>
+        <w:tc>
+          <w:tcPr>
+            <w:tcW w:w="0" w:type="auto"/>
+            <w:tcBorders>
+              <w:top w:val="nil"/>
+              <w:left w:val="nil"/>
+              <w:bottom w:val="single" w:sz="8" w:space="0" w:color="45B0E1"/>
+              <w:right w:val="single" w:sz="8" w:space="0" w:color="45B0E1"/>
+            </w:tcBorders>
             <w:hideMark/>
           </w:tcPr>
           <w:p>
             <w:pPr>
               <w:spacing w:before="0"/>
               <w:cnfStyle w:val="000000000000" w:firstRow="0" w:lastRow="0" w:firstColumn="0" w:lastColumn="0" w:oddVBand="0" w:evenVBand="0" w:oddHBand="0" w:evenHBand="0" w:firstRowFirstColumn="0" w:firstRowLastColumn="0" w:lastRowFirstColumn="0" w:lastRowLastColumn="0"/>
-              <w:rPr>
-                <w:rFonts w:ascii="Georgia" w:hAnsi="Georgia"/>
-              </w:rPr>
             </w:pPr>
             <w:r>
               <w:rPr>
@@ -14974,15 +15141,18 @@
         <w:tc>
           <w:tcPr>
             <w:tcW w:w="0" w:type="auto"/>
+            <w:tcBorders>
+              <w:top w:val="nil"/>
+              <w:left w:val="nil"/>
+              <w:bottom w:val="single" w:sz="8" w:space="0" w:color="45B0E1"/>
+              <w:right w:val="single" w:sz="8" w:space="0" w:color="45B0E1"/>
+            </w:tcBorders>
             <w:hideMark/>
           </w:tcPr>
           <w:p>
             <w:pPr>
               <w:spacing w:before="0"/>
               <w:cnfStyle w:val="000000000000" w:firstRow="0" w:lastRow="0" w:firstColumn="0" w:lastColumn="0" w:oddVBand="0" w:evenVBand="0" w:oddHBand="0" w:evenHBand="0" w:firstRowFirstColumn="0" w:firstRowLastColumn="0" w:lastRowFirstColumn="0" w:lastRowLastColumn="0"/>
-              <w:rPr>
-                <w:rFonts w:ascii="Georgia" w:hAnsi="Georgia"/>
-              </w:rPr>
             </w:pPr>
             <w:r>
               <w:rPr>
@@ -14995,15 +15165,18 @@
         <w:tc>
           <w:tcPr>
             <w:tcW w:w="0" w:type="auto"/>
+            <w:tcBorders>
+              <w:top w:val="nil"/>
+              <w:left w:val="nil"/>
+              <w:bottom w:val="single" w:sz="8" w:space="0" w:color="45B0E1"/>
+              <w:right w:val="single" w:sz="8" w:space="0" w:color="45B0E1"/>
+            </w:tcBorders>
             <w:hideMark/>
           </w:tcPr>
           <w:p>
             <w:pPr>
               <w:spacing w:before="0"/>
               <w:cnfStyle w:val="000000000000" w:firstRow="0" w:lastRow="0" w:firstColumn="0" w:lastColumn="0" w:oddVBand="0" w:evenVBand="0" w:oddHBand="0" w:evenHBand="0" w:firstRowFirstColumn="0" w:firstRowLastColumn="0" w:lastRowFirstColumn="0" w:lastRowLastColumn="0"/>
-              <w:rPr>
-                <w:rFonts w:ascii="Georgia" w:hAnsi="Georgia"/>
-              </w:rPr>
             </w:pPr>
             <w:r>
               <w:rPr>
@@ -15036,35 +15209,43 @@
           <w:tcPr>
             <w:cnfStyle w:val="001000000000" w:firstRow="0" w:lastRow="0" w:firstColumn="1" w:lastColumn="0" w:oddVBand="0" w:evenVBand="0" w:oddHBand="0" w:evenHBand="0" w:firstRowFirstColumn="0" w:firstRowLastColumn="0" w:lastRowFirstColumn="0" w:lastRowLastColumn="0"/>
             <w:tcW w:w="0" w:type="auto"/>
-            <w:hideMark/>
-          </w:tcPr>
-          <w:p>
-            <w:pPr>
-              <w:spacing w:before="0"/>
-              <w:rPr>
-                <w:rFonts w:ascii="Georgia" w:hAnsi="Georgia"/>
-              </w:rPr>
-            </w:pPr>
-            <w:r>
-              <w:rPr>
-                <w:rFonts w:ascii="Georgia" w:hAnsi="Georgia"/>
-              </w:rPr>
-              <w:t>Liora Lux</w:t>
-            </w:r>
-          </w:p>
-        </w:tc>
-        <w:tc>
-          <w:tcPr>
-            <w:tcW w:w="0" w:type="auto"/>
+            <w:tcBorders>
+              <w:top w:val="nil"/>
+              <w:left w:val="single" w:sz="8" w:space="0" w:color="45B0E1"/>
+              <w:bottom w:val="single" w:sz="8" w:space="0" w:color="45B0E1"/>
+              <w:right w:val="single" w:sz="8" w:space="0" w:color="45B0E1"/>
+            </w:tcBorders>
+            <w:shd w:val="clear" w:color="auto" w:fill="C1E4F5"/>
+            <w:hideMark/>
+          </w:tcPr>
+          <w:p>
+            <w:pPr>
+              <w:spacing w:before="0"/>
+            </w:pPr>
+            <w:r>
+              <w:rPr>
+                <w:rFonts w:ascii="Georgia" w:hAnsi="Georgia"/>
+              </w:rPr>
+              <w:t>Liora Lucent</w:t>
+            </w:r>
+          </w:p>
+        </w:tc>
+        <w:tc>
+          <w:tcPr>
+            <w:tcW w:w="0" w:type="auto"/>
+            <w:tcBorders>
+              <w:top w:val="nil"/>
+              <w:left w:val="nil"/>
+              <w:bottom w:val="single" w:sz="8" w:space="0" w:color="45B0E1"/>
+              <w:right w:val="single" w:sz="8" w:space="0" w:color="45B0E1"/>
+            </w:tcBorders>
+            <w:shd w:val="clear" w:color="auto" w:fill="C1E4F5"/>
             <w:hideMark/>
           </w:tcPr>
           <w:p>
             <w:pPr>
               <w:spacing w:before="0"/>
               <w:cnfStyle w:val="000000100000" w:firstRow="0" w:lastRow="0" w:firstColumn="0" w:lastColumn="0" w:oddVBand="0" w:evenVBand="0" w:oddHBand="1" w:evenHBand="0" w:firstRowFirstColumn="0" w:firstRowLastColumn="0" w:lastRowFirstColumn="0" w:lastRowLastColumn="0"/>
-              <w:rPr>
-                <w:rFonts w:ascii="Georgia" w:hAnsi="Georgia"/>
-              </w:rPr>
             </w:pPr>
             <w:r>
               <w:rPr>
@@ -15077,15 +15258,19 @@
         <w:tc>
           <w:tcPr>
             <w:tcW w:w="0" w:type="auto"/>
+            <w:tcBorders>
+              <w:top w:val="nil"/>
+              <w:left w:val="nil"/>
+              <w:bottom w:val="single" w:sz="8" w:space="0" w:color="45B0E1"/>
+              <w:right w:val="single" w:sz="8" w:space="0" w:color="45B0E1"/>
+            </w:tcBorders>
+            <w:shd w:val="clear" w:color="auto" w:fill="C1E4F5"/>
             <w:hideMark/>
           </w:tcPr>
           <w:p>
             <w:pPr>
               <w:spacing w:before="0"/>
               <w:cnfStyle w:val="000000100000" w:firstRow="0" w:lastRow="0" w:firstColumn="0" w:lastColumn="0" w:oddVBand="0" w:evenVBand="0" w:oddHBand="1" w:evenHBand="0" w:firstRowFirstColumn="0" w:firstRowLastColumn="0" w:lastRowFirstColumn="0" w:lastRowLastColumn="0"/>
-              <w:rPr>
-                <w:rFonts w:ascii="Georgia" w:hAnsi="Georgia"/>
-              </w:rPr>
             </w:pPr>
             <w:r>
               <w:rPr>
@@ -15098,15 +15283,19 @@
         <w:tc>
           <w:tcPr>
             <w:tcW w:w="0" w:type="auto"/>
+            <w:tcBorders>
+              <w:top w:val="nil"/>
+              <w:left w:val="nil"/>
+              <w:bottom w:val="single" w:sz="8" w:space="0" w:color="45B0E1"/>
+              <w:right w:val="single" w:sz="8" w:space="0" w:color="45B0E1"/>
+            </w:tcBorders>
+            <w:shd w:val="clear" w:color="auto" w:fill="C1E4F5"/>
             <w:hideMark/>
           </w:tcPr>
           <w:p>
             <w:pPr>
               <w:spacing w:before="0"/>
               <w:cnfStyle w:val="000000100000" w:firstRow="0" w:lastRow="0" w:firstColumn="0" w:lastColumn="0" w:oddVBand="0" w:evenVBand="0" w:oddHBand="1" w:evenHBand="0" w:firstRowFirstColumn="0" w:firstRowLastColumn="0" w:lastRowFirstColumn="0" w:lastRowLastColumn="0"/>
-              <w:rPr>
-                <w:rFonts w:ascii="Georgia" w:hAnsi="Georgia"/>
-              </w:rPr>
             </w:pPr>
             <w:r>
               <w:rPr>
@@ -15136,92 +15325,110 @@
           <w:tcPr>
             <w:cnfStyle w:val="001000000000" w:firstRow="0" w:lastRow="0" w:firstColumn="1" w:lastColumn="0" w:oddVBand="0" w:evenVBand="0" w:oddHBand="0" w:evenHBand="0" w:firstRowFirstColumn="0" w:firstRowLastColumn="0" w:lastRowFirstColumn="0" w:lastRowLastColumn="0"/>
             <w:tcW w:w="0" w:type="auto"/>
-            <w:hideMark/>
-          </w:tcPr>
-          <w:p>
-            <w:pPr>
-              <w:spacing w:before="0"/>
-              <w:rPr>
-                <w:rFonts w:ascii="Georgia" w:hAnsi="Georgia"/>
-              </w:rPr>
-            </w:pPr>
-            <w:proofErr w:type="spellStart"/>
+            <w:tcBorders>
+              <w:top w:val="nil"/>
+              <w:left w:val="single" w:sz="8" w:space="0" w:color="45B0E1"/>
+              <w:bottom w:val="single" w:sz="8" w:space="0" w:color="45B0E1"/>
+              <w:right w:val="single" w:sz="8" w:space="0" w:color="45B0E1"/>
+            </w:tcBorders>
+            <w:hideMark/>
+          </w:tcPr>
+          <w:p>
+            <w:pPr>
+              <w:spacing w:before="0"/>
+            </w:pPr>
+            <w:r>
+              <w:rPr>
+                <w:rFonts w:ascii="Georgia" w:hAnsi="Georgia"/>
+              </w:rPr>
+              <w:t>Maris Neryn</w:t>
+            </w:r>
+          </w:p>
+        </w:tc>
+        <w:tc>
+          <w:tcPr>
+            <w:tcW w:w="0" w:type="auto"/>
+            <w:tcBorders>
+              <w:top w:val="nil"/>
+              <w:left w:val="nil"/>
+              <w:bottom w:val="single" w:sz="8" w:space="0" w:color="45B0E1"/>
+              <w:right w:val="single" w:sz="8" w:space="0" w:color="45B0E1"/>
+            </w:tcBorders>
+            <w:hideMark/>
+          </w:tcPr>
+          <w:p>
+            <w:pPr>
+              <w:spacing w:before="0"/>
+              <w:cnfStyle w:val="000000000000" w:firstRow="0" w:lastRow="0" w:firstColumn="0" w:lastColumn="0" w:oddVBand="0" w:evenVBand="0" w:oddHBand="0" w:evenHBand="0" w:firstRowFirstColumn="0" w:firstRowLastColumn="0" w:lastRowFirstColumn="0" w:lastRowLastColumn="0"/>
+            </w:pPr>
+            <w:r>
+              <w:rPr>
+                <w:rFonts w:ascii="Georgia" w:hAnsi="Georgia"/>
+              </w:rPr>
+              <w:t>Marlowe healer / support caster</w:t>
+            </w:r>
+          </w:p>
+        </w:tc>
+        <w:tc>
+          <w:tcPr>
+            <w:tcW w:w="0" w:type="auto"/>
+            <w:tcBorders>
+              <w:top w:val="nil"/>
+              <w:left w:val="nil"/>
+              <w:bottom w:val="single" w:sz="8" w:space="0" w:color="45B0E1"/>
+              <w:right w:val="single" w:sz="8" w:space="0" w:color="45B0E1"/>
+            </w:tcBorders>
+            <w:hideMark/>
+          </w:tcPr>
+          <w:p>
+            <w:pPr>
+              <w:spacing w:before="0"/>
+              <w:cnfStyle w:val="000000000000" w:firstRow="0" w:lastRow="0" w:firstColumn="0" w:lastColumn="0" w:oddVBand="0" w:evenVBand="0" w:oddHBand="0" w:evenHBand="0" w:firstRowFirstColumn="0" w:firstRowLastColumn="0" w:lastRowFirstColumn="0" w:lastRowLastColumn="0"/>
+            </w:pPr>
+            <w:r>
+              <w:rPr>
+                <w:rFonts w:ascii="Georgia" w:hAnsi="Georgia"/>
+              </w:rPr>
+              <w:t xml:space="preserve">Soft-spoken, patient, emotionally perceptive, and </w:t>
+            </w:r>
             <w:r>
               <w:rPr>
                 <w:rFonts w:ascii="Georgia" w:hAnsi="Georgia"/>
               </w:rPr>
               <w:lastRenderedPageBreak/>
-              <w:t>Neryn</w:t>
-            </w:r>
-            <w:proofErr w:type="spellEnd"/>
-            <w:r>
-              <w:rPr>
-                <w:rFonts w:ascii="Georgia" w:hAnsi="Georgia"/>
-              </w:rPr>
-              <w:t xml:space="preserve"> Vale</w:t>
-            </w:r>
-          </w:p>
-        </w:tc>
-        <w:tc>
-          <w:tcPr>
-            <w:tcW w:w="0" w:type="auto"/>
+              <w:t>stubborn when protecting friends.</w:t>
+            </w:r>
+          </w:p>
+        </w:tc>
+        <w:tc>
+          <w:tcPr>
+            <w:tcW w:w="0" w:type="auto"/>
+            <w:tcBorders>
+              <w:top w:val="nil"/>
+              <w:left w:val="nil"/>
+              <w:bottom w:val="single" w:sz="8" w:space="0" w:color="45B0E1"/>
+              <w:right w:val="single" w:sz="8" w:space="0" w:color="45B0E1"/>
+            </w:tcBorders>
             <w:hideMark/>
           </w:tcPr>
           <w:p>
             <w:pPr>
               <w:spacing w:before="0"/>
               <w:cnfStyle w:val="000000000000" w:firstRow="0" w:lastRow="0" w:firstColumn="0" w:lastColumn="0" w:oddVBand="0" w:evenVBand="0" w:oddHBand="0" w:evenHBand="0" w:firstRowFirstColumn="0" w:firstRowLastColumn="0" w:lastRowFirstColumn="0" w:lastRowLastColumn="0"/>
-              <w:rPr>
-                <w:rFonts w:ascii="Georgia" w:hAnsi="Georgia"/>
-              </w:rPr>
-            </w:pPr>
-            <w:r>
-              <w:rPr>
-                <w:rFonts w:ascii="Georgia" w:hAnsi="Georgia"/>
-              </w:rPr>
-              <w:t>Marlowe healer / support caster</w:t>
-            </w:r>
-          </w:p>
-        </w:tc>
-        <w:tc>
-          <w:tcPr>
-            <w:tcW w:w="0" w:type="auto"/>
-            <w:hideMark/>
-          </w:tcPr>
-          <w:p>
-            <w:pPr>
-              <w:spacing w:before="0"/>
-              <w:cnfStyle w:val="000000000000" w:firstRow="0" w:lastRow="0" w:firstColumn="0" w:lastColumn="0" w:oddVBand="0" w:evenVBand="0" w:oddHBand="0" w:evenHBand="0" w:firstRowFirstColumn="0" w:firstRowLastColumn="0" w:lastRowFirstColumn="0" w:lastRowLastColumn="0"/>
-              <w:rPr>
-                <w:rFonts w:ascii="Georgia" w:hAnsi="Georgia"/>
-              </w:rPr>
-            </w:pPr>
-            <w:r>
-              <w:rPr>
-                <w:rFonts w:ascii="Georgia" w:hAnsi="Georgia"/>
-              </w:rPr>
-              <w:t>Soft-spoken, patient, emotionally perceptive, and stubborn when protecting friends.</w:t>
-            </w:r>
-          </w:p>
-        </w:tc>
-        <w:tc>
-          <w:tcPr>
-            <w:tcW w:w="0" w:type="auto"/>
-            <w:hideMark/>
-          </w:tcPr>
-          <w:p>
-            <w:pPr>
-              <w:spacing w:before="0"/>
-              <w:cnfStyle w:val="000000000000" w:firstRow="0" w:lastRow="0" w:firstColumn="0" w:lastColumn="0" w:oddVBand="0" w:evenVBand="0" w:oddHBand="0" w:evenHBand="0" w:firstRowFirstColumn="0" w:firstRowLastColumn="0" w:lastRowFirstColumn="0" w:lastRowLastColumn="0"/>
-              <w:rPr>
-                <w:rFonts w:ascii="Georgia" w:hAnsi="Georgia"/>
-              </w:rPr>
-            </w:pPr>
-            <w:r>
-              <w:rPr>
-                <w:rFonts w:ascii="Georgia" w:hAnsi="Georgia"/>
-              </w:rPr>
-              <w:t>Teaches recovery mechanics, aura restoration, and water/spring modules.</w:t>
+            </w:pPr>
+            <w:r>
+              <w:rPr>
+                <w:rFonts w:ascii="Georgia" w:hAnsi="Georgia"/>
+              </w:rPr>
+              <w:lastRenderedPageBreak/>
+              <w:t xml:space="preserve">Teaches recovery mechanics, aura </w:t>
+            </w:r>
+            <w:r>
+              <w:rPr>
+                <w:rFonts w:ascii="Georgia" w:hAnsi="Georgia"/>
+              </w:rPr>
+              <w:lastRenderedPageBreak/>
+              <w:t>restoration, and water/spring modules.</w:t>
             </w:r>
           </w:p>
         </w:tc>
@@ -15234,35 +15441,52 @@
           <w:tcPr>
             <w:cnfStyle w:val="001000000000" w:firstRow="0" w:lastRow="0" w:firstColumn="1" w:lastColumn="0" w:oddVBand="0" w:evenVBand="0" w:oddHBand="0" w:evenHBand="0" w:firstRowFirstColumn="0" w:firstRowLastColumn="0" w:lastRowFirstColumn="0" w:lastRowLastColumn="0"/>
             <w:tcW w:w="0" w:type="auto"/>
-            <w:hideMark/>
-          </w:tcPr>
-          <w:p>
-            <w:pPr>
-              <w:spacing w:before="0"/>
-              <w:rPr>
-                <w:rFonts w:ascii="Georgia" w:hAnsi="Georgia"/>
-              </w:rPr>
-            </w:pPr>
-            <w:r>
-              <w:rPr>
-                <w:rFonts w:ascii="Georgia" w:hAnsi="Georgia"/>
-              </w:rPr>
-              <w:t>Riven Yoko</w:t>
-            </w:r>
-          </w:p>
-        </w:tc>
-        <w:tc>
-          <w:tcPr>
-            <w:tcW w:w="0" w:type="auto"/>
+            <w:tcBorders>
+              <w:top w:val="nil"/>
+              <w:left w:val="single" w:sz="8" w:space="0" w:color="45B0E1"/>
+              <w:bottom w:val="single" w:sz="8" w:space="0" w:color="45B0E1"/>
+              <w:right w:val="single" w:sz="8" w:space="0" w:color="45B0E1"/>
+            </w:tcBorders>
+            <w:shd w:val="clear" w:color="auto" w:fill="C1E4F5"/>
+            <w:hideMark/>
+          </w:tcPr>
+          <w:p>
+            <w:pPr>
+              <w:spacing w:before="0"/>
+            </w:pPr>
+            <w:r>
+              <w:rPr>
+                <w:rFonts w:ascii="Georgia" w:hAnsi="Georgia"/>
+              </w:rPr>
+              <w:lastRenderedPageBreak/>
+              <w:t xml:space="preserve">Riven </w:t>
+            </w:r>
+            <w:proofErr w:type="spellStart"/>
+            <w:r>
+              <w:rPr>
+                <w:rFonts w:ascii="Georgia" w:hAnsi="Georgia"/>
+              </w:rPr>
+              <w:t>Asterwind</w:t>
+            </w:r>
+            <w:proofErr w:type="spellEnd"/>
+          </w:p>
+        </w:tc>
+        <w:tc>
+          <w:tcPr>
+            <w:tcW w:w="0" w:type="auto"/>
+            <w:tcBorders>
+              <w:top w:val="nil"/>
+              <w:left w:val="nil"/>
+              <w:bottom w:val="single" w:sz="8" w:space="0" w:color="45B0E1"/>
+              <w:right w:val="single" w:sz="8" w:space="0" w:color="45B0E1"/>
+            </w:tcBorders>
+            <w:shd w:val="clear" w:color="auto" w:fill="C1E4F5"/>
             <w:hideMark/>
           </w:tcPr>
           <w:p>
             <w:pPr>
               <w:spacing w:before="0"/>
               <w:cnfStyle w:val="000000100000" w:firstRow="0" w:lastRow="0" w:firstColumn="0" w:lastColumn="0" w:oddVBand="0" w:evenVBand="0" w:oddHBand="1" w:evenHBand="0" w:firstRowFirstColumn="0" w:firstRowLastColumn="0" w:lastRowFirstColumn="0" w:lastRowLastColumn="0"/>
-              <w:rPr>
-                <w:rFonts w:ascii="Georgia" w:hAnsi="Georgia"/>
-              </w:rPr>
             </w:pPr>
             <w:proofErr w:type="spellStart"/>
             <w:r>
@@ -15283,15 +15507,19 @@
         <w:tc>
           <w:tcPr>
             <w:tcW w:w="0" w:type="auto"/>
+            <w:tcBorders>
+              <w:top w:val="nil"/>
+              <w:left w:val="nil"/>
+              <w:bottom w:val="single" w:sz="8" w:space="0" w:color="45B0E1"/>
+              <w:right w:val="single" w:sz="8" w:space="0" w:color="45B0E1"/>
+            </w:tcBorders>
+            <w:shd w:val="clear" w:color="auto" w:fill="C1E4F5"/>
             <w:hideMark/>
           </w:tcPr>
           <w:p>
             <w:pPr>
               <w:spacing w:before="0"/>
               <w:cnfStyle w:val="000000100000" w:firstRow="0" w:lastRow="0" w:firstColumn="0" w:lastColumn="0" w:oddVBand="0" w:evenVBand="0" w:oddHBand="1" w:evenHBand="0" w:firstRowFirstColumn="0" w:firstRowLastColumn="0" w:lastRowFirstColumn="0" w:lastRowLastColumn="0"/>
-              <w:rPr>
-                <w:rFonts w:ascii="Georgia" w:hAnsi="Georgia"/>
-              </w:rPr>
             </w:pPr>
             <w:r>
               <w:rPr>
@@ -15304,15 +15532,19 @@
         <w:tc>
           <w:tcPr>
             <w:tcW w:w="0" w:type="auto"/>
+            <w:tcBorders>
+              <w:top w:val="nil"/>
+              <w:left w:val="nil"/>
+              <w:bottom w:val="single" w:sz="8" w:space="0" w:color="45B0E1"/>
+              <w:right w:val="single" w:sz="8" w:space="0" w:color="45B0E1"/>
+            </w:tcBorders>
+            <w:shd w:val="clear" w:color="auto" w:fill="C1E4F5"/>
             <w:hideMark/>
           </w:tcPr>
           <w:p>
             <w:pPr>
               <w:spacing w:before="0"/>
               <w:cnfStyle w:val="000000100000" w:firstRow="0" w:lastRow="0" w:firstColumn="0" w:lastColumn="0" w:oddVBand="0" w:evenVBand="0" w:oddHBand="1" w:evenHBand="0" w:firstRowFirstColumn="0" w:firstRowLastColumn="0" w:lastRowFirstColumn="0" w:lastRowLastColumn="0"/>
-              <w:rPr>
-                <w:rFonts w:ascii="Georgia" w:hAnsi="Georgia"/>
-              </w:rPr>
             </w:pPr>
             <w:r>
               <w:rPr>
@@ -15328,35 +15560,49 @@
           <w:tcPr>
             <w:cnfStyle w:val="001000000000" w:firstRow="0" w:lastRow="0" w:firstColumn="1" w:lastColumn="0" w:oddVBand="0" w:evenVBand="0" w:oddHBand="0" w:evenHBand="0" w:firstRowFirstColumn="0" w:firstRowLastColumn="0" w:lastRowFirstColumn="0" w:lastRowLastColumn="0"/>
             <w:tcW w:w="0" w:type="auto"/>
-            <w:hideMark/>
-          </w:tcPr>
-          <w:p>
-            <w:pPr>
-              <w:spacing w:before="0"/>
-              <w:rPr>
-                <w:rFonts w:ascii="Georgia" w:hAnsi="Georgia"/>
-              </w:rPr>
-            </w:pPr>
-            <w:r>
-              <w:rPr>
-                <w:rFonts w:ascii="Georgia" w:hAnsi="Georgia"/>
-              </w:rPr>
-              <w:t>Ember Kaji</w:t>
-            </w:r>
-          </w:p>
-        </w:tc>
-        <w:tc>
-          <w:tcPr>
-            <w:tcW w:w="0" w:type="auto"/>
+            <w:tcBorders>
+              <w:top w:val="nil"/>
+              <w:left w:val="single" w:sz="8" w:space="0" w:color="45B0E1"/>
+              <w:bottom w:val="single" w:sz="8" w:space="0" w:color="45B0E1"/>
+              <w:right w:val="single" w:sz="8" w:space="0" w:color="45B0E1"/>
+            </w:tcBorders>
+            <w:hideMark/>
+          </w:tcPr>
+          <w:p>
+            <w:pPr>
+              <w:spacing w:before="0"/>
+            </w:pPr>
+            <w:r>
+              <w:rPr>
+                <w:rFonts w:ascii="Georgia" w:hAnsi="Georgia"/>
+              </w:rPr>
+              <w:t xml:space="preserve">Ember </w:t>
+            </w:r>
+            <w:proofErr w:type="spellStart"/>
+            <w:r>
+              <w:rPr>
+                <w:rFonts w:ascii="Georgia" w:hAnsi="Georgia"/>
+              </w:rPr>
+              <w:t>Ashkai</w:t>
+            </w:r>
+            <w:proofErr w:type="spellEnd"/>
+          </w:p>
+        </w:tc>
+        <w:tc>
+          <w:tcPr>
+            <w:tcW w:w="0" w:type="auto"/>
+            <w:tcBorders>
+              <w:top w:val="nil"/>
+              <w:left w:val="nil"/>
+              <w:bottom w:val="single" w:sz="8" w:space="0" w:color="45B0E1"/>
+              <w:right w:val="single" w:sz="8" w:space="0" w:color="45B0E1"/>
+            </w:tcBorders>
             <w:hideMark/>
           </w:tcPr>
           <w:p>
             <w:pPr>
               <w:spacing w:before="0"/>
               <w:cnfStyle w:val="000000000000" w:firstRow="0" w:lastRow="0" w:firstColumn="0" w:lastColumn="0" w:oddVBand="0" w:evenVBand="0" w:oddHBand="0" w:evenHBand="0" w:firstRowFirstColumn="0" w:firstRowLastColumn="0" w:lastRowFirstColumn="0" w:lastRowLastColumn="0"/>
-              <w:rPr>
-                <w:rFonts w:ascii="Georgia" w:hAnsi="Georgia"/>
-              </w:rPr>
             </w:pPr>
             <w:r>
               <w:rPr>
@@ -15369,15 +15615,18 @@
         <w:tc>
           <w:tcPr>
             <w:tcW w:w="0" w:type="auto"/>
+            <w:tcBorders>
+              <w:top w:val="nil"/>
+              <w:left w:val="nil"/>
+              <w:bottom w:val="single" w:sz="8" w:space="0" w:color="45B0E1"/>
+              <w:right w:val="single" w:sz="8" w:space="0" w:color="45B0E1"/>
+            </w:tcBorders>
             <w:hideMark/>
           </w:tcPr>
           <w:p>
             <w:pPr>
               <w:spacing w:before="0"/>
               <w:cnfStyle w:val="000000000000" w:firstRow="0" w:lastRow="0" w:firstColumn="0" w:lastColumn="0" w:oddVBand="0" w:evenVBand="0" w:oddHBand="0" w:evenHBand="0" w:firstRowFirstColumn="0" w:firstRowLastColumn="0" w:lastRowFirstColumn="0" w:lastRowLastColumn="0"/>
-              <w:rPr>
-                <w:rFonts w:ascii="Georgia" w:hAnsi="Georgia"/>
-              </w:rPr>
             </w:pPr>
             <w:r>
               <w:rPr>
@@ -15390,15 +15639,18 @@
         <w:tc>
           <w:tcPr>
             <w:tcW w:w="0" w:type="auto"/>
+            <w:tcBorders>
+              <w:top w:val="nil"/>
+              <w:left w:val="nil"/>
+              <w:bottom w:val="single" w:sz="8" w:space="0" w:color="45B0E1"/>
+              <w:right w:val="single" w:sz="8" w:space="0" w:color="45B0E1"/>
+            </w:tcBorders>
             <w:hideMark/>
           </w:tcPr>
           <w:p>
             <w:pPr>
               <w:spacing w:before="0"/>
               <w:cnfStyle w:val="000000000000" w:firstRow="0" w:lastRow="0" w:firstColumn="0" w:lastColumn="0" w:oddVBand="0" w:evenVBand="0" w:oddHBand="0" w:evenHBand="0" w:firstRowFirstColumn="0" w:firstRowLastColumn="0" w:lastRowFirstColumn="0" w:lastRowLastColumn="0"/>
-              <w:rPr>
-                <w:rFonts w:ascii="Georgia" w:hAnsi="Georgia"/>
-              </w:rPr>
             </w:pPr>
             <w:r>
               <w:rPr>
@@ -15431,35 +15683,51 @@
           <w:tcPr>
             <w:cnfStyle w:val="001000000000" w:firstRow="0" w:lastRow="0" w:firstColumn="1" w:lastColumn="0" w:oddVBand="0" w:evenVBand="0" w:oddHBand="0" w:evenHBand="0" w:firstRowFirstColumn="0" w:firstRowLastColumn="0" w:lastRowFirstColumn="0" w:lastRowLastColumn="0"/>
             <w:tcW w:w="0" w:type="auto"/>
-            <w:hideMark/>
-          </w:tcPr>
-          <w:p>
-            <w:pPr>
-              <w:spacing w:before="0"/>
-              <w:rPr>
-                <w:rFonts w:ascii="Georgia" w:hAnsi="Georgia"/>
-              </w:rPr>
-            </w:pPr>
-            <w:r>
-              <w:rPr>
-                <w:rFonts w:ascii="Georgia" w:hAnsi="Georgia"/>
-              </w:rPr>
-              <w:t>Nyx Keket</w:t>
-            </w:r>
-          </w:p>
-        </w:tc>
-        <w:tc>
-          <w:tcPr>
-            <w:tcW w:w="0" w:type="auto"/>
+            <w:tcBorders>
+              <w:top w:val="nil"/>
+              <w:left w:val="single" w:sz="8" w:space="0" w:color="45B0E1"/>
+              <w:bottom w:val="single" w:sz="8" w:space="0" w:color="45B0E1"/>
+              <w:right w:val="single" w:sz="8" w:space="0" w:color="45B0E1"/>
+            </w:tcBorders>
+            <w:shd w:val="clear" w:color="auto" w:fill="C1E4F5"/>
+            <w:hideMark/>
+          </w:tcPr>
+          <w:p>
+            <w:pPr>
+              <w:spacing w:before="0"/>
+            </w:pPr>
+            <w:r>
+              <w:rPr>
+                <w:rFonts w:ascii="Georgia" w:hAnsi="Georgia"/>
+              </w:rPr>
+              <w:t xml:space="preserve">Nyx </w:t>
+            </w:r>
+            <w:proofErr w:type="spellStart"/>
+            <w:r>
+              <w:rPr>
+                <w:rFonts w:ascii="Georgia" w:hAnsi="Georgia"/>
+              </w:rPr>
+              <w:t>Noctelle</w:t>
+            </w:r>
+            <w:proofErr w:type="spellEnd"/>
+          </w:p>
+        </w:tc>
+        <w:tc>
+          <w:tcPr>
+            <w:tcW w:w="0" w:type="auto"/>
+            <w:tcBorders>
+              <w:top w:val="nil"/>
+              <w:left w:val="nil"/>
+              <w:bottom w:val="single" w:sz="8" w:space="0" w:color="45B0E1"/>
+              <w:right w:val="single" w:sz="8" w:space="0" w:color="45B0E1"/>
+            </w:tcBorders>
+            <w:shd w:val="clear" w:color="auto" w:fill="C1E4F5"/>
             <w:hideMark/>
           </w:tcPr>
           <w:p>
             <w:pPr>
               <w:spacing w:before="0"/>
               <w:cnfStyle w:val="000000100000" w:firstRow="0" w:lastRow="0" w:firstColumn="0" w:lastColumn="0" w:oddVBand="0" w:evenVBand="0" w:oddHBand="1" w:evenHBand="0" w:firstRowFirstColumn="0" w:firstRowLastColumn="0" w:lastRowFirstColumn="0" w:lastRowLastColumn="0"/>
-              <w:rPr>
-                <w:rFonts w:ascii="Georgia" w:hAnsi="Georgia"/>
-              </w:rPr>
             </w:pPr>
             <w:r>
               <w:rPr>
@@ -15472,15 +15740,19 @@
         <w:tc>
           <w:tcPr>
             <w:tcW w:w="0" w:type="auto"/>
+            <w:tcBorders>
+              <w:top w:val="nil"/>
+              <w:left w:val="nil"/>
+              <w:bottom w:val="single" w:sz="8" w:space="0" w:color="45B0E1"/>
+              <w:right w:val="single" w:sz="8" w:space="0" w:color="45B0E1"/>
+            </w:tcBorders>
+            <w:shd w:val="clear" w:color="auto" w:fill="C1E4F5"/>
             <w:hideMark/>
           </w:tcPr>
           <w:p>
             <w:pPr>
               <w:spacing w:before="0"/>
               <w:cnfStyle w:val="000000100000" w:firstRow="0" w:lastRow="0" w:firstColumn="0" w:lastColumn="0" w:oddVBand="0" w:evenVBand="0" w:oddHBand="1" w:evenHBand="0" w:firstRowFirstColumn="0" w:firstRowLastColumn="0" w:lastRowFirstColumn="0" w:lastRowLastColumn="0"/>
-              <w:rPr>
-                <w:rFonts w:ascii="Georgia" w:hAnsi="Georgia"/>
-              </w:rPr>
             </w:pPr>
             <w:r>
               <w:rPr>
@@ -15493,15 +15765,19 @@
         <w:tc>
           <w:tcPr>
             <w:tcW w:w="0" w:type="auto"/>
+            <w:tcBorders>
+              <w:top w:val="nil"/>
+              <w:left w:val="nil"/>
+              <w:bottom w:val="single" w:sz="8" w:space="0" w:color="45B0E1"/>
+              <w:right w:val="single" w:sz="8" w:space="0" w:color="45B0E1"/>
+            </w:tcBorders>
+            <w:shd w:val="clear" w:color="auto" w:fill="C1E4F5"/>
             <w:hideMark/>
           </w:tcPr>
           <w:p>
             <w:pPr>
               <w:spacing w:before="0"/>
               <w:cnfStyle w:val="000000100000" w:firstRow="0" w:lastRow="0" w:firstColumn="0" w:lastColumn="0" w:oddVBand="0" w:evenVBand="0" w:oddHBand="1" w:evenHBand="0" w:firstRowFirstColumn="0" w:firstRowLastColumn="0" w:lastRowFirstColumn="0" w:lastRowLastColumn="0"/>
-              <w:rPr>
-                <w:rFonts w:ascii="Georgia" w:hAnsi="Georgia"/>
-              </w:rPr>
             </w:pPr>
             <w:r>
               <w:rPr>
@@ -15517,14 +15793,17 @@
           <w:tcPr>
             <w:cnfStyle w:val="001000000000" w:firstRow="0" w:lastRow="0" w:firstColumn="1" w:lastColumn="0" w:oddVBand="0" w:evenVBand="0" w:oddHBand="0" w:evenHBand="0" w:firstRowFirstColumn="0" w:firstRowLastColumn="0" w:lastRowFirstColumn="0" w:lastRowLastColumn="0"/>
             <w:tcW w:w="0" w:type="auto"/>
-            <w:hideMark/>
-          </w:tcPr>
-          <w:p>
-            <w:pPr>
-              <w:spacing w:before="0"/>
-              <w:rPr>
-                <w:rFonts w:ascii="Georgia" w:hAnsi="Georgia"/>
-              </w:rPr>
+            <w:tcBorders>
+              <w:top w:val="nil"/>
+              <w:left w:val="single" w:sz="8" w:space="0" w:color="45B0E1"/>
+              <w:bottom w:val="single" w:sz="8" w:space="0" w:color="45B0E1"/>
+              <w:right w:val="single" w:sz="8" w:space="0" w:color="45B0E1"/>
+            </w:tcBorders>
+            <w:hideMark/>
+          </w:tcPr>
+          <w:p>
+            <w:pPr>
+              <w:spacing w:before="0"/>
             </w:pPr>
             <w:r>
               <w:rPr>
@@ -15537,15 +15816,18 @@
         <w:tc>
           <w:tcPr>
             <w:tcW w:w="0" w:type="auto"/>
+            <w:tcBorders>
+              <w:top w:val="nil"/>
+              <w:left w:val="nil"/>
+              <w:bottom w:val="single" w:sz="8" w:space="0" w:color="45B0E1"/>
+              <w:right w:val="single" w:sz="8" w:space="0" w:color="45B0E1"/>
+            </w:tcBorders>
             <w:hideMark/>
           </w:tcPr>
           <w:p>
             <w:pPr>
               <w:spacing w:before="0"/>
               <w:cnfStyle w:val="000000000000" w:firstRow="0" w:lastRow="0" w:firstColumn="0" w:lastColumn="0" w:oddVBand="0" w:evenVBand="0" w:oddHBand="0" w:evenHBand="0" w:firstRowFirstColumn="0" w:firstRowLastColumn="0" w:lastRowFirstColumn="0" w:lastRowLastColumn="0"/>
-              <w:rPr>
-                <w:rFonts w:ascii="Georgia" w:hAnsi="Georgia"/>
-              </w:rPr>
             </w:pPr>
             <w:r>
               <w:rPr>
@@ -15558,15 +15840,18 @@
         <w:tc>
           <w:tcPr>
             <w:tcW w:w="0" w:type="auto"/>
+            <w:tcBorders>
+              <w:top w:val="nil"/>
+              <w:left w:val="nil"/>
+              <w:bottom w:val="single" w:sz="8" w:space="0" w:color="45B0E1"/>
+              <w:right w:val="single" w:sz="8" w:space="0" w:color="45B0E1"/>
+            </w:tcBorders>
             <w:hideMark/>
           </w:tcPr>
           <w:p>
             <w:pPr>
               <w:spacing w:before="0"/>
               <w:cnfStyle w:val="000000000000" w:firstRow="0" w:lastRow="0" w:firstColumn="0" w:lastColumn="0" w:oddVBand="0" w:evenVBand="0" w:oddHBand="0" w:evenHBand="0" w:firstRowFirstColumn="0" w:firstRowLastColumn="0" w:lastRowFirstColumn="0" w:lastRowLastColumn="0"/>
-              <w:rPr>
-                <w:rFonts w:ascii="Georgia" w:hAnsi="Georgia"/>
-              </w:rPr>
             </w:pPr>
             <w:r>
               <w:rPr>
@@ -15579,15 +15864,18 @@
         <w:tc>
           <w:tcPr>
             <w:tcW w:w="0" w:type="auto"/>
+            <w:tcBorders>
+              <w:top w:val="nil"/>
+              <w:left w:val="nil"/>
+              <w:bottom w:val="single" w:sz="8" w:space="0" w:color="45B0E1"/>
+              <w:right w:val="single" w:sz="8" w:space="0" w:color="45B0E1"/>
+            </w:tcBorders>
             <w:hideMark/>
           </w:tcPr>
           <w:p>
             <w:pPr>
               <w:spacing w:before="0"/>
               <w:cnfStyle w:val="000000000000" w:firstRow="0" w:lastRow="0" w:firstColumn="0" w:lastColumn="0" w:oddVBand="0" w:evenVBand="0" w:oddHBand="0" w:evenHBand="0" w:firstRowFirstColumn="0" w:firstRowLastColumn="0" w:lastRowFirstColumn="0" w:lastRowLastColumn="0"/>
-              <w:rPr>
-                <w:rFonts w:ascii="Georgia" w:hAnsi="Georgia"/>
-              </w:rPr>
             </w:pPr>
             <w:r>
               <w:rPr>
@@ -15606,14 +15894,18 @@
           <w:tcPr>
             <w:cnfStyle w:val="001000000000" w:firstRow="0" w:lastRow="0" w:firstColumn="1" w:lastColumn="0" w:oddVBand="0" w:evenVBand="0" w:oddHBand="0" w:evenHBand="0" w:firstRowFirstColumn="0" w:firstRowLastColumn="0" w:lastRowFirstColumn="0" w:lastRowLastColumn="0"/>
             <w:tcW w:w="0" w:type="auto"/>
-            <w:hideMark/>
-          </w:tcPr>
-          <w:p>
-            <w:pPr>
-              <w:spacing w:before="0"/>
-              <w:rPr>
-                <w:rFonts w:ascii="Georgia" w:hAnsi="Georgia"/>
-              </w:rPr>
+            <w:tcBorders>
+              <w:top w:val="nil"/>
+              <w:left w:val="single" w:sz="8" w:space="0" w:color="45B0E1"/>
+              <w:bottom w:val="single" w:sz="8" w:space="0" w:color="45B0E1"/>
+              <w:right w:val="single" w:sz="8" w:space="0" w:color="45B0E1"/>
+            </w:tcBorders>
+            <w:shd w:val="clear" w:color="auto" w:fill="C1E4F5"/>
+            <w:hideMark/>
+          </w:tcPr>
+          <w:p>
+            <w:pPr>
+              <w:spacing w:before="0"/>
             </w:pPr>
             <w:r>
               <w:rPr>
@@ -15626,15 +15918,19 @@
         <w:tc>
           <w:tcPr>
             <w:tcW w:w="0" w:type="auto"/>
+            <w:tcBorders>
+              <w:top w:val="nil"/>
+              <w:left w:val="nil"/>
+              <w:bottom w:val="single" w:sz="8" w:space="0" w:color="45B0E1"/>
+              <w:right w:val="single" w:sz="8" w:space="0" w:color="45B0E1"/>
+            </w:tcBorders>
+            <w:shd w:val="clear" w:color="auto" w:fill="C1E4F5"/>
             <w:hideMark/>
           </w:tcPr>
           <w:p>
             <w:pPr>
               <w:spacing w:before="0"/>
               <w:cnfStyle w:val="000000100000" w:firstRow="0" w:lastRow="0" w:firstColumn="0" w:lastColumn="0" w:oddVBand="0" w:evenVBand="0" w:oddHBand="1" w:evenHBand="0" w:firstRowFirstColumn="0" w:firstRowLastColumn="0" w:lastRowFirstColumn="0" w:lastRowLastColumn="0"/>
-              <w:rPr>
-                <w:rFonts w:ascii="Georgia" w:hAnsi="Georgia"/>
-              </w:rPr>
             </w:pPr>
             <w:r>
               <w:rPr>
@@ -15647,15 +15943,19 @@
         <w:tc>
           <w:tcPr>
             <w:tcW w:w="0" w:type="auto"/>
+            <w:tcBorders>
+              <w:top w:val="nil"/>
+              <w:left w:val="nil"/>
+              <w:bottom w:val="single" w:sz="8" w:space="0" w:color="45B0E1"/>
+              <w:right w:val="single" w:sz="8" w:space="0" w:color="45B0E1"/>
+            </w:tcBorders>
+            <w:shd w:val="clear" w:color="auto" w:fill="C1E4F5"/>
             <w:hideMark/>
           </w:tcPr>
           <w:p>
             <w:pPr>
               <w:spacing w:before="0"/>
               <w:cnfStyle w:val="000000100000" w:firstRow="0" w:lastRow="0" w:firstColumn="0" w:lastColumn="0" w:oddVBand="0" w:evenVBand="0" w:oddHBand="1" w:evenHBand="0" w:firstRowFirstColumn="0" w:firstRowLastColumn="0" w:lastRowFirstColumn="0" w:lastRowLastColumn="0"/>
-              <w:rPr>
-                <w:rFonts w:ascii="Georgia" w:hAnsi="Georgia"/>
-              </w:rPr>
             </w:pPr>
             <w:r>
               <w:rPr>
@@ -15668,15 +15968,19 @@
         <w:tc>
           <w:tcPr>
             <w:tcW w:w="0" w:type="auto"/>
+            <w:tcBorders>
+              <w:top w:val="nil"/>
+              <w:left w:val="nil"/>
+              <w:bottom w:val="single" w:sz="8" w:space="0" w:color="45B0E1"/>
+              <w:right w:val="single" w:sz="8" w:space="0" w:color="45B0E1"/>
+            </w:tcBorders>
+            <w:shd w:val="clear" w:color="auto" w:fill="C1E4F5"/>
             <w:hideMark/>
           </w:tcPr>
           <w:p>
             <w:pPr>
               <w:spacing w:before="0"/>
               <w:cnfStyle w:val="000000100000" w:firstRow="0" w:lastRow="0" w:firstColumn="0" w:lastColumn="0" w:oddVBand="0" w:evenVBand="0" w:oddHBand="1" w:evenHBand="0" w:firstRowFirstColumn="0" w:firstRowLastColumn="0" w:lastRowFirstColumn="0" w:lastRowLastColumn="0"/>
-              <w:rPr>
-                <w:rFonts w:ascii="Georgia" w:hAnsi="Georgia"/>
-              </w:rPr>
             </w:pPr>
             <w:r>
               <w:rPr>
@@ -15698,7 +16002,6 @@
           <w14:ligatures w14:val="standardContextual"/>
         </w:rPr>
       </w:pPr>
-      <w:bookmarkStart w:id="26" w:name="_Toc235864172"/>
       <w:r>
         <w:rPr>
           <w:rFonts w:ascii="Georgia" w:hAnsi="Georgia"/>
@@ -15748,10 +16051,10 @@
         <w:tblLook w:val="04A0" w:firstRow="1" w:lastRow="0" w:firstColumn="1" w:lastColumn="0" w:noHBand="0" w:noVBand="1"/>
       </w:tblPr>
       <w:tblGrid>
-        <w:gridCol w:w="1305"/>
-        <w:gridCol w:w="1072"/>
-        <w:gridCol w:w="2647"/>
-        <w:gridCol w:w="4326"/>
+        <w:gridCol w:w="1758"/>
+        <w:gridCol w:w="1118"/>
+        <w:gridCol w:w="2478"/>
+        <w:gridCol w:w="3986"/>
       </w:tblGrid>
       <w:tr>
         <w:trPr>
@@ -15761,6 +16064,11 @@
           <w:tcPr>
             <w:cnfStyle w:val="001000000000" w:firstRow="0" w:lastRow="0" w:firstColumn="1" w:lastColumn="0" w:oddVBand="0" w:evenVBand="0" w:oddHBand="0" w:evenHBand="0" w:firstRowFirstColumn="0" w:firstRowLastColumn="0" w:lastRowFirstColumn="0" w:lastRowLastColumn="0"/>
             <w:tcW w:w="0" w:type="auto"/>
+            <w:tcBorders>
+              <w:top w:val="single" w:sz="8" w:space="0" w:color="156082"/>
+              <w:left w:val="single" w:sz="8" w:space="0" w:color="156082"/>
+              <w:bottom w:val="single" w:sz="8" w:space="0" w:color="156082"/>
+            </w:tcBorders>
             <w:shd w:val="clear" w:color="auto" w:fill="2A0A5E"/>
             <w:tcMar>
               <w:top w:w="100" w:type="dxa"/>
@@ -15774,7 +16082,6 @@
             <w:pPr>
               <w:spacing w:before="0"/>
               <w:rPr>
-                <w:rFonts w:ascii="Georgia" w:hAnsi="Georgia"/>
                 <w:kern w:val="2"/>
                 <w14:ligatures w14:val="standardContextual"/>
               </w:rPr>
@@ -15782,8 +16089,6 @@
             <w:r>
               <w:rPr>
                 <w:rFonts w:ascii="Georgia" w:hAnsi="Georgia"/>
-                <w:b w:val="0"/>
-                <w:bCs w:val="0"/>
                 <w:color w:val="F0ECFF"/>
               </w:rPr>
               <w:t>NPC</w:t>
@@ -15793,6 +16098,10 @@
         <w:tc>
           <w:tcPr>
             <w:tcW w:w="0" w:type="auto"/>
+            <w:tcBorders>
+              <w:top w:val="single" w:sz="8" w:space="0" w:color="156082"/>
+              <w:bottom w:val="single" w:sz="8" w:space="0" w:color="156082"/>
+            </w:tcBorders>
             <w:shd w:val="clear" w:color="auto" w:fill="2A0A5E"/>
             <w:tcMar>
               <w:top w:w="100" w:type="dxa"/>
@@ -15806,15 +16115,10 @@
             <w:pPr>
               <w:spacing w:before="0"/>
               <w:cnfStyle w:val="100000000000" w:firstRow="1" w:lastRow="0" w:firstColumn="0" w:lastColumn="0" w:oddVBand="0" w:evenVBand="0" w:oddHBand="0" w:evenHBand="0" w:firstRowFirstColumn="0" w:firstRowLastColumn="0" w:lastRowFirstColumn="0" w:lastRowLastColumn="0"/>
-              <w:rPr>
-                <w:rFonts w:ascii="Georgia" w:hAnsi="Georgia"/>
-              </w:rPr>
-            </w:pPr>
-            <w:r>
-              <w:rPr>
-                <w:rFonts w:ascii="Georgia" w:hAnsi="Georgia"/>
-                <w:b w:val="0"/>
-                <w:bCs w:val="0"/>
+            </w:pPr>
+            <w:r>
+              <w:rPr>
+                <w:rFonts w:ascii="Georgia" w:hAnsi="Georgia"/>
                 <w:color w:val="F0ECFF"/>
               </w:rPr>
               <w:t>Region</w:t>
@@ -15824,6 +16128,10 @@
         <w:tc>
           <w:tcPr>
             <w:tcW w:w="0" w:type="auto"/>
+            <w:tcBorders>
+              <w:top w:val="single" w:sz="8" w:space="0" w:color="156082"/>
+              <w:bottom w:val="single" w:sz="8" w:space="0" w:color="156082"/>
+            </w:tcBorders>
             <w:shd w:val="clear" w:color="auto" w:fill="2A0A5E"/>
             <w:tcMar>
               <w:top w:w="100" w:type="dxa"/>
@@ -15837,15 +16145,10 @@
             <w:pPr>
               <w:spacing w:before="0"/>
               <w:cnfStyle w:val="100000000000" w:firstRow="1" w:lastRow="0" w:firstColumn="0" w:lastColumn="0" w:oddVBand="0" w:evenVBand="0" w:oddHBand="0" w:evenHBand="0" w:firstRowFirstColumn="0" w:firstRowLastColumn="0" w:lastRowFirstColumn="0" w:lastRowLastColumn="0"/>
-              <w:rPr>
-                <w:rFonts w:ascii="Georgia" w:hAnsi="Georgia"/>
-              </w:rPr>
-            </w:pPr>
-            <w:r>
-              <w:rPr>
-                <w:rFonts w:ascii="Georgia" w:hAnsi="Georgia"/>
-                <w:b w:val="0"/>
-                <w:bCs w:val="0"/>
+            </w:pPr>
+            <w:r>
+              <w:rPr>
+                <w:rFonts w:ascii="Georgia" w:hAnsi="Georgia"/>
                 <w:color w:val="F0ECFF"/>
               </w:rPr>
               <w:t>Political Status</w:t>
@@ -15855,6 +16158,11 @@
         <w:tc>
           <w:tcPr>
             <w:tcW w:w="0" w:type="auto"/>
+            <w:tcBorders>
+              <w:top w:val="single" w:sz="8" w:space="0" w:color="156082"/>
+              <w:bottom w:val="single" w:sz="8" w:space="0" w:color="156082"/>
+              <w:right w:val="single" w:sz="8" w:space="0" w:color="156082"/>
+            </w:tcBorders>
             <w:shd w:val="clear" w:color="auto" w:fill="2A0A5E"/>
             <w:tcMar>
               <w:top w:w="100" w:type="dxa"/>
@@ -15868,15 +16176,10 @@
             <w:pPr>
               <w:spacing w:before="0"/>
               <w:cnfStyle w:val="100000000000" w:firstRow="1" w:lastRow="0" w:firstColumn="0" w:lastColumn="0" w:oddVBand="0" w:evenVBand="0" w:oddHBand="0" w:evenHBand="0" w:firstRowFirstColumn="0" w:firstRowLastColumn="0" w:lastRowFirstColumn="0" w:lastRowLastColumn="0"/>
-              <w:rPr>
-                <w:rFonts w:ascii="Georgia" w:hAnsi="Georgia"/>
-              </w:rPr>
-            </w:pPr>
-            <w:r>
-              <w:rPr>
-                <w:rFonts w:ascii="Georgia" w:hAnsi="Georgia"/>
-                <w:b w:val="0"/>
-                <w:bCs w:val="0"/>
+            </w:pPr>
+            <w:r>
+              <w:rPr>
+                <w:rFonts w:ascii="Georgia" w:hAnsi="Georgia"/>
                 <w:color w:val="F0ECFF"/>
               </w:rPr>
               <w:t>Story Function</w:t>
@@ -15892,14 +16195,18 @@
           <w:tcPr>
             <w:cnfStyle w:val="001000000000" w:firstRow="0" w:lastRow="0" w:firstColumn="1" w:lastColumn="0" w:oddVBand="0" w:evenVBand="0" w:oddHBand="0" w:evenHBand="0" w:firstRowFirstColumn="0" w:firstRowLastColumn="0" w:lastRowFirstColumn="0" w:lastRowLastColumn="0"/>
             <w:tcW w:w="0" w:type="auto"/>
-            <w:hideMark/>
-          </w:tcPr>
-          <w:p>
-            <w:pPr>
-              <w:spacing w:before="0"/>
-              <w:rPr>
-                <w:rFonts w:ascii="Georgia" w:hAnsi="Georgia"/>
-              </w:rPr>
+            <w:tcBorders>
+              <w:top w:val="nil"/>
+              <w:left w:val="single" w:sz="8" w:space="0" w:color="45B0E1"/>
+              <w:bottom w:val="single" w:sz="8" w:space="0" w:color="45B0E1"/>
+              <w:right w:val="single" w:sz="8" w:space="0" w:color="45B0E1"/>
+            </w:tcBorders>
+            <w:shd w:val="clear" w:color="auto" w:fill="C1E4F5"/>
+            <w:hideMark/>
+          </w:tcPr>
+          <w:p>
+            <w:pPr>
+              <w:spacing w:before="0"/>
             </w:pPr>
             <w:r>
               <w:rPr>
@@ -15912,15 +16219,19 @@
         <w:tc>
           <w:tcPr>
             <w:tcW w:w="0" w:type="auto"/>
+            <w:tcBorders>
+              <w:top w:val="nil"/>
+              <w:left w:val="nil"/>
+              <w:bottom w:val="single" w:sz="8" w:space="0" w:color="45B0E1"/>
+              <w:right w:val="single" w:sz="8" w:space="0" w:color="45B0E1"/>
+            </w:tcBorders>
+            <w:shd w:val="clear" w:color="auto" w:fill="C1E4F5"/>
             <w:hideMark/>
           </w:tcPr>
           <w:p>
             <w:pPr>
               <w:spacing w:before="0"/>
               <w:cnfStyle w:val="000000100000" w:firstRow="0" w:lastRow="0" w:firstColumn="0" w:lastColumn="0" w:oddVBand="0" w:evenVBand="0" w:oddHBand="1" w:evenHBand="0" w:firstRowFirstColumn="0" w:firstRowLastColumn="0" w:lastRowFirstColumn="0" w:lastRowLastColumn="0"/>
-              <w:rPr>
-                <w:rFonts w:ascii="Georgia" w:hAnsi="Georgia"/>
-              </w:rPr>
             </w:pPr>
             <w:proofErr w:type="spellStart"/>
             <w:r>
@@ -15935,15 +16246,19 @@
         <w:tc>
           <w:tcPr>
             <w:tcW w:w="0" w:type="auto"/>
+            <w:tcBorders>
+              <w:top w:val="nil"/>
+              <w:left w:val="nil"/>
+              <w:bottom w:val="single" w:sz="8" w:space="0" w:color="45B0E1"/>
+              <w:right w:val="single" w:sz="8" w:space="0" w:color="45B0E1"/>
+            </w:tcBorders>
+            <w:shd w:val="clear" w:color="auto" w:fill="C1E4F5"/>
             <w:hideMark/>
           </w:tcPr>
           <w:p>
             <w:pPr>
               <w:spacing w:before="0"/>
               <w:cnfStyle w:val="000000100000" w:firstRow="0" w:lastRow="0" w:firstColumn="0" w:lastColumn="0" w:oddVBand="0" w:evenVBand="0" w:oddHBand="1" w:evenHBand="0" w:firstRowFirstColumn="0" w:firstRowLastColumn="0" w:lastRowFirstColumn="0" w:lastRowLastColumn="0"/>
-              <w:rPr>
-                <w:rFonts w:ascii="Georgia" w:hAnsi="Georgia"/>
-              </w:rPr>
             </w:pPr>
             <w:r>
               <w:rPr>
@@ -15970,15 +16285,19 @@
         <w:tc>
           <w:tcPr>
             <w:tcW w:w="0" w:type="auto"/>
+            <w:tcBorders>
+              <w:top w:val="nil"/>
+              <w:left w:val="nil"/>
+              <w:bottom w:val="single" w:sz="8" w:space="0" w:color="45B0E1"/>
+              <w:right w:val="single" w:sz="8" w:space="0" w:color="45B0E1"/>
+            </w:tcBorders>
+            <w:shd w:val="clear" w:color="auto" w:fill="C1E4F5"/>
             <w:hideMark/>
           </w:tcPr>
           <w:p>
             <w:pPr>
               <w:spacing w:before="0"/>
               <w:cnfStyle w:val="000000100000" w:firstRow="0" w:lastRow="0" w:firstColumn="0" w:lastColumn="0" w:oddVBand="0" w:evenVBand="0" w:oddHBand="1" w:evenHBand="0" w:firstRowFirstColumn="0" w:firstRowLastColumn="0" w:lastRowFirstColumn="0" w:lastRowLastColumn="0"/>
-              <w:rPr>
-                <w:rFonts w:ascii="Georgia" w:hAnsi="Georgia"/>
-              </w:rPr>
             </w:pPr>
             <w:r>
               <w:rPr>
@@ -15994,35 +16313,49 @@
           <w:tcPr>
             <w:cnfStyle w:val="001000000000" w:firstRow="0" w:lastRow="0" w:firstColumn="1" w:lastColumn="0" w:oddVBand="0" w:evenVBand="0" w:oddHBand="0" w:evenHBand="0" w:firstRowFirstColumn="0" w:firstRowLastColumn="0" w:lastRowFirstColumn="0" w:lastRowLastColumn="0"/>
             <w:tcW w:w="0" w:type="auto"/>
-            <w:hideMark/>
-          </w:tcPr>
-          <w:p>
-            <w:pPr>
-              <w:spacing w:before="0"/>
-              <w:rPr>
-                <w:rFonts w:ascii="Georgia" w:hAnsi="Georgia"/>
-              </w:rPr>
-            </w:pPr>
-            <w:r>
-              <w:rPr>
-                <w:rFonts w:ascii="Georgia" w:hAnsi="Georgia"/>
-              </w:rPr>
-              <w:t>Kael Frost</w:t>
-            </w:r>
-          </w:p>
-        </w:tc>
-        <w:tc>
-          <w:tcPr>
-            <w:tcW w:w="0" w:type="auto"/>
+            <w:tcBorders>
+              <w:top w:val="nil"/>
+              <w:left w:val="single" w:sz="8" w:space="0" w:color="45B0E1"/>
+              <w:bottom w:val="single" w:sz="8" w:space="0" w:color="45B0E1"/>
+              <w:right w:val="single" w:sz="8" w:space="0" w:color="45B0E1"/>
+            </w:tcBorders>
+            <w:hideMark/>
+          </w:tcPr>
+          <w:p>
+            <w:pPr>
+              <w:spacing w:before="0"/>
+            </w:pPr>
+            <w:r>
+              <w:rPr>
+                <w:rFonts w:ascii="Georgia" w:hAnsi="Georgia"/>
+              </w:rPr>
+              <w:t xml:space="preserve">Kael </w:t>
+            </w:r>
+            <w:proofErr w:type="spellStart"/>
+            <w:r>
+              <w:rPr>
+                <w:rFonts w:ascii="Georgia" w:hAnsi="Georgia"/>
+              </w:rPr>
+              <w:t>Frostbourne</w:t>
+            </w:r>
+            <w:proofErr w:type="spellEnd"/>
+          </w:p>
+        </w:tc>
+        <w:tc>
+          <w:tcPr>
+            <w:tcW w:w="0" w:type="auto"/>
+            <w:tcBorders>
+              <w:top w:val="nil"/>
+              <w:left w:val="nil"/>
+              <w:bottom w:val="single" w:sz="8" w:space="0" w:color="45B0E1"/>
+              <w:right w:val="single" w:sz="8" w:space="0" w:color="45B0E1"/>
+            </w:tcBorders>
             <w:hideMark/>
           </w:tcPr>
           <w:p>
             <w:pPr>
               <w:spacing w:before="0"/>
               <w:cnfStyle w:val="000000000000" w:firstRow="0" w:lastRow="0" w:firstColumn="0" w:lastColumn="0" w:oddVBand="0" w:evenVBand="0" w:oddHBand="0" w:evenHBand="0" w:firstRowFirstColumn="0" w:firstRowLastColumn="0" w:lastRowFirstColumn="0" w:lastRowLastColumn="0"/>
-              <w:rPr>
-                <w:rFonts w:ascii="Georgia" w:hAnsi="Georgia"/>
-              </w:rPr>
             </w:pPr>
             <w:r>
               <w:rPr>
@@ -16035,15 +16368,18 @@
         <w:tc>
           <w:tcPr>
             <w:tcW w:w="0" w:type="auto"/>
+            <w:tcBorders>
+              <w:top w:val="nil"/>
+              <w:left w:val="nil"/>
+              <w:bottom w:val="single" w:sz="8" w:space="0" w:color="45B0E1"/>
+              <w:right w:val="single" w:sz="8" w:space="0" w:color="45B0E1"/>
+            </w:tcBorders>
             <w:hideMark/>
           </w:tcPr>
           <w:p>
             <w:pPr>
               <w:spacing w:before="0"/>
               <w:cnfStyle w:val="000000000000" w:firstRow="0" w:lastRow="0" w:firstColumn="0" w:lastColumn="0" w:oddVBand="0" w:evenVBand="0" w:oddHBand="0" w:evenHBand="0" w:firstRowFirstColumn="0" w:firstRowLastColumn="0" w:lastRowFirstColumn="0" w:lastRowLastColumn="0"/>
-              <w:rPr>
-                <w:rFonts w:ascii="Georgia" w:hAnsi="Georgia"/>
-              </w:rPr>
             </w:pPr>
             <w:r>
               <w:rPr>
@@ -16056,15 +16392,18 @@
         <w:tc>
           <w:tcPr>
             <w:tcW w:w="0" w:type="auto"/>
+            <w:tcBorders>
+              <w:top w:val="nil"/>
+              <w:left w:val="nil"/>
+              <w:bottom w:val="single" w:sz="8" w:space="0" w:color="45B0E1"/>
+              <w:right w:val="single" w:sz="8" w:space="0" w:color="45B0E1"/>
+            </w:tcBorders>
             <w:hideMark/>
           </w:tcPr>
           <w:p>
             <w:pPr>
               <w:spacing w:before="0"/>
               <w:cnfStyle w:val="000000000000" w:firstRow="0" w:lastRow="0" w:firstColumn="0" w:lastColumn="0" w:oddVBand="0" w:evenVBand="0" w:oddHBand="0" w:evenHBand="0" w:firstRowFirstColumn="0" w:firstRowLastColumn="0" w:lastRowFirstColumn="0" w:lastRowLastColumn="0"/>
-              <w:rPr>
-                <w:rFonts w:ascii="Georgia" w:hAnsi="Georgia"/>
-              </w:rPr>
             </w:pPr>
             <w:r>
               <w:rPr>
@@ -16097,35 +16436,43 @@
           <w:tcPr>
             <w:cnfStyle w:val="001000000000" w:firstRow="0" w:lastRow="0" w:firstColumn="1" w:lastColumn="0" w:oddVBand="0" w:evenVBand="0" w:oddHBand="0" w:evenHBand="0" w:firstRowFirstColumn="0" w:firstRowLastColumn="0" w:lastRowFirstColumn="0" w:lastRowLastColumn="0"/>
             <w:tcW w:w="0" w:type="auto"/>
-            <w:hideMark/>
-          </w:tcPr>
-          <w:p>
-            <w:pPr>
-              <w:spacing w:before="0"/>
-              <w:rPr>
-                <w:rFonts w:ascii="Georgia" w:hAnsi="Georgia"/>
-              </w:rPr>
-            </w:pPr>
-            <w:r>
-              <w:rPr>
-                <w:rFonts w:ascii="Georgia" w:hAnsi="Georgia"/>
-              </w:rPr>
-              <w:t>Liora Lux</w:t>
-            </w:r>
-          </w:p>
-        </w:tc>
-        <w:tc>
-          <w:tcPr>
-            <w:tcW w:w="0" w:type="auto"/>
+            <w:tcBorders>
+              <w:top w:val="nil"/>
+              <w:left w:val="single" w:sz="8" w:space="0" w:color="45B0E1"/>
+              <w:bottom w:val="single" w:sz="8" w:space="0" w:color="45B0E1"/>
+              <w:right w:val="single" w:sz="8" w:space="0" w:color="45B0E1"/>
+            </w:tcBorders>
+            <w:shd w:val="clear" w:color="auto" w:fill="C1E4F5"/>
+            <w:hideMark/>
+          </w:tcPr>
+          <w:p>
+            <w:pPr>
+              <w:spacing w:before="0"/>
+            </w:pPr>
+            <w:r>
+              <w:rPr>
+                <w:rFonts w:ascii="Georgia" w:hAnsi="Georgia"/>
+              </w:rPr>
+              <w:t>Liora Lucent</w:t>
+            </w:r>
+          </w:p>
+        </w:tc>
+        <w:tc>
+          <w:tcPr>
+            <w:tcW w:w="0" w:type="auto"/>
+            <w:tcBorders>
+              <w:top w:val="nil"/>
+              <w:left w:val="nil"/>
+              <w:bottom w:val="single" w:sz="8" w:space="0" w:color="45B0E1"/>
+              <w:right w:val="single" w:sz="8" w:space="0" w:color="45B0E1"/>
+            </w:tcBorders>
+            <w:shd w:val="clear" w:color="auto" w:fill="C1E4F5"/>
             <w:hideMark/>
           </w:tcPr>
           <w:p>
             <w:pPr>
               <w:spacing w:before="0"/>
               <w:cnfStyle w:val="000000100000" w:firstRow="0" w:lastRow="0" w:firstColumn="0" w:lastColumn="0" w:oddVBand="0" w:evenVBand="0" w:oddHBand="1" w:evenHBand="0" w:firstRowFirstColumn="0" w:firstRowLastColumn="0" w:lastRowFirstColumn="0" w:lastRowLastColumn="0"/>
-              <w:rPr>
-                <w:rFonts w:ascii="Georgia" w:hAnsi="Georgia"/>
-              </w:rPr>
             </w:pPr>
             <w:r>
               <w:rPr>
@@ -16138,15 +16485,19 @@
         <w:tc>
           <w:tcPr>
             <w:tcW w:w="0" w:type="auto"/>
+            <w:tcBorders>
+              <w:top w:val="nil"/>
+              <w:left w:val="nil"/>
+              <w:bottom w:val="single" w:sz="8" w:space="0" w:color="45B0E1"/>
+              <w:right w:val="single" w:sz="8" w:space="0" w:color="45B0E1"/>
+            </w:tcBorders>
+            <w:shd w:val="clear" w:color="auto" w:fill="C1E4F5"/>
             <w:hideMark/>
           </w:tcPr>
           <w:p>
             <w:pPr>
               <w:spacing w:before="0"/>
               <w:cnfStyle w:val="000000100000" w:firstRow="0" w:lastRow="0" w:firstColumn="0" w:lastColumn="0" w:oddVBand="0" w:evenVBand="0" w:oddHBand="1" w:evenHBand="0" w:firstRowFirstColumn="0" w:firstRowLastColumn="0" w:lastRowFirstColumn="0" w:lastRowLastColumn="0"/>
-              <w:rPr>
-                <w:rFonts w:ascii="Georgia" w:hAnsi="Georgia"/>
-              </w:rPr>
             </w:pPr>
             <w:r>
               <w:rPr>
@@ -16159,15 +16510,19 @@
         <w:tc>
           <w:tcPr>
             <w:tcW w:w="0" w:type="auto"/>
+            <w:tcBorders>
+              <w:top w:val="nil"/>
+              <w:left w:val="nil"/>
+              <w:bottom w:val="single" w:sz="8" w:space="0" w:color="45B0E1"/>
+              <w:right w:val="single" w:sz="8" w:space="0" w:color="45B0E1"/>
+            </w:tcBorders>
+            <w:shd w:val="clear" w:color="auto" w:fill="C1E4F5"/>
             <w:hideMark/>
           </w:tcPr>
           <w:p>
             <w:pPr>
               <w:spacing w:before="0"/>
               <w:cnfStyle w:val="000000100000" w:firstRow="0" w:lastRow="0" w:firstColumn="0" w:lastColumn="0" w:oddVBand="0" w:evenVBand="0" w:oddHBand="1" w:evenHBand="0" w:firstRowFirstColumn="0" w:firstRowLastColumn="0" w:lastRowFirstColumn="0" w:lastRowLastColumn="0"/>
-              <w:rPr>
-                <w:rFonts w:ascii="Georgia" w:hAnsi="Georgia"/>
-              </w:rPr>
             </w:pPr>
             <w:r>
               <w:rPr>
@@ -16183,43 +16538,41 @@
           <w:tcPr>
             <w:cnfStyle w:val="001000000000" w:firstRow="0" w:lastRow="0" w:firstColumn="1" w:lastColumn="0" w:oddVBand="0" w:evenVBand="0" w:oddHBand="0" w:evenHBand="0" w:firstRowFirstColumn="0" w:firstRowLastColumn="0" w:lastRowFirstColumn="0" w:lastRowLastColumn="0"/>
             <w:tcW w:w="0" w:type="auto"/>
-            <w:hideMark/>
-          </w:tcPr>
-          <w:p>
-            <w:pPr>
-              <w:spacing w:before="0"/>
-              <w:rPr>
-                <w:rFonts w:ascii="Georgia" w:hAnsi="Georgia"/>
-              </w:rPr>
-            </w:pPr>
-            <w:proofErr w:type="spellStart"/>
-            <w:r>
-              <w:rPr>
-                <w:rFonts w:ascii="Georgia" w:hAnsi="Georgia"/>
-              </w:rPr>
-              <w:t>Neryn</w:t>
-            </w:r>
-            <w:proofErr w:type="spellEnd"/>
-            <w:r>
-              <w:rPr>
-                <w:rFonts w:ascii="Georgia" w:hAnsi="Georgia"/>
-              </w:rPr>
-              <w:t xml:space="preserve"> Vale</w:t>
-            </w:r>
-          </w:p>
-        </w:tc>
-        <w:tc>
-          <w:tcPr>
-            <w:tcW w:w="0" w:type="auto"/>
+            <w:tcBorders>
+              <w:top w:val="nil"/>
+              <w:left w:val="single" w:sz="8" w:space="0" w:color="45B0E1"/>
+              <w:bottom w:val="single" w:sz="8" w:space="0" w:color="45B0E1"/>
+              <w:right w:val="single" w:sz="8" w:space="0" w:color="45B0E1"/>
+            </w:tcBorders>
+            <w:hideMark/>
+          </w:tcPr>
+          <w:p>
+            <w:pPr>
+              <w:spacing w:before="0"/>
+            </w:pPr>
+            <w:r>
+              <w:rPr>
+                <w:rFonts w:ascii="Georgia" w:hAnsi="Georgia"/>
+              </w:rPr>
+              <w:t>Maris Neryn</w:t>
+            </w:r>
+          </w:p>
+        </w:tc>
+        <w:tc>
+          <w:tcPr>
+            <w:tcW w:w="0" w:type="auto"/>
+            <w:tcBorders>
+              <w:top w:val="nil"/>
+              <w:left w:val="nil"/>
+              <w:bottom w:val="single" w:sz="8" w:space="0" w:color="45B0E1"/>
+              <w:right w:val="single" w:sz="8" w:space="0" w:color="45B0E1"/>
+            </w:tcBorders>
             <w:hideMark/>
           </w:tcPr>
           <w:p>
             <w:pPr>
               <w:spacing w:before="0"/>
               <w:cnfStyle w:val="000000000000" w:firstRow="0" w:lastRow="0" w:firstColumn="0" w:lastColumn="0" w:oddVBand="0" w:evenVBand="0" w:oddHBand="0" w:evenHBand="0" w:firstRowFirstColumn="0" w:firstRowLastColumn="0" w:lastRowFirstColumn="0" w:lastRowLastColumn="0"/>
-              <w:rPr>
-                <w:rFonts w:ascii="Georgia" w:hAnsi="Georgia"/>
-              </w:rPr>
             </w:pPr>
             <w:r>
               <w:rPr>
@@ -16232,15 +16585,18 @@
         <w:tc>
           <w:tcPr>
             <w:tcW w:w="0" w:type="auto"/>
+            <w:tcBorders>
+              <w:top w:val="nil"/>
+              <w:left w:val="nil"/>
+              <w:bottom w:val="single" w:sz="8" w:space="0" w:color="45B0E1"/>
+              <w:right w:val="single" w:sz="8" w:space="0" w:color="45B0E1"/>
+            </w:tcBorders>
             <w:hideMark/>
           </w:tcPr>
           <w:p>
             <w:pPr>
               <w:spacing w:before="0"/>
               <w:cnfStyle w:val="000000000000" w:firstRow="0" w:lastRow="0" w:firstColumn="0" w:lastColumn="0" w:oddVBand="0" w:evenVBand="0" w:oddHBand="0" w:evenHBand="0" w:firstRowFirstColumn="0" w:firstRowLastColumn="0" w:lastRowFirstColumn="0" w:lastRowLastColumn="0"/>
-              <w:rPr>
-                <w:rFonts w:ascii="Georgia" w:hAnsi="Georgia"/>
-              </w:rPr>
             </w:pPr>
             <w:r>
               <w:rPr>
@@ -16253,15 +16609,18 @@
         <w:tc>
           <w:tcPr>
             <w:tcW w:w="0" w:type="auto"/>
+            <w:tcBorders>
+              <w:top w:val="nil"/>
+              <w:left w:val="nil"/>
+              <w:bottom w:val="single" w:sz="8" w:space="0" w:color="45B0E1"/>
+              <w:right w:val="single" w:sz="8" w:space="0" w:color="45B0E1"/>
+            </w:tcBorders>
             <w:hideMark/>
           </w:tcPr>
           <w:p>
             <w:pPr>
               <w:spacing w:before="0"/>
               <w:cnfStyle w:val="000000000000" w:firstRow="0" w:lastRow="0" w:firstColumn="0" w:lastColumn="0" w:oddVBand="0" w:evenVBand="0" w:oddHBand="0" w:evenHBand="0" w:firstRowFirstColumn="0" w:firstRowLastColumn="0" w:lastRowFirstColumn="0" w:lastRowLastColumn="0"/>
-              <w:rPr>
-                <w:rFonts w:ascii="Georgia" w:hAnsi="Georgia"/>
-              </w:rPr>
             </w:pPr>
             <w:r>
               <w:rPr>
@@ -16280,35 +16639,51 @@
           <w:tcPr>
             <w:cnfStyle w:val="001000000000" w:firstRow="0" w:lastRow="0" w:firstColumn="1" w:lastColumn="0" w:oddVBand="0" w:evenVBand="0" w:oddHBand="0" w:evenHBand="0" w:firstRowFirstColumn="0" w:firstRowLastColumn="0" w:lastRowFirstColumn="0" w:lastRowLastColumn="0"/>
             <w:tcW w:w="0" w:type="auto"/>
-            <w:hideMark/>
-          </w:tcPr>
-          <w:p>
-            <w:pPr>
-              <w:spacing w:before="0"/>
-              <w:rPr>
-                <w:rFonts w:ascii="Georgia" w:hAnsi="Georgia"/>
-              </w:rPr>
-            </w:pPr>
-            <w:r>
-              <w:rPr>
-                <w:rFonts w:ascii="Georgia" w:hAnsi="Georgia"/>
-              </w:rPr>
-              <w:t>Riven Yoko</w:t>
-            </w:r>
-          </w:p>
-        </w:tc>
-        <w:tc>
-          <w:tcPr>
-            <w:tcW w:w="0" w:type="auto"/>
+            <w:tcBorders>
+              <w:top w:val="nil"/>
+              <w:left w:val="single" w:sz="8" w:space="0" w:color="45B0E1"/>
+              <w:bottom w:val="single" w:sz="8" w:space="0" w:color="45B0E1"/>
+              <w:right w:val="single" w:sz="8" w:space="0" w:color="45B0E1"/>
+            </w:tcBorders>
+            <w:shd w:val="clear" w:color="auto" w:fill="C1E4F5"/>
+            <w:hideMark/>
+          </w:tcPr>
+          <w:p>
+            <w:pPr>
+              <w:spacing w:before="0"/>
+            </w:pPr>
+            <w:r>
+              <w:rPr>
+                <w:rFonts w:ascii="Georgia" w:hAnsi="Georgia"/>
+              </w:rPr>
+              <w:t xml:space="preserve">Riven </w:t>
+            </w:r>
+            <w:proofErr w:type="spellStart"/>
+            <w:r>
+              <w:rPr>
+                <w:rFonts w:ascii="Georgia" w:hAnsi="Georgia"/>
+              </w:rPr>
+              <w:t>Asterwind</w:t>
+            </w:r>
+            <w:proofErr w:type="spellEnd"/>
+          </w:p>
+        </w:tc>
+        <w:tc>
+          <w:tcPr>
+            <w:tcW w:w="0" w:type="auto"/>
+            <w:tcBorders>
+              <w:top w:val="nil"/>
+              <w:left w:val="nil"/>
+              <w:bottom w:val="single" w:sz="8" w:space="0" w:color="45B0E1"/>
+              <w:right w:val="single" w:sz="8" w:space="0" w:color="45B0E1"/>
+            </w:tcBorders>
+            <w:shd w:val="clear" w:color="auto" w:fill="C1E4F5"/>
             <w:hideMark/>
           </w:tcPr>
           <w:p>
             <w:pPr>
               <w:spacing w:before="0"/>
               <w:cnfStyle w:val="000000100000" w:firstRow="0" w:lastRow="0" w:firstColumn="0" w:lastColumn="0" w:oddVBand="0" w:evenVBand="0" w:oddHBand="1" w:evenHBand="0" w:firstRowFirstColumn="0" w:firstRowLastColumn="0" w:lastRowFirstColumn="0" w:lastRowLastColumn="0"/>
-              <w:rPr>
-                <w:rFonts w:ascii="Georgia" w:hAnsi="Georgia"/>
-              </w:rPr>
             </w:pPr>
             <w:proofErr w:type="spellStart"/>
             <w:r>
@@ -16323,15 +16698,19 @@
         <w:tc>
           <w:tcPr>
             <w:tcW w:w="0" w:type="auto"/>
+            <w:tcBorders>
+              <w:top w:val="nil"/>
+              <w:left w:val="nil"/>
+              <w:bottom w:val="single" w:sz="8" w:space="0" w:color="45B0E1"/>
+              <w:right w:val="single" w:sz="8" w:space="0" w:color="45B0E1"/>
+            </w:tcBorders>
+            <w:shd w:val="clear" w:color="auto" w:fill="C1E4F5"/>
             <w:hideMark/>
           </w:tcPr>
           <w:p>
             <w:pPr>
               <w:spacing w:before="0"/>
               <w:cnfStyle w:val="000000100000" w:firstRow="0" w:lastRow="0" w:firstColumn="0" w:lastColumn="0" w:oddVBand="0" w:evenVBand="0" w:oddHBand="1" w:evenHBand="0" w:firstRowFirstColumn="0" w:firstRowLastColumn="0" w:lastRowFirstColumn="0" w:lastRowLastColumn="0"/>
-              <w:rPr>
-                <w:rFonts w:ascii="Georgia" w:hAnsi="Georgia"/>
-              </w:rPr>
             </w:pPr>
             <w:r>
               <w:rPr>
@@ -16344,15 +16723,19 @@
         <w:tc>
           <w:tcPr>
             <w:tcW w:w="0" w:type="auto"/>
+            <w:tcBorders>
+              <w:top w:val="nil"/>
+              <w:left w:val="nil"/>
+              <w:bottom w:val="single" w:sz="8" w:space="0" w:color="45B0E1"/>
+              <w:right w:val="single" w:sz="8" w:space="0" w:color="45B0E1"/>
+            </w:tcBorders>
+            <w:shd w:val="clear" w:color="auto" w:fill="C1E4F5"/>
             <w:hideMark/>
           </w:tcPr>
           <w:p>
             <w:pPr>
               <w:spacing w:before="0"/>
               <w:cnfStyle w:val="000000100000" w:firstRow="0" w:lastRow="0" w:firstColumn="0" w:lastColumn="0" w:oddVBand="0" w:evenVBand="0" w:oddHBand="1" w:evenHBand="0" w:firstRowFirstColumn="0" w:firstRowLastColumn="0" w:lastRowFirstColumn="0" w:lastRowLastColumn="0"/>
-              <w:rPr>
-                <w:rFonts w:ascii="Georgia" w:hAnsi="Georgia"/>
-              </w:rPr>
             </w:pPr>
             <w:r>
               <w:rPr>
@@ -16368,35 +16751,49 @@
           <w:tcPr>
             <w:cnfStyle w:val="001000000000" w:firstRow="0" w:lastRow="0" w:firstColumn="1" w:lastColumn="0" w:oddVBand="0" w:evenVBand="0" w:oddHBand="0" w:evenHBand="0" w:firstRowFirstColumn="0" w:firstRowLastColumn="0" w:lastRowFirstColumn="0" w:lastRowLastColumn="0"/>
             <w:tcW w:w="0" w:type="auto"/>
-            <w:hideMark/>
-          </w:tcPr>
-          <w:p>
-            <w:pPr>
-              <w:spacing w:before="0"/>
-              <w:rPr>
-                <w:rFonts w:ascii="Georgia" w:hAnsi="Georgia"/>
-              </w:rPr>
-            </w:pPr>
-            <w:r>
-              <w:rPr>
-                <w:rFonts w:ascii="Georgia" w:hAnsi="Georgia"/>
-              </w:rPr>
-              <w:t>Ember Kaji</w:t>
-            </w:r>
-          </w:p>
-        </w:tc>
-        <w:tc>
-          <w:tcPr>
-            <w:tcW w:w="0" w:type="auto"/>
+            <w:tcBorders>
+              <w:top w:val="nil"/>
+              <w:left w:val="single" w:sz="8" w:space="0" w:color="45B0E1"/>
+              <w:bottom w:val="single" w:sz="8" w:space="0" w:color="45B0E1"/>
+              <w:right w:val="single" w:sz="8" w:space="0" w:color="45B0E1"/>
+            </w:tcBorders>
+            <w:hideMark/>
+          </w:tcPr>
+          <w:p>
+            <w:pPr>
+              <w:spacing w:before="0"/>
+            </w:pPr>
+            <w:r>
+              <w:rPr>
+                <w:rFonts w:ascii="Georgia" w:hAnsi="Georgia"/>
+              </w:rPr>
+              <w:t xml:space="preserve">Ember </w:t>
+            </w:r>
+            <w:proofErr w:type="spellStart"/>
+            <w:r>
+              <w:rPr>
+                <w:rFonts w:ascii="Georgia" w:hAnsi="Georgia"/>
+              </w:rPr>
+              <w:t>Ashkai</w:t>
+            </w:r>
+            <w:proofErr w:type="spellEnd"/>
+          </w:p>
+        </w:tc>
+        <w:tc>
+          <w:tcPr>
+            <w:tcW w:w="0" w:type="auto"/>
+            <w:tcBorders>
+              <w:top w:val="nil"/>
+              <w:left w:val="nil"/>
+              <w:bottom w:val="single" w:sz="8" w:space="0" w:color="45B0E1"/>
+              <w:right w:val="single" w:sz="8" w:space="0" w:color="45B0E1"/>
+            </w:tcBorders>
             <w:hideMark/>
           </w:tcPr>
           <w:p>
             <w:pPr>
               <w:spacing w:before="0"/>
               <w:cnfStyle w:val="000000000000" w:firstRow="0" w:lastRow="0" w:firstColumn="0" w:lastColumn="0" w:oddVBand="0" w:evenVBand="0" w:oddHBand="0" w:evenHBand="0" w:firstRowFirstColumn="0" w:firstRowLastColumn="0" w:lastRowFirstColumn="0" w:lastRowLastColumn="0"/>
-              <w:rPr>
-                <w:rFonts w:ascii="Georgia" w:hAnsi="Georgia"/>
-              </w:rPr>
             </w:pPr>
             <w:r>
               <w:rPr>
@@ -16409,15 +16806,18 @@
         <w:tc>
           <w:tcPr>
             <w:tcW w:w="0" w:type="auto"/>
+            <w:tcBorders>
+              <w:top w:val="nil"/>
+              <w:left w:val="nil"/>
+              <w:bottom w:val="single" w:sz="8" w:space="0" w:color="45B0E1"/>
+              <w:right w:val="single" w:sz="8" w:space="0" w:color="45B0E1"/>
+            </w:tcBorders>
             <w:hideMark/>
           </w:tcPr>
           <w:p>
             <w:pPr>
               <w:spacing w:before="0"/>
               <w:cnfStyle w:val="000000000000" w:firstRow="0" w:lastRow="0" w:firstColumn="0" w:lastColumn="0" w:oddVBand="0" w:evenVBand="0" w:oddHBand="0" w:evenHBand="0" w:firstRowFirstColumn="0" w:firstRowLastColumn="0" w:lastRowFirstColumn="0" w:lastRowLastColumn="0"/>
-              <w:rPr>
-                <w:rFonts w:ascii="Georgia" w:hAnsi="Georgia"/>
-              </w:rPr>
             </w:pPr>
             <w:r>
               <w:rPr>
@@ -16430,15 +16830,18 @@
         <w:tc>
           <w:tcPr>
             <w:tcW w:w="0" w:type="auto"/>
+            <w:tcBorders>
+              <w:top w:val="nil"/>
+              <w:left w:val="nil"/>
+              <w:bottom w:val="single" w:sz="8" w:space="0" w:color="45B0E1"/>
+              <w:right w:val="single" w:sz="8" w:space="0" w:color="45B0E1"/>
+            </w:tcBorders>
             <w:hideMark/>
           </w:tcPr>
           <w:p>
             <w:pPr>
               <w:spacing w:before="0"/>
               <w:cnfStyle w:val="000000000000" w:firstRow="0" w:lastRow="0" w:firstColumn="0" w:lastColumn="0" w:oddVBand="0" w:evenVBand="0" w:oddHBand="0" w:evenHBand="0" w:firstRowFirstColumn="0" w:firstRowLastColumn="0" w:lastRowFirstColumn="0" w:lastRowLastColumn="0"/>
-              <w:rPr>
-                <w:rFonts w:ascii="Georgia" w:hAnsi="Georgia"/>
-              </w:rPr>
             </w:pPr>
             <w:r>
               <w:rPr>
@@ -16457,35 +16860,52 @@
           <w:tcPr>
             <w:cnfStyle w:val="001000000000" w:firstRow="0" w:lastRow="0" w:firstColumn="1" w:lastColumn="0" w:oddVBand="0" w:evenVBand="0" w:oddHBand="0" w:evenHBand="0" w:firstRowFirstColumn="0" w:firstRowLastColumn="0" w:lastRowFirstColumn="0" w:lastRowLastColumn="0"/>
             <w:tcW w:w="0" w:type="auto"/>
-            <w:hideMark/>
-          </w:tcPr>
-          <w:p>
-            <w:pPr>
-              <w:spacing w:before="0"/>
-              <w:rPr>
-                <w:rFonts w:ascii="Georgia" w:hAnsi="Georgia"/>
-              </w:rPr>
-            </w:pPr>
-            <w:r>
-              <w:rPr>
-                <w:rFonts w:ascii="Georgia" w:hAnsi="Georgia"/>
-              </w:rPr>
-              <w:t>Nyx Keket</w:t>
-            </w:r>
-          </w:p>
-        </w:tc>
-        <w:tc>
-          <w:tcPr>
-            <w:tcW w:w="0" w:type="auto"/>
+            <w:tcBorders>
+              <w:top w:val="nil"/>
+              <w:left w:val="single" w:sz="8" w:space="0" w:color="45B0E1"/>
+              <w:bottom w:val="single" w:sz="8" w:space="0" w:color="45B0E1"/>
+              <w:right w:val="single" w:sz="8" w:space="0" w:color="45B0E1"/>
+            </w:tcBorders>
+            <w:shd w:val="clear" w:color="auto" w:fill="C1E4F5"/>
+            <w:hideMark/>
+          </w:tcPr>
+          <w:p>
+            <w:pPr>
+              <w:spacing w:before="0"/>
+            </w:pPr>
+            <w:r>
+              <w:rPr>
+                <w:rFonts w:ascii="Georgia" w:hAnsi="Georgia"/>
+              </w:rPr>
+              <w:lastRenderedPageBreak/>
+              <w:t xml:space="preserve">Nyx </w:t>
+            </w:r>
+            <w:proofErr w:type="spellStart"/>
+            <w:r>
+              <w:rPr>
+                <w:rFonts w:ascii="Georgia" w:hAnsi="Georgia"/>
+              </w:rPr>
+              <w:t>Noctelle</w:t>
+            </w:r>
+            <w:proofErr w:type="spellEnd"/>
+          </w:p>
+        </w:tc>
+        <w:tc>
+          <w:tcPr>
+            <w:tcW w:w="0" w:type="auto"/>
+            <w:tcBorders>
+              <w:top w:val="nil"/>
+              <w:left w:val="nil"/>
+              <w:bottom w:val="single" w:sz="8" w:space="0" w:color="45B0E1"/>
+              <w:right w:val="single" w:sz="8" w:space="0" w:color="45B0E1"/>
+            </w:tcBorders>
+            <w:shd w:val="clear" w:color="auto" w:fill="C1E4F5"/>
             <w:hideMark/>
           </w:tcPr>
           <w:p>
             <w:pPr>
               <w:spacing w:before="0"/>
               <w:cnfStyle w:val="000000100000" w:firstRow="0" w:lastRow="0" w:firstColumn="0" w:lastColumn="0" w:oddVBand="0" w:evenVBand="0" w:oddHBand="1" w:evenHBand="0" w:firstRowFirstColumn="0" w:firstRowLastColumn="0" w:lastRowFirstColumn="0" w:lastRowLastColumn="0"/>
-              <w:rPr>
-                <w:rFonts w:ascii="Georgia" w:hAnsi="Georgia"/>
-              </w:rPr>
             </w:pPr>
             <w:r>
               <w:rPr>
@@ -16498,15 +16918,19 @@
         <w:tc>
           <w:tcPr>
             <w:tcW w:w="0" w:type="auto"/>
+            <w:tcBorders>
+              <w:top w:val="nil"/>
+              <w:left w:val="nil"/>
+              <w:bottom w:val="single" w:sz="8" w:space="0" w:color="45B0E1"/>
+              <w:right w:val="single" w:sz="8" w:space="0" w:color="45B0E1"/>
+            </w:tcBorders>
+            <w:shd w:val="clear" w:color="auto" w:fill="C1E4F5"/>
             <w:hideMark/>
           </w:tcPr>
           <w:p>
             <w:pPr>
               <w:spacing w:before="0"/>
               <w:cnfStyle w:val="000000100000" w:firstRow="0" w:lastRow="0" w:firstColumn="0" w:lastColumn="0" w:oddVBand="0" w:evenVBand="0" w:oddHBand="1" w:evenHBand="0" w:firstRowFirstColumn="0" w:firstRowLastColumn="0" w:lastRowFirstColumn="0" w:lastRowLastColumn="0"/>
-              <w:rPr>
-                <w:rFonts w:ascii="Georgia" w:hAnsi="Georgia"/>
-              </w:rPr>
             </w:pPr>
             <w:r>
               <w:rPr>
@@ -16519,15 +16943,19 @@
         <w:tc>
           <w:tcPr>
             <w:tcW w:w="0" w:type="auto"/>
+            <w:tcBorders>
+              <w:top w:val="nil"/>
+              <w:left w:val="nil"/>
+              <w:bottom w:val="single" w:sz="8" w:space="0" w:color="45B0E1"/>
+              <w:right w:val="single" w:sz="8" w:space="0" w:color="45B0E1"/>
+            </w:tcBorders>
+            <w:shd w:val="clear" w:color="auto" w:fill="C1E4F5"/>
             <w:hideMark/>
           </w:tcPr>
           <w:p>
             <w:pPr>
               <w:spacing w:before="0"/>
               <w:cnfStyle w:val="000000100000" w:firstRow="0" w:lastRow="0" w:firstColumn="0" w:lastColumn="0" w:oddVBand="0" w:evenVBand="0" w:oddHBand="1" w:evenHBand="0" w:firstRowFirstColumn="0" w:firstRowLastColumn="0" w:lastRowFirstColumn="0" w:lastRowLastColumn="0"/>
-              <w:rPr>
-                <w:rFonts w:ascii="Georgia" w:hAnsi="Georgia"/>
-              </w:rPr>
             </w:pPr>
             <w:r>
               <w:rPr>
@@ -16543,20 +16971,22 @@
           <w:tcPr>
             <w:cnfStyle w:val="001000000000" w:firstRow="0" w:lastRow="0" w:firstColumn="1" w:lastColumn="0" w:oddVBand="0" w:evenVBand="0" w:oddHBand="0" w:evenHBand="0" w:firstRowFirstColumn="0" w:firstRowLastColumn="0" w:lastRowFirstColumn="0" w:lastRowLastColumn="0"/>
             <w:tcW w:w="0" w:type="auto"/>
-            <w:hideMark/>
-          </w:tcPr>
-          <w:p>
-            <w:pPr>
-              <w:spacing w:before="0"/>
-              <w:rPr>
-                <w:rFonts w:ascii="Georgia" w:hAnsi="Georgia"/>
-              </w:rPr>
-            </w:pPr>
-            <w:r>
-              <w:rPr>
-                <w:rFonts w:ascii="Georgia" w:hAnsi="Georgia"/>
-              </w:rPr>
-              <w:lastRenderedPageBreak/>
+            <w:tcBorders>
+              <w:top w:val="nil"/>
+              <w:left w:val="single" w:sz="8" w:space="0" w:color="45B0E1"/>
+              <w:bottom w:val="single" w:sz="8" w:space="0" w:color="45B0E1"/>
+              <w:right w:val="single" w:sz="8" w:space="0" w:color="45B0E1"/>
+            </w:tcBorders>
+            <w:hideMark/>
+          </w:tcPr>
+          <w:p>
+            <w:pPr>
+              <w:spacing w:before="0"/>
+            </w:pPr>
+            <w:r>
+              <w:rPr>
+                <w:rFonts w:ascii="Georgia" w:hAnsi="Georgia"/>
+              </w:rPr>
               <w:t>Player</w:t>
             </w:r>
           </w:p>
@@ -16564,15 +16994,18 @@
         <w:tc>
           <w:tcPr>
             <w:tcW w:w="0" w:type="auto"/>
+            <w:tcBorders>
+              <w:top w:val="nil"/>
+              <w:left w:val="nil"/>
+              <w:bottom w:val="single" w:sz="8" w:space="0" w:color="45B0E1"/>
+              <w:right w:val="single" w:sz="8" w:space="0" w:color="45B0E1"/>
+            </w:tcBorders>
             <w:hideMark/>
           </w:tcPr>
           <w:p>
             <w:pPr>
               <w:spacing w:before="0"/>
               <w:cnfStyle w:val="000000000000" w:firstRow="0" w:lastRow="0" w:firstColumn="0" w:lastColumn="0" w:oddVBand="0" w:evenVBand="0" w:oddHBand="0" w:evenHBand="0" w:firstRowFirstColumn="0" w:firstRowLastColumn="0" w:lastRowFirstColumn="0" w:lastRowLastColumn="0"/>
-              <w:rPr>
-                <w:rFonts w:ascii="Georgia" w:hAnsi="Georgia"/>
-              </w:rPr>
             </w:pPr>
             <w:proofErr w:type="spellStart"/>
             <w:r>
@@ -16587,15 +17020,18 @@
         <w:tc>
           <w:tcPr>
             <w:tcW w:w="0" w:type="auto"/>
+            <w:tcBorders>
+              <w:top w:val="nil"/>
+              <w:left w:val="nil"/>
+              <w:bottom w:val="single" w:sz="8" w:space="0" w:color="45B0E1"/>
+              <w:right w:val="single" w:sz="8" w:space="0" w:color="45B0E1"/>
+            </w:tcBorders>
             <w:hideMark/>
           </w:tcPr>
           <w:p>
             <w:pPr>
               <w:spacing w:before="0"/>
               <w:cnfStyle w:val="000000000000" w:firstRow="0" w:lastRow="0" w:firstColumn="0" w:lastColumn="0" w:oddVBand="0" w:evenVBand="0" w:oddHBand="0" w:evenHBand="0" w:firstRowFirstColumn="0" w:firstRowLastColumn="0" w:lastRowFirstColumn="0" w:lastRowLastColumn="0"/>
-              <w:rPr>
-                <w:rFonts w:ascii="Georgia" w:hAnsi="Georgia"/>
-              </w:rPr>
             </w:pPr>
             <w:r>
               <w:rPr>
@@ -16636,15 +17072,18 @@
         <w:tc>
           <w:tcPr>
             <w:tcW w:w="0" w:type="auto"/>
+            <w:tcBorders>
+              <w:top w:val="nil"/>
+              <w:left w:val="nil"/>
+              <w:bottom w:val="single" w:sz="8" w:space="0" w:color="45B0E1"/>
+              <w:right w:val="single" w:sz="8" w:space="0" w:color="45B0E1"/>
+            </w:tcBorders>
             <w:hideMark/>
           </w:tcPr>
           <w:p>
             <w:pPr>
               <w:spacing w:before="0"/>
               <w:cnfStyle w:val="000000000000" w:firstRow="0" w:lastRow="0" w:firstColumn="0" w:lastColumn="0" w:oddVBand="0" w:evenVBand="0" w:oddHBand="0" w:evenHBand="0" w:firstRowFirstColumn="0" w:firstRowLastColumn="0" w:lastRowFirstColumn="0" w:lastRowLastColumn="0"/>
-              <w:rPr>
-                <w:rFonts w:ascii="Georgia" w:hAnsi="Georgia"/>
-              </w:rPr>
             </w:pPr>
             <w:r>
               <w:rPr>
@@ -16701,9 +17140,9 @@
         <w:tblLook w:val="04A0" w:firstRow="1" w:lastRow="0" w:firstColumn="1" w:lastColumn="0" w:noHBand="0" w:noVBand="1"/>
       </w:tblPr>
       <w:tblGrid>
-        <w:gridCol w:w="2067"/>
-        <w:gridCol w:w="2625"/>
-        <w:gridCol w:w="4658"/>
+        <w:gridCol w:w="2017"/>
+        <w:gridCol w:w="2923"/>
+        <w:gridCol w:w="4400"/>
       </w:tblGrid>
       <w:tr>
         <w:trPr>
@@ -16713,6 +17152,11 @@
           <w:tcPr>
             <w:cnfStyle w:val="001000000000" w:firstRow="0" w:lastRow="0" w:firstColumn="1" w:lastColumn="0" w:oddVBand="0" w:evenVBand="0" w:oddHBand="0" w:evenHBand="0" w:firstRowFirstColumn="0" w:firstRowLastColumn="0" w:lastRowFirstColumn="0" w:lastRowLastColumn="0"/>
             <w:tcW w:w="0" w:type="auto"/>
+            <w:tcBorders>
+              <w:top w:val="single" w:sz="8" w:space="0" w:color="156082"/>
+              <w:left w:val="single" w:sz="8" w:space="0" w:color="156082"/>
+              <w:bottom w:val="single" w:sz="8" w:space="0" w:color="156082"/>
+            </w:tcBorders>
             <w:shd w:val="clear" w:color="auto" w:fill="2A0A5E"/>
             <w:tcMar>
               <w:top w:w="100" w:type="dxa"/>
@@ -16726,7 +17170,6 @@
             <w:pPr>
               <w:spacing w:before="0"/>
               <w:rPr>
-                <w:rFonts w:ascii="Georgia" w:hAnsi="Georgia"/>
                 <w:kern w:val="2"/>
                 <w14:ligatures w14:val="standardContextual"/>
               </w:rPr>
@@ -16734,8 +17177,6 @@
             <w:r>
               <w:rPr>
                 <w:rFonts w:ascii="Georgia" w:hAnsi="Georgia"/>
-                <w:b w:val="0"/>
-                <w:bCs w:val="0"/>
                 <w:color w:val="F0ECFF"/>
               </w:rPr>
               <w:t>Arc Type</w:t>
@@ -16745,6 +17186,10 @@
         <w:tc>
           <w:tcPr>
             <w:tcW w:w="0" w:type="auto"/>
+            <w:tcBorders>
+              <w:top w:val="single" w:sz="8" w:space="0" w:color="156082"/>
+              <w:bottom w:val="single" w:sz="8" w:space="0" w:color="156082"/>
+            </w:tcBorders>
             <w:shd w:val="clear" w:color="auto" w:fill="2A0A5E"/>
             <w:tcMar>
               <w:top w:w="100" w:type="dxa"/>
@@ -16758,15 +17203,10 @@
             <w:pPr>
               <w:spacing w:before="0"/>
               <w:cnfStyle w:val="100000000000" w:firstRow="1" w:lastRow="0" w:firstColumn="0" w:lastColumn="0" w:oddVBand="0" w:evenVBand="0" w:oddHBand="0" w:evenHBand="0" w:firstRowFirstColumn="0" w:firstRowLastColumn="0" w:lastRowFirstColumn="0" w:lastRowLastColumn="0"/>
-              <w:rPr>
-                <w:rFonts w:ascii="Georgia" w:hAnsi="Georgia"/>
-              </w:rPr>
-            </w:pPr>
-            <w:r>
-              <w:rPr>
-                <w:rFonts w:ascii="Georgia" w:hAnsi="Georgia"/>
-                <w:b w:val="0"/>
-                <w:bCs w:val="0"/>
+            </w:pPr>
+            <w:r>
+              <w:rPr>
+                <w:rFonts w:ascii="Georgia" w:hAnsi="Georgia"/>
                 <w:color w:val="F0ECFF"/>
               </w:rPr>
               <w:t>Example NPCs</w:t>
@@ -16776,6 +17216,11 @@
         <w:tc>
           <w:tcPr>
             <w:tcW w:w="0" w:type="auto"/>
+            <w:tcBorders>
+              <w:top w:val="single" w:sz="8" w:space="0" w:color="156082"/>
+              <w:bottom w:val="single" w:sz="8" w:space="0" w:color="156082"/>
+              <w:right w:val="single" w:sz="8" w:space="0" w:color="156082"/>
+            </w:tcBorders>
             <w:shd w:val="clear" w:color="auto" w:fill="2A0A5E"/>
             <w:tcMar>
               <w:top w:w="100" w:type="dxa"/>
@@ -16789,15 +17234,10 @@
             <w:pPr>
               <w:spacing w:before="0"/>
               <w:cnfStyle w:val="100000000000" w:firstRow="1" w:lastRow="0" w:firstColumn="0" w:lastColumn="0" w:oddVBand="0" w:evenVBand="0" w:oddHBand="0" w:evenHBand="0" w:firstRowFirstColumn="0" w:firstRowLastColumn="0" w:lastRowFirstColumn="0" w:lastRowLastColumn="0"/>
-              <w:rPr>
-                <w:rFonts w:ascii="Georgia" w:hAnsi="Georgia"/>
-              </w:rPr>
-            </w:pPr>
-            <w:r>
-              <w:rPr>
-                <w:rFonts w:ascii="Georgia" w:hAnsi="Georgia"/>
-                <w:b w:val="0"/>
-                <w:bCs w:val="0"/>
+            </w:pPr>
+            <w:r>
+              <w:rPr>
+                <w:rFonts w:ascii="Georgia" w:hAnsi="Georgia"/>
                 <w:color w:val="F0ECFF"/>
               </w:rPr>
               <w:t>Outcome</w:t>
@@ -16813,14 +17253,18 @@
           <w:tcPr>
             <w:cnfStyle w:val="001000000000" w:firstRow="0" w:lastRow="0" w:firstColumn="1" w:lastColumn="0" w:oddVBand="0" w:evenVBand="0" w:oddHBand="0" w:evenHBand="0" w:firstRowFirstColumn="0" w:firstRowLastColumn="0" w:lastRowFirstColumn="0" w:lastRowLastColumn="0"/>
             <w:tcW w:w="0" w:type="auto"/>
-            <w:hideMark/>
-          </w:tcPr>
-          <w:p>
-            <w:pPr>
-              <w:spacing w:before="0"/>
-              <w:rPr>
-                <w:rFonts w:ascii="Georgia" w:hAnsi="Georgia"/>
-              </w:rPr>
+            <w:tcBorders>
+              <w:top w:val="nil"/>
+              <w:left w:val="single" w:sz="8" w:space="0" w:color="45B0E1"/>
+              <w:bottom w:val="single" w:sz="8" w:space="0" w:color="45B0E1"/>
+              <w:right w:val="single" w:sz="8" w:space="0" w:color="45B0E1"/>
+            </w:tcBorders>
+            <w:shd w:val="clear" w:color="auto" w:fill="C1E4F5"/>
+            <w:hideMark/>
+          </w:tcPr>
+          <w:p>
+            <w:pPr>
+              <w:spacing w:before="0"/>
             </w:pPr>
             <w:r>
               <w:rPr>
@@ -16833,36 +17277,52 @@
         <w:tc>
           <w:tcPr>
             <w:tcW w:w="0" w:type="auto"/>
+            <w:tcBorders>
+              <w:top w:val="nil"/>
+              <w:left w:val="nil"/>
+              <w:bottom w:val="single" w:sz="8" w:space="0" w:color="45B0E1"/>
+              <w:right w:val="single" w:sz="8" w:space="0" w:color="45B0E1"/>
+            </w:tcBorders>
+            <w:shd w:val="clear" w:color="auto" w:fill="C1E4F5"/>
             <w:hideMark/>
           </w:tcPr>
           <w:p>
             <w:pPr>
               <w:spacing w:before="0"/>
               <w:cnfStyle w:val="000000100000" w:firstRow="0" w:lastRow="0" w:firstColumn="0" w:lastColumn="0" w:oddVBand="0" w:evenVBand="0" w:oddHBand="1" w:evenHBand="0" w:firstRowFirstColumn="0" w:firstRowLastColumn="0" w:lastRowFirstColumn="0" w:lastRowLastColumn="0"/>
-              <w:rPr>
-                <w:rFonts w:ascii="Georgia" w:hAnsi="Georgia"/>
-              </w:rPr>
-            </w:pPr>
-            <w:r>
-              <w:rPr>
-                <w:rFonts w:ascii="Georgia" w:hAnsi="Georgia"/>
-              </w:rPr>
-              <w:t>Odd, Tali, Riven</w:t>
-            </w:r>
-          </w:p>
-        </w:tc>
-        <w:tc>
-          <w:tcPr>
-            <w:tcW w:w="0" w:type="auto"/>
+            </w:pPr>
+            <w:r>
+              <w:rPr>
+                <w:rFonts w:ascii="Georgia" w:hAnsi="Georgia"/>
+              </w:rPr>
+              <w:t xml:space="preserve">Odd, Tali Mercer, Riven </w:t>
+            </w:r>
+            <w:proofErr w:type="spellStart"/>
+            <w:r>
+              <w:rPr>
+                <w:rFonts w:ascii="Georgia" w:hAnsi="Georgia"/>
+              </w:rPr>
+              <w:t>Asterwind</w:t>
+            </w:r>
+            <w:proofErr w:type="spellEnd"/>
+          </w:p>
+        </w:tc>
+        <w:tc>
+          <w:tcPr>
+            <w:tcW w:w="0" w:type="auto"/>
+            <w:tcBorders>
+              <w:top w:val="nil"/>
+              <w:left w:val="nil"/>
+              <w:bottom w:val="single" w:sz="8" w:space="0" w:color="45B0E1"/>
+              <w:right w:val="single" w:sz="8" w:space="0" w:color="45B0E1"/>
+            </w:tcBorders>
+            <w:shd w:val="clear" w:color="auto" w:fill="C1E4F5"/>
             <w:hideMark/>
           </w:tcPr>
           <w:p>
             <w:pPr>
               <w:spacing w:before="0"/>
               <w:cnfStyle w:val="000000100000" w:firstRow="0" w:lastRow="0" w:firstColumn="0" w:lastColumn="0" w:oddVBand="0" w:evenVBand="0" w:oddHBand="1" w:evenHBand="0" w:firstRowFirstColumn="0" w:firstRowLastColumn="0" w:lastRowFirstColumn="0" w:lastRowLastColumn="0"/>
-              <w:rPr>
-                <w:rFonts w:ascii="Georgia" w:hAnsi="Georgia"/>
-              </w:rPr>
             </w:pPr>
             <w:r>
               <w:rPr>
@@ -16878,14 +17338,17 @@
           <w:tcPr>
             <w:cnfStyle w:val="001000000000" w:firstRow="0" w:lastRow="0" w:firstColumn="1" w:lastColumn="0" w:oddVBand="0" w:evenVBand="0" w:oddHBand="0" w:evenHBand="0" w:firstRowFirstColumn="0" w:firstRowLastColumn="0" w:lastRowFirstColumn="0" w:lastRowLastColumn="0"/>
             <w:tcW w:w="0" w:type="auto"/>
-            <w:hideMark/>
-          </w:tcPr>
-          <w:p>
-            <w:pPr>
-              <w:spacing w:before="0"/>
-              <w:rPr>
-                <w:rFonts w:ascii="Georgia" w:hAnsi="Georgia"/>
-              </w:rPr>
+            <w:tcBorders>
+              <w:top w:val="nil"/>
+              <w:left w:val="single" w:sz="8" w:space="0" w:color="45B0E1"/>
+              <w:bottom w:val="single" w:sz="8" w:space="0" w:color="45B0E1"/>
+              <w:right w:val="single" w:sz="8" w:space="0" w:color="45B0E1"/>
+            </w:tcBorders>
+            <w:hideMark/>
+          </w:tcPr>
+          <w:p>
+            <w:pPr>
+              <w:spacing w:before="0"/>
             </w:pPr>
             <w:r>
               <w:rPr>
@@ -16898,6 +17361,12 @@
         <w:tc>
           <w:tcPr>
             <w:tcW w:w="0" w:type="auto"/>
+            <w:tcBorders>
+              <w:top w:val="nil"/>
+              <w:left w:val="nil"/>
+              <w:bottom w:val="single" w:sz="8" w:space="0" w:color="45B0E1"/>
+              <w:right w:val="single" w:sz="8" w:space="0" w:color="45B0E1"/>
+            </w:tcBorders>
             <w:hideMark/>
           </w:tcPr>
           <w:p>
@@ -16905,29 +17374,33 @@
               <w:spacing w:before="0"/>
               <w:cnfStyle w:val="000000000000" w:firstRow="0" w:lastRow="0" w:firstColumn="0" w:lastColumn="0" w:oddVBand="0" w:evenVBand="0" w:oddHBand="0" w:evenHBand="0" w:firstRowFirstColumn="0" w:firstRowLastColumn="0" w:lastRowFirstColumn="0" w:lastRowLastColumn="0"/>
               <w:rPr>
-                <w:rFonts w:ascii="Georgia" w:hAnsi="Georgia"/>
-              </w:rPr>
-            </w:pPr>
-            <w:r>
-              <w:rPr>
-                <w:rFonts w:ascii="Georgia" w:hAnsi="Georgia"/>
-              </w:rPr>
-              <w:t>Sissi, Liora, Ember, Ulrich</w:t>
-            </w:r>
-          </w:p>
-        </w:tc>
-        <w:tc>
-          <w:tcPr>
-            <w:tcW w:w="0" w:type="auto"/>
+                <w:lang w:val="it-IT"/>
+              </w:rPr>
+            </w:pPr>
+            <w:r>
+              <w:rPr>
+                <w:rFonts w:ascii="Georgia" w:hAnsi="Georgia"/>
+                <w:lang w:val="it-IT"/>
+              </w:rPr>
+              <w:t>Sissi, Liora Lucent, Ember Ashkai, Ulrich</w:t>
+            </w:r>
+          </w:p>
+        </w:tc>
+        <w:tc>
+          <w:tcPr>
+            <w:tcW w:w="0" w:type="auto"/>
+            <w:tcBorders>
+              <w:top w:val="nil"/>
+              <w:left w:val="nil"/>
+              <w:bottom w:val="single" w:sz="8" w:space="0" w:color="45B0E1"/>
+              <w:right w:val="single" w:sz="8" w:space="0" w:color="45B0E1"/>
+            </w:tcBorders>
             <w:hideMark/>
           </w:tcPr>
           <w:p>
             <w:pPr>
               <w:spacing w:before="0"/>
               <w:cnfStyle w:val="000000000000" w:firstRow="0" w:lastRow="0" w:firstColumn="0" w:lastColumn="0" w:oddVBand="0" w:evenVBand="0" w:oddHBand="0" w:evenHBand="0" w:firstRowFirstColumn="0" w:firstRowLastColumn="0" w:lastRowFirstColumn="0" w:lastRowLastColumn="0"/>
-              <w:rPr>
-                <w:rFonts w:ascii="Georgia" w:hAnsi="Georgia"/>
-              </w:rPr>
             </w:pPr>
             <w:r>
               <w:rPr>
@@ -16946,14 +17419,18 @@
           <w:tcPr>
             <w:cnfStyle w:val="001000000000" w:firstRow="0" w:lastRow="0" w:firstColumn="1" w:lastColumn="0" w:oddVBand="0" w:evenVBand="0" w:oddHBand="0" w:evenHBand="0" w:firstRowFirstColumn="0" w:firstRowLastColumn="0" w:lastRowFirstColumn="0" w:lastRowLastColumn="0"/>
             <w:tcW w:w="0" w:type="auto"/>
-            <w:hideMark/>
-          </w:tcPr>
-          <w:p>
-            <w:pPr>
-              <w:spacing w:before="0"/>
-              <w:rPr>
-                <w:rFonts w:ascii="Georgia" w:hAnsi="Georgia"/>
-              </w:rPr>
+            <w:tcBorders>
+              <w:top w:val="nil"/>
+              <w:left w:val="single" w:sz="8" w:space="0" w:color="45B0E1"/>
+              <w:bottom w:val="single" w:sz="8" w:space="0" w:color="45B0E1"/>
+              <w:right w:val="single" w:sz="8" w:space="0" w:color="45B0E1"/>
+            </w:tcBorders>
+            <w:shd w:val="clear" w:color="auto" w:fill="C1E4F5"/>
+            <w:hideMark/>
+          </w:tcPr>
+          <w:p>
+            <w:pPr>
+              <w:spacing w:before="0"/>
             </w:pPr>
             <w:r>
               <w:rPr>
@@ -16966,36 +17443,44 @@
         <w:tc>
           <w:tcPr>
             <w:tcW w:w="0" w:type="auto"/>
+            <w:tcBorders>
+              <w:top w:val="nil"/>
+              <w:left w:val="nil"/>
+              <w:bottom w:val="single" w:sz="8" w:space="0" w:color="45B0E1"/>
+              <w:right w:val="single" w:sz="8" w:space="0" w:color="45B0E1"/>
+            </w:tcBorders>
+            <w:shd w:val="clear" w:color="auto" w:fill="C1E4F5"/>
             <w:hideMark/>
           </w:tcPr>
           <w:p>
             <w:pPr>
               <w:spacing w:before="0"/>
               <w:cnfStyle w:val="000000100000" w:firstRow="0" w:lastRow="0" w:firstColumn="0" w:lastColumn="0" w:oddVBand="0" w:evenVBand="0" w:oddHBand="1" w:evenHBand="0" w:firstRowFirstColumn="0" w:firstRowLastColumn="0" w:lastRowFirstColumn="0" w:lastRowLastColumn="0"/>
-              <w:rPr>
-                <w:rFonts w:ascii="Georgia" w:hAnsi="Georgia"/>
-              </w:rPr>
-            </w:pPr>
-            <w:r>
-              <w:rPr>
-                <w:rFonts w:ascii="Georgia" w:hAnsi="Georgia"/>
-              </w:rPr>
-              <w:t>Aelita, Jeremie, Franz Hopper, Selene</w:t>
-            </w:r>
-          </w:p>
-        </w:tc>
-        <w:tc>
-          <w:tcPr>
-            <w:tcW w:w="0" w:type="auto"/>
+            </w:pPr>
+            <w:r>
+              <w:rPr>
+                <w:rFonts w:ascii="Georgia" w:hAnsi="Georgia"/>
+              </w:rPr>
+              <w:t>Aelita, Jeremie, Franz Hopper, Archivist Rowan Lark</w:t>
+            </w:r>
+          </w:p>
+        </w:tc>
+        <w:tc>
+          <w:tcPr>
+            <w:tcW w:w="0" w:type="auto"/>
+            <w:tcBorders>
+              <w:top w:val="nil"/>
+              <w:left w:val="nil"/>
+              <w:bottom w:val="single" w:sz="8" w:space="0" w:color="45B0E1"/>
+              <w:right w:val="single" w:sz="8" w:space="0" w:color="45B0E1"/>
+            </w:tcBorders>
+            <w:shd w:val="clear" w:color="auto" w:fill="C1E4F5"/>
             <w:hideMark/>
           </w:tcPr>
           <w:p>
             <w:pPr>
               <w:spacing w:before="0"/>
               <w:cnfStyle w:val="000000100000" w:firstRow="0" w:lastRow="0" w:firstColumn="0" w:lastColumn="0" w:oddVBand="0" w:evenVBand="0" w:oddHBand="1" w:evenHBand="0" w:firstRowFirstColumn="0" w:firstRowLastColumn="0" w:lastRowFirstColumn="0" w:lastRowLastColumn="0"/>
-              <w:rPr>
-                <w:rFonts w:ascii="Georgia" w:hAnsi="Georgia"/>
-              </w:rPr>
             </w:pPr>
             <w:r>
               <w:rPr>
@@ -17011,14 +17496,17 @@
           <w:tcPr>
             <w:cnfStyle w:val="001000000000" w:firstRow="0" w:lastRow="0" w:firstColumn="1" w:lastColumn="0" w:oddVBand="0" w:evenVBand="0" w:oddHBand="0" w:evenHBand="0" w:firstRowFirstColumn="0" w:firstRowLastColumn="0" w:lastRowFirstColumn="0" w:lastRowLastColumn="0"/>
             <w:tcW w:w="0" w:type="auto"/>
-            <w:hideMark/>
-          </w:tcPr>
-          <w:p>
-            <w:pPr>
-              <w:spacing w:before="0"/>
-              <w:rPr>
-                <w:rFonts w:ascii="Georgia" w:hAnsi="Georgia"/>
-              </w:rPr>
+            <w:tcBorders>
+              <w:top w:val="nil"/>
+              <w:left w:val="single" w:sz="8" w:space="0" w:color="45B0E1"/>
+              <w:bottom w:val="single" w:sz="8" w:space="0" w:color="45B0E1"/>
+              <w:right w:val="single" w:sz="8" w:space="0" w:color="45B0E1"/>
+            </w:tcBorders>
+            <w:hideMark/>
+          </w:tcPr>
+          <w:p>
+            <w:pPr>
+              <w:spacing w:before="0"/>
             </w:pPr>
             <w:r>
               <w:rPr>
@@ -17031,15 +17519,18 @@
         <w:tc>
           <w:tcPr>
             <w:tcW w:w="0" w:type="auto"/>
+            <w:tcBorders>
+              <w:top w:val="nil"/>
+              <w:left w:val="nil"/>
+              <w:bottom w:val="single" w:sz="8" w:space="0" w:color="45B0E1"/>
+              <w:right w:val="single" w:sz="8" w:space="0" w:color="45B0E1"/>
+            </w:tcBorders>
             <w:hideMark/>
           </w:tcPr>
           <w:p>
             <w:pPr>
               <w:spacing w:before="0"/>
               <w:cnfStyle w:val="000000000000" w:firstRow="0" w:lastRow="0" w:firstColumn="0" w:lastColumn="0" w:oddVBand="0" w:evenVBand="0" w:oddHBand="0" w:evenHBand="0" w:firstRowFirstColumn="0" w:firstRowLastColumn="0" w:lastRowFirstColumn="0" w:lastRowLastColumn="0"/>
-              <w:rPr>
-                <w:rFonts w:ascii="Georgia" w:hAnsi="Georgia"/>
-              </w:rPr>
             </w:pPr>
             <w:r>
               <w:rPr>
@@ -17059,36 +17550,33 @@
               <w:rPr>
                 <w:rFonts w:ascii="Georgia" w:hAnsi="Georgia"/>
               </w:rPr>
-              <w:t xml:space="preserve"> Saint, </w:t>
+              <w:t xml:space="preserve"> Saint, Maris Neryn, Kael </w:t>
             </w:r>
             <w:proofErr w:type="spellStart"/>
             <w:r>
               <w:rPr>
                 <w:rFonts w:ascii="Georgia" w:hAnsi="Georgia"/>
               </w:rPr>
-              <w:t>Neryn</w:t>
+              <w:t>Frostbourne</w:t>
             </w:r>
             <w:proofErr w:type="spellEnd"/>
-            <w:r>
-              <w:rPr>
-                <w:rFonts w:ascii="Georgia" w:hAnsi="Georgia"/>
-              </w:rPr>
-              <w:t>, Kael</w:t>
-            </w:r>
-          </w:p>
-        </w:tc>
-        <w:tc>
-          <w:tcPr>
-            <w:tcW w:w="0" w:type="auto"/>
+          </w:p>
+        </w:tc>
+        <w:tc>
+          <w:tcPr>
+            <w:tcW w:w="0" w:type="auto"/>
+            <w:tcBorders>
+              <w:top w:val="nil"/>
+              <w:left w:val="nil"/>
+              <w:bottom w:val="single" w:sz="8" w:space="0" w:color="45B0E1"/>
+              <w:right w:val="single" w:sz="8" w:space="0" w:color="45B0E1"/>
+            </w:tcBorders>
             <w:hideMark/>
           </w:tcPr>
           <w:p>
             <w:pPr>
               <w:spacing w:before="0"/>
               <w:cnfStyle w:val="000000000000" w:firstRow="0" w:lastRow="0" w:firstColumn="0" w:lastColumn="0" w:oddVBand="0" w:evenVBand="0" w:oddHBand="0" w:evenHBand="0" w:firstRowFirstColumn="0" w:firstRowLastColumn="0" w:lastRowFirstColumn="0" w:lastRowLastColumn="0"/>
-              <w:rPr>
-                <w:rFonts w:ascii="Georgia" w:hAnsi="Georgia"/>
-              </w:rPr>
             </w:pPr>
             <w:r>
               <w:rPr>
@@ -17107,14 +17595,18 @@
           <w:tcPr>
             <w:cnfStyle w:val="001000000000" w:firstRow="0" w:lastRow="0" w:firstColumn="1" w:lastColumn="0" w:oddVBand="0" w:evenVBand="0" w:oddHBand="0" w:evenHBand="0" w:firstRowFirstColumn="0" w:firstRowLastColumn="0" w:lastRowFirstColumn="0" w:lastRowLastColumn="0"/>
             <w:tcW w:w="0" w:type="auto"/>
-            <w:hideMark/>
-          </w:tcPr>
-          <w:p>
-            <w:pPr>
-              <w:spacing w:before="0"/>
-              <w:rPr>
-                <w:rFonts w:ascii="Georgia" w:hAnsi="Georgia"/>
-              </w:rPr>
+            <w:tcBorders>
+              <w:top w:val="nil"/>
+              <w:left w:val="single" w:sz="8" w:space="0" w:color="45B0E1"/>
+              <w:bottom w:val="single" w:sz="8" w:space="0" w:color="45B0E1"/>
+              <w:right w:val="single" w:sz="8" w:space="0" w:color="45B0E1"/>
+            </w:tcBorders>
+            <w:shd w:val="clear" w:color="auto" w:fill="C1E4F5"/>
+            <w:hideMark/>
+          </w:tcPr>
+          <w:p>
+            <w:pPr>
+              <w:spacing w:before="0"/>
             </w:pPr>
             <w:r>
               <w:rPr>
@@ -17127,36 +17619,58 @@
         <w:tc>
           <w:tcPr>
             <w:tcW w:w="0" w:type="auto"/>
+            <w:tcBorders>
+              <w:top w:val="nil"/>
+              <w:left w:val="nil"/>
+              <w:bottom w:val="single" w:sz="8" w:space="0" w:color="45B0E1"/>
+              <w:right w:val="single" w:sz="8" w:space="0" w:color="45B0E1"/>
+            </w:tcBorders>
+            <w:shd w:val="clear" w:color="auto" w:fill="C1E4F5"/>
             <w:hideMark/>
           </w:tcPr>
           <w:p>
             <w:pPr>
               <w:spacing w:before="0"/>
               <w:cnfStyle w:val="000000100000" w:firstRow="0" w:lastRow="0" w:firstColumn="0" w:lastColumn="0" w:oddVBand="0" w:evenVBand="0" w:oddHBand="1" w:evenHBand="0" w:firstRowFirstColumn="0" w:firstRowLastColumn="0" w:lastRowFirstColumn="0" w:lastRowLastColumn="0"/>
-              <w:rPr>
-                <w:rFonts w:ascii="Georgia" w:hAnsi="Georgia"/>
-              </w:rPr>
-            </w:pPr>
-            <w:r>
-              <w:rPr>
-                <w:rFonts w:ascii="Georgia" w:hAnsi="Georgia"/>
-              </w:rPr>
-              <w:t>Nyx, Null Choir, compromised classmates</w:t>
-            </w:r>
-          </w:p>
-        </w:tc>
-        <w:tc>
-          <w:tcPr>
-            <w:tcW w:w="0" w:type="auto"/>
+            </w:pPr>
+            <w:r>
+              <w:rPr>
+                <w:rFonts w:ascii="Georgia" w:hAnsi="Georgia"/>
+              </w:rPr>
+              <w:t xml:space="preserve">Nyx </w:t>
+            </w:r>
+            <w:proofErr w:type="spellStart"/>
+            <w:r>
+              <w:rPr>
+                <w:rFonts w:ascii="Georgia" w:hAnsi="Georgia"/>
+              </w:rPr>
+              <w:t>Noctelle</w:t>
+            </w:r>
+            <w:proofErr w:type="spellEnd"/>
+            <w:r>
+              <w:rPr>
+                <w:rFonts w:ascii="Georgia" w:hAnsi="Georgia"/>
+              </w:rPr>
+              <w:t>, Null Cantor, compromised classmates</w:t>
+            </w:r>
+          </w:p>
+        </w:tc>
+        <w:tc>
+          <w:tcPr>
+            <w:tcW w:w="0" w:type="auto"/>
+            <w:tcBorders>
+              <w:top w:val="nil"/>
+              <w:left w:val="nil"/>
+              <w:bottom w:val="single" w:sz="8" w:space="0" w:color="45B0E1"/>
+              <w:right w:val="single" w:sz="8" w:space="0" w:color="45B0E1"/>
+            </w:tcBorders>
+            <w:shd w:val="clear" w:color="auto" w:fill="C1E4F5"/>
             <w:hideMark/>
           </w:tcPr>
           <w:p>
             <w:pPr>
               <w:spacing w:before="0"/>
               <w:cnfStyle w:val="000000100000" w:firstRow="0" w:lastRow="0" w:firstColumn="0" w:lastColumn="0" w:oddVBand="0" w:evenVBand="0" w:oddHBand="1" w:evenHBand="0" w:firstRowFirstColumn="0" w:firstRowLastColumn="0" w:lastRowFirstColumn="0" w:lastRowLastColumn="0"/>
-              <w:rPr>
-                <w:rFonts w:ascii="Georgia" w:hAnsi="Georgia"/>
-              </w:rPr>
             </w:pPr>
             <w:r>
               <w:rPr>
@@ -17346,6 +17860,7 @@
               <w:rPr>
                 <w:rFonts w:ascii="Georgia" w:hAnsi="Georgia"/>
               </w:rPr>
+              <w:lastRenderedPageBreak/>
               <w:t>Campus Reputation</w:t>
             </w:r>
           </w:p>
@@ -17458,7 +17973,6 @@
               <w:rPr>
                 <w:rFonts w:ascii="Georgia" w:hAnsi="Georgia"/>
               </w:rPr>
-              <w:lastRenderedPageBreak/>
               <w:t>DGA Reputation</w:t>
             </w:r>
           </w:p>
@@ -18555,6 +19069,7 @@
               <w:rPr>
                 <w:rFonts w:ascii="Georgia" w:hAnsi="Georgia"/>
               </w:rPr>
+              <w:lastRenderedPageBreak/>
               <w:t>Governmental Careers</w:t>
             </w:r>
           </w:p>
@@ -18576,14 +19091,7 @@
               <w:rPr>
                 <w:rFonts w:ascii="Georgia" w:hAnsi="Georgia"/>
               </w:rPr>
-              <w:t xml:space="preserve">Civic service, regional administration, diplomacy, public </w:t>
-            </w:r>
-            <w:r>
-              <w:rPr>
-                <w:rFonts w:ascii="Georgia" w:hAnsi="Georgia"/>
-              </w:rPr>
-              <w:lastRenderedPageBreak/>
-              <w:t xml:space="preserve">systems, </w:t>
+              <w:t xml:space="preserve">Civic service, regional administration, diplomacy, public systems, </w:t>
             </w:r>
             <w:proofErr w:type="spellStart"/>
             <w:r>
@@ -18618,15 +19126,7 @@
               <w:rPr>
                 <w:rFonts w:ascii="Georgia" w:hAnsi="Georgia"/>
               </w:rPr>
-              <w:lastRenderedPageBreak/>
-              <w:t xml:space="preserve">Permit processing, public crisis response, regional reports, </w:t>
-            </w:r>
-            <w:r>
-              <w:rPr>
-                <w:rFonts w:ascii="Georgia" w:hAnsi="Georgia"/>
-              </w:rPr>
-              <w:lastRenderedPageBreak/>
-              <w:t>diplomatic errands, policy research.</w:t>
+              <w:t>Permit processing, public crisis response, regional reports, diplomatic errands, policy research.</w:t>
             </w:r>
           </w:p>
         </w:tc>
@@ -18647,15 +19147,7 @@
               <w:rPr>
                 <w:rFonts w:ascii="Georgia" w:hAnsi="Georgia"/>
               </w:rPr>
-              <w:lastRenderedPageBreak/>
-              <w:t xml:space="preserve">Government access, regional reputation, civic authority, legal </w:t>
-            </w:r>
-            <w:r>
-              <w:rPr>
-                <w:rFonts w:ascii="Georgia" w:hAnsi="Georgia"/>
-              </w:rPr>
-              <w:lastRenderedPageBreak/>
-              <w:t>records, political questlines.</w:t>
+              <w:t>Government access, regional reputation, civic authority, legal records, political questlines.</w:t>
             </w:r>
           </w:p>
         </w:tc>
@@ -19436,6 +19928,7 @@
               <w:rPr>
                 <w:rFonts w:ascii="Georgia" w:hAnsi="Georgia"/>
               </w:rPr>
+              <w:lastRenderedPageBreak/>
               <w:t>Tier 1</w:t>
             </w:r>
           </w:p>
@@ -19522,7 +20015,6 @@
               <w:rPr>
                 <w:rFonts w:ascii="Georgia" w:hAnsi="Georgia"/>
               </w:rPr>
-              <w:lastRenderedPageBreak/>
               <w:t>Tier 2</w:t>
             </w:r>
           </w:p>
@@ -20768,7 +21260,6 @@
                 <w:bCs w:val="0"/>
                 <w:color w:val="F0ECFF"/>
               </w:rPr>
-              <w:lastRenderedPageBreak/>
               <w:t>Dorm Feature</w:t>
             </w:r>
           </w:p>
@@ -21006,19 +21497,11 @@
                 <w:rFonts w:ascii="Georgia" w:hAnsi="Georgia"/>
               </w:rPr>
             </w:pPr>
-            <w:proofErr w:type="gramStart"/>
-            <w:r>
-              <w:rPr>
-                <w:rFonts w:ascii="Georgia" w:hAnsi="Georgia"/>
-              </w:rPr>
-              <w:t>Changes</w:t>
-            </w:r>
-            <w:proofErr w:type="gramEnd"/>
-            <w:r>
-              <w:rPr>
-                <w:rFonts w:ascii="Georgia" w:hAnsi="Georgia"/>
-              </w:rPr>
-              <w:t xml:space="preserve"> outfits, uniforms, house colors, accessories, and event-specific clothing.</w:t>
+            <w:r>
+              <w:rPr>
+                <w:rFonts w:ascii="Georgia" w:hAnsi="Georgia"/>
+              </w:rPr>
+              <w:t>Changes outfits, uniforms, house colors, accessories, and event-specific clothing.</w:t>
             </w:r>
           </w:p>
         </w:tc>
@@ -21846,6 +22329,7 @@
               <w:rPr>
                 <w:rFonts w:ascii="Georgia" w:hAnsi="Georgia"/>
               </w:rPr>
+              <w:lastRenderedPageBreak/>
               <w:t>Guest Seating</w:t>
             </w:r>
           </w:p>
@@ -21911,7 +22395,6 @@
               <w:rPr>
                 <w:rFonts w:ascii="Georgia" w:hAnsi="Georgia"/>
               </w:rPr>
-              <w:lastRenderedPageBreak/>
               <w:t>Hidden Compartment</w:t>
             </w:r>
           </w:p>
@@ -22525,7 +23008,6 @@
                 <w:color w:val="F0ECFF"/>
                 <w:szCs w:val="22"/>
               </w:rPr>
-              <w:lastRenderedPageBreak/>
               <w:t>Step</w:t>
             </w:r>
           </w:p>
@@ -27207,8 +27689,7 @@
         <w:tblLook w:val="04A0" w:firstRow="1" w:lastRow="0" w:firstColumn="1" w:lastColumn="0" w:noHBand="0" w:noVBand="1"/>
       </w:tblPr>
       <w:tblGrid>
-        <w:gridCol w:w="1903"/>
-        <w:gridCol w:w="7447"/>
+        <w:gridCol w:w="9340"/>
       </w:tblGrid>
       <w:tr>
         <w:trPr>
@@ -27218,6 +27699,98 @@
           <w:tcPr>
             <w:cnfStyle w:val="001000000000" w:firstRow="0" w:lastRow="0" w:firstColumn="1" w:lastColumn="0" w:oddVBand="0" w:evenVBand="0" w:oddHBand="0" w:evenHBand="0" w:firstRowFirstColumn="0" w:firstRowLastColumn="0" w:lastRowFirstColumn="0" w:lastRowLastColumn="0"/>
             <w:tcW w:w="0" w:type="auto"/>
+            <w:tcBorders>
+              <w:top w:val="single" w:sz="8" w:space="0" w:color="156082"/>
+              <w:left w:val="single" w:sz="8" w:space="0" w:color="156082"/>
+              <w:bottom w:val="single" w:sz="8" w:space="0" w:color="156082"/>
+              <w:right w:val="single" w:sz="8" w:space="0" w:color="156082"/>
+            </w:tcBorders>
+            <w:shd w:val="clear" w:color="auto" w:fill="F0ECFF"/>
+            <w:tcMar>
+              <w:top w:w="160" w:type="dxa"/>
+              <w:left w:w="200" w:type="dxa"/>
+              <w:bottom w:w="160" w:type="dxa"/>
+              <w:right w:w="200" w:type="dxa"/>
+            </w:tcMar>
+            <w:hideMark/>
+          </w:tcPr>
+          <w:p>
+            <w:pPr>
+              <w:rPr>
+                <w:kern w:val="2"/>
+                <w14:ligatures w14:val="standardContextual"/>
+              </w:rPr>
+            </w:pPr>
+            <w:r>
+              <w:rPr>
+                <w:rFonts w:ascii="Georgia" w:hAnsi="Georgia"/>
+              </w:rPr>
+              <w:t>APP 4 Layout Goal</w:t>
+            </w:r>
+          </w:p>
+          <w:p>
+            <w:r>
+              <w:rPr>
+                <w:rFonts w:ascii="Georgia" w:hAnsi="Georgia"/>
+              </w:rPr>
+              <w:t>APP 4 should feel like a clean communication gateway. The player opens one app, then chooses between two equal side-by-side entry buttons: Email for formal inbox content and Comms for live conversations.</w:t>
+            </w:r>
+          </w:p>
+        </w:tc>
+      </w:tr>
+    </w:tbl>
+    <w:p>
+      <w:pPr>
+        <w:pStyle w:val="Heading3"/>
+        <w:rPr>
+          <w:kern w:val="2"/>
+          <w14:ligatures w14:val="standardContextual"/>
+        </w:rPr>
+      </w:pPr>
+      <w:r>
+        <w:rPr>
+          <w:rFonts w:ascii="Georgia" w:hAnsi="Georgia"/>
+        </w:rPr>
+        <w:t>APP 4 Landing Screen Structure</w:t>
+      </w:r>
+    </w:p>
+    <w:p>
+      <w:pPr>
+        <w:rPr>
+          <w:kern w:val="2"/>
+          <w14:ligatures w14:val="standardContextual"/>
+        </w:rPr>
+      </w:pPr>
+      <w:r>
+        <w:rPr>
+          <w:rFonts w:ascii="Georgia" w:hAnsi="Georgia"/>
+        </w:rPr>
+        <w:t>The landing screen should be simple and readable: a compact header at the top, two large side-by-side buttons in the center, and a small footer strip for latest alerts. The player should immediately understand that Email and Comms are connected but separate systems.</w:t>
+      </w:r>
+    </w:p>
+    <w:tbl>
+      <w:tblPr>
+        <w:tblStyle w:val="GridTable4-Accent1"/>
+        <w:tblW w:w="5000" w:type="pct"/>
+        <w:tblLook w:val="04A0" w:firstRow="1" w:lastRow="0" w:firstColumn="1" w:lastColumn="0" w:noHBand="0" w:noVBand="1"/>
+      </w:tblPr>
+      <w:tblGrid>
+        <w:gridCol w:w="1903"/>
+        <w:gridCol w:w="7437"/>
+      </w:tblGrid>
+      <w:tr>
+        <w:trPr>
+          <w:cnfStyle w:val="100000000000" w:firstRow="1" w:lastRow="0" w:firstColumn="0" w:lastColumn="0" w:oddVBand="0" w:evenVBand="0" w:oddHBand="0" w:evenHBand="0" w:firstRowFirstColumn="0" w:firstRowLastColumn="0" w:lastRowFirstColumn="0" w:lastRowLastColumn="0"/>
+        </w:trPr>
+        <w:tc>
+          <w:tcPr>
+            <w:cnfStyle w:val="001000000000" w:firstRow="0" w:lastRow="0" w:firstColumn="1" w:lastColumn="0" w:oddVBand="0" w:evenVBand="0" w:oddHBand="0" w:evenHBand="0" w:firstRowFirstColumn="0" w:firstRowLastColumn="0" w:lastRowFirstColumn="0" w:lastRowLastColumn="0"/>
+            <w:tcW w:w="0" w:type="auto"/>
+            <w:tcBorders>
+              <w:top w:val="single" w:sz="8" w:space="0" w:color="156082"/>
+              <w:left w:val="single" w:sz="8" w:space="0" w:color="156082"/>
+              <w:bottom w:val="single" w:sz="8" w:space="0" w:color="156082"/>
+            </w:tcBorders>
             <w:shd w:val="clear" w:color="auto" w:fill="2A0A5E"/>
             <w:tcMar>
               <w:top w:w="100" w:type="dxa"/>
@@ -27229,9 +27802,7 @@
           </w:tcPr>
           <w:p>
             <w:pPr>
-              <w:spacing w:before="0"/>
-              <w:rPr>
-                <w:rFonts w:ascii="Georgia" w:hAnsi="Georgia"/>
+              <w:rPr>
                 <w:kern w:val="2"/>
                 <w14:ligatures w14:val="standardContextual"/>
               </w:rPr>
@@ -27239,17 +27810,20 @@
             <w:r>
               <w:rPr>
                 <w:rFonts w:ascii="Georgia" w:hAnsi="Georgia"/>
-                <w:b w:val="0"/>
-                <w:bCs w:val="0"/>
                 <w:color w:val="F0ECFF"/>
               </w:rPr>
-              <w:t>Channel Type</w:t>
-            </w:r>
-          </w:p>
-        </w:tc>
-        <w:tc>
-          <w:tcPr>
-            <w:tcW w:w="0" w:type="auto"/>
+              <w:t>Area</w:t>
+            </w:r>
+          </w:p>
+        </w:tc>
+        <w:tc>
+          <w:tcPr>
+            <w:tcW w:w="0" w:type="auto"/>
+            <w:tcBorders>
+              <w:top w:val="single" w:sz="8" w:space="0" w:color="156082"/>
+              <w:bottom w:val="single" w:sz="8" w:space="0" w:color="156082"/>
+              <w:right w:val="single" w:sz="8" w:space="0" w:color="156082"/>
+            </w:tcBorders>
             <w:shd w:val="clear" w:color="auto" w:fill="2A0A5E"/>
             <w:tcMar>
               <w:top w:w="100" w:type="dxa"/>
@@ -27261,17 +27835,11 @@
           </w:tcPr>
           <w:p>
             <w:pPr>
-              <w:spacing w:before="0"/>
               <w:cnfStyle w:val="100000000000" w:firstRow="1" w:lastRow="0" w:firstColumn="0" w:lastColumn="0" w:oddVBand="0" w:evenVBand="0" w:oddHBand="0" w:evenHBand="0" w:firstRowFirstColumn="0" w:firstRowLastColumn="0" w:lastRowFirstColumn="0" w:lastRowLastColumn="0"/>
-              <w:rPr>
-                <w:rFonts w:ascii="Georgia" w:hAnsi="Georgia"/>
-              </w:rPr>
-            </w:pPr>
-            <w:r>
-              <w:rPr>
-                <w:rFonts w:ascii="Georgia" w:hAnsi="Georgia"/>
-                <w:b w:val="0"/>
-                <w:bCs w:val="0"/>
+            </w:pPr>
+            <w:r>
+              <w:rPr>
+                <w:rFonts w:ascii="Georgia" w:hAnsi="Georgia"/>
                 <w:color w:val="F0ECFF"/>
               </w:rPr>
               <w:t>Purpose</w:t>
@@ -27287,41 +27855,45 @@
           <w:tcPr>
             <w:cnfStyle w:val="001000000000" w:firstRow="0" w:lastRow="0" w:firstColumn="1" w:lastColumn="0" w:oddVBand="0" w:evenVBand="0" w:oddHBand="0" w:evenHBand="0" w:firstRowFirstColumn="0" w:firstRowLastColumn="0" w:lastRowFirstColumn="0" w:lastRowLastColumn="0"/>
             <w:tcW w:w="0" w:type="auto"/>
-            <w:hideMark/>
-          </w:tcPr>
-          <w:p>
-            <w:pPr>
-              <w:spacing w:before="0"/>
-              <w:rPr>
-                <w:rFonts w:ascii="Georgia" w:hAnsi="Georgia"/>
-              </w:rPr>
-            </w:pPr>
-            <w:r>
-              <w:rPr>
-                <w:rFonts w:ascii="Georgia" w:hAnsi="Georgia"/>
-              </w:rPr>
-              <w:t>Direct Messages</w:t>
-            </w:r>
-          </w:p>
-        </w:tc>
-        <w:tc>
-          <w:tcPr>
-            <w:tcW w:w="0" w:type="auto"/>
-            <w:hideMark/>
-          </w:tcPr>
-          <w:p>
-            <w:pPr>
-              <w:spacing w:before="0"/>
+            <w:tcBorders>
+              <w:top w:val="nil"/>
+              <w:left w:val="single" w:sz="8" w:space="0" w:color="45B0E1"/>
+              <w:bottom w:val="single" w:sz="8" w:space="0" w:color="45B0E1"/>
+              <w:right w:val="single" w:sz="8" w:space="0" w:color="45B0E1"/>
+            </w:tcBorders>
+            <w:shd w:val="clear" w:color="auto" w:fill="C1E4F5"/>
+            <w:hideMark/>
+          </w:tcPr>
+          <w:p>
+            <w:r>
+              <w:rPr>
+                <w:rFonts w:ascii="Georgia" w:hAnsi="Georgia"/>
+              </w:rPr>
+              <w:t>Top Header</w:t>
+            </w:r>
+          </w:p>
+        </w:tc>
+        <w:tc>
+          <w:tcPr>
+            <w:tcW w:w="0" w:type="auto"/>
+            <w:tcBorders>
+              <w:top w:val="nil"/>
+              <w:left w:val="nil"/>
+              <w:bottom w:val="single" w:sz="8" w:space="0" w:color="45B0E1"/>
+              <w:right w:val="single" w:sz="8" w:space="0" w:color="45B0E1"/>
+            </w:tcBorders>
+            <w:shd w:val="clear" w:color="auto" w:fill="C1E4F5"/>
+            <w:hideMark/>
+          </w:tcPr>
+          <w:p>
+            <w:pPr>
               <w:cnfStyle w:val="000000100000" w:firstRow="0" w:lastRow="0" w:firstColumn="0" w:lastColumn="0" w:oddVBand="0" w:evenVBand="0" w:oddHBand="1" w:evenHBand="0" w:firstRowFirstColumn="0" w:firstRowLastColumn="0" w:lastRowFirstColumn="0" w:lastRowLastColumn="0"/>
-              <w:rPr>
-                <w:rFonts w:ascii="Georgia" w:hAnsi="Georgia"/>
-              </w:rPr>
-            </w:pPr>
-            <w:r>
-              <w:rPr>
-                <w:rFonts w:ascii="Georgia" w:hAnsi="Georgia"/>
-              </w:rPr>
-              <w:t>Private NPC conversations, relationship scenes, secret warnings, and confession-style story beats.</w:t>
+            </w:pPr>
+            <w:r>
+              <w:rPr>
+                <w:rFonts w:ascii="Georgia" w:hAnsi="Georgia"/>
+              </w:rPr>
+              <w:t>Shows the APP 4 title, unread count, connection status, and corruption/lock warning if needed.</w:t>
             </w:r>
           </w:p>
         </w:tc>
@@ -27331,41 +27903,43 @@
           <w:tcPr>
             <w:cnfStyle w:val="001000000000" w:firstRow="0" w:lastRow="0" w:firstColumn="1" w:lastColumn="0" w:oddVBand="0" w:evenVBand="0" w:oddHBand="0" w:evenHBand="0" w:firstRowFirstColumn="0" w:firstRowLastColumn="0" w:lastRowFirstColumn="0" w:lastRowLastColumn="0"/>
             <w:tcW w:w="0" w:type="auto"/>
-            <w:hideMark/>
-          </w:tcPr>
-          <w:p>
-            <w:pPr>
-              <w:spacing w:before="0"/>
-              <w:rPr>
-                <w:rFonts w:ascii="Georgia" w:hAnsi="Georgia"/>
-              </w:rPr>
-            </w:pPr>
-            <w:r>
-              <w:rPr>
-                <w:rFonts w:ascii="Georgia" w:hAnsi="Georgia"/>
-              </w:rPr>
-              <w:t>Group Channels</w:t>
-            </w:r>
-          </w:p>
-        </w:tc>
-        <w:tc>
-          <w:tcPr>
-            <w:tcW w:w="0" w:type="auto"/>
-            <w:hideMark/>
-          </w:tcPr>
-          <w:p>
-            <w:pPr>
-              <w:spacing w:before="0"/>
+            <w:tcBorders>
+              <w:top w:val="nil"/>
+              <w:left w:val="single" w:sz="8" w:space="0" w:color="45B0E1"/>
+              <w:bottom w:val="single" w:sz="8" w:space="0" w:color="45B0E1"/>
+              <w:right w:val="single" w:sz="8" w:space="0" w:color="45B0E1"/>
+            </w:tcBorders>
+            <w:hideMark/>
+          </w:tcPr>
+          <w:p>
+            <w:r>
+              <w:rPr>
+                <w:rFonts w:ascii="Georgia" w:hAnsi="Georgia"/>
+              </w:rPr>
+              <w:t>Main Button Row</w:t>
+            </w:r>
+          </w:p>
+        </w:tc>
+        <w:tc>
+          <w:tcPr>
+            <w:tcW w:w="0" w:type="auto"/>
+            <w:tcBorders>
+              <w:top w:val="nil"/>
+              <w:left w:val="nil"/>
+              <w:bottom w:val="single" w:sz="8" w:space="0" w:color="45B0E1"/>
+              <w:right w:val="single" w:sz="8" w:space="0" w:color="45B0E1"/>
+            </w:tcBorders>
+            <w:hideMark/>
+          </w:tcPr>
+          <w:p>
+            <w:pPr>
               <w:cnfStyle w:val="000000000000" w:firstRow="0" w:lastRow="0" w:firstColumn="0" w:lastColumn="0" w:oddVBand="0" w:evenVBand="0" w:oddHBand="0" w:evenHBand="0" w:firstRowFirstColumn="0" w:firstRowLastColumn="0" w:lastRowFirstColumn="0" w:lastRowLastColumn="0"/>
-              <w:rPr>
-                <w:rFonts w:ascii="Georgia" w:hAnsi="Georgia"/>
-              </w:rPr>
-            </w:pPr>
-            <w:r>
-              <w:rPr>
-                <w:rFonts w:ascii="Georgia" w:hAnsi="Georgia"/>
-              </w:rPr>
-              <w:t>Squad planning, club rooms, class groups, dorm channels, and faction coordination.</w:t>
+            </w:pPr>
+            <w:r>
+              <w:rPr>
+                <w:rFonts w:ascii="Georgia" w:hAnsi="Georgia"/>
+              </w:rPr>
+              <w:t>Contains two equal-size buttons placed side by side: Email on the left and Comms on the right.</w:t>
             </w:r>
           </w:p>
         </w:tc>
@@ -27378,90 +27952,489 @@
           <w:tcPr>
             <w:cnfStyle w:val="001000000000" w:firstRow="0" w:lastRow="0" w:firstColumn="1" w:lastColumn="0" w:oddVBand="0" w:evenVBand="0" w:oddHBand="0" w:evenHBand="0" w:firstRowFirstColumn="0" w:firstRowLastColumn="0" w:lastRowFirstColumn="0" w:lastRowLastColumn="0"/>
             <w:tcW w:w="0" w:type="auto"/>
-            <w:hideMark/>
-          </w:tcPr>
-          <w:p>
-            <w:pPr>
-              <w:spacing w:before="0"/>
-              <w:rPr>
-                <w:rFonts w:ascii="Georgia" w:hAnsi="Georgia"/>
-              </w:rPr>
-            </w:pPr>
-            <w:r>
-              <w:rPr>
-                <w:rFonts w:ascii="Georgia" w:hAnsi="Georgia"/>
-              </w:rPr>
-              <w:t>System Alerts</w:t>
-            </w:r>
-          </w:p>
-        </w:tc>
-        <w:tc>
-          <w:tcPr>
-            <w:tcW w:w="0" w:type="auto"/>
-            <w:hideMark/>
-          </w:tcPr>
-          <w:p>
-            <w:pPr>
-              <w:spacing w:before="0"/>
+            <w:tcBorders>
+              <w:top w:val="nil"/>
+              <w:left w:val="single" w:sz="8" w:space="0" w:color="45B0E1"/>
+              <w:bottom w:val="single" w:sz="8" w:space="0" w:color="45B0E1"/>
+              <w:right w:val="single" w:sz="8" w:space="0" w:color="45B0E1"/>
+            </w:tcBorders>
+            <w:shd w:val="clear" w:color="auto" w:fill="C1E4F5"/>
+            <w:hideMark/>
+          </w:tcPr>
+          <w:p>
+            <w:r>
+              <w:rPr>
+                <w:rFonts w:ascii="Georgia" w:hAnsi="Georgia"/>
+              </w:rPr>
+              <w:t>Footer Strip</w:t>
+            </w:r>
+          </w:p>
+        </w:tc>
+        <w:tc>
+          <w:tcPr>
+            <w:tcW w:w="0" w:type="auto"/>
+            <w:tcBorders>
+              <w:top w:val="nil"/>
+              <w:left w:val="nil"/>
+              <w:bottom w:val="single" w:sz="8" w:space="0" w:color="45B0E1"/>
+              <w:right w:val="single" w:sz="8" w:space="0" w:color="45B0E1"/>
+            </w:tcBorders>
+            <w:shd w:val="clear" w:color="auto" w:fill="C1E4F5"/>
+            <w:hideMark/>
+          </w:tcPr>
+          <w:p>
+            <w:pPr>
               <w:cnfStyle w:val="000000100000" w:firstRow="0" w:lastRow="0" w:firstColumn="0" w:lastColumn="0" w:oddVBand="0" w:evenVBand="0" w:oddHBand="1" w:evenHBand="0" w:firstRowFirstColumn="0" w:firstRowLastColumn="0" w:lastRowFirstColumn="0" w:lastRowLastColumn="0"/>
-              <w:rPr>
-                <w:rFonts w:ascii="Georgia" w:hAnsi="Georgia"/>
-              </w:rPr>
-            </w:pPr>
-            <w:r>
-              <w:rPr>
-                <w:rFonts w:ascii="Georgia" w:hAnsi="Georgia"/>
-              </w:rPr>
-              <w:t>Automated warnings from MIRAVERSEOSX, DGA systems, Process Monitor, and PRISM-influenced services.</w:t>
+            </w:pPr>
+            <w:r>
+              <w:rPr>
+                <w:rFonts w:ascii="Georgia" w:hAnsi="Georgia"/>
+              </w:rPr>
+              <w:t>Shows the latest official notice, latest live message, or system warning.</w:t>
+            </w:r>
+          </w:p>
+        </w:tc>
+      </w:tr>
+    </w:tbl>
+    <w:p>
+      <w:pPr>
+        <w:rPr>
+          <w:kern w:val="2"/>
+          <w14:ligatures w14:val="standardContextual"/>
+        </w:rPr>
+      </w:pPr>
+    </w:p>
+    <w:p>
+      <w:pPr>
+        <w:pStyle w:val="Heading3"/>
+        <w:rPr>
+          <w:kern w:val="2"/>
+          <w14:ligatures w14:val="standardContextual"/>
+        </w:rPr>
+      </w:pPr>
+      <w:r>
+        <w:rPr>
+          <w:rFonts w:ascii="Georgia" w:hAnsi="Georgia"/>
+        </w:rPr>
+        <w:lastRenderedPageBreak/>
+        <w:t>Two-Button Layout</w:t>
+      </w:r>
+    </w:p>
+    <w:tbl>
+      <w:tblPr>
+        <w:tblStyle w:val="GridTable4-Accent1"/>
+        <w:tblW w:w="5000" w:type="pct"/>
+        <w:tblLook w:val="04A0" w:firstRow="1" w:lastRow="0" w:firstColumn="1" w:lastColumn="0" w:noHBand="0" w:noVBand="1"/>
+      </w:tblPr>
+      <w:tblGrid>
+        <w:gridCol w:w="1103"/>
+        <w:gridCol w:w="1355"/>
+        <w:gridCol w:w="6882"/>
+      </w:tblGrid>
+      <w:tr>
+        <w:trPr>
+          <w:cnfStyle w:val="100000000000" w:firstRow="1" w:lastRow="0" w:firstColumn="0" w:lastColumn="0" w:oddVBand="0" w:evenVBand="0" w:oddHBand="0" w:evenHBand="0" w:firstRowFirstColumn="0" w:firstRowLastColumn="0" w:lastRowFirstColumn="0" w:lastRowLastColumn="0"/>
+        </w:trPr>
+        <w:tc>
+          <w:tcPr>
+            <w:cnfStyle w:val="001000000000" w:firstRow="0" w:lastRow="0" w:firstColumn="1" w:lastColumn="0" w:oddVBand="0" w:evenVBand="0" w:oddHBand="0" w:evenHBand="0" w:firstRowFirstColumn="0" w:firstRowLastColumn="0" w:lastRowFirstColumn="0" w:lastRowLastColumn="0"/>
+            <w:tcW w:w="0" w:type="auto"/>
+            <w:tcBorders>
+              <w:top w:val="single" w:sz="8" w:space="0" w:color="156082"/>
+              <w:left w:val="single" w:sz="8" w:space="0" w:color="156082"/>
+              <w:bottom w:val="single" w:sz="8" w:space="0" w:color="156082"/>
+            </w:tcBorders>
+            <w:shd w:val="clear" w:color="auto" w:fill="2A0A5E"/>
+            <w:tcMar>
+              <w:top w:w="100" w:type="dxa"/>
+              <w:left w:w="160" w:type="dxa"/>
+              <w:bottom w:w="100" w:type="dxa"/>
+              <w:right w:w="160" w:type="dxa"/>
+            </w:tcMar>
+            <w:hideMark/>
+          </w:tcPr>
+          <w:p>
+            <w:pPr>
+              <w:rPr>
+                <w:kern w:val="2"/>
+                <w14:ligatures w14:val="standardContextual"/>
+              </w:rPr>
+            </w:pPr>
+            <w:r>
+              <w:rPr>
+                <w:rFonts w:ascii="Georgia" w:hAnsi="Georgia"/>
+                <w:color w:val="F0ECFF"/>
+              </w:rPr>
+              <w:t>Button</w:t>
+            </w:r>
+          </w:p>
+        </w:tc>
+        <w:tc>
+          <w:tcPr>
+            <w:tcW w:w="0" w:type="auto"/>
+            <w:tcBorders>
+              <w:top w:val="single" w:sz="8" w:space="0" w:color="156082"/>
+              <w:bottom w:val="single" w:sz="8" w:space="0" w:color="156082"/>
+            </w:tcBorders>
+            <w:shd w:val="clear" w:color="auto" w:fill="2A0A5E"/>
+            <w:tcMar>
+              <w:top w:w="100" w:type="dxa"/>
+              <w:left w:w="160" w:type="dxa"/>
+              <w:bottom w:w="100" w:type="dxa"/>
+              <w:right w:w="160" w:type="dxa"/>
+            </w:tcMar>
+            <w:hideMark/>
+          </w:tcPr>
+          <w:p>
+            <w:pPr>
+              <w:cnfStyle w:val="100000000000" w:firstRow="1" w:lastRow="0" w:firstColumn="0" w:lastColumn="0" w:oddVBand="0" w:evenVBand="0" w:oddHBand="0" w:evenHBand="0" w:firstRowFirstColumn="0" w:firstRowLastColumn="0" w:lastRowFirstColumn="0" w:lastRowLastColumn="0"/>
+            </w:pPr>
+            <w:r>
+              <w:rPr>
+                <w:rFonts w:ascii="Georgia" w:hAnsi="Georgia"/>
+                <w:color w:val="F0ECFF"/>
+              </w:rPr>
+              <w:t>Position</w:t>
+            </w:r>
+          </w:p>
+        </w:tc>
+        <w:tc>
+          <w:tcPr>
+            <w:tcW w:w="0" w:type="auto"/>
+            <w:tcBorders>
+              <w:top w:val="single" w:sz="8" w:space="0" w:color="156082"/>
+              <w:bottom w:val="single" w:sz="8" w:space="0" w:color="156082"/>
+              <w:right w:val="single" w:sz="8" w:space="0" w:color="156082"/>
+            </w:tcBorders>
+            <w:shd w:val="clear" w:color="auto" w:fill="2A0A5E"/>
+            <w:tcMar>
+              <w:top w:w="100" w:type="dxa"/>
+              <w:left w:w="160" w:type="dxa"/>
+              <w:bottom w:w="100" w:type="dxa"/>
+              <w:right w:w="160" w:type="dxa"/>
+            </w:tcMar>
+            <w:hideMark/>
+          </w:tcPr>
+          <w:p>
+            <w:pPr>
+              <w:cnfStyle w:val="100000000000" w:firstRow="1" w:lastRow="0" w:firstColumn="0" w:lastColumn="0" w:oddVBand="0" w:evenVBand="0" w:oddHBand="0" w:evenHBand="0" w:firstRowFirstColumn="0" w:firstRowLastColumn="0" w:lastRowFirstColumn="0" w:lastRowLastColumn="0"/>
+            </w:pPr>
+            <w:r>
+              <w:rPr>
+                <w:rFonts w:ascii="Georgia" w:hAnsi="Georgia"/>
+                <w:color w:val="F0ECFF"/>
+              </w:rPr>
+              <w:t>Opens</w:t>
             </w:r>
           </w:p>
         </w:tc>
       </w:tr>
       <w:tr>
+        <w:trPr>
+          <w:cnfStyle w:val="000000100000" w:firstRow="0" w:lastRow="0" w:firstColumn="0" w:lastColumn="0" w:oddVBand="0" w:evenVBand="0" w:oddHBand="1" w:evenHBand="0" w:firstRowFirstColumn="0" w:firstRowLastColumn="0" w:lastRowFirstColumn="0" w:lastRowLastColumn="0"/>
+        </w:trPr>
         <w:tc>
           <w:tcPr>
             <w:cnfStyle w:val="001000000000" w:firstRow="0" w:lastRow="0" w:firstColumn="1" w:lastColumn="0" w:oddVBand="0" w:evenVBand="0" w:oddHBand="0" w:evenHBand="0" w:firstRowFirstColumn="0" w:firstRowLastColumn="0" w:lastRowFirstColumn="0" w:lastRowLastColumn="0"/>
             <w:tcW w:w="0" w:type="auto"/>
-            <w:hideMark/>
-          </w:tcPr>
-          <w:p>
-            <w:pPr>
-              <w:spacing w:before="0"/>
-              <w:rPr>
-                <w:rFonts w:ascii="Georgia" w:hAnsi="Georgia"/>
-              </w:rPr>
-            </w:pPr>
-            <w:r>
-              <w:rPr>
-                <w:rFonts w:ascii="Georgia" w:hAnsi="Georgia"/>
-              </w:rPr>
-              <w:t>Encrypted Rooms</w:t>
-            </w:r>
-          </w:p>
-        </w:tc>
-        <w:tc>
-          <w:tcPr>
-            <w:tcW w:w="0" w:type="auto"/>
-            <w:hideMark/>
-          </w:tcPr>
-          <w:p>
-            <w:pPr>
-              <w:spacing w:before="0"/>
+            <w:tcBorders>
+              <w:top w:val="nil"/>
+              <w:left w:val="single" w:sz="8" w:space="0" w:color="45B0E1"/>
+              <w:bottom w:val="single" w:sz="8" w:space="0" w:color="45B0E1"/>
+              <w:right w:val="single" w:sz="8" w:space="0" w:color="45B0E1"/>
+            </w:tcBorders>
+            <w:shd w:val="clear" w:color="auto" w:fill="C1E4F5"/>
+            <w:hideMark/>
+          </w:tcPr>
+          <w:p>
+            <w:r>
+              <w:rPr>
+                <w:rFonts w:ascii="Georgia" w:hAnsi="Georgia"/>
+              </w:rPr>
+              <w:t>Email</w:t>
+            </w:r>
+          </w:p>
+        </w:tc>
+        <w:tc>
+          <w:tcPr>
+            <w:tcW w:w="0" w:type="auto"/>
+            <w:tcBorders>
+              <w:top w:val="nil"/>
+              <w:left w:val="nil"/>
+              <w:bottom w:val="single" w:sz="8" w:space="0" w:color="45B0E1"/>
+              <w:right w:val="single" w:sz="8" w:space="0" w:color="45B0E1"/>
+            </w:tcBorders>
+            <w:shd w:val="clear" w:color="auto" w:fill="C1E4F5"/>
+            <w:hideMark/>
+          </w:tcPr>
+          <w:p>
+            <w:pPr>
+              <w:cnfStyle w:val="000000100000" w:firstRow="0" w:lastRow="0" w:firstColumn="0" w:lastColumn="0" w:oddVBand="0" w:evenVBand="0" w:oddHBand="1" w:evenHBand="0" w:firstRowFirstColumn="0" w:firstRowLastColumn="0" w:lastRowFirstColumn="0" w:lastRowLastColumn="0"/>
+            </w:pPr>
+            <w:r>
+              <w:rPr>
+                <w:rFonts w:ascii="Georgia" w:hAnsi="Georgia"/>
+              </w:rPr>
+              <w:t>Left button</w:t>
+            </w:r>
+          </w:p>
+        </w:tc>
+        <w:tc>
+          <w:tcPr>
+            <w:tcW w:w="0" w:type="auto"/>
+            <w:tcBorders>
+              <w:top w:val="nil"/>
+              <w:left w:val="nil"/>
+              <w:bottom w:val="single" w:sz="8" w:space="0" w:color="45B0E1"/>
+              <w:right w:val="single" w:sz="8" w:space="0" w:color="45B0E1"/>
+            </w:tcBorders>
+            <w:shd w:val="clear" w:color="auto" w:fill="C1E4F5"/>
+            <w:hideMark/>
+          </w:tcPr>
+          <w:p>
+            <w:pPr>
+              <w:cnfStyle w:val="000000100000" w:firstRow="0" w:lastRow="0" w:firstColumn="0" w:lastColumn="0" w:oddVBand="0" w:evenVBand="0" w:oddHBand="1" w:evenHBand="0" w:firstRowFirstColumn="0" w:firstRowLastColumn="0" w:lastRowFirstColumn="0" w:lastRowLastColumn="0"/>
+            </w:pPr>
+            <w:r>
+              <w:rPr>
+                <w:rFonts w:ascii="Georgia" w:hAnsi="Georgia"/>
+              </w:rPr>
+              <w:t>Formal inbox for school registration, Faith Medical notices, job messages, reports, receipts, forms, and system confirmations.</w:t>
+            </w:r>
+          </w:p>
+        </w:tc>
+      </w:tr>
+      <w:tr>
+        <w:tc>
+          <w:tcPr>
+            <w:cnfStyle w:val="001000000000" w:firstRow="0" w:lastRow="0" w:firstColumn="1" w:lastColumn="0" w:oddVBand="0" w:evenVBand="0" w:oddHBand="0" w:evenHBand="0" w:firstRowFirstColumn="0" w:firstRowLastColumn="0" w:lastRowFirstColumn="0" w:lastRowLastColumn="0"/>
+            <w:tcW w:w="0" w:type="auto"/>
+            <w:tcBorders>
+              <w:top w:val="nil"/>
+              <w:left w:val="single" w:sz="8" w:space="0" w:color="45B0E1"/>
+              <w:bottom w:val="single" w:sz="8" w:space="0" w:color="45B0E1"/>
+              <w:right w:val="single" w:sz="8" w:space="0" w:color="45B0E1"/>
+            </w:tcBorders>
+            <w:hideMark/>
+          </w:tcPr>
+          <w:p>
+            <w:r>
+              <w:rPr>
+                <w:rFonts w:ascii="Georgia" w:hAnsi="Georgia"/>
+              </w:rPr>
+              <w:t>Comms</w:t>
+            </w:r>
+          </w:p>
+        </w:tc>
+        <w:tc>
+          <w:tcPr>
+            <w:tcW w:w="0" w:type="auto"/>
+            <w:tcBorders>
+              <w:top w:val="nil"/>
+              <w:left w:val="nil"/>
+              <w:bottom w:val="single" w:sz="8" w:space="0" w:color="45B0E1"/>
+              <w:right w:val="single" w:sz="8" w:space="0" w:color="45B0E1"/>
+            </w:tcBorders>
+            <w:hideMark/>
+          </w:tcPr>
+          <w:p>
+            <w:pPr>
               <w:cnfStyle w:val="000000000000" w:firstRow="0" w:lastRow="0" w:firstColumn="0" w:lastColumn="0" w:oddVBand="0" w:evenVBand="0" w:oddHBand="0" w:evenHBand="0" w:firstRowFirstColumn="0" w:firstRowLastColumn="0" w:lastRowFirstColumn="0" w:lastRowLastColumn="0"/>
-              <w:rPr>
-                <w:rFonts w:ascii="Georgia" w:hAnsi="Georgia"/>
-              </w:rPr>
-            </w:pPr>
-            <w:r>
-              <w:rPr>
-                <w:rFonts w:ascii="Georgia" w:hAnsi="Georgia"/>
-              </w:rPr>
-              <w:t>Hidden or gated channels unlocked through reputation, quests, jobs, or AETHERCORE discoveries.</w:t>
+            </w:pPr>
+            <w:r>
+              <w:rPr>
+                <w:rFonts w:ascii="Georgia" w:hAnsi="Georgia"/>
+              </w:rPr>
+              <w:t>Right button</w:t>
+            </w:r>
+          </w:p>
+        </w:tc>
+        <w:tc>
+          <w:tcPr>
+            <w:tcW w:w="0" w:type="auto"/>
+            <w:tcBorders>
+              <w:top w:val="nil"/>
+              <w:left w:val="nil"/>
+              <w:bottom w:val="single" w:sz="8" w:space="0" w:color="45B0E1"/>
+              <w:right w:val="single" w:sz="8" w:space="0" w:color="45B0E1"/>
+            </w:tcBorders>
+            <w:hideMark/>
+          </w:tcPr>
+          <w:p>
+            <w:pPr>
+              <w:cnfStyle w:val="000000000000" w:firstRow="0" w:lastRow="0" w:firstColumn="0" w:lastColumn="0" w:oddVBand="0" w:evenVBand="0" w:oddHBand="0" w:evenHBand="0" w:firstRowFirstColumn="0" w:firstRowLastColumn="0" w:lastRowFirstColumn="0" w:lastRowLastColumn="0"/>
+            </w:pPr>
+            <w:r>
+              <w:rPr>
+                <w:rFonts w:ascii="Georgia" w:hAnsi="Georgia"/>
+              </w:rPr>
+              <w:t>Live communication layer for NPC DMs, group chats, faction rooms, squad planning, social prompts, and relationship scenes.</w:t>
             </w:r>
           </w:p>
         </w:tc>
       </w:tr>
     </w:tbl>
+    <w:p>
+      <w:pPr>
+        <w:rPr>
+          <w:kern w:val="2"/>
+          <w14:ligatures w14:val="standardContextual"/>
+        </w:rPr>
+      </w:pPr>
+    </w:p>
+    <w:p>
+      <w:pPr>
+        <w:pStyle w:val="Heading3"/>
+        <w:rPr>
+          <w:kern w:val="2"/>
+          <w14:ligatures w14:val="standardContextual"/>
+        </w:rPr>
+      </w:pPr>
+      <w:r>
+        <w:rPr>
+          <w:rFonts w:ascii="Georgia" w:hAnsi="Georgia"/>
+        </w:rPr>
+        <w:t>Player Interaction Flow</w:t>
+      </w:r>
+    </w:p>
+    <w:p>
+      <w:pPr>
+        <w:pStyle w:val="Heading3"/>
+        <w:numPr>
+          <w:ilvl w:val="0"/>
+          <w:numId w:val="2"/>
+        </w:numPr>
+        <w:rPr>
+          <w:rFonts w:ascii="Arial" w:hAnsi="Arial"/>
+          <w:color w:val="auto"/>
+          <w:sz w:val="24"/>
+        </w:rPr>
+      </w:pPr>
+      <w:r>
+        <w:rPr>
+          <w:rFonts w:ascii="Georgia" w:hAnsi="Georgia"/>
+          <w:color w:val="auto"/>
+          <w:sz w:val="24"/>
+        </w:rPr>
+        <w:t>Player opens APP 4 from the desktop.</w:t>
+      </w:r>
+    </w:p>
+    <w:p>
+      <w:pPr>
+        <w:pStyle w:val="Heading3"/>
+        <w:numPr>
+          <w:ilvl w:val="0"/>
+          <w:numId w:val="2"/>
+        </w:numPr>
+        <w:rPr>
+          <w:rFonts w:ascii="Arial" w:hAnsi="Arial"/>
+          <w:color w:val="auto"/>
+          <w:sz w:val="24"/>
+        </w:rPr>
+      </w:pPr>
+      <w:r>
+        <w:rPr>
+          <w:rFonts w:ascii="Georgia" w:hAnsi="Georgia"/>
+          <w:color w:val="auto"/>
+          <w:sz w:val="24"/>
+        </w:rPr>
+        <w:t>Landing screen loads with the header, two-button row, and footer strip.</w:t>
+      </w:r>
+    </w:p>
+    <w:p>
+      <w:pPr>
+        <w:pStyle w:val="Heading3"/>
+        <w:numPr>
+          <w:ilvl w:val="0"/>
+          <w:numId w:val="2"/>
+        </w:numPr>
+        <w:rPr>
+          <w:rFonts w:ascii="Arial" w:hAnsi="Arial"/>
+          <w:color w:val="auto"/>
+          <w:sz w:val="24"/>
+        </w:rPr>
+      </w:pPr>
+      <w:proofErr w:type="gramStart"/>
+      <w:r>
+        <w:rPr>
+          <w:rFonts w:ascii="Georgia" w:hAnsi="Georgia"/>
+          <w:color w:val="auto"/>
+          <w:sz w:val="24"/>
+        </w:rPr>
+        <w:t>Player chooses</w:t>
+      </w:r>
+      <w:proofErr w:type="gramEnd"/>
+      <w:r>
+        <w:rPr>
+          <w:rFonts w:ascii="Georgia" w:hAnsi="Georgia"/>
+          <w:color w:val="auto"/>
+          <w:sz w:val="24"/>
+        </w:rPr>
+        <w:t xml:space="preserve"> Email for official messages or Comms for live conversations.</w:t>
+      </w:r>
+    </w:p>
+    <w:p>
+      <w:pPr>
+        <w:pStyle w:val="Heading3"/>
+        <w:numPr>
+          <w:ilvl w:val="0"/>
+          <w:numId w:val="2"/>
+        </w:numPr>
+        <w:rPr>
+          <w:rFonts w:ascii="Arial" w:hAnsi="Arial"/>
+          <w:color w:val="auto"/>
+          <w:sz w:val="24"/>
+        </w:rPr>
+      </w:pPr>
+      <w:r>
+        <w:rPr>
+          <w:rFonts w:ascii="Georgia" w:hAnsi="Georgia"/>
+          <w:color w:val="auto"/>
+          <w:sz w:val="24"/>
+        </w:rPr>
+        <w:t xml:space="preserve">Unread badges update separately so formal </w:t>
+      </w:r>
+      <w:proofErr w:type="gramStart"/>
+      <w:r>
+        <w:rPr>
+          <w:rFonts w:ascii="Georgia" w:hAnsi="Georgia"/>
+          <w:color w:val="auto"/>
+          <w:sz w:val="24"/>
+        </w:rPr>
+        <w:t>notices</w:t>
+      </w:r>
+      <w:proofErr w:type="gramEnd"/>
+      <w:r>
+        <w:rPr>
+          <w:rFonts w:ascii="Georgia" w:hAnsi="Georgia"/>
+          <w:color w:val="auto"/>
+          <w:sz w:val="24"/>
+        </w:rPr>
+        <w:t xml:space="preserve"> and social messages do not blur together.</w:t>
+      </w:r>
+    </w:p>
+    <w:p>
+      <w:pPr>
+        <w:pStyle w:val="Heading3"/>
+        <w:numPr>
+          <w:ilvl w:val="0"/>
+          <w:numId w:val="2"/>
+        </w:numPr>
+        <w:rPr>
+          <w:rFonts w:ascii="Arial" w:hAnsi="Arial"/>
+          <w:color w:val="auto"/>
+          <w:sz w:val="24"/>
+        </w:rPr>
+      </w:pPr>
+      <w:r>
+        <w:rPr>
+          <w:rFonts w:ascii="Georgia" w:hAnsi="Georgia"/>
+          <w:color w:val="auto"/>
+          <w:sz w:val="24"/>
+        </w:rPr>
+        <w:t>If PRISM corruption affects APP 4, either button can show a warning, lock state, spoofed sender, or missing-message clue.</w:t>
+      </w:r>
+    </w:p>
     <w:p>
       <w:pPr>
         <w:rPr>
@@ -27540,15 +28513,7 @@
           <w:rFonts w:ascii="Georgia" w:hAnsi="Georgia"/>
           <w:szCs w:val="22"/>
         </w:rPr>
-        <w:t xml:space="preserve">Process Monitor lets players inspect active system processes, suspicious background tasks, hidden malware, and PRISM-influenced services. Normal processes may include classroom </w:t>
-      </w:r>
-      <w:r>
-        <w:rPr>
-          <w:rFonts w:ascii="Georgia" w:hAnsi="Georgia"/>
-          <w:szCs w:val="22"/>
-        </w:rPr>
-        <w:lastRenderedPageBreak/>
-        <w:t>apps, communication services, and city transit feeds. Dangerous entries appear as unstable names, missing signatures, or processes that change when observed.</w:t>
+        <w:t>Process Monitor lets players inspect active system processes, suspicious background tasks, hidden malware, and PRISM-influenced services. Normal processes may include classroom apps, communication services, and city transit feeds. Dangerous entries appear as unstable names, missing signatures, or processes that change when observed.</w:t>
       </w:r>
     </w:p>
     <w:p>
@@ -27643,6 +28608,7 @@
           <w:rFonts w:ascii="Georgia" w:hAnsi="Georgia"/>
           <w:szCs w:val="22"/>
         </w:rPr>
+        <w:lastRenderedPageBreak/>
         <w:t>SpellForge</w:t>
       </w:r>
       <w:proofErr w:type="spellEnd"/>
@@ -28452,7 +29418,6 @@
               <w:rPr>
                 <w:rFonts w:ascii="Georgia" w:hAnsi="Georgia"/>
               </w:rPr>
-              <w:lastRenderedPageBreak/>
               <w:t>Air / Autumn</w:t>
             </w:r>
           </w:p>
@@ -28756,6 +29721,7 @@
           <w:bCs/>
           <w:szCs w:val="22"/>
         </w:rPr>
+        <w:lastRenderedPageBreak/>
         <w:t>App ID:</w:t>
       </w:r>
       <w:r>
@@ -29259,7 +30225,6 @@
           <w:spacing w:val="20"/>
           <w:szCs w:val="22"/>
         </w:rPr>
-        <w:lastRenderedPageBreak/>
         <w:t>STARTING EMAIL PACKET</w:t>
       </w:r>
       <w:bookmarkEnd w:id="50"/>
@@ -29494,6 +30459,7 @@
               <w:rPr>
                 <w:rFonts w:ascii="Georgia" w:hAnsi="Georgia"/>
               </w:rPr>
+              <w:lastRenderedPageBreak/>
               <w:t>Your Temporary Login Credentials</w:t>
             </w:r>
           </w:p>
@@ -30142,7 +31108,6 @@
               <w:rPr>
                 <w:rFonts w:ascii="Georgia" w:hAnsi="Georgia"/>
               </w:rPr>
-              <w:lastRenderedPageBreak/>
               <w:t>CYACADEMY_REGISTRATION_FORM.osform</w:t>
             </w:r>
             <w:proofErr w:type="spellEnd"/>
@@ -30321,7 +31286,14 @@
               <w:rPr>
                 <w:rFonts w:ascii="Georgia" w:hAnsi="Georgia"/>
               </w:rPr>
-              <w:t>Confirms starter dorm, empty room state, storage limit, and property upgrade requirements.</w:t>
+              <w:t xml:space="preserve">Confirms starter dorm, empty room state, storage limit, and property </w:t>
+            </w:r>
+            <w:r>
+              <w:rPr>
+                <w:rFonts w:ascii="Georgia" w:hAnsi="Georgia"/>
+              </w:rPr>
+              <w:lastRenderedPageBreak/>
+              <w:t>upgrade requirements.</w:t>
             </w:r>
           </w:p>
         </w:tc>
@@ -30345,6 +31317,7 @@
               <w:rPr>
                 <w:rFonts w:ascii="Georgia" w:hAnsi="Georgia"/>
               </w:rPr>
+              <w:lastRenderedPageBreak/>
               <w:t>AURA_PASSPORT_ACTIVATION.osform</w:t>
             </w:r>
             <w:proofErr w:type="spellEnd"/>
@@ -30819,14 +31792,7 @@
               <w:rPr>
                 <w:rFonts w:ascii="Georgia" w:hAnsi="Georgia"/>
               </w:rPr>
-              <w:t xml:space="preserve">Confirms the player begins with no credits and </w:t>
-            </w:r>
-            <w:r>
-              <w:rPr>
-                <w:rFonts w:ascii="Georgia" w:hAnsi="Georgia"/>
-              </w:rPr>
-              <w:lastRenderedPageBreak/>
-              <w:t>must earn income through tasks, quests, or jobs.</w:t>
+              <w:t>Confirms the player begins with no credits and must earn income through tasks, quests, or jobs.</w:t>
             </w:r>
           </w:p>
         </w:tc>
@@ -30986,7 +31952,15 @@
           <w:rFonts w:ascii="Georgia" w:hAnsi="Georgia"/>
           <w:szCs w:val="22"/>
         </w:rPr>
-        <w:t>, early social flavor, minor starting bonuses, and first-week events. It does not determine lineage, career access, faction membership, or long-term identity. Complete the attached survey to begin placement review.</w:t>
+        <w:t xml:space="preserve">, early social flavor, minor starting bonuses, and first-week events. It does not determine lineage, </w:t>
+      </w:r>
+      <w:r>
+        <w:rPr>
+          <w:rFonts w:ascii="Georgia" w:hAnsi="Georgia"/>
+          <w:szCs w:val="22"/>
+        </w:rPr>
+        <w:lastRenderedPageBreak/>
+        <w:t>career access, faction membership, or long-term identity. Complete the attached survey to begin placement review.</w:t>
       </w:r>
     </w:p>
     <w:p>
@@ -31322,7 +32296,6 @@
           <w:bCs/>
           <w:szCs w:val="22"/>
         </w:rPr>
-        <w:lastRenderedPageBreak/>
         <w:t>Subject:</w:t>
       </w:r>
       <w:r>
@@ -31480,6 +32453,7 @@
           <w:bCs/>
           <w:szCs w:val="22"/>
         </w:rPr>
+        <w:lastRenderedPageBreak/>
         <w:t>Attachments:</w:t>
       </w:r>
       <w:r>
@@ -31937,7 +32911,6 @@
           <w:spacing w:val="20"/>
           <w:szCs w:val="22"/>
         </w:rPr>
-        <w:lastRenderedPageBreak/>
         <w:t>FORM TEMPLATES</w:t>
       </w:r>
       <w:bookmarkEnd w:id="53"/>
@@ -32272,6 +33245,7 @@
               <w:rPr>
                 <w:rFonts w:ascii="Georgia" w:hAnsi="Georgia"/>
               </w:rPr>
+              <w:lastRenderedPageBreak/>
               <w:t>Aura Passport Activation</w:t>
             </w:r>
           </w:p>
@@ -32733,15 +33707,7 @@
           <w:rFonts w:ascii="Georgia" w:hAnsi="Georgia"/>
           <w:szCs w:val="22"/>
         </w:rPr>
-        <w:t xml:space="preserve"> Temporary access has been generated for player. Initial permissions include Mail, File Explorer, Settings, and limited desktop navigation. Additional applications, folders, websites, </w:t>
-      </w:r>
-      <w:r>
-        <w:rPr>
-          <w:rFonts w:ascii="Georgia" w:hAnsi="Georgia"/>
-          <w:szCs w:val="22"/>
-        </w:rPr>
-        <w:lastRenderedPageBreak/>
-        <w:t>and communication channels will unlock as player completes orientation tasks and earns system trust.</w:t>
+        <w:t xml:space="preserve"> Temporary access has been generated for player. Initial permissions include Mail, File Explorer, Settings, and limited desktop navigation. Additional applications, folders, websites, and communication channels will unlock as player completes orientation tasks and earns system trust.</w:t>
       </w:r>
     </w:p>
     <w:p>
@@ -32878,6 +33844,7 @@
           <w:bCs/>
           <w:szCs w:val="22"/>
         </w:rPr>
+        <w:lastRenderedPageBreak/>
         <w:t>Body:</w:t>
       </w:r>
       <w:r>
@@ -33186,7 +34153,6 @@
           <w:bCs/>
           <w:szCs w:val="22"/>
         </w:rPr>
-        <w:lastRenderedPageBreak/>
         <w:t>Subject:</w:t>
       </w:r>
       <w:r>
@@ -33324,6 +34290,7 @@
           <w:rFonts w:ascii="Georgia" w:hAnsi="Georgia"/>
           <w:szCs w:val="22"/>
         </w:rPr>
+        <w:lastRenderedPageBreak/>
         <w:t>ChatMeet</w:t>
       </w:r>
       <w:proofErr w:type="spellEnd"/>
@@ -33925,7 +34892,6 @@
           <w:rFonts w:ascii="Georgia" w:hAnsi="Georgia"/>
           <w:szCs w:val="22"/>
         </w:rPr>
-        <w:lastRenderedPageBreak/>
         <w:t xml:space="preserve">Faith Medical Group is accessed through the Browser rather than as a standalone app. The portal site, </w:t>
       </w:r>
       <w:proofErr w:type="spellStart"/>
@@ -34238,6 +35204,7 @@
               <w:rPr>
                 <w:rFonts w:ascii="Georgia" w:hAnsi="Georgia"/>
               </w:rPr>
+              <w:lastRenderedPageBreak/>
               <w:t>Messages</w:t>
             </w:r>
           </w:p>
@@ -34791,7 +35758,6 @@
               <w:rPr>
                 <w:rFonts w:ascii="Georgia" w:hAnsi="Georgia"/>
               </w:rPr>
-              <w:lastRenderedPageBreak/>
               <w:t>PRISM Hijacks</w:t>
             </w:r>
           </w:p>
@@ -34835,6 +35801,7 @@
         <w:rPr>
           <w:rFonts w:ascii="Georgia" w:hAnsi="Georgia"/>
           <w:kern w:val="2"/>
+          <w:lang w:val="fr-FR"/>
           <w14:ligatures w14:val="standardContextual"/>
         </w:rPr>
       </w:pPr>
@@ -34843,10 +35810,21 @@
         <w:rPr>
           <w:rFonts w:ascii="Georgia" w:hAnsi="Georgia"/>
           <w:szCs w:val="28"/>
-        </w:rPr>
-        <w:t>APP 7 — Aura Passport</w:t>
+          <w:lang w:val="fr-FR"/>
+        </w:rPr>
+        <w:t xml:space="preserve">APP 7 — Aura </w:t>
+      </w:r>
+      <w:proofErr w:type="spellStart"/>
+      <w:r>
+        <w:rPr>
+          <w:rFonts w:ascii="Georgia" w:hAnsi="Georgia"/>
+          <w:szCs w:val="28"/>
+          <w:lang w:val="fr-FR"/>
+        </w:rPr>
+        <w:t>Passport</w:t>
       </w:r>
       <w:bookmarkEnd w:id="59"/>
+      <w:proofErr w:type="spellEnd"/>
     </w:p>
     <w:p>
       <w:pPr>
@@ -34854,6 +35832,7 @@
         <w:rPr>
           <w:rFonts w:ascii="Georgia" w:hAnsi="Georgia"/>
           <w:kern w:val="2"/>
+          <w:lang w:val="fr-FR"/>
           <w14:ligatures w14:val="standardContextual"/>
         </w:rPr>
       </w:pPr>
@@ -34863,25 +35842,42 @@
           <w:b/>
           <w:bCs/>
           <w:szCs w:val="22"/>
-        </w:rPr>
-        <w:t>App ID:</w:t>
-      </w:r>
-      <w:r>
-        <w:rPr>
-          <w:rFonts w:ascii="Georgia" w:hAnsi="Georgia"/>
+          <w:lang w:val="fr-FR"/>
+        </w:rPr>
+        <w:t xml:space="preserve">App </w:t>
+      </w:r>
+      <w:proofErr w:type="gramStart"/>
+      <w:r>
+        <w:rPr>
+          <w:rFonts w:ascii="Georgia" w:hAnsi="Georgia"/>
+          <w:b/>
+          <w:bCs/>
           <w:szCs w:val="22"/>
+          <w:lang w:val="fr-FR"/>
+        </w:rPr>
+        <w:t>ID:</w:t>
+      </w:r>
+      <w:proofErr w:type="gramEnd"/>
+      <w:r>
+        <w:rPr>
+          <w:rFonts w:ascii="Georgia" w:hAnsi="Georgia"/>
+          <w:szCs w:val="22"/>
+          <w:lang w:val="fr-FR"/>
         </w:rPr>
         <w:t xml:space="preserve"> </w:t>
       </w:r>
+      <w:proofErr w:type="spellStart"/>
       <w:r>
         <w:rPr>
           <w:rFonts w:ascii="Georgia" w:hAnsi="Georgia" w:cs="Courier New"/>
           <w:sz w:val="20"/>
           <w:szCs w:val="20"/>
           <w:shd w:val="clear" w:color="auto" w:fill="F3F4F6"/>
+          <w:lang w:val="fr-FR"/>
         </w:rPr>
         <w:t>passport</w:t>
       </w:r>
+      <w:proofErr w:type="spellEnd"/>
     </w:p>
     <w:p>
       <w:pPr>
@@ -34976,6 +35972,7 @@
                 <w:bCs w:val="0"/>
                 <w:color w:val="F0ECFF"/>
               </w:rPr>
+              <w:lastRenderedPageBreak/>
               <w:t>Tab</w:t>
             </w:r>
           </w:p>
@@ -35695,7 +36692,6 @@
           <w:spacing w:val="20"/>
           <w:szCs w:val="22"/>
         </w:rPr>
-        <w:lastRenderedPageBreak/>
         <w:t>SHELL COMMAND REFERENCE</w:t>
       </w:r>
       <w:bookmarkEnd w:id="62"/>
@@ -36030,6 +37026,7 @@
                 <w:rFonts w:ascii="Georgia" w:eastAsia="Cambria" w:hAnsi="Georgia" w:cs="Cambria"/>
                 <w:szCs w:val="22"/>
               </w:rPr>
+              <w:lastRenderedPageBreak/>
               <w:t>theme</w:t>
             </w:r>
           </w:p>
@@ -36562,7 +37559,6 @@
                 <w:rFonts w:ascii="Georgia" w:eastAsia="Cambria" w:hAnsi="Georgia" w:cs="Cambria"/>
                 <w:szCs w:val="22"/>
               </w:rPr>
-              <w:lastRenderedPageBreak/>
               <w:t>Data Hygiene</w:t>
             </w:r>
           </w:p>
@@ -36783,6 +37779,7 @@
                 <w:color w:val="F0ECFF"/>
                 <w:szCs w:val="22"/>
               </w:rPr>
+              <w:lastRenderedPageBreak/>
               <w:t>Subject</w:t>
             </w:r>
           </w:p>
@@ -37308,7 +38305,6 @@
           <w:rFonts w:ascii="Georgia" w:eastAsia="Candara" w:hAnsi="Georgia" w:cs="Candara"/>
           <w:szCs w:val="28"/>
         </w:rPr>
-        <w:lastRenderedPageBreak/>
         <w:t>11.2 Daily Sys-Cycle Schedule</w:t>
       </w:r>
       <w:bookmarkEnd w:id="67"/>
@@ -37611,6 +38607,7 @@
                 <w:rFonts w:ascii="Georgia" w:eastAsia="Cambria" w:hAnsi="Georgia" w:cs="Cambria"/>
                 <w:szCs w:val="22"/>
               </w:rPr>
+              <w:lastRenderedPageBreak/>
               <w:t>12:00–13:00</w:t>
             </w:r>
           </w:p>
@@ -38392,7 +39389,6 @@
                 <w:rFonts w:ascii="Georgia" w:eastAsia="Cambria" w:hAnsi="Georgia" w:cs="Cambria"/>
                 <w:szCs w:val="22"/>
               </w:rPr>
-              <w:lastRenderedPageBreak/>
               <w:t>Art Club</w:t>
             </w:r>
           </w:p>
@@ -38559,6 +39555,7 @@
           <w:rFonts w:ascii="Georgia" w:eastAsia="Candara" w:hAnsi="Georgia" w:cs="Candara"/>
           <w:szCs w:val="40"/>
         </w:rPr>
+        <w:lastRenderedPageBreak/>
         <w:t>§13 Combat — Digital Defense</w:t>
       </w:r>
       <w:bookmarkEnd w:id="69"/>
@@ -39186,7 +40183,6 @@
                 <w:szCs w:val="22"/>
                 <w:lang w:val="it-IT"/>
               </w:rPr>
-              <w:lastRenderedPageBreak/>
               <w:t xml:space="preserve">Rogue </w:t>
             </w:r>
             <w:r>
@@ -39417,6 +40413,7 @@
                 <w:bCs w:val="0"/>
                 <w:color w:val="F0ECFF"/>
               </w:rPr>
+              <w:lastRenderedPageBreak/>
               <w:t>Faith Medical System</w:t>
             </w:r>
           </w:p>
@@ -40270,7 +41267,6 @@
               <w:rPr>
                 <w:rFonts w:ascii="Georgia" w:hAnsi="Georgia"/>
               </w:rPr>
-              <w:lastRenderedPageBreak/>
               <w:t>Riftspine</w:t>
             </w:r>
             <w:proofErr w:type="spellEnd"/>
@@ -40890,7 +41886,6 @@
                 <w:rFonts w:ascii="Georgia" w:eastAsia="Cambria" w:hAnsi="Georgia" w:cs="Cambria"/>
                 <w:szCs w:val="22"/>
               </w:rPr>
-              <w:lastRenderedPageBreak/>
               <w:t>Evening</w:t>
             </w:r>
           </w:p>
@@ -41218,6 +42213,7 @@
           <w:rFonts w:ascii="Georgia" w:hAnsi="Georgia"/>
           <w:szCs w:val="22"/>
         </w:rPr>
+        <w:lastRenderedPageBreak/>
         <w:t>The Wheel of the Year turns the in-game calendar into a seasonal content engine. Each month carries a phase that affects city ambience, available quests, medical conditions, rare items, NPC schedules, and world events.</w:t>
       </w:r>
     </w:p>
@@ -42119,7 +43115,6 @@
               <w:rPr>
                 <w:rFonts w:ascii="Georgia" w:hAnsi="Georgia"/>
               </w:rPr>
-              <w:lastRenderedPageBreak/>
               <w:t>December</w:t>
             </w:r>
           </w:p>
@@ -42456,6 +43451,7 @@
                 <w:rFonts w:ascii="Georgia" w:eastAsia="Cambria" w:hAnsi="Georgia" w:cs="Cambria"/>
                 <w:szCs w:val="22"/>
               </w:rPr>
+              <w:lastRenderedPageBreak/>
               <w:t>Hackathons</w:t>
             </w:r>
           </w:p>
@@ -43056,7 +44052,6 @@
           <w:sz w:val="22"/>
           <w:szCs w:val="22"/>
         </w:rPr>
-        <w:lastRenderedPageBreak/>
         <w:t xml:space="preserve">Notice Board </w:t>
       </w:r>
       <w:proofErr w:type="gramStart"/>
@@ -43445,6 +44440,7 @@
               <w:rPr>
                 <w:rFonts w:ascii="Georgia" w:hAnsi="Georgia"/>
               </w:rPr>
+              <w:lastRenderedPageBreak/>
               <w:t>Regional Exchange Week</w:t>
             </w:r>
           </w:p>
@@ -43958,7 +44954,6 @@
                 <w:rFonts w:ascii="Georgia" w:eastAsia="Cambria" w:hAnsi="Georgia" w:cs="Cambria"/>
                 <w:szCs w:val="22"/>
               </w:rPr>
-              <w:lastRenderedPageBreak/>
               <w:t>Spell Books</w:t>
             </w:r>
           </w:p>
@@ -44475,6 +45470,7 @@
               <w:rPr>
                 <w:rFonts w:ascii="Georgia" w:hAnsi="Georgia"/>
               </w:rPr>
+              <w:lastRenderedPageBreak/>
               <w:t>Founding Fragments</w:t>
             </w:r>
           </w:p>
@@ -44941,7 +45937,6 @@
                 <w:color w:val="F0ECFF"/>
                 <w:szCs w:val="22"/>
               </w:rPr>
-              <w:lastRenderedPageBreak/>
               <w:t>#</w:t>
             </w:r>
           </w:p>
@@ -45592,6 +46587,7 @@
                 <w:rFonts w:ascii="Georgia" w:eastAsia="Cambria" w:hAnsi="Georgia" w:cs="Cambria"/>
                 <w:szCs w:val="22"/>
               </w:rPr>
+              <w:lastRenderedPageBreak/>
               <w:t>6</w:t>
             </w:r>
           </w:p>
@@ -46080,7 +47076,6 @@
           <w:sz w:val="22"/>
           <w:szCs w:val="22"/>
         </w:rPr>
-        <w:lastRenderedPageBreak/>
         <w:t>Glitter Diamond Particles:</w:t>
       </w:r>
       <w:r>
@@ -46170,8 +47165,121 @@
 </file>
 
 <file path=word/numbering.xml><?xml version="1.0" encoding="utf-8"?>
-<w:numbering xmlns:wpc="http://schemas.microsoft.com/office/word/2010/wordprocessingCanvas" xmlns:cx="http://schemas.microsoft.com/office/drawing/2014/chartex" xmlns:cx1="http://schemas.microsoft.com/office/drawing/2015/9/8/chartex" xmlns:cx2="http://schemas.microsoft.com/office/drawing/2015/10/21/chartex" xmlns:cx3="http://schemas.microsoft.com/office/drawing/2016/5/9/chartex" xmlns:cx4="http://schemas.microsoft.com/office/drawing/2016/5/10/chartex" xmlns:cx5="http://schemas.microsoft.com/office/drawing/2016/5/11/chartex" xmlns:cx6="http://schemas.microsoft.com/office/drawing/2016/5/12/chartex" xmlns:cx7="http://schemas.microsoft.com/office/drawing/2016/5/13/chartex" xmlns:cx8="http://schemas.microsoft.com/office/drawing/2016/5/14/chartex" xmlns:mc="http://schemas.openxmlformats.org/markup-compatibility/2006" xmlns:aink="http://schemas.microsoft.com/office/drawing/2016/ink" xmlns:am3d="http://schemas.microsoft.com/office/drawing/2017/model3d" xmlns:o="urn:schemas-microsoft-com:office:office" xmlns:oel="http://schemas.microsoft.com/office/2019/extlst" xmlns:r="http://schemas.openxmlformats.org/officeDocument/2006/relationships" xmlns:m="http://schemas.openxmlformats.org/officeDocument/2006/math" xmlns:v="urn:schemas-microsoft-com:vml" xmlns:wp14="http://schemas.microsoft.com/office/word/2010/wordprocessingDrawing" xmlns:wp="http://schemas.openxmlformats.org/drawingml/2006/wordprocessingDrawing" xmlns:w10="urn:schemas-microsoft-com:office:word" xmlns:w="http://schemas.openxmlformats.org/wordprocessingml/2006/main" xmlns:w14="http://schemas.microsoft.com/office/word/2010/wordml" xmlns:w15="http://schemas.microsoft.com/office/word/2012/wordml" xmlns:w16cex="http://schemas.microsoft.com/office/word/2018/wordml/cex" xmlns:w16cid="http://schemas.microsoft.com/office/word/2016/wordml/cid" xmlns:w16="http://schemas.microsoft.com/office/word/2018/wordml" xmlns:w16du="http://schemas.microsoft.com/office/word/2023/wordml/word16du" xmlns:w16sdtdh="http://schemas.microsoft.com/office/word/2020/wordml/sdtdatahash" xmlns:w16sdtfl="http://schemas.microsoft.com/office/word/2024/wordml/sdtformatlock" xmlns:w16se="http://schemas.microsoft.com/office/word/2015/wordml/symex" xmlns:wpg="http://schemas.microsoft.com/office/word/2010/wordprocessingGroup" xmlns:wpi="http://schemas.microsoft.com/office/word/2010/wordprocessingInk" xmlns:wne="http://schemas.microsoft.com/office/word/2006/wordml" xmlns:wps="http://schemas.microsoft.com/office/word/2010/wordprocessingShape" mc:Ignorable="w14 w15 w16se w16cid w16 w16cex w16sdtdh w16sdtfl w16du wp14">
+<w:numbering xmlns:wpc="http://schemas.microsoft.com/office/word/2010/wordprocessingCanvas" xmlns:cx="http://schemas.microsoft.com/office/drawing/2014/chartex" xmlns:cx1="http://schemas.microsoft.com/office/drawing/2015/9/8/chartex" xmlns:cx2="http://schemas.microsoft.com/office/drawing/2015/10/21/chartex" xmlns:cx3="http://schemas.microsoft.com/office/drawing/2016/5/9/chartex" xmlns:cx4="http://schemas.microsoft.com/office/drawing/2016/5/10/chartex" xmlns:cx5="http://schemas.microsoft.com/office/drawing/2016/5/11/chartex" xmlns:cx6="http://schemas.microsoft.com/office/drawing/2016/5/12/chartex" xmlns:cx7="http://schemas.microsoft.com/office/drawing/2016/5/13/chartex" xmlns:cx8="http://schemas.microsoft.com/office/drawing/2016/5/14/chartex" xmlns:mc="http://schemas.openxmlformats.org/markup-compatibility/2006" xmlns:aink="http://schemas.microsoft.com/office/drawing/2016/ink" xmlns:am3d="http://schemas.microsoft.com/office/drawing/2017/model3d" xmlns:o="urn:schemas-microsoft-com:office:office" xmlns:oel="http://schemas.microsoft.com/office/2019/extlst" xmlns:r="http://schemas.openxmlformats.org/officeDocument/2006/relationships" xmlns:m="http://schemas.openxmlformats.org/officeDocument/2006/math" xmlns:v="urn:schemas-microsoft-com:vml" xmlns:wp14="http://schemas.microsoft.com/office/word/2010/wordprocessingDrawing" xmlns:wp="http://schemas.openxmlformats.org/drawingml/2006/wordprocessingDrawing" xmlns:w10="urn:schemas-microsoft-com:office:word" xmlns:w="http://schemas.openxmlformats.org/wordprocessingml/2006/main" xmlns:w14="http://schemas.microsoft.com/office/word/2010/wordml" xmlns:w15="http://schemas.microsoft.com/office/word/2012/wordml" xmlns:w16cei="http://schemas.microsoft.com/office/word/2026/wordml/cei" xmlns:w16cex="http://schemas.microsoft.com/office/word/2018/wordml/cex" xmlns:w16cid="http://schemas.microsoft.com/office/word/2016/wordml/cid" xmlns:w16="http://schemas.microsoft.com/office/word/2018/wordml" xmlns:w16du="http://schemas.microsoft.com/office/word/2023/wordml/word16du" xmlns:w16sdtdh="http://schemas.microsoft.com/office/word/2020/wordml/sdtdatahash" xmlns:w16sdtfl="http://schemas.microsoft.com/office/word/2024/wordml/sdtformatlock" xmlns:w16se="http://schemas.microsoft.com/office/word/2015/wordml/symex" xmlns:wpg="http://schemas.microsoft.com/office/word/2010/wordprocessingGroup" xmlns:wpi="http://schemas.microsoft.com/office/word/2010/wordprocessingInk" xmlns:wne="http://schemas.microsoft.com/office/word/2006/wordml" xmlns:wps="http://schemas.microsoft.com/office/word/2010/wordprocessingShape" mc:Ignorable="w14 w15 w16se w16cid w16 w16cex w16sdtdh w16sdtfl w16du wp14">
   <w:abstractNum w:abstractNumId="0" w15:restartNumberingAfterBreak="0">
+    <w:nsid w:val="0DB75C7F"/>
+    <w:multiLevelType w:val="multilevel"/>
+    <w:tmpl w:val="61D82D36"/>
+    <w:lvl w:ilvl="0">
+      <w:start w:val="1"/>
+      <w:numFmt w:val="decimal"/>
+      <w:lvlText w:val="%1."/>
+      <w:lvlJc w:val="left"/>
+      <w:pPr>
+        <w:tabs>
+          <w:tab w:val="num" w:pos="720"/>
+        </w:tabs>
+        <w:ind w:left="720" w:hanging="360"/>
+      </w:pPr>
+    </w:lvl>
+    <w:lvl w:ilvl="1" w:tentative="1">
+      <w:start w:val="1"/>
+      <w:numFmt w:val="decimal"/>
+      <w:lvlText w:val="%2."/>
+      <w:lvlJc w:val="left"/>
+      <w:pPr>
+        <w:tabs>
+          <w:tab w:val="num" w:pos="1440"/>
+        </w:tabs>
+        <w:ind w:left="1440" w:hanging="360"/>
+      </w:pPr>
+    </w:lvl>
+    <w:lvl w:ilvl="2" w:tentative="1">
+      <w:start w:val="1"/>
+      <w:numFmt w:val="decimal"/>
+      <w:lvlText w:val="%3."/>
+      <w:lvlJc w:val="left"/>
+      <w:pPr>
+        <w:tabs>
+          <w:tab w:val="num" w:pos="2160"/>
+        </w:tabs>
+        <w:ind w:left="2160" w:hanging="360"/>
+      </w:pPr>
+    </w:lvl>
+    <w:lvl w:ilvl="3" w:tentative="1">
+      <w:start w:val="1"/>
+      <w:numFmt w:val="decimal"/>
+      <w:lvlText w:val="%4."/>
+      <w:lvlJc w:val="left"/>
+      <w:pPr>
+        <w:tabs>
+          <w:tab w:val="num" w:pos="2880"/>
+        </w:tabs>
+        <w:ind w:left="2880" w:hanging="360"/>
+      </w:pPr>
+    </w:lvl>
+    <w:lvl w:ilvl="4" w:tentative="1">
+      <w:start w:val="1"/>
+      <w:numFmt w:val="decimal"/>
+      <w:lvlText w:val="%5."/>
+      <w:lvlJc w:val="left"/>
+      <w:pPr>
+        <w:tabs>
+          <w:tab w:val="num" w:pos="3600"/>
+        </w:tabs>
+        <w:ind w:left="3600" w:hanging="360"/>
+      </w:pPr>
+    </w:lvl>
+    <w:lvl w:ilvl="5" w:tentative="1">
+      <w:start w:val="1"/>
+      <w:numFmt w:val="decimal"/>
+      <w:lvlText w:val="%6."/>
+      <w:lvlJc w:val="left"/>
+      <w:pPr>
+        <w:tabs>
+          <w:tab w:val="num" w:pos="4320"/>
+        </w:tabs>
+        <w:ind w:left="4320" w:hanging="360"/>
+      </w:pPr>
+    </w:lvl>
+    <w:lvl w:ilvl="6" w:tentative="1">
+      <w:start w:val="1"/>
+      <w:numFmt w:val="decimal"/>
+      <w:lvlText w:val="%7."/>
+      <w:lvlJc w:val="left"/>
+      <w:pPr>
+        <w:tabs>
+          <w:tab w:val="num" w:pos="5040"/>
+        </w:tabs>
+        <w:ind w:left="5040" w:hanging="360"/>
+      </w:pPr>
+    </w:lvl>
+    <w:lvl w:ilvl="7" w:tentative="1">
+      <w:start w:val="1"/>
+      <w:numFmt w:val="decimal"/>
+      <w:lvlText w:val="%8."/>
+      <w:lvlJc w:val="left"/>
+      <w:pPr>
+        <w:tabs>
+          <w:tab w:val="num" w:pos="5760"/>
+        </w:tabs>
+        <w:ind w:left="5760" w:hanging="360"/>
+      </w:pPr>
+    </w:lvl>
+    <w:lvl w:ilvl="8" w:tentative="1">
+      <w:start w:val="1"/>
+      <w:numFmt w:val="decimal"/>
+      <w:lvlText w:val="%9."/>
+      <w:lvlJc w:val="left"/>
+      <w:pPr>
+        <w:tabs>
+          <w:tab w:val="num" w:pos="6480"/>
+        </w:tabs>
+        <w:ind w:left="6480" w:hanging="360"/>
+      </w:pPr>
+    </w:lvl>
+  </w:abstractNum>
+  <w:abstractNum w:abstractNumId="1" w15:restartNumberingAfterBreak="0">
     <w:nsid w:val="5DE27595"/>
     <w:multiLevelType w:val="hybridMultilevel"/>
     <w:tmpl w:val="9918BF1C"/>
@@ -46257,7 +47365,7 @@
       </w:pPr>
     </w:lvl>
   </w:abstractNum>
-  <w:abstractNum w:abstractNumId="1" w15:restartNumberingAfterBreak="0">
+  <w:abstractNum w:abstractNumId="2" w15:restartNumberingAfterBreak="0">
     <w:nsid w:val="7FA07575"/>
     <w:multiLevelType w:val="hybridMultilevel"/>
     <w:tmpl w:val="9D148616"/>
@@ -46312,10 +47420,13 @@
     </w:lvl>
   </w:abstractNum>
   <w:num w:numId="1" w16cid:durableId="1441949723">
-    <w:abstractNumId w:val="0"/>
+    <w:abstractNumId w:val="1"/>
     <w:lvlOverride w:ilvl="0">
       <w:startOverride w:val="1"/>
     </w:lvlOverride>
+  </w:num>
+  <w:num w:numId="2" w16cid:durableId="2029672867">
+    <w:abstractNumId w:val="0"/>
   </w:num>
 </w:numbering>
 </file>
